--- a/internal_doc/09.规范模板/SequoiaDB_Manual_指导书_草稿.docx
+++ b/internal_doc/09.规范模板/SequoiaDB_Manual_指导书_草稿.docx
@@ -5,9 +5,6 @@
     <w:p>
       <w:pPr>
         <w:pStyle w:val="Title"/>
-        <w:rPr>
-          <w:rFonts w:hint="eastAsia"/>
-        </w:rPr>
       </w:pPr>
       <w:proofErr w:type="spellStart"/>
       <w:r>
@@ -30,13 +27,7 @@
         <w:t>指导书</w:t>
       </w:r>
     </w:p>
-    <w:p>
-      <w:pPr>
-        <w:rPr>
-          <w:rFonts w:hint="eastAsia"/>
-        </w:rPr>
-      </w:pPr>
-    </w:p>
+    <w:p/>
     <w:tbl>
       <w:tblPr>
         <w:tblStyle w:val="TableGrid"/>
@@ -89,13 +80,7 @@
               <w:rPr>
                 <w:rFonts w:hint="eastAsia"/>
               </w:rPr>
-              <w:t>YW</w:t>
-            </w:r>
-            <w:r>
-              <w:rPr>
-                <w:rFonts w:hint="eastAsia"/>
-              </w:rPr>
-              <w:t xml:space="preserve"> </w:t>
+              <w:t xml:space="preserve">YW </w:t>
             </w:r>
             <w:r>
               <w:t>201</w:t>
@@ -126,7 +111,6 @@
       <w:pPr>
         <w:pStyle w:val="Heading1"/>
         <w:rPr>
-          <w:rFonts w:hint="eastAsia"/>
           <w:kern w:val="2"/>
         </w:rPr>
       </w:pPr>
@@ -139,11 +123,6 @@
       </w:r>
     </w:p>
     <w:p>
-      <w:pPr>
-        <w:rPr>
-          <w:rFonts w:hint="eastAsia"/>
-        </w:rPr>
-      </w:pPr>
       <w:r>
         <w:rPr>
           <w:rFonts w:hint="eastAsia"/>
@@ -157,19 +136,10 @@
         <w:t>目前的帮助文档存在一些问题，如无法快速找到需要的内容以及文档内容不易理解等。我们希望通过本指导书规范帮助文档的编写，以提高帮助文档的使用价值。</w:t>
       </w:r>
     </w:p>
-    <w:p>
-      <w:pPr>
-        <w:rPr>
-          <w:rFonts w:hint="eastAsia"/>
-        </w:rPr>
-      </w:pPr>
-    </w:p>
+    <w:p/>
     <w:p>
       <w:pPr>
         <w:pStyle w:val="Heading1"/>
-        <w:rPr>
-          <w:rFonts w:hint="eastAsia"/>
-        </w:rPr>
       </w:pPr>
       <w:r>
         <w:rPr>
@@ -191,11 +161,6 @@
       </w:r>
     </w:p>
     <w:p>
-      <w:pPr>
-        <w:rPr>
-          <w:rFonts w:hint="eastAsia"/>
-        </w:rPr>
-      </w:pPr>
       <w:r>
         <w:object w:dxaOrig="12041" w:dyaOrig="9976">
           <v:shapetype id="_x0000_t75" coordsize="21600,21600" o:spt="75" o:preferrelative="t" path="m@4@5l@4@11@9@11@9@5xe" filled="f" stroked="f">
@@ -217,19 +182,16 @@
             <v:path o:extrusionok="f" gradientshapeok="t" o:connecttype="rect"/>
             <o:lock v:ext="edit" aspectratio="t"/>
           </v:shapetype>
-          <v:shape id="_x0000_i1025" type="#_x0000_t75" style="width:415pt;height:343.5pt" o:ole="">
+          <v:shape id="_x0000_i1025" type="#_x0000_t75" style="width:415pt;height:343.7pt" o:ole="">
             <v:imagedata r:id="rId5" o:title=""/>
           </v:shape>
-          <o:OLEObject Type="Embed" ProgID="Visio.Drawing.11" ShapeID="_x0000_i1025" DrawAspect="Content" ObjectID="_1488783890" r:id="rId6"/>
+          <o:OLEObject Type="Embed" ProgID="Visio.Drawing.11" ShapeID="_x0000_i1025" DrawAspect="Content" ObjectID="_1488969681" r:id="rId6"/>
         </w:object>
       </w:r>
     </w:p>
     <w:p>
       <w:pPr>
         <w:pStyle w:val="Heading1"/>
-        <w:rPr>
-          <w:rFonts w:hint="eastAsia"/>
-        </w:rPr>
       </w:pPr>
       <w:r>
         <w:rPr>
@@ -242,9 +204,6 @@
     <w:p>
       <w:pPr>
         <w:pStyle w:val="Heading2"/>
-        <w:rPr>
-          <w:rFonts w:hint="eastAsia"/>
-        </w:rPr>
       </w:pPr>
       <w:r>
         <w:rPr>
@@ -254,11 +213,6 @@
       </w:r>
     </w:p>
     <w:p>
-      <w:pPr>
-        <w:rPr>
-          <w:rFonts w:hint="eastAsia"/>
-        </w:rPr>
-      </w:pPr>
       <w:r>
         <w:rPr>
           <w:rFonts w:hint="eastAsia"/>
@@ -336,11 +290,6 @@
             <w:tcW w:w="2840" w:type="dxa"/>
           </w:tcPr>
           <w:p>
-            <w:pPr>
-              <w:rPr>
-                <w:rFonts w:hint="eastAsia"/>
-              </w:rPr>
-            </w:pPr>
             <w:r>
               <w:rPr>
                 <w:rFonts w:hint="eastAsia"/>
@@ -354,11 +303,6 @@
             <w:tcW w:w="2841" w:type="dxa"/>
           </w:tcPr>
           <w:p>
-            <w:pPr>
-              <w:rPr>
-                <w:rFonts w:hint="eastAsia"/>
-              </w:rPr>
-            </w:pPr>
             <w:r>
               <w:rPr>
                 <w:rFonts w:hint="eastAsia"/>
@@ -374,11 +318,6 @@
             <w:tcW w:w="2840" w:type="dxa"/>
           </w:tcPr>
           <w:p>
-            <w:pPr>
-              <w:rPr>
-                <w:rFonts w:hint="eastAsia"/>
-              </w:rPr>
-            </w:pPr>
             <w:r>
               <w:rPr>
                 <w:rFonts w:hint="eastAsia"/>
@@ -392,11 +331,6 @@
             <w:tcW w:w="2841" w:type="dxa"/>
           </w:tcPr>
           <w:p>
-            <w:pPr>
-              <w:rPr>
-                <w:rFonts w:hint="eastAsia"/>
-              </w:rPr>
-            </w:pPr>
             <w:r>
               <w:rPr>
                 <w:rFonts w:hint="eastAsia"/>
@@ -430,11 +364,6 @@
             <w:tcW w:w="2840" w:type="dxa"/>
           </w:tcPr>
           <w:p>
-            <w:pPr>
-              <w:rPr>
-                <w:rFonts w:hint="eastAsia"/>
-              </w:rPr>
-            </w:pPr>
             <w:r>
               <w:rPr>
                 <w:rFonts w:hint="eastAsia"/>
@@ -448,11 +377,6 @@
             <w:tcW w:w="2841" w:type="dxa"/>
           </w:tcPr>
           <w:p>
-            <w:pPr>
-              <w:rPr>
-                <w:rFonts w:hint="eastAsia"/>
-              </w:rPr>
-            </w:pPr>
             <w:r>
               <w:rPr>
                 <w:rFonts w:hint="eastAsia"/>
@@ -480,11 +404,6 @@
             <w:tcW w:w="2840" w:type="dxa"/>
           </w:tcPr>
           <w:p>
-            <w:pPr>
-              <w:rPr>
-                <w:rFonts w:hint="eastAsia"/>
-              </w:rPr>
-            </w:pPr>
             <w:r>
               <w:rPr>
                 <w:rFonts w:hint="eastAsia"/>
@@ -498,11 +417,6 @@
             <w:tcW w:w="2841" w:type="dxa"/>
           </w:tcPr>
           <w:p>
-            <w:pPr>
-              <w:rPr>
-                <w:rFonts w:hint="eastAsia"/>
-              </w:rPr>
-            </w:pPr>
             <w:r>
               <w:rPr>
                 <w:rFonts w:hint="eastAsia"/>
@@ -513,19 +427,10 @@
         </w:tc>
       </w:tr>
     </w:tbl>
-    <w:p>
-      <w:pPr>
-        <w:rPr>
-          <w:rFonts w:hint="eastAsia"/>
-        </w:rPr>
-      </w:pPr>
-    </w:p>
+    <w:p/>
     <w:p>
       <w:pPr>
         <w:pStyle w:val="Heading3"/>
-        <w:rPr>
-          <w:rFonts w:hint="eastAsia"/>
-        </w:rPr>
       </w:pPr>
       <w:r>
         <w:rPr>
@@ -603,10 +508,70 @@
     </w:p>
     <w:p>
       <w:pPr>
+        <w:rPr>
+          <w:rFonts w:hint="eastAsia"/>
+        </w:rPr>
+      </w:pPr>
+      <w:r>
+        <w:rPr>
+          <w:rFonts w:hint="eastAsia"/>
+        </w:rPr>
+        <w:t xml:space="preserve">     id</w:t>
+      </w:r>
+      <w:r>
+        <w:rPr>
+          <w:rFonts w:hint="eastAsia"/>
+        </w:rPr>
+        <w:t>组成：英文标题</w:t>
+      </w:r>
+      <w:r>
+        <w:rPr>
+          <w:rFonts w:hint="eastAsia"/>
+        </w:rPr>
+        <w:t xml:space="preserve">_Number. </w:t>
+      </w:r>
+      <w:r>
+        <w:rPr>
+          <w:rFonts w:hint="eastAsia"/>
+        </w:rPr>
+        <w:t>如</w:t>
+      </w:r>
+      <w:r>
+        <w:rPr>
+          <w:rFonts w:hint="eastAsia"/>
+        </w:rPr>
+        <w:t xml:space="preserve"> backup_12</w:t>
+      </w:r>
+    </w:p>
+    <w:p>
+      <w:r>
+        <w:rPr>
+          <w:rFonts w:hint="eastAsia"/>
+        </w:rPr>
+        <w:t xml:space="preserve">     </w:t>
+      </w:r>
+      <w:r>
+        <w:rPr>
+          <w:rFonts w:hint="eastAsia"/>
+        </w:rPr>
+        <w:t>序号由管理员分配</w:t>
+      </w:r>
+      <w:r>
+        <w:rPr>
+          <w:rFonts w:hint="eastAsia"/>
+        </w:rPr>
+        <w:t>.</w:t>
+      </w:r>
+      <w:r>
+        <w:rPr>
+          <w:rFonts w:hint="eastAsia"/>
+        </w:rPr>
+        <w:t>在解析时固定解析最后一个数字作为标识。</w:t>
+      </w:r>
+    </w:p>
+    <w:p>
+      <w:pPr>
         <w:pStyle w:val="Heading3"/>
-        <w:rPr>
-          <w:rFonts w:hint="eastAsia"/>
-        </w:rPr>
       </w:pPr>
       <w:r>
         <w:rPr>
@@ -616,11 +581,6 @@
       </w:r>
     </w:p>
     <w:p>
-      <w:pPr>
-        <w:rPr>
-          <w:rFonts w:hint="eastAsia"/>
-        </w:rPr>
-      </w:pPr>
       <w:r>
         <w:rPr>
           <w:rFonts w:hint="eastAsia"/>
@@ -644,11 +604,6 @@
             <w:tcW w:w="4261" w:type="dxa"/>
           </w:tcPr>
           <w:p>
-            <w:pPr>
-              <w:rPr>
-                <w:rFonts w:hint="eastAsia"/>
-              </w:rPr>
-            </w:pPr>
             <w:r>
               <w:rPr>
                 <w:rFonts w:hint="eastAsia"/>
@@ -662,11 +617,6 @@
             <w:tcW w:w="4261" w:type="dxa"/>
           </w:tcPr>
           <w:p>
-            <w:pPr>
-              <w:rPr>
-                <w:rFonts w:hint="eastAsia"/>
-              </w:rPr>
-            </w:pPr>
             <w:r>
               <w:rPr>
                 <w:rFonts w:hint="eastAsia"/>
@@ -682,11 +632,6 @@
             <w:tcW w:w="4261" w:type="dxa"/>
           </w:tcPr>
           <w:p>
-            <w:pPr>
-              <w:rPr>
-                <w:rFonts w:hint="eastAsia"/>
-              </w:rPr>
-            </w:pPr>
             <w:r>
               <w:rPr>
                 <w:rFonts w:hint="eastAsia"/>
@@ -700,11 +645,6 @@
             <w:tcW w:w="4261" w:type="dxa"/>
           </w:tcPr>
           <w:p>
-            <w:pPr>
-              <w:rPr>
-                <w:rFonts w:hint="eastAsia"/>
-              </w:rPr>
-            </w:pPr>
             <w:r>
               <w:rPr>
                 <w:rFonts w:hint="eastAsia"/>
@@ -720,11 +660,6 @@
             <w:tcW w:w="4261" w:type="dxa"/>
           </w:tcPr>
           <w:p>
-            <w:pPr>
-              <w:rPr>
-                <w:rFonts w:hint="eastAsia"/>
-              </w:rPr>
-            </w:pPr>
             <w:r>
               <w:rPr>
                 <w:rFonts w:hint="eastAsia"/>
@@ -738,11 +673,6 @@
             <w:tcW w:w="4261" w:type="dxa"/>
           </w:tcPr>
           <w:p>
-            <w:pPr>
-              <w:rPr>
-                <w:rFonts w:hint="eastAsia"/>
-              </w:rPr>
-            </w:pPr>
             <w:r>
               <w:rPr>
                 <w:rFonts w:hint="eastAsia"/>
@@ -758,11 +688,6 @@
             <w:tcW w:w="4261" w:type="dxa"/>
           </w:tcPr>
           <w:p>
-            <w:pPr>
-              <w:rPr>
-                <w:rFonts w:hint="eastAsia"/>
-              </w:rPr>
-            </w:pPr>
             <w:r>
               <w:rPr>
                 <w:rFonts w:hint="eastAsia"/>
@@ -776,11 +701,6 @@
             <w:tcW w:w="4261" w:type="dxa"/>
           </w:tcPr>
           <w:p>
-            <w:pPr>
-              <w:rPr>
-                <w:rFonts w:hint="eastAsia"/>
-              </w:rPr>
-            </w:pPr>
             <w:r>
               <w:rPr>
                 <w:rFonts w:hint="eastAsia"/>
@@ -796,11 +716,6 @@
             <w:tcW w:w="4261" w:type="dxa"/>
           </w:tcPr>
           <w:p>
-            <w:pPr>
-              <w:rPr>
-                <w:rFonts w:hint="eastAsia"/>
-              </w:rPr>
-            </w:pPr>
             <w:r>
               <w:rPr>
                 <w:rFonts w:hint="eastAsia"/>
@@ -814,11 +729,6 @@
             <w:tcW w:w="4261" w:type="dxa"/>
           </w:tcPr>
           <w:p>
-            <w:pPr>
-              <w:rPr>
-                <w:rFonts w:hint="eastAsia"/>
-              </w:rPr>
-            </w:pPr>
             <w:r>
               <w:rPr>
                 <w:rFonts w:hint="eastAsia"/>
@@ -834,11 +744,6 @@
             <w:tcW w:w="4261" w:type="dxa"/>
           </w:tcPr>
           <w:p>
-            <w:pPr>
-              <w:rPr>
-                <w:rFonts w:hint="eastAsia"/>
-              </w:rPr>
-            </w:pPr>
             <w:r>
               <w:rPr>
                 <w:rFonts w:hint="eastAsia"/>
@@ -851,29 +756,14 @@
           <w:tcPr>
             <w:tcW w:w="4261" w:type="dxa"/>
           </w:tcPr>
-          <w:p>
-            <w:pPr>
-              <w:rPr>
-                <w:rFonts w:hint="eastAsia"/>
-              </w:rPr>
-            </w:pPr>
-          </w:p>
+          <w:p/>
         </w:tc>
       </w:tr>
     </w:tbl>
-    <w:p>
-      <w:pPr>
-        <w:rPr>
-          <w:rFonts w:hint="eastAsia"/>
-        </w:rPr>
-      </w:pPr>
-    </w:p>
+    <w:p/>
     <w:p>
       <w:pPr>
         <w:pStyle w:val="Heading3"/>
-        <w:rPr>
-          <w:rFonts w:hint="eastAsia"/>
-        </w:rPr>
       </w:pPr>
       <w:r>
         <w:rPr>
@@ -889,11 +779,6 @@
       </w:r>
     </w:p>
     <w:p>
-      <w:pPr>
-        <w:rPr>
-          <w:rFonts w:hint="eastAsia"/>
-        </w:rPr>
-      </w:pPr>
       <w:r>
         <w:rPr>
           <w:rFonts w:hint="eastAsia"/>
@@ -919,24 +804,19 @@
         <w:t>均可以用于搜索。</w:t>
       </w:r>
     </w:p>
-    <w:p>
-      <w:pPr>
-        <w:rPr>
-          <w:rFonts w:hint="eastAsia"/>
-        </w:rPr>
-      </w:pPr>
-    </w:p>
+    <w:p/>
     <w:p>
       <w:pPr>
         <w:pStyle w:val="Heading2"/>
-        <w:rPr>
-          <w:rFonts w:hint="eastAsia"/>
-        </w:rPr>
-      </w:pPr>
-      <w:r>
-        <w:rPr>
-          <w:rFonts w:hint="eastAsia"/>
-        </w:rPr>
+        <w:tabs>
+          <w:tab w:val="center" w:pos="4153"/>
+        </w:tabs>
+      </w:pPr>
+      <w:r>
+        <w:rPr>
+          <w:rFonts w:hint="eastAsia"/>
+        </w:rPr>
+        <w:lastRenderedPageBreak/>
         <w:t>功能索引</w:t>
       </w:r>
     </w:p>
@@ -946,6 +826,55 @@
           <w:rFonts w:hint="eastAsia"/>
         </w:rPr>
       </w:pPr>
+      <w:proofErr w:type="spellStart"/>
+      <w:r>
+        <w:rPr>
+          <w:rFonts w:hint="eastAsia"/>
+        </w:rPr>
+        <w:t>SequoiaDB</w:t>
+      </w:r>
+      <w:proofErr w:type="spellEnd"/>
+      <w:r>
+        <w:rPr>
+          <w:rFonts w:hint="eastAsia"/>
+        </w:rPr>
+        <w:t>概述</w:t>
+      </w:r>
+    </w:p>
+    <w:p>
+      <w:pPr>
+        <w:rPr>
+          <w:rFonts w:hint="eastAsia"/>
+        </w:rPr>
+      </w:pPr>
+      <w:proofErr w:type="spellStart"/>
+      <w:r>
+        <w:rPr>
+          <w:rFonts w:hint="eastAsia"/>
+        </w:rPr>
+        <w:t>ReleaseNotes</w:t>
+      </w:r>
+      <w:proofErr w:type="spellEnd"/>
+    </w:p>
+    <w:p>
+      <w:pPr>
+        <w:rPr>
+          <w:rFonts w:hint="eastAsia"/>
+        </w:rPr>
+      </w:pPr>
+      <w:r>
+        <w:rPr>
+          <w:rFonts w:hint="eastAsia"/>
+        </w:rPr>
+        <w:t>安装</w:t>
+      </w:r>
+    </w:p>
+    <w:p>
+      <w:pPr>
+        <w:rPr>
+          <w:rFonts w:hint="eastAsia"/>
+        </w:rPr>
+      </w:pPr>
       <w:r>
         <w:rPr>
           <w:rFonts w:hint="eastAsia"/>
@@ -956,13 +885,503 @@
         <w:rPr>
           <w:rFonts w:hint="eastAsia"/>
         </w:rPr>
-        <w:t>以</w:t>
+        <w:t>安装介质</w:t>
+      </w:r>
+    </w:p>
+    <w:p>
+      <w:pPr>
+        <w:rPr>
+          <w:rFonts w:hint="eastAsia"/>
+        </w:rPr>
+      </w:pPr>
+      <w:r>
+        <w:rPr>
+          <w:rFonts w:hint="eastAsia"/>
+        </w:rPr>
+        <w:t xml:space="preserve">    </w:t>
+      </w:r>
+      <w:r>
+        <w:rPr>
+          <w:rFonts w:hint="eastAsia"/>
+        </w:rPr>
+        <w:t>安装规划</w:t>
+      </w:r>
+    </w:p>
+    <w:p>
+      <w:pPr>
+        <w:rPr>
+          <w:rFonts w:hint="eastAsia"/>
+        </w:rPr>
+      </w:pPr>
+      <w:r>
+        <w:rPr>
+          <w:rFonts w:hint="eastAsia"/>
+        </w:rPr>
+        <w:t xml:space="preserve">    </w:t>
+      </w:r>
+      <w:r>
+        <w:rPr>
+          <w:rFonts w:hint="eastAsia"/>
+        </w:rPr>
+        <w:t>安装服务端</w:t>
+      </w:r>
+    </w:p>
+    <w:p>
+      <w:pPr>
+        <w:rPr>
+          <w:rFonts w:hint="eastAsia"/>
+        </w:rPr>
+      </w:pPr>
+      <w:r>
+        <w:rPr>
+          <w:rFonts w:hint="eastAsia"/>
+        </w:rPr>
+        <w:t xml:space="preserve">        </w:t>
+      </w:r>
+      <w:r>
+        <w:rPr>
+          <w:rFonts w:hint="eastAsia"/>
+        </w:rPr>
+        <w:t>通过</w:t>
+      </w:r>
+      <w:r>
+        <w:rPr>
+          <w:rFonts w:hint="eastAsia"/>
+        </w:rPr>
+        <w:t>web</w:t>
+      </w:r>
+      <w:r>
+        <w:rPr>
+          <w:rFonts w:hint="eastAsia"/>
+        </w:rPr>
+        <w:t>安装</w:t>
+      </w:r>
+    </w:p>
+    <w:p>
+      <w:pPr>
+        <w:rPr>
+          <w:rFonts w:hint="eastAsia"/>
+        </w:rPr>
+      </w:pPr>
+      <w:r>
+        <w:rPr>
+          <w:rFonts w:hint="eastAsia"/>
+        </w:rPr>
+        <w:t xml:space="preserve">        </w:t>
+      </w:r>
+      <w:r>
+        <w:rPr>
+          <w:rFonts w:hint="eastAsia"/>
+        </w:rPr>
+        <w:t>通过命令行安装</w:t>
+      </w:r>
+    </w:p>
+    <w:p>
+      <w:pPr>
+        <w:rPr>
+          <w:rFonts w:hint="eastAsia"/>
+        </w:rPr>
+      </w:pPr>
+      <w:r>
+        <w:rPr>
+          <w:rFonts w:hint="eastAsia"/>
+        </w:rPr>
+        <w:t xml:space="preserve">    </w:t>
+      </w:r>
+      <w:r>
+        <w:rPr>
+          <w:rFonts w:hint="eastAsia"/>
+        </w:rPr>
+        <w:t>安装</w:t>
+      </w:r>
+      <w:r>
+        <w:rPr>
+          <w:rFonts w:hint="eastAsia"/>
+        </w:rPr>
+        <w:t>web</w:t>
+      </w:r>
+      <w:r>
+        <w:rPr>
+          <w:rFonts w:hint="eastAsia"/>
+        </w:rPr>
+        <w:t>监控</w:t>
+      </w:r>
+    </w:p>
+    <w:p>
+      <w:pPr>
+        <w:rPr>
+          <w:rFonts w:hint="eastAsia"/>
+        </w:rPr>
+      </w:pPr>
+      <w:r>
+        <w:rPr>
+          <w:rFonts w:hint="eastAsia"/>
+        </w:rPr>
+        <w:t xml:space="preserve">    </w:t>
+      </w:r>
+      <w:r>
+        <w:rPr>
+          <w:rFonts w:hint="eastAsia"/>
+        </w:rPr>
+        <w:t>测试</w:t>
+      </w:r>
+    </w:p>
+    <w:p>
+      <w:pPr>
+        <w:rPr>
+          <w:rFonts w:hint="eastAsia"/>
+        </w:rPr>
+      </w:pPr>
+      <w:r>
+        <w:rPr>
+          <w:rFonts w:hint="eastAsia"/>
+        </w:rPr>
+        <w:t xml:space="preserve">    </w:t>
+      </w:r>
+      <w:r>
+        <w:rPr>
+          <w:rFonts w:hint="eastAsia"/>
+        </w:rPr>
+        <w:t>卸载</w:t>
+      </w:r>
+    </w:p>
+    <w:p>
+      <w:pPr>
+        <w:rPr>
+          <w:rFonts w:hint="eastAsia"/>
+        </w:rPr>
+      </w:pPr>
+      <w:r>
+        <w:rPr>
+          <w:rFonts w:hint="eastAsia"/>
+        </w:rPr>
+        <w:t xml:space="preserve">    </w:t>
+      </w:r>
+      <w:r>
+        <w:rPr>
+          <w:rFonts w:hint="eastAsia"/>
+        </w:rPr>
+        <w:t>升级</w:t>
+      </w:r>
+    </w:p>
+    <w:p>
+      <w:pPr>
+        <w:rPr>
+          <w:rFonts w:hint="eastAsia"/>
+        </w:rPr>
+      </w:pPr>
+      <w:r>
+        <w:rPr>
+          <w:rFonts w:hint="eastAsia"/>
+        </w:rPr>
+        <w:t>Collection</w:t>
+      </w:r>
+    </w:p>
+    <w:p>
+      <w:pPr>
+        <w:rPr>
+          <w:rFonts w:hint="eastAsia"/>
+        </w:rPr>
+      </w:pPr>
+      <w:r>
+        <w:rPr>
+          <w:rFonts w:hint="eastAsia"/>
+        </w:rPr>
+        <w:t xml:space="preserve">    Introduction</w:t>
+      </w:r>
+    </w:p>
+    <w:p>
+      <w:pPr>
+        <w:rPr>
+          <w:rFonts w:hint="eastAsia"/>
+        </w:rPr>
+      </w:pPr>
+      <w:r>
+        <w:rPr>
+          <w:rFonts w:hint="eastAsia"/>
+        </w:rPr>
+        <w:t xml:space="preserve">    Tutorials</w:t>
+      </w:r>
+    </w:p>
+    <w:p>
+      <w:pPr>
+        <w:rPr>
+          <w:rFonts w:hint="eastAsia"/>
+        </w:rPr>
+      </w:pPr>
+      <w:r>
+        <w:rPr>
+          <w:rFonts w:hint="eastAsia"/>
+        </w:rPr>
+        <w:t xml:space="preserve">    Reference</w:t>
+      </w:r>
+    </w:p>
+    <w:p>
+      <w:pPr>
+        <w:rPr>
+          <w:rFonts w:hint="eastAsia"/>
+        </w:rPr>
+      </w:pPr>
+      <w:r>
+        <w:rPr>
+          <w:rFonts w:hint="eastAsia"/>
+        </w:rPr>
+        <w:t>CRUD</w:t>
+      </w:r>
+    </w:p>
+    <w:p>
+      <w:pPr>
+        <w:rPr>
+          <w:rFonts w:hint="eastAsia"/>
+        </w:rPr>
+      </w:pPr>
+      <w:r>
+        <w:rPr>
+          <w:rFonts w:hint="eastAsia"/>
+        </w:rPr>
+        <w:t xml:space="preserve">    Tutorials</w:t>
+      </w:r>
+    </w:p>
+    <w:p>
+      <w:pPr>
+        <w:rPr>
+          <w:rFonts w:hint="eastAsia"/>
+        </w:rPr>
+      </w:pPr>
+      <w:r>
+        <w:rPr>
+          <w:rFonts w:hint="eastAsia"/>
+        </w:rPr>
+        <w:t xml:space="preserve">   </w:t>
+      </w:r>
+      <w:r>
+        <w:rPr>
+          <w:rFonts w:hint="eastAsia"/>
+        </w:rPr>
+        <w:tab/>
+        <w:t xml:space="preserve">    insert</w:t>
+      </w:r>
+    </w:p>
+    <w:p>
+      <w:pPr>
+        <w:rPr>
+          <w:rFonts w:hint="eastAsia"/>
+        </w:rPr>
+      </w:pPr>
+      <w:r>
+        <w:rPr>
+          <w:rFonts w:hint="eastAsia"/>
+        </w:rPr>
+        <w:t xml:space="preserve">    </w:t>
+      </w:r>
+      <w:r>
+        <w:rPr>
+          <w:rFonts w:hint="eastAsia"/>
+        </w:rPr>
+        <w:tab/>
+        <w:t xml:space="preserve">    insert</w:t>
+      </w:r>
+    </w:p>
+    <w:p>
+      <w:pPr>
+        <w:rPr>
+          <w:rFonts w:hint="eastAsia"/>
+        </w:rPr>
+      </w:pPr>
+      <w:r>
+        <w:rPr>
+          <w:rFonts w:hint="eastAsia"/>
+        </w:rPr>
+        <w:t xml:space="preserve"> </w:t>
+      </w:r>
+      <w:r>
+        <w:rPr>
+          <w:rFonts w:hint="eastAsia"/>
+        </w:rPr>
+        <w:tab/>
+        <w:t xml:space="preserve"> </w:t>
+      </w:r>
+      <w:r>
+        <w:rPr>
+          <w:rFonts w:hint="eastAsia"/>
+        </w:rPr>
+        <w:tab/>
+      </w:r>
+      <w:r>
+        <w:rPr>
+          <w:rFonts w:hint="eastAsia"/>
+        </w:rPr>
+        <w:tab/>
+        <w:t>batch insert</w:t>
+      </w:r>
+    </w:p>
+    <w:p>
+      <w:pPr>
+        <w:rPr>
+          <w:rFonts w:hint="eastAsia"/>
+        </w:rPr>
+      </w:pPr>
+      <w:r>
+        <w:rPr>
+          <w:rFonts w:hint="eastAsia"/>
+        </w:rPr>
+        <w:t xml:space="preserve">        query</w:t>
+      </w:r>
+    </w:p>
+    <w:p>
+      <w:pPr>
+        <w:rPr>
+          <w:rFonts w:hint="eastAsia"/>
+        </w:rPr>
+      </w:pPr>
+      <w:r>
+        <w:rPr>
+          <w:rFonts w:hint="eastAsia"/>
+        </w:rPr>
+        <w:t xml:space="preserve">            query</w:t>
+      </w:r>
+    </w:p>
+    <w:p>
+      <w:pPr>
+        <w:rPr>
+          <w:rFonts w:hint="eastAsia"/>
+        </w:rPr>
+      </w:pPr>
+      <w:r>
+        <w:rPr>
+          <w:rFonts w:hint="eastAsia"/>
+        </w:rPr>
+        <w:t xml:space="preserve">            limit &amp; skip</w:t>
+      </w:r>
+    </w:p>
+    <w:p>
+      <w:pPr>
+        <w:rPr>
+          <w:rFonts w:hint="eastAsia"/>
+        </w:rPr>
+      </w:pPr>
+      <w:r>
+        <w:rPr>
+          <w:rFonts w:hint="eastAsia"/>
+        </w:rPr>
+        <w:t xml:space="preserve">            sort</w:t>
+      </w:r>
+    </w:p>
+    <w:p>
+      <w:pPr>
+        <w:rPr>
+          <w:rFonts w:hint="eastAsia"/>
+        </w:rPr>
+      </w:pPr>
+      <w:r>
+        <w:rPr>
+          <w:rFonts w:hint="eastAsia"/>
+        </w:rPr>
+        <w:t xml:space="preserve">        update</w:t>
+      </w:r>
+    </w:p>
+    <w:p>
+      <w:pPr>
+        <w:rPr>
+          <w:rFonts w:hint="eastAsia"/>
+        </w:rPr>
+      </w:pPr>
+      <w:r>
+        <w:rPr>
+          <w:rFonts w:hint="eastAsia"/>
+        </w:rPr>
+        <w:t xml:space="preserve">        delete</w:t>
+      </w:r>
+    </w:p>
+    <w:p>
+      <w:pPr>
+        <w:rPr>
+          <w:rFonts w:hint="eastAsia"/>
+        </w:rPr>
+      </w:pPr>
+      <w:r>
+        <w:rPr>
+          <w:rFonts w:hint="eastAsia"/>
+        </w:rPr>
+        <w:t xml:space="preserve">    </w:t>
+      </w:r>
+      <w:r>
+        <w:rPr>
+          <w:rFonts w:hint="eastAsia"/>
+        </w:rPr>
+        <w:t xml:space="preserve">   </w:t>
+      </w:r>
+      <w:r>
+        <w:rPr>
+          <w:rFonts w:hint="eastAsia"/>
+        </w:rPr>
+        <w:t xml:space="preserve"> </w:t>
       </w:r>
       <w:proofErr w:type="spellStart"/>
       <w:r>
         <w:rPr>
           <w:rFonts w:hint="eastAsia"/>
         </w:rPr>
+        <w:t>queryAndUpdate</w:t>
+      </w:r>
+      <w:proofErr w:type="spellEnd"/>
+    </w:p>
+    <w:p>
+      <w:pPr>
+        <w:rPr>
+          <w:rFonts w:hint="eastAsia"/>
+        </w:rPr>
+      </w:pPr>
+      <w:r>
+        <w:rPr>
+          <w:rFonts w:hint="eastAsia"/>
+        </w:rPr>
+        <w:t xml:space="preserve">        explain</w:t>
+      </w:r>
+    </w:p>
+    <w:p>
+      <w:pPr>
+        <w:rPr>
+          <w:rFonts w:hint="eastAsia"/>
+        </w:rPr>
+      </w:pPr>
+      <w:r>
+        <w:rPr>
+          <w:rFonts w:hint="eastAsia"/>
+        </w:rPr>
+        <w:t xml:space="preserve">        hint</w:t>
+      </w:r>
+    </w:p>
+    <w:p>
+      <w:pPr>
+        <w:rPr>
+          <w:rFonts w:hint="eastAsia"/>
+        </w:rPr>
+      </w:pPr>
+      <w:r>
+        <w:rPr>
+          <w:rFonts w:hint="eastAsia"/>
+        </w:rPr>
+        <w:t xml:space="preserve">     Reference</w:t>
+      </w:r>
+    </w:p>
+    <w:p>
+      <w:pPr>
+        <w:rPr>
+          <w:rFonts w:hint="eastAsia"/>
+        </w:rPr>
+      </w:pPr>
+      <w:r>
+        <w:rPr>
+          <w:rFonts w:hint="eastAsia"/>
+        </w:rPr>
+        <w:t xml:space="preserve">     SQL to </w:t>
+      </w:r>
+      <w:proofErr w:type="spellStart"/>
+      <w:r>
+        <w:rPr>
+          <w:rFonts w:hint="eastAsia"/>
+        </w:rPr>
         <w:t>SequoiaDB</w:t>
       </w:r>
       <w:proofErr w:type="spellEnd"/>
@@ -970,7 +1389,721 @@
         <w:rPr>
           <w:rFonts w:hint="eastAsia"/>
         </w:rPr>
-        <w:t>功能为驱动的手册入口。</w:t>
+        <w:t xml:space="preserve"> Mapping Chart</w:t>
+      </w:r>
+    </w:p>
+    <w:p>
+      <w:pPr>
+        <w:rPr>
+          <w:rFonts w:hint="eastAsia"/>
+        </w:rPr>
+      </w:pPr>
+      <w:r>
+        <w:rPr>
+          <w:rFonts w:hint="eastAsia"/>
+        </w:rPr>
+        <w:t>Index</w:t>
+      </w:r>
+    </w:p>
+    <w:p>
+      <w:pPr>
+        <w:rPr>
+          <w:rFonts w:hint="eastAsia"/>
+        </w:rPr>
+      </w:pPr>
+      <w:r>
+        <w:rPr>
+          <w:rFonts w:hint="eastAsia"/>
+        </w:rPr>
+        <w:t xml:space="preserve">    Introduction</w:t>
+      </w:r>
+    </w:p>
+    <w:p>
+      <w:pPr>
+        <w:rPr>
+          <w:rFonts w:hint="eastAsia"/>
+        </w:rPr>
+      </w:pPr>
+      <w:r>
+        <w:rPr>
+          <w:rFonts w:hint="eastAsia"/>
+        </w:rPr>
+        <w:t xml:space="preserve">    Tutorials</w:t>
+      </w:r>
+    </w:p>
+    <w:p>
+      <w:pPr>
+        <w:rPr>
+          <w:rFonts w:hint="eastAsia"/>
+        </w:rPr>
+      </w:pPr>
+      <w:r>
+        <w:rPr>
+          <w:rFonts w:hint="eastAsia"/>
+        </w:rPr>
+        <w:t xml:space="preserve">    Reference</w:t>
+      </w:r>
+    </w:p>
+    <w:p>
+      <w:pPr>
+        <w:rPr>
+          <w:rFonts w:hint="eastAsia"/>
+        </w:rPr>
+      </w:pPr>
+      <w:r>
+        <w:rPr>
+          <w:rFonts w:hint="eastAsia"/>
+        </w:rPr>
+        <w:t>Replication</w:t>
+      </w:r>
+    </w:p>
+    <w:p>
+      <w:pPr>
+        <w:rPr>
+          <w:rFonts w:hint="eastAsia"/>
+        </w:rPr>
+      </w:pPr>
+      <w:r>
+        <w:rPr>
+          <w:rFonts w:hint="eastAsia"/>
+        </w:rPr>
+        <w:t xml:space="preserve">   Introduction</w:t>
+      </w:r>
+    </w:p>
+    <w:p>
+      <w:pPr>
+        <w:rPr>
+          <w:rFonts w:hint="eastAsia"/>
+        </w:rPr>
+      </w:pPr>
+      <w:r>
+        <w:rPr>
+          <w:rFonts w:hint="eastAsia"/>
+        </w:rPr>
+        <w:t xml:space="preserve">   Tutorials</w:t>
+      </w:r>
+    </w:p>
+    <w:p>
+      <w:pPr>
+        <w:rPr>
+          <w:rFonts w:hint="eastAsia"/>
+        </w:rPr>
+      </w:pPr>
+      <w:r>
+        <w:rPr>
+          <w:rFonts w:hint="eastAsia"/>
+        </w:rPr>
+        <w:t xml:space="preserve">   Reference</w:t>
+      </w:r>
+    </w:p>
+    <w:p>
+      <w:pPr>
+        <w:rPr>
+          <w:rFonts w:hint="eastAsia"/>
+        </w:rPr>
+      </w:pPr>
+      <w:proofErr w:type="spellStart"/>
+      <w:r>
+        <w:rPr>
+          <w:rFonts w:hint="eastAsia"/>
+        </w:rPr>
+        <w:t>Sharding</w:t>
+      </w:r>
+      <w:proofErr w:type="spellEnd"/>
+    </w:p>
+    <w:p>
+      <w:pPr>
+        <w:rPr>
+          <w:rFonts w:hint="eastAsia"/>
+        </w:rPr>
+      </w:pPr>
+      <w:r>
+        <w:rPr>
+          <w:rFonts w:hint="eastAsia"/>
+        </w:rPr>
+        <w:lastRenderedPageBreak/>
+        <w:t xml:space="preserve">   Introduction</w:t>
+      </w:r>
+    </w:p>
+    <w:p>
+      <w:pPr>
+        <w:rPr>
+          <w:rFonts w:hint="eastAsia"/>
+        </w:rPr>
+      </w:pPr>
+      <w:r>
+        <w:rPr>
+          <w:rFonts w:hint="eastAsia"/>
+        </w:rPr>
+        <w:t xml:space="preserve">   Tutorials</w:t>
+      </w:r>
+    </w:p>
+    <w:p>
+      <w:pPr>
+        <w:rPr>
+          <w:rFonts w:hint="eastAsia"/>
+        </w:rPr>
+      </w:pPr>
+      <w:r>
+        <w:rPr>
+          <w:rFonts w:hint="eastAsia"/>
+        </w:rPr>
+        <w:t xml:space="preserve">   Reference</w:t>
+      </w:r>
+    </w:p>
+    <w:p>
+      <w:pPr>
+        <w:rPr>
+          <w:rFonts w:hint="eastAsia"/>
+        </w:rPr>
+      </w:pPr>
+      <w:r>
+        <w:rPr>
+          <w:rFonts w:hint="eastAsia"/>
+        </w:rPr>
+        <w:t>Domain</w:t>
+      </w:r>
+    </w:p>
+    <w:p>
+      <w:pPr>
+        <w:rPr>
+          <w:rFonts w:hint="eastAsia"/>
+        </w:rPr>
+      </w:pPr>
+      <w:r>
+        <w:rPr>
+          <w:rFonts w:hint="eastAsia"/>
+        </w:rPr>
+        <w:t xml:space="preserve">   Introduction</w:t>
+      </w:r>
+    </w:p>
+    <w:p>
+      <w:pPr>
+        <w:rPr>
+          <w:rFonts w:hint="eastAsia"/>
+        </w:rPr>
+      </w:pPr>
+      <w:r>
+        <w:rPr>
+          <w:rFonts w:hint="eastAsia"/>
+        </w:rPr>
+        <w:t xml:space="preserve">   Tutorials</w:t>
+      </w:r>
+    </w:p>
+    <w:p>
+      <w:pPr>
+        <w:rPr>
+          <w:rFonts w:hint="eastAsia"/>
+        </w:rPr>
+      </w:pPr>
+      <w:r>
+        <w:rPr>
+          <w:rFonts w:hint="eastAsia"/>
+        </w:rPr>
+        <w:t xml:space="preserve">   Reference</w:t>
+      </w:r>
+    </w:p>
+    <w:p>
+      <w:pPr>
+        <w:rPr>
+          <w:rFonts w:hint="eastAsia"/>
+        </w:rPr>
+      </w:pPr>
+      <w:r>
+        <w:rPr>
+          <w:rFonts w:hint="eastAsia"/>
+        </w:rPr>
+        <w:t>Aggregation</w:t>
+      </w:r>
+    </w:p>
+    <w:p>
+      <w:pPr>
+        <w:rPr>
+          <w:rFonts w:hint="eastAsia"/>
+        </w:rPr>
+      </w:pPr>
+      <w:r>
+        <w:rPr>
+          <w:rFonts w:hint="eastAsia"/>
+        </w:rPr>
+        <w:t xml:space="preserve">   Introduction</w:t>
+      </w:r>
+    </w:p>
+    <w:p>
+      <w:pPr>
+        <w:rPr>
+          <w:rFonts w:hint="eastAsia"/>
+        </w:rPr>
+      </w:pPr>
+      <w:r>
+        <w:rPr>
+          <w:rFonts w:hint="eastAsia"/>
+        </w:rPr>
+        <w:t xml:space="preserve">   Tutorials</w:t>
+      </w:r>
+    </w:p>
+    <w:p>
+      <w:pPr>
+        <w:rPr>
+          <w:rFonts w:hint="eastAsia"/>
+        </w:rPr>
+      </w:pPr>
+      <w:r>
+        <w:rPr>
+          <w:rFonts w:hint="eastAsia"/>
+        </w:rPr>
+        <w:t xml:space="preserve">   Reference</w:t>
+      </w:r>
+    </w:p>
+    <w:p>
+      <w:pPr>
+        <w:rPr>
+          <w:rFonts w:hint="eastAsia"/>
+        </w:rPr>
+      </w:pPr>
+      <w:r>
+        <w:rPr>
+          <w:rFonts w:hint="eastAsia"/>
+        </w:rPr>
+        <w:t>SQL</w:t>
+      </w:r>
+    </w:p>
+    <w:p>
+      <w:pPr>
+        <w:rPr>
+          <w:rFonts w:hint="eastAsia"/>
+        </w:rPr>
+      </w:pPr>
+      <w:r>
+        <w:rPr>
+          <w:rFonts w:hint="eastAsia"/>
+        </w:rPr>
+        <w:t xml:space="preserve">   Introduction</w:t>
+      </w:r>
+    </w:p>
+    <w:p>
+      <w:pPr>
+        <w:rPr>
+          <w:rFonts w:hint="eastAsia"/>
+        </w:rPr>
+      </w:pPr>
+      <w:r>
+        <w:rPr>
+          <w:rFonts w:hint="eastAsia"/>
+        </w:rPr>
+        <w:t xml:space="preserve">   Tutorials</w:t>
+      </w:r>
+    </w:p>
+    <w:p>
+      <w:pPr>
+        <w:rPr>
+          <w:rFonts w:hint="eastAsia"/>
+        </w:rPr>
+      </w:pPr>
+      <w:r>
+        <w:rPr>
+          <w:rFonts w:hint="eastAsia"/>
+        </w:rPr>
+        <w:t xml:space="preserve">   Reference</w:t>
+      </w:r>
+    </w:p>
+    <w:p>
+      <w:pPr>
+        <w:rPr>
+          <w:rFonts w:hint="eastAsia"/>
+        </w:rPr>
+      </w:pPr>
+      <w:r>
+        <w:rPr>
+          <w:rFonts w:hint="eastAsia"/>
+        </w:rPr>
+        <w:t>Administration</w:t>
+      </w:r>
+    </w:p>
+    <w:p>
+      <w:pPr>
+        <w:rPr>
+          <w:rFonts w:hint="eastAsia"/>
+        </w:rPr>
+      </w:pPr>
+      <w:r>
+        <w:rPr>
+          <w:rFonts w:hint="eastAsia"/>
+        </w:rPr>
+        <w:t xml:space="preserve">   Introduction</w:t>
+      </w:r>
+    </w:p>
+    <w:p>
+      <w:pPr>
+        <w:rPr>
+          <w:rFonts w:hint="eastAsia"/>
+        </w:rPr>
+      </w:pPr>
+      <w:r>
+        <w:rPr>
+          <w:rFonts w:hint="eastAsia"/>
+        </w:rPr>
+        <w:t xml:space="preserve">   Tutorials</w:t>
+      </w:r>
+    </w:p>
+    <w:p>
+      <w:pPr>
+        <w:rPr>
+          <w:rFonts w:hint="eastAsia"/>
+        </w:rPr>
+      </w:pPr>
+      <w:r>
+        <w:rPr>
+          <w:rFonts w:hint="eastAsia"/>
+        </w:rPr>
+        <w:t xml:space="preserve">   Reference</w:t>
+      </w:r>
+    </w:p>
+    <w:p>
+      <w:pPr>
+        <w:rPr>
+          <w:rFonts w:hint="eastAsia"/>
+        </w:rPr>
+      </w:pPr>
+      <w:r>
+        <w:rPr>
+          <w:rFonts w:hint="eastAsia"/>
+        </w:rPr>
+        <w:t>Security</w:t>
+      </w:r>
+    </w:p>
+    <w:p>
+      <w:pPr>
+        <w:rPr>
+          <w:rFonts w:hint="eastAsia"/>
+        </w:rPr>
+      </w:pPr>
+      <w:r>
+        <w:rPr>
+          <w:rFonts w:hint="eastAsia"/>
+        </w:rPr>
+        <w:t xml:space="preserve">   Introduction</w:t>
+      </w:r>
+    </w:p>
+    <w:p>
+      <w:pPr>
+        <w:rPr>
+          <w:rFonts w:hint="eastAsia"/>
+        </w:rPr>
+      </w:pPr>
+      <w:r>
+        <w:rPr>
+          <w:rFonts w:hint="eastAsia"/>
+        </w:rPr>
+        <w:t xml:space="preserve">   Tutorials</w:t>
+      </w:r>
+    </w:p>
+    <w:p>
+      <w:pPr>
+        <w:rPr>
+          <w:rFonts w:hint="eastAsia"/>
+        </w:rPr>
+      </w:pPr>
+      <w:r>
+        <w:rPr>
+          <w:rFonts w:hint="eastAsia"/>
+        </w:rPr>
+        <w:t xml:space="preserve">   Reference</w:t>
+      </w:r>
+    </w:p>
+    <w:p>
+      <w:pPr>
+        <w:rPr>
+          <w:rFonts w:hint="eastAsia"/>
+        </w:rPr>
+      </w:pPr>
+      <w:r>
+        <w:rPr>
+          <w:rFonts w:hint="eastAsia"/>
+        </w:rPr>
+        <w:t>第三方对接</w:t>
+      </w:r>
+    </w:p>
+    <w:p>
+      <w:pPr>
+        <w:rPr>
+          <w:rFonts w:hint="eastAsia"/>
+        </w:rPr>
+      </w:pPr>
+      <w:r>
+        <w:rPr>
+          <w:rFonts w:hint="eastAsia"/>
+        </w:rPr>
+        <w:t>Reference</w:t>
+      </w:r>
+    </w:p>
+    <w:p>
+      <w:pPr>
+        <w:rPr>
+          <w:rFonts w:hint="eastAsia"/>
+        </w:rPr>
+      </w:pPr>
+      <w:r>
+        <w:rPr>
+          <w:rFonts w:hint="eastAsia"/>
+        </w:rPr>
+        <w:t xml:space="preserve">   </w:t>
+      </w:r>
+      <w:r>
+        <w:rPr>
+          <w:rFonts w:hint="eastAsia"/>
+        </w:rPr>
+        <w:t>操作符</w:t>
+      </w:r>
+    </w:p>
+    <w:p>
+      <w:pPr>
+        <w:rPr>
+          <w:rFonts w:hint="eastAsia"/>
+        </w:rPr>
+      </w:pPr>
+      <w:r>
+        <w:rPr>
+          <w:rFonts w:hint="eastAsia"/>
+        </w:rPr>
+        <w:t xml:space="preserve">      </w:t>
+      </w:r>
+      <w:r>
+        <w:rPr>
+          <w:rFonts w:hint="eastAsia"/>
+        </w:rPr>
+        <w:t>匹配符</w:t>
+      </w:r>
+    </w:p>
+    <w:p>
+      <w:pPr>
+        <w:rPr>
+          <w:rFonts w:hint="eastAsia"/>
+        </w:rPr>
+      </w:pPr>
+      <w:r>
+        <w:rPr>
+          <w:rFonts w:hint="eastAsia"/>
+        </w:rPr>
+        <w:t xml:space="preserve">      </w:t>
+      </w:r>
+      <w:r>
+        <w:rPr>
+          <w:rFonts w:hint="eastAsia"/>
+        </w:rPr>
+        <w:t>更新符</w:t>
+      </w:r>
+    </w:p>
+    <w:p>
+      <w:pPr>
+        <w:rPr>
+          <w:rFonts w:hint="eastAsia"/>
+        </w:rPr>
+      </w:pPr>
+      <w:r>
+        <w:rPr>
+          <w:rFonts w:hint="eastAsia"/>
+        </w:rPr>
+        <w:t xml:space="preserve">      </w:t>
+      </w:r>
+      <w:r>
+        <w:rPr>
+          <w:rFonts w:hint="eastAsia"/>
+        </w:rPr>
+        <w:t>选择符</w:t>
+      </w:r>
+    </w:p>
+    <w:p>
+      <w:pPr>
+        <w:rPr>
+          <w:rFonts w:hint="eastAsia"/>
+        </w:rPr>
+      </w:pPr>
+      <w:r>
+        <w:rPr>
+          <w:rFonts w:hint="eastAsia"/>
+        </w:rPr>
+        <w:t xml:space="preserve">      </w:t>
+      </w:r>
+      <w:r>
+        <w:rPr>
+          <w:rFonts w:hint="eastAsia"/>
+        </w:rPr>
+        <w:t>聚集符</w:t>
+      </w:r>
+    </w:p>
+    <w:p>
+      <w:pPr>
+        <w:rPr>
+          <w:rFonts w:hint="eastAsia"/>
+        </w:rPr>
+      </w:pPr>
+      <w:r>
+        <w:rPr>
+          <w:rFonts w:hint="eastAsia"/>
+        </w:rPr>
+        <w:t xml:space="preserve">   </w:t>
+      </w:r>
+      <w:proofErr w:type="spellStart"/>
+      <w:r>
+        <w:rPr>
+          <w:rFonts w:hint="eastAsia"/>
+        </w:rPr>
+        <w:t>sdb</w:t>
+      </w:r>
+      <w:proofErr w:type="spellEnd"/>
+      <w:r>
+        <w:rPr>
+          <w:rFonts w:hint="eastAsia"/>
+        </w:rPr>
+        <w:t xml:space="preserve"> shell</w:t>
+      </w:r>
+    </w:p>
+    <w:p>
+      <w:pPr>
+        <w:rPr>
+          <w:rFonts w:hint="eastAsia"/>
+        </w:rPr>
+      </w:pPr>
+      <w:r>
+        <w:rPr>
+          <w:rFonts w:hint="eastAsia"/>
+        </w:rPr>
+        <w:t xml:space="preserve">   c</w:t>
+      </w:r>
+    </w:p>
+    <w:p>
+      <w:pPr>
+        <w:rPr>
+          <w:rFonts w:hint="eastAsia"/>
+        </w:rPr>
+      </w:pPr>
+      <w:r>
+        <w:rPr>
+          <w:rFonts w:hint="eastAsia"/>
+        </w:rPr>
+        <w:t xml:space="preserve">   </w:t>
+      </w:r>
+      <w:proofErr w:type="spellStart"/>
+      <w:r>
+        <w:rPr>
+          <w:rFonts w:hint="eastAsia"/>
+        </w:rPr>
+        <w:t>c++</w:t>
+      </w:r>
+      <w:proofErr w:type="spellEnd"/>
+    </w:p>
+    <w:p>
+      <w:pPr>
+        <w:rPr>
+          <w:rFonts w:hint="eastAsia"/>
+        </w:rPr>
+      </w:pPr>
+      <w:r>
+        <w:rPr>
+          <w:rFonts w:hint="eastAsia"/>
+        </w:rPr>
+        <w:t xml:space="preserve">   java</w:t>
+      </w:r>
+    </w:p>
+    <w:p>
+      <w:pPr>
+        <w:rPr>
+          <w:rFonts w:hint="eastAsia"/>
+        </w:rPr>
+      </w:pPr>
+      <w:r>
+        <w:rPr>
+          <w:rFonts w:hint="eastAsia"/>
+        </w:rPr>
+        <w:t xml:space="preserve">   </w:t>
+      </w:r>
+      <w:proofErr w:type="spellStart"/>
+      <w:r>
+        <w:rPr>
+          <w:rFonts w:hint="eastAsia"/>
+        </w:rPr>
+        <w:t>php</w:t>
+      </w:r>
+      <w:proofErr w:type="spellEnd"/>
+    </w:p>
+    <w:p>
+      <w:pPr>
+        <w:rPr>
+          <w:rFonts w:hint="eastAsia"/>
+        </w:rPr>
+      </w:pPr>
+      <w:r>
+        <w:rPr>
+          <w:rFonts w:hint="eastAsia"/>
+        </w:rPr>
+        <w:t xml:space="preserve">   python</w:t>
+      </w:r>
+    </w:p>
+    <w:p>
+      <w:pPr>
+        <w:rPr>
+          <w:rFonts w:hint="eastAsia"/>
+        </w:rPr>
+      </w:pPr>
+      <w:r>
+        <w:rPr>
+          <w:rFonts w:hint="eastAsia"/>
+        </w:rPr>
+        <w:t xml:space="preserve">   c#</w:t>
+      </w:r>
+    </w:p>
+    <w:p>
+      <w:r>
+        <w:rPr>
+          <w:rFonts w:hint="eastAsia"/>
+        </w:rPr>
+        <w:t>FAQ</w:t>
+      </w:r>
+    </w:p>
+    <w:p>
+      <w:pPr>
+        <w:pStyle w:val="Heading2"/>
+      </w:pPr>
+      <w:r>
+        <w:rPr>
+          <w:rFonts w:hint="eastAsia"/>
+        </w:rPr>
+        <w:t>渐进索引</w:t>
+      </w:r>
+    </w:p>
+    <w:p>
+      <w:r>
+        <w:rPr>
+          <w:rFonts w:hint="eastAsia"/>
+        </w:rPr>
+        <w:t xml:space="preserve">    </w:t>
+      </w:r>
+      <w:r>
+        <w:rPr>
+          <w:rFonts w:hint="eastAsia"/>
+        </w:rPr>
+        <w:t>以不熟悉</w:t>
+      </w:r>
+      <w:proofErr w:type="spellStart"/>
+      <w:r>
+        <w:rPr>
+          <w:rFonts w:hint="eastAsia"/>
+        </w:rPr>
+        <w:t>SequoiaDB</w:t>
+      </w:r>
+      <w:proofErr w:type="spellEnd"/>
+      <w:r>
+        <w:rPr>
+          <w:rFonts w:hint="eastAsia"/>
+        </w:rPr>
+        <w:t>的用户需求为驱动的手册入口。编写时应当注意对用户</w:t>
+      </w:r>
+      <w:r>
+        <w:rPr>
+          <w:rFonts w:hint="eastAsia"/>
+        </w:rPr>
+        <w:t>需求的把握以及合理的引导。</w:t>
       </w:r>
     </w:p>
     <w:tbl>
@@ -989,16 +2122,10 @@
             <w:tcW w:w="4261" w:type="dxa"/>
           </w:tcPr>
           <w:p>
-            <w:pPr>
-              <w:rPr>
-                <w:rFonts w:hint="eastAsia"/>
-              </w:rPr>
-            </w:pPr>
-            <w:r>
-              <w:rPr>
-                <w:rFonts w:hint="eastAsia"/>
-              </w:rPr>
-              <w:lastRenderedPageBreak/>
+            <w:r>
+              <w:rPr>
+                <w:rFonts w:hint="eastAsia"/>
+              </w:rPr>
               <w:t>分类</w:t>
             </w:r>
           </w:p>
@@ -1008,11 +2135,6 @@
             <w:tcW w:w="4261" w:type="dxa"/>
           </w:tcPr>
           <w:p>
-            <w:pPr>
-              <w:rPr>
-                <w:rFonts w:hint="eastAsia"/>
-              </w:rPr>
-            </w:pPr>
             <w:r>
               <w:rPr>
                 <w:rFonts w:hint="eastAsia"/>
@@ -1023,40 +2145,19 @@
         </w:tc>
       </w:tr>
     </w:tbl>
-    <w:p>
-      <w:pPr>
-        <w:rPr>
-          <w:rFonts w:hint="eastAsia"/>
-        </w:rPr>
-      </w:pPr>
-    </w:p>
-    <w:p>
-      <w:pPr>
-        <w:rPr>
-          <w:rFonts w:hint="eastAsia"/>
-        </w:rPr>
-      </w:pPr>
-    </w:p>
+    <w:p/>
     <w:p>
       <w:pPr>
         <w:pStyle w:val="Heading2"/>
-        <w:rPr>
-          <w:rFonts w:hint="eastAsia"/>
-        </w:rPr>
-      </w:pPr>
-      <w:r>
-        <w:rPr>
-          <w:rFonts w:hint="eastAsia"/>
-        </w:rPr>
-        <w:t>渐进索引</w:t>
-      </w:r>
-    </w:p>
-    <w:p>
-      <w:pPr>
-        <w:rPr>
-          <w:rFonts w:hint="eastAsia"/>
-        </w:rPr>
-      </w:pPr>
+      </w:pPr>
+      <w:r>
+        <w:rPr>
+          <w:rFonts w:hint="eastAsia"/>
+        </w:rPr>
+        <w:t>全文搜索</w:t>
+      </w:r>
+    </w:p>
+    <w:p>
       <w:r>
         <w:rPr>
           <w:rFonts w:hint="eastAsia"/>
@@ -1067,145 +2168,24 @@
         <w:rPr>
           <w:rFonts w:hint="eastAsia"/>
         </w:rPr>
-        <w:t>以不熟悉</w:t>
-      </w:r>
-      <w:proofErr w:type="spellStart"/>
-      <w:r>
-        <w:rPr>
-          <w:rFonts w:hint="eastAsia"/>
-        </w:rPr>
-        <w:t>SequoiaDB</w:t>
-      </w:r>
-      <w:proofErr w:type="spellEnd"/>
-      <w:r>
-        <w:rPr>
-          <w:rFonts w:hint="eastAsia"/>
-        </w:rPr>
-        <w:t>的用户需求为驱动的手册入口。编写时应当注意对用户</w:t>
-      </w:r>
-      <w:r>
-        <w:rPr>
-          <w:rFonts w:hint="eastAsia"/>
-        </w:rPr>
-        <w:t>需求的把握以及合理的引导。</w:t>
-      </w:r>
-    </w:p>
-    <w:tbl>
-      <w:tblPr>
-        <w:tblStyle w:val="TableGrid"/>
-        <w:tblW w:w="0" w:type="auto"/>
-        <w:tblLook w:val="04A0"/>
-      </w:tblPr>
-      <w:tblGrid>
-        <w:gridCol w:w="4261"/>
-        <w:gridCol w:w="4261"/>
-      </w:tblGrid>
-      <w:tr>
-        <w:tc>
-          <w:tcPr>
-            <w:tcW w:w="4261" w:type="dxa"/>
-          </w:tcPr>
-          <w:p>
-            <w:pPr>
-              <w:rPr>
-                <w:rFonts w:hint="eastAsia"/>
-              </w:rPr>
-            </w:pPr>
-            <w:r>
-              <w:rPr>
-                <w:rFonts w:hint="eastAsia"/>
-              </w:rPr>
-              <w:t>分类</w:t>
-            </w:r>
-          </w:p>
-        </w:tc>
-        <w:tc>
-          <w:tcPr>
-            <w:tcW w:w="4261" w:type="dxa"/>
-          </w:tcPr>
-          <w:p>
-            <w:pPr>
-              <w:rPr>
-                <w:rFonts w:hint="eastAsia"/>
-              </w:rPr>
-            </w:pPr>
-            <w:r>
-              <w:rPr>
-                <w:rFonts w:hint="eastAsia"/>
-              </w:rPr>
-              <w:t>描述</w:t>
-            </w:r>
-          </w:p>
-        </w:tc>
-      </w:tr>
-    </w:tbl>
-    <w:p>
-      <w:pPr>
-        <w:rPr>
-          <w:rFonts w:hint="eastAsia"/>
-        </w:rPr>
-      </w:pPr>
+        <w:t>用户可以快速定位需要的内容。</w:t>
+      </w:r>
+    </w:p>
+    <w:p/>
+    <w:p>
+      <w:pPr>
+        <w:pStyle w:val="Heading1"/>
+      </w:pPr>
+      <w:r>
+        <w:rPr>
+          <w:rFonts w:hint="eastAsia"/>
+        </w:rPr>
+        <w:t>编写规范</w:t>
+      </w:r>
     </w:p>
     <w:p>
       <w:pPr>
         <w:pStyle w:val="Heading2"/>
-        <w:rPr>
-          <w:rFonts w:hint="eastAsia"/>
-        </w:rPr>
-      </w:pPr>
-      <w:r>
-        <w:rPr>
-          <w:rFonts w:hint="eastAsia"/>
-        </w:rPr>
-        <w:t>全文搜索</w:t>
-      </w:r>
-    </w:p>
-    <w:p>
-      <w:pPr>
-        <w:rPr>
-          <w:rFonts w:hint="eastAsia"/>
-        </w:rPr>
-      </w:pPr>
-      <w:r>
-        <w:rPr>
-          <w:rFonts w:hint="eastAsia"/>
-        </w:rPr>
-        <w:t xml:space="preserve">    </w:t>
-      </w:r>
-      <w:r>
-        <w:rPr>
-          <w:rFonts w:hint="eastAsia"/>
-        </w:rPr>
-        <w:t>用户可以快速定位需要的内容。</w:t>
-      </w:r>
-    </w:p>
-    <w:p>
-      <w:pPr>
-        <w:rPr>
-          <w:rFonts w:hint="eastAsia"/>
-        </w:rPr>
-      </w:pPr>
-    </w:p>
-    <w:p>
-      <w:pPr>
-        <w:pStyle w:val="Heading1"/>
-        <w:rPr>
-          <w:rFonts w:hint="eastAsia"/>
-        </w:rPr>
-      </w:pPr>
-      <w:r>
-        <w:rPr>
-          <w:rFonts w:hint="eastAsia"/>
-        </w:rPr>
-        <w:t>编写规范</w:t>
-      </w:r>
-    </w:p>
-    <w:p>
-      <w:pPr>
-        <w:pStyle w:val="Heading2"/>
-        <w:rPr>
-          <w:rFonts w:hint="eastAsia"/>
-        </w:rPr>
       </w:pPr>
       <w:r>
         <w:rPr>
@@ -1222,9 +2202,6 @@
           <w:numId w:val="3"/>
         </w:numPr>
         <w:ind w:firstLineChars="0"/>
-        <w:rPr>
-          <w:rFonts w:hint="eastAsia"/>
-        </w:rPr>
       </w:pPr>
       <w:r>
         <w:rPr>
@@ -1241,9 +2218,6 @@
           <w:numId w:val="3"/>
         </w:numPr>
         <w:ind w:firstLineChars="0"/>
-        <w:rPr>
-          <w:rFonts w:hint="eastAsia"/>
-        </w:rPr>
       </w:pPr>
       <w:r>
         <w:rPr>
@@ -1274,9 +2248,6 @@
           <w:numId w:val="3"/>
         </w:numPr>
         <w:ind w:firstLineChars="0"/>
-        <w:rPr>
-          <w:rFonts w:hint="eastAsia"/>
-        </w:rPr>
       </w:pPr>
       <w:r>
         <w:rPr>
@@ -1293,9 +2264,6 @@
           <w:numId w:val="3"/>
         </w:numPr>
         <w:ind w:firstLineChars="0"/>
-        <w:rPr>
-          <w:rFonts w:hint="eastAsia"/>
-        </w:rPr>
       </w:pPr>
       <w:r>
         <w:rPr>
@@ -1312,9 +2280,6 @@
           <w:numId w:val="3"/>
         </w:numPr>
         <w:ind w:firstLineChars="0"/>
-        <w:rPr>
-          <w:rFonts w:hint="eastAsia"/>
-        </w:rPr>
       </w:pPr>
       <w:r>
         <w:rPr>
@@ -1331,9 +2296,6 @@
           <w:numId w:val="3"/>
         </w:numPr>
         <w:ind w:firstLineChars="0"/>
-        <w:rPr>
-          <w:rFonts w:hint="eastAsia"/>
-        </w:rPr>
       </w:pPr>
       <w:r>
         <w:rPr>
@@ -1346,17 +2308,11 @@
       <w:pPr>
         <w:pStyle w:val="ListParagraph"/>
         <w:ind w:left="420" w:firstLineChars="0" w:firstLine="0"/>
-        <w:rPr>
-          <w:rFonts w:hint="eastAsia"/>
-        </w:rPr>
       </w:pPr>
     </w:p>
     <w:p>
       <w:pPr>
         <w:pStyle w:val="Heading2"/>
-        <w:rPr>
-          <w:rFonts w:hint="eastAsia"/>
-        </w:rPr>
       </w:pPr>
       <w:r>
         <w:rPr>
@@ -1396,11 +2352,6 @@
             <w:tcW w:w="2840" w:type="dxa"/>
           </w:tcPr>
           <w:p>
-            <w:pPr>
-              <w:rPr>
-                <w:rFonts w:hint="eastAsia"/>
-              </w:rPr>
-            </w:pPr>
             <w:r>
               <w:rPr>
                 <w:rFonts w:hint="eastAsia"/>
@@ -1414,11 +2365,6 @@
             <w:tcW w:w="2841" w:type="dxa"/>
           </w:tcPr>
           <w:p>
-            <w:pPr>
-              <w:rPr>
-                <w:rFonts w:hint="eastAsia"/>
-              </w:rPr>
-            </w:pPr>
             <w:r>
               <w:rPr>
                 <w:rFonts w:hint="eastAsia"/>
@@ -1432,11 +2378,6 @@
             <w:tcW w:w="2841" w:type="dxa"/>
           </w:tcPr>
           <w:p>
-            <w:pPr>
-              <w:rPr>
-                <w:rFonts w:hint="eastAsia"/>
-              </w:rPr>
-            </w:pPr>
             <w:r>
               <w:rPr>
                 <w:rFonts w:hint="eastAsia"/>
@@ -1453,11 +2394,6 @@
             <w:vMerge w:val="restart"/>
           </w:tcPr>
           <w:p>
-            <w:pPr>
-              <w:rPr>
-                <w:rFonts w:hint="eastAsia"/>
-              </w:rPr>
-            </w:pPr>
             <w:r>
               <w:rPr>
                 <w:rFonts w:hint="eastAsia"/>
@@ -1471,11 +2407,6 @@
             <w:tcW w:w="2841" w:type="dxa"/>
           </w:tcPr>
           <w:p>
-            <w:pPr>
-              <w:rPr>
-                <w:rFonts w:hint="eastAsia"/>
-              </w:rPr>
-            </w:pPr>
             <w:r>
               <w:rPr>
                 <w:rFonts w:hint="eastAsia"/>
@@ -1488,13 +2419,7 @@
           <w:tcPr>
             <w:tcW w:w="2841" w:type="dxa"/>
           </w:tcPr>
-          <w:p>
-            <w:pPr>
-              <w:rPr>
-                <w:rFonts w:hint="eastAsia"/>
-              </w:rPr>
-            </w:pPr>
-          </w:p>
+          <w:p/>
         </w:tc>
       </w:tr>
       <w:tr>
@@ -1503,24 +2428,13 @@
             <w:tcW w:w="2840" w:type="dxa"/>
             <w:vMerge/>
           </w:tcPr>
-          <w:p>
-            <w:pPr>
-              <w:rPr>
-                <w:rFonts w:hint="eastAsia"/>
-              </w:rPr>
-            </w:pPr>
-          </w:p>
+          <w:p/>
         </w:tc>
         <w:tc>
           <w:tcPr>
             <w:tcW w:w="2841" w:type="dxa"/>
           </w:tcPr>
           <w:p>
-            <w:pPr>
-              <w:rPr>
-                <w:rFonts w:hint="eastAsia"/>
-              </w:rPr>
-            </w:pPr>
             <w:r>
               <w:rPr>
                 <w:rFonts w:hint="eastAsia"/>
@@ -1533,13 +2447,7 @@
           <w:tcPr>
             <w:tcW w:w="2841" w:type="dxa"/>
           </w:tcPr>
-          <w:p>
-            <w:pPr>
-              <w:rPr>
-                <w:rFonts w:hint="eastAsia"/>
-              </w:rPr>
-            </w:pPr>
-          </w:p>
+          <w:p/>
         </w:tc>
       </w:tr>
       <w:tr>
@@ -1548,24 +2456,13 @@
             <w:tcW w:w="2840" w:type="dxa"/>
             <w:vMerge/>
           </w:tcPr>
-          <w:p>
-            <w:pPr>
-              <w:rPr>
-                <w:rFonts w:hint="eastAsia"/>
-              </w:rPr>
-            </w:pPr>
-          </w:p>
+          <w:p/>
         </w:tc>
         <w:tc>
           <w:tcPr>
             <w:tcW w:w="2841" w:type="dxa"/>
           </w:tcPr>
           <w:p>
-            <w:pPr>
-              <w:rPr>
-                <w:rFonts w:hint="eastAsia"/>
-              </w:rPr>
-            </w:pPr>
             <w:r>
               <w:rPr>
                 <w:rFonts w:hint="eastAsia"/>
@@ -1578,13 +2475,7 @@
           <w:tcPr>
             <w:tcW w:w="2841" w:type="dxa"/>
           </w:tcPr>
-          <w:p>
-            <w:pPr>
-              <w:rPr>
-                <w:rFonts w:hint="eastAsia"/>
-              </w:rPr>
-            </w:pPr>
-          </w:p>
+          <w:p/>
         </w:tc>
       </w:tr>
       <w:tr>
@@ -1593,11 +2484,6 @@
             <w:tcW w:w="2840" w:type="dxa"/>
           </w:tcPr>
           <w:p>
-            <w:pPr>
-              <w:rPr>
-                <w:rFonts w:hint="eastAsia"/>
-              </w:rPr>
-            </w:pPr>
             <w:r>
               <w:rPr>
                 <w:rFonts w:hint="eastAsia"/>
@@ -1611,11 +2497,6 @@
             <w:tcW w:w="2841" w:type="dxa"/>
           </w:tcPr>
           <w:p>
-            <w:pPr>
-              <w:rPr>
-                <w:rFonts w:hint="eastAsia"/>
-              </w:rPr>
-            </w:pPr>
             <w:r>
               <w:rPr>
                 <w:rFonts w:hint="eastAsia"/>
@@ -1628,13 +2509,7 @@
           <w:tcPr>
             <w:tcW w:w="2841" w:type="dxa"/>
           </w:tcPr>
-          <w:p>
-            <w:pPr>
-              <w:rPr>
-                <w:rFonts w:hint="eastAsia"/>
-              </w:rPr>
-            </w:pPr>
-          </w:p>
+          <w:p/>
         </w:tc>
       </w:tr>
       <w:tr>
@@ -1643,11 +2518,6 @@
             <w:tcW w:w="2840" w:type="dxa"/>
           </w:tcPr>
           <w:p>
-            <w:pPr>
-              <w:rPr>
-                <w:rFonts w:hint="eastAsia"/>
-              </w:rPr>
-            </w:pPr>
             <w:r>
               <w:rPr>
                 <w:rFonts w:hint="eastAsia"/>
@@ -1661,11 +2531,6 @@
             <w:tcW w:w="2841" w:type="dxa"/>
           </w:tcPr>
           <w:p>
-            <w:pPr>
-              <w:rPr>
-                <w:rFonts w:hint="eastAsia"/>
-              </w:rPr>
-            </w:pPr>
             <w:r>
               <w:rPr>
                 <w:rFonts w:hint="eastAsia"/>
@@ -1678,13 +2543,7 @@
           <w:tcPr>
             <w:tcW w:w="2841" w:type="dxa"/>
           </w:tcPr>
-          <w:p>
-            <w:pPr>
-              <w:rPr>
-                <w:rFonts w:hint="eastAsia"/>
-              </w:rPr>
-            </w:pPr>
-          </w:p>
+          <w:p/>
         </w:tc>
       </w:tr>
       <w:tr>
@@ -1692,53 +2551,24 @@
           <w:tcPr>
             <w:tcW w:w="2840" w:type="dxa"/>
           </w:tcPr>
-          <w:p>
-            <w:pPr>
-              <w:rPr>
-                <w:rFonts w:hint="eastAsia"/>
-              </w:rPr>
-            </w:pPr>
-          </w:p>
+          <w:p/>
         </w:tc>
         <w:tc>
           <w:tcPr>
             <w:tcW w:w="2841" w:type="dxa"/>
           </w:tcPr>
-          <w:p>
-            <w:pPr>
-              <w:rPr>
-                <w:rFonts w:hint="eastAsia"/>
-              </w:rPr>
-            </w:pPr>
-          </w:p>
+          <w:p/>
         </w:tc>
         <w:tc>
           <w:tcPr>
             <w:tcW w:w="2841" w:type="dxa"/>
           </w:tcPr>
-          <w:p>
-            <w:pPr>
-              <w:rPr>
-                <w:rFonts w:hint="eastAsia"/>
-              </w:rPr>
-            </w:pPr>
-          </w:p>
+          <w:p/>
         </w:tc>
       </w:tr>
     </w:tbl>
-    <w:p>
-      <w:pPr>
-        <w:rPr>
-          <w:rFonts w:hint="eastAsia"/>
-        </w:rPr>
-      </w:pPr>
-    </w:p>
-    <w:p>
-      <w:pPr>
-        <w:rPr>
-          <w:rFonts w:hint="eastAsia"/>
-        </w:rPr>
-      </w:pPr>
+    <w:p/>
+    <w:p>
       <w:r>
         <w:rPr>
           <w:rFonts w:hint="eastAsia"/>
@@ -1773,16 +2603,10 @@
       </w:r>
     </w:p>
     <w:p>
-      <w:pPr>
-        <w:rPr>
-          <w:rFonts w:hint="eastAsia"/>
-        </w:rPr>
-      </w:pPr>
-      <w:r>
-        <w:rPr>
-          <w:rFonts w:hint="eastAsia"/>
-        </w:rPr>
-        <w:lastRenderedPageBreak/>
+      <w:r>
+        <w:rPr>
+          <w:rFonts w:hint="eastAsia"/>
+        </w:rPr>
         <w:t xml:space="preserve">2. </w:t>
       </w:r>
       <w:r>
@@ -1816,19 +2640,10 @@
         <w:t>。如有必要可以结合数据样例进行描述。</w:t>
       </w:r>
     </w:p>
-    <w:p>
-      <w:pPr>
-        <w:rPr>
-          <w:rFonts w:hint="eastAsia"/>
-        </w:rPr>
-      </w:pPr>
-    </w:p>
+    <w:p/>
     <w:p>
       <w:pPr>
         <w:pStyle w:val="Heading2"/>
-        <w:rPr>
-          <w:rFonts w:hint="eastAsia"/>
-        </w:rPr>
       </w:pPr>
       <w:r>
         <w:rPr>
@@ -1838,11 +2653,6 @@
       </w:r>
     </w:p>
     <w:p>
-      <w:pPr>
-        <w:rPr>
-          <w:rFonts w:hint="eastAsia"/>
-        </w:rPr>
-      </w:pPr>
       <w:r>
         <w:rPr>
           <w:rFonts w:hint="eastAsia"/>
@@ -1873,11 +2683,6 @@
             <w:tcW w:w="2840" w:type="dxa"/>
           </w:tcPr>
           <w:p>
-            <w:pPr>
-              <w:rPr>
-                <w:rFonts w:hint="eastAsia"/>
-              </w:rPr>
-            </w:pPr>
             <w:r>
               <w:rPr>
                 <w:rFonts w:hint="eastAsia"/>
@@ -1891,11 +2696,6 @@
             <w:tcW w:w="2841" w:type="dxa"/>
           </w:tcPr>
           <w:p>
-            <w:pPr>
-              <w:rPr>
-                <w:rFonts w:hint="eastAsia"/>
-              </w:rPr>
-            </w:pPr>
             <w:r>
               <w:rPr>
                 <w:rFonts w:hint="eastAsia"/>
@@ -1909,11 +2709,6 @@
             <w:tcW w:w="2841" w:type="dxa"/>
           </w:tcPr>
           <w:p>
-            <w:pPr>
-              <w:rPr>
-                <w:rFonts w:hint="eastAsia"/>
-              </w:rPr>
-            </w:pPr>
             <w:r>
               <w:rPr>
                 <w:rFonts w:hint="eastAsia"/>
@@ -1929,11 +2724,6 @@
             <w:tcW w:w="2840" w:type="dxa"/>
           </w:tcPr>
           <w:p>
-            <w:pPr>
-              <w:rPr>
-                <w:rFonts w:hint="eastAsia"/>
-              </w:rPr>
-            </w:pPr>
             <w:r>
               <w:rPr>
                 <w:rFonts w:hint="eastAsia"/>
@@ -1946,25 +2736,13 @@
           <w:tcPr>
             <w:tcW w:w="2841" w:type="dxa"/>
           </w:tcPr>
-          <w:p>
-            <w:pPr>
-              <w:rPr>
-                <w:rFonts w:hint="eastAsia"/>
-              </w:rPr>
-            </w:pPr>
-          </w:p>
+          <w:p/>
         </w:tc>
         <w:tc>
           <w:tcPr>
             <w:tcW w:w="2841" w:type="dxa"/>
           </w:tcPr>
-          <w:p>
-            <w:pPr>
-              <w:rPr>
-                <w:rFonts w:hint="eastAsia"/>
-              </w:rPr>
-            </w:pPr>
-          </w:p>
+          <w:p/>
         </w:tc>
       </w:tr>
       <w:tr>
@@ -1973,15 +2751,11 @@
             <w:tcW w:w="2840" w:type="dxa"/>
           </w:tcPr>
           <w:p>
-            <w:pPr>
-              <w:rPr>
-                <w:rFonts w:hint="eastAsia"/>
-              </w:rPr>
-            </w:pPr>
-            <w:r>
-              <w:rPr>
-                <w:rFonts w:hint="eastAsia"/>
-              </w:rPr>
+            <w:r>
+              <w:rPr>
+                <w:rFonts w:hint="eastAsia"/>
+              </w:rPr>
+              <w:lastRenderedPageBreak/>
               <w:t>参数描述</w:t>
             </w:r>
           </w:p>
@@ -1990,25 +2764,13 @@
           <w:tcPr>
             <w:tcW w:w="2841" w:type="dxa"/>
           </w:tcPr>
-          <w:p>
-            <w:pPr>
-              <w:rPr>
-                <w:rFonts w:hint="eastAsia"/>
-              </w:rPr>
-            </w:pPr>
-          </w:p>
+          <w:p/>
         </w:tc>
         <w:tc>
           <w:tcPr>
             <w:tcW w:w="2841" w:type="dxa"/>
           </w:tcPr>
-          <w:p>
-            <w:pPr>
-              <w:rPr>
-                <w:rFonts w:hint="eastAsia"/>
-              </w:rPr>
-            </w:pPr>
-          </w:p>
+          <w:p/>
         </w:tc>
       </w:tr>
       <w:tr>
@@ -2017,11 +2779,6 @@
             <w:tcW w:w="2840" w:type="dxa"/>
           </w:tcPr>
           <w:p>
-            <w:pPr>
-              <w:rPr>
-                <w:rFonts w:hint="eastAsia"/>
-              </w:rPr>
-            </w:pPr>
             <w:r>
               <w:rPr>
                 <w:rFonts w:hint="eastAsia"/>
@@ -2046,25 +2803,13 @@
           <w:tcPr>
             <w:tcW w:w="2841" w:type="dxa"/>
           </w:tcPr>
-          <w:p>
-            <w:pPr>
-              <w:rPr>
-                <w:rFonts w:hint="eastAsia"/>
-              </w:rPr>
-            </w:pPr>
-          </w:p>
+          <w:p/>
         </w:tc>
         <w:tc>
           <w:tcPr>
             <w:tcW w:w="2841" w:type="dxa"/>
           </w:tcPr>
-          <w:p>
-            <w:pPr>
-              <w:rPr>
-                <w:rFonts w:hint="eastAsia"/>
-              </w:rPr>
-            </w:pPr>
-          </w:p>
+          <w:p/>
         </w:tc>
       </w:tr>
       <w:tr>
@@ -2073,11 +2818,6 @@
             <w:tcW w:w="2840" w:type="dxa"/>
           </w:tcPr>
           <w:p>
-            <w:pPr>
-              <w:rPr>
-                <w:rFonts w:hint="eastAsia"/>
-              </w:rPr>
-            </w:pPr>
             <w:r>
               <w:rPr>
                 <w:rFonts w:hint="eastAsia"/>
@@ -2090,41 +2830,20 @@
           <w:tcPr>
             <w:tcW w:w="2841" w:type="dxa"/>
           </w:tcPr>
-          <w:p>
-            <w:pPr>
-              <w:rPr>
-                <w:rFonts w:hint="eastAsia"/>
-              </w:rPr>
-            </w:pPr>
-          </w:p>
+          <w:p/>
         </w:tc>
         <w:tc>
           <w:tcPr>
             <w:tcW w:w="2841" w:type="dxa"/>
           </w:tcPr>
-          <w:p>
-            <w:pPr>
-              <w:rPr>
-                <w:rFonts w:hint="eastAsia"/>
-              </w:rPr>
-            </w:pPr>
-          </w:p>
+          <w:p/>
         </w:tc>
       </w:tr>
     </w:tbl>
-    <w:p>
-      <w:pPr>
-        <w:rPr>
-          <w:rFonts w:hint="eastAsia"/>
-        </w:rPr>
-      </w:pPr>
-    </w:p>
+    <w:p/>
     <w:p>
       <w:pPr>
         <w:pStyle w:val="Heading2"/>
-        <w:rPr>
-          <w:rFonts w:hint="eastAsia"/>
-        </w:rPr>
       </w:pPr>
       <w:r>
         <w:rPr>
@@ -2140,11 +2859,6 @@
       </w:r>
     </w:p>
     <w:p>
-      <w:pPr>
-        <w:rPr>
-          <w:rFonts w:hint="eastAsia"/>
-        </w:rPr>
-      </w:pPr>
       <w:r>
         <w:rPr>
           <w:rFonts w:hint="eastAsia"/>
@@ -2175,11 +2889,6 @@
             <w:tcW w:w="2840" w:type="dxa"/>
           </w:tcPr>
           <w:p>
-            <w:pPr>
-              <w:rPr>
-                <w:rFonts w:hint="eastAsia"/>
-              </w:rPr>
-            </w:pPr>
             <w:r>
               <w:rPr>
                 <w:rFonts w:hint="eastAsia"/>
@@ -2193,11 +2902,6 @@
             <w:tcW w:w="2841" w:type="dxa"/>
           </w:tcPr>
           <w:p>
-            <w:pPr>
-              <w:rPr>
-                <w:rFonts w:hint="eastAsia"/>
-              </w:rPr>
-            </w:pPr>
             <w:r>
               <w:rPr>
                 <w:rFonts w:hint="eastAsia"/>
@@ -2211,11 +2915,6 @@
             <w:tcW w:w="2841" w:type="dxa"/>
           </w:tcPr>
           <w:p>
-            <w:pPr>
-              <w:rPr>
-                <w:rFonts w:hint="eastAsia"/>
-              </w:rPr>
-            </w:pPr>
             <w:r>
               <w:rPr>
                 <w:rFonts w:hint="eastAsia"/>
@@ -2231,11 +2930,6 @@
             <w:tcW w:w="2840" w:type="dxa"/>
           </w:tcPr>
           <w:p>
-            <w:pPr>
-              <w:rPr>
-                <w:rFonts w:hint="eastAsia"/>
-              </w:rPr>
-            </w:pPr>
             <w:r>
               <w:rPr>
                 <w:rFonts w:hint="eastAsia"/>
@@ -2248,25 +2942,13 @@
           <w:tcPr>
             <w:tcW w:w="2841" w:type="dxa"/>
           </w:tcPr>
-          <w:p>
-            <w:pPr>
-              <w:rPr>
-                <w:rFonts w:hint="eastAsia"/>
-              </w:rPr>
-            </w:pPr>
-          </w:p>
+          <w:p/>
         </w:tc>
         <w:tc>
           <w:tcPr>
             <w:tcW w:w="2841" w:type="dxa"/>
           </w:tcPr>
-          <w:p>
-            <w:pPr>
-              <w:rPr>
-                <w:rFonts w:hint="eastAsia"/>
-              </w:rPr>
-            </w:pPr>
-          </w:p>
+          <w:p/>
         </w:tc>
       </w:tr>
       <w:tr>
@@ -2275,11 +2957,6 @@
             <w:tcW w:w="2840" w:type="dxa"/>
           </w:tcPr>
           <w:p>
-            <w:pPr>
-              <w:rPr>
-                <w:rFonts w:hint="eastAsia"/>
-              </w:rPr>
-            </w:pPr>
             <w:r>
               <w:rPr>
                 <w:rFonts w:hint="eastAsia"/>
@@ -2292,25 +2969,13 @@
           <w:tcPr>
             <w:tcW w:w="2841" w:type="dxa"/>
           </w:tcPr>
-          <w:p>
-            <w:pPr>
-              <w:rPr>
-                <w:rFonts w:hint="eastAsia"/>
-              </w:rPr>
-            </w:pPr>
-          </w:p>
+          <w:p/>
         </w:tc>
         <w:tc>
           <w:tcPr>
             <w:tcW w:w="2841" w:type="dxa"/>
           </w:tcPr>
-          <w:p>
-            <w:pPr>
-              <w:rPr>
-                <w:rFonts w:hint="eastAsia"/>
-              </w:rPr>
-            </w:pPr>
-          </w:p>
+          <w:p/>
         </w:tc>
       </w:tr>
       <w:tr>
@@ -2319,11 +2984,6 @@
             <w:tcW w:w="2840" w:type="dxa"/>
           </w:tcPr>
           <w:p>
-            <w:pPr>
-              <w:rPr>
-                <w:rFonts w:hint="eastAsia"/>
-              </w:rPr>
-            </w:pPr>
             <w:r>
               <w:rPr>
                 <w:rFonts w:hint="eastAsia"/>
@@ -2336,25 +2996,13 @@
           <w:tcPr>
             <w:tcW w:w="2841" w:type="dxa"/>
           </w:tcPr>
-          <w:p>
-            <w:pPr>
-              <w:rPr>
-                <w:rFonts w:hint="eastAsia"/>
-              </w:rPr>
-            </w:pPr>
-          </w:p>
+          <w:p/>
         </w:tc>
         <w:tc>
           <w:tcPr>
             <w:tcW w:w="2841" w:type="dxa"/>
           </w:tcPr>
-          <w:p>
-            <w:pPr>
-              <w:rPr>
-                <w:rFonts w:hint="eastAsia"/>
-              </w:rPr>
-            </w:pPr>
-          </w:p>
+          <w:p/>
         </w:tc>
       </w:tr>
       <w:tr>
@@ -2363,11 +3011,6 @@
             <w:tcW w:w="2840" w:type="dxa"/>
           </w:tcPr>
           <w:p>
-            <w:pPr>
-              <w:rPr>
-                <w:rFonts w:hint="eastAsia"/>
-              </w:rPr>
-            </w:pPr>
             <w:r>
               <w:rPr>
                 <w:rFonts w:hint="eastAsia"/>
@@ -2380,41 +3023,20 @@
           <w:tcPr>
             <w:tcW w:w="2841" w:type="dxa"/>
           </w:tcPr>
-          <w:p>
-            <w:pPr>
-              <w:rPr>
-                <w:rFonts w:hint="eastAsia"/>
-              </w:rPr>
-            </w:pPr>
-          </w:p>
+          <w:p/>
         </w:tc>
         <w:tc>
           <w:tcPr>
             <w:tcW w:w="2841" w:type="dxa"/>
           </w:tcPr>
-          <w:p>
-            <w:pPr>
-              <w:rPr>
-                <w:rFonts w:hint="eastAsia"/>
-              </w:rPr>
-            </w:pPr>
-          </w:p>
+          <w:p/>
         </w:tc>
       </w:tr>
     </w:tbl>
-    <w:p>
-      <w:pPr>
-        <w:rPr>
-          <w:rFonts w:hint="eastAsia"/>
-        </w:rPr>
-      </w:pPr>
-    </w:p>
+    <w:p/>
     <w:p>
       <w:pPr>
         <w:pStyle w:val="Heading2"/>
-        <w:rPr>
-          <w:rFonts w:hint="eastAsia"/>
-        </w:rPr>
       </w:pPr>
       <w:r>
         <w:rPr>
@@ -2424,11 +3046,6 @@
       </w:r>
     </w:p>
     <w:p>
-      <w:pPr>
-        <w:rPr>
-          <w:rFonts w:hint="eastAsia"/>
-        </w:rPr>
-      </w:pPr>
       <w:r>
         <w:rPr>
           <w:rFonts w:hint="eastAsia"/>
@@ -2459,11 +3076,6 @@
             <w:tcW w:w="2840" w:type="dxa"/>
           </w:tcPr>
           <w:p>
-            <w:pPr>
-              <w:rPr>
-                <w:rFonts w:hint="eastAsia"/>
-              </w:rPr>
-            </w:pPr>
             <w:r>
               <w:rPr>
                 <w:rFonts w:hint="eastAsia"/>
@@ -2477,11 +3089,6 @@
             <w:tcW w:w="2841" w:type="dxa"/>
           </w:tcPr>
           <w:p>
-            <w:pPr>
-              <w:rPr>
-                <w:rFonts w:hint="eastAsia"/>
-              </w:rPr>
-            </w:pPr>
             <w:r>
               <w:rPr>
                 <w:rFonts w:hint="eastAsia"/>
@@ -2495,11 +3102,6 @@
             <w:tcW w:w="2841" w:type="dxa"/>
           </w:tcPr>
           <w:p>
-            <w:pPr>
-              <w:rPr>
-                <w:rFonts w:hint="eastAsia"/>
-              </w:rPr>
-            </w:pPr>
             <w:r>
               <w:rPr>
                 <w:rFonts w:hint="eastAsia"/>
@@ -2510,19 +3112,10 @@
         </w:tc>
       </w:tr>
     </w:tbl>
-    <w:p>
-      <w:pPr>
-        <w:rPr>
-          <w:rFonts w:hint="eastAsia"/>
-        </w:rPr>
-      </w:pPr>
-    </w:p>
+    <w:p/>
     <w:p>
       <w:pPr>
         <w:pStyle w:val="Heading2"/>
-        <w:rPr>
-          <w:rFonts w:hint="eastAsia"/>
-        </w:rPr>
       </w:pPr>
       <w:r>
         <w:rPr>
@@ -2540,9 +3133,6 @@
     <w:p>
       <w:pPr>
         <w:pStyle w:val="Heading2"/>
-        <w:rPr>
-          <w:rFonts w:hint="eastAsia"/>
-        </w:rPr>
       </w:pPr>
       <w:r>
         <w:rPr>
@@ -2554,9 +3144,6 @@
     <w:p>
       <w:pPr>
         <w:pStyle w:val="Heading2"/>
-        <w:rPr>
-          <w:rFonts w:hint="eastAsia"/>
-        </w:rPr>
       </w:pPr>
       <w:r>
         <w:rPr>
@@ -2580,12 +3167,14 @@
       </w:r>
     </w:p>
     <w:p>
-      <w:pPr>
-        <w:rPr>
-          <w:rFonts w:hint="eastAsia"/>
-        </w:rPr>
-      </w:pPr>
-    </w:p>
+      <w:r>
+        <w:rPr>
+          <w:rFonts w:hint="eastAsia"/>
+        </w:rPr>
+        <w:t>编辑和展示工具</w:t>
+      </w:r>
+    </w:p>
+    <w:p/>
     <w:sectPr>
       <w:pgSz w:w="11906" w:h="16838"/>
       <w:pgMar w:top="1440" w:right="1800" w:bottom="1440" w:left="1800" w:header="851" w:footer="992" w:gutter="0"/>
@@ -3104,6 +3693,7 @@
   <w:style w:type="paragraph" w:default="1" w:styleId="Normal">
     <w:name w:val="Normal"/>
     <w:qFormat/>
+    <w:rsid w:val="002960CA"/>
     <w:pPr>
       <w:widowControl w:val="0"/>
       <w:jc w:val="both"/>

--- a/internal_doc/09.规范模板/SequoiaDB_Manual_指导书_草稿.docx
+++ b/internal_doc/09.规范模板/SequoiaDB_Manual_指导书_草稿.docx
@@ -6,19 +6,11 @@
       <w:pPr>
         <w:pStyle w:val="Title"/>
       </w:pPr>
-      <w:proofErr w:type="spellStart"/>
-      <w:r>
-        <w:rPr>
-          <w:rFonts w:hint="eastAsia"/>
-        </w:rPr>
-        <w:t>SequoiaDB</w:t>
-      </w:r>
-      <w:proofErr w:type="spellEnd"/>
-      <w:r>
-        <w:rPr>
-          <w:rFonts w:hint="eastAsia"/>
-        </w:rPr>
-        <w:t xml:space="preserve"> Manual </w:t>
+      <w:r>
+        <w:rPr>
+          <w:rFonts w:hint="eastAsia"/>
+        </w:rPr>
+        <w:t xml:space="preserve">SequoiaDB Manual </w:t>
       </w:r>
       <w:r>
         <w:rPr>
@@ -185,7 +177,7 @@
           <v:shape id="_x0000_i1025" type="#_x0000_t75" style="width:415pt;height:343.7pt" o:ole="">
             <v:imagedata r:id="rId5" o:title=""/>
           </v:shape>
-          <o:OLEObject Type="Embed" ProgID="Visio.Drawing.11" ShapeID="_x0000_i1025" DrawAspect="Content" ObjectID="_1488969681" r:id="rId6"/>
+          <o:OLEObject Type="Embed" ProgID="Visio.Drawing.11" ShapeID="_x0000_i1025" DrawAspect="Content" ObjectID="_1488974937" r:id="rId6"/>
         </w:object>
       </w:r>
     </w:p>
@@ -446,11 +438,6 @@
       </w:r>
     </w:p>
     <w:p>
-      <w:pPr>
-        <w:rPr>
-          <w:rFonts w:hint="eastAsia"/>
-        </w:rPr>
-      </w:pPr>
       <w:r>
         <w:rPr>
           <w:rFonts w:hint="eastAsia"/>
@@ -507,11 +494,6 @@
       </w:r>
     </w:p>
     <w:p>
-      <w:pPr>
-        <w:rPr>
-          <w:rFonts w:hint="eastAsia"/>
-        </w:rPr>
-      </w:pPr>
       <w:r>
         <w:rPr>
           <w:rFonts w:hint="eastAsia"/>
@@ -811,6 +793,9 @@
         <w:tabs>
           <w:tab w:val="center" w:pos="4153"/>
         </w:tabs>
+        <w:rPr>
+          <w:rFonts w:hint="eastAsia"/>
+        </w:rPr>
       </w:pPr>
       <w:r>
         <w:rPr>
@@ -826,14 +811,57 @@
           <w:rFonts w:hint="eastAsia"/>
         </w:rPr>
       </w:pPr>
-      <w:proofErr w:type="spellStart"/>
+      <w:r>
+        <w:rPr>
+          <w:rFonts w:hint="eastAsia"/>
+        </w:rPr>
+        <w:t>注意</w:t>
+      </w:r>
+      <w:r>
+        <w:rPr>
+          <w:rFonts w:hint="eastAsia"/>
+        </w:rPr>
+        <w:t xml:space="preserve">: </w:t>
+      </w:r>
+      <w:r>
+        <w:rPr>
+          <w:rFonts w:hint="eastAsia"/>
+        </w:rPr>
+        <w:t>一级菜单下如果包含多个子功能。则考虑功能包含“</w:t>
+      </w:r>
+      <w:r>
+        <w:rPr>
+          <w:rFonts w:hint="eastAsia"/>
+        </w:rPr>
+        <w:t>Introduction</w:t>
+      </w:r>
+      <w:r>
+        <w:rPr>
+          <w:rFonts w:hint="eastAsia"/>
+        </w:rPr>
+        <w:t>”等，还是“</w:t>
+      </w:r>
+      <w:r>
+        <w:rPr>
+          <w:rFonts w:hint="eastAsia"/>
+        </w:rPr>
+        <w:t>Introduction</w:t>
+      </w:r>
+      <w:r>
+        <w:rPr>
+          <w:rFonts w:hint="eastAsia"/>
+        </w:rPr>
+        <w:t>”下包含子功能。</w:t>
+      </w:r>
+    </w:p>
+    <w:p/>
+    <w:p>
       <w:r>
         <w:rPr>
           <w:rFonts w:hint="eastAsia"/>
         </w:rPr>
         <w:t>SequoiaDB</w:t>
       </w:r>
-      <w:proofErr w:type="spellEnd"/>
       <w:r>
         <w:rPr>
           <w:rFonts w:hint="eastAsia"/>
@@ -842,26 +870,14 @@
       </w:r>
     </w:p>
     <w:p>
-      <w:pPr>
-        <w:rPr>
-          <w:rFonts w:hint="eastAsia"/>
-        </w:rPr>
-      </w:pPr>
-      <w:proofErr w:type="spellStart"/>
       <w:r>
         <w:rPr>
           <w:rFonts w:hint="eastAsia"/>
         </w:rPr>
         <w:t>ReleaseNotes</w:t>
       </w:r>
-      <w:proofErr w:type="spellEnd"/>
-    </w:p>
-    <w:p>
-      <w:pPr>
-        <w:rPr>
-          <w:rFonts w:hint="eastAsia"/>
-        </w:rPr>
-      </w:pPr>
+    </w:p>
+    <w:p>
       <w:r>
         <w:rPr>
           <w:rFonts w:hint="eastAsia"/>
@@ -870,11 +886,6 @@
       </w:r>
     </w:p>
     <w:p>
-      <w:pPr>
-        <w:rPr>
-          <w:rFonts w:hint="eastAsia"/>
-        </w:rPr>
-      </w:pPr>
       <w:r>
         <w:rPr>
           <w:rFonts w:hint="eastAsia"/>
@@ -889,11 +900,6 @@
       </w:r>
     </w:p>
     <w:p>
-      <w:pPr>
-        <w:rPr>
-          <w:rFonts w:hint="eastAsia"/>
-        </w:rPr>
-      </w:pPr>
       <w:r>
         <w:rPr>
           <w:rFonts w:hint="eastAsia"/>
@@ -908,11 +914,6 @@
       </w:r>
     </w:p>
     <w:p>
-      <w:pPr>
-        <w:rPr>
-          <w:rFonts w:hint="eastAsia"/>
-        </w:rPr>
-      </w:pPr>
       <w:r>
         <w:rPr>
           <w:rFonts w:hint="eastAsia"/>
@@ -927,11 +928,6 @@
       </w:r>
     </w:p>
     <w:p>
-      <w:pPr>
-        <w:rPr>
-          <w:rFonts w:hint="eastAsia"/>
-        </w:rPr>
-      </w:pPr>
       <w:r>
         <w:rPr>
           <w:rFonts w:hint="eastAsia"/>
@@ -958,11 +954,6 @@
       </w:r>
     </w:p>
     <w:p>
-      <w:pPr>
-        <w:rPr>
-          <w:rFonts w:hint="eastAsia"/>
-        </w:rPr>
-      </w:pPr>
       <w:r>
         <w:rPr>
           <w:rFonts w:hint="eastAsia"/>
@@ -977,11 +968,20 @@
       </w:r>
     </w:p>
     <w:p>
-      <w:pPr>
-        <w:rPr>
-          <w:rFonts w:hint="eastAsia"/>
-        </w:rPr>
-      </w:pPr>
+      <w:r>
+        <w:rPr>
+          <w:rFonts w:hint="eastAsia"/>
+        </w:rPr>
+        <w:t xml:space="preserve">    web</w:t>
+      </w:r>
+      <w:r>
+        <w:rPr>
+          <w:rFonts w:hint="eastAsia"/>
+        </w:rPr>
+        <w:t>监控</w:t>
+      </w:r>
+    </w:p>
+    <w:p>
       <w:r>
         <w:rPr>
           <w:rFonts w:hint="eastAsia"/>
@@ -992,27 +992,10 @@
         <w:rPr>
           <w:rFonts w:hint="eastAsia"/>
         </w:rPr>
-        <w:t>安装</w:t>
-      </w:r>
-      <w:r>
-        <w:rPr>
-          <w:rFonts w:hint="eastAsia"/>
-        </w:rPr>
-        <w:t>web</w:t>
-      </w:r>
-      <w:r>
-        <w:rPr>
-          <w:rFonts w:hint="eastAsia"/>
-        </w:rPr>
-        <w:t>监控</w:t>
-      </w:r>
-    </w:p>
-    <w:p>
-      <w:pPr>
-        <w:rPr>
-          <w:rFonts w:hint="eastAsia"/>
-        </w:rPr>
-      </w:pPr>
+        <w:t>测试</w:t>
+      </w:r>
+    </w:p>
+    <w:p>
       <w:r>
         <w:rPr>
           <w:rFonts w:hint="eastAsia"/>
@@ -1023,15 +1006,10 @@
         <w:rPr>
           <w:rFonts w:hint="eastAsia"/>
         </w:rPr>
-        <w:t>测试</w:t>
-      </w:r>
-    </w:p>
-    <w:p>
-      <w:pPr>
-        <w:rPr>
-          <w:rFonts w:hint="eastAsia"/>
-        </w:rPr>
-      </w:pPr>
+        <w:t>卸载</w:t>
+      </w:r>
+    </w:p>
+    <w:p>
       <w:r>
         <w:rPr>
           <w:rFonts w:hint="eastAsia"/>
@@ -1042,34 +1020,10 @@
         <w:rPr>
           <w:rFonts w:hint="eastAsia"/>
         </w:rPr>
-        <w:t>卸载</w:t>
-      </w:r>
-    </w:p>
-    <w:p>
-      <w:pPr>
-        <w:rPr>
-          <w:rFonts w:hint="eastAsia"/>
-        </w:rPr>
-      </w:pPr>
-      <w:r>
-        <w:rPr>
-          <w:rFonts w:hint="eastAsia"/>
-        </w:rPr>
-        <w:t xml:space="preserve">    </w:t>
-      </w:r>
-      <w:r>
-        <w:rPr>
-          <w:rFonts w:hint="eastAsia"/>
-        </w:rPr>
         <w:t>升级</w:t>
       </w:r>
     </w:p>
     <w:p>
-      <w:pPr>
-        <w:rPr>
-          <w:rFonts w:hint="eastAsia"/>
-        </w:rPr>
-      </w:pPr>
       <w:r>
         <w:rPr>
           <w:rFonts w:hint="eastAsia"/>
@@ -1078,11 +1032,6 @@
       </w:r>
     </w:p>
     <w:p>
-      <w:pPr>
-        <w:rPr>
-          <w:rFonts w:hint="eastAsia"/>
-        </w:rPr>
-      </w:pPr>
       <w:r>
         <w:rPr>
           <w:rFonts w:hint="eastAsia"/>
@@ -1091,11 +1040,6 @@
       </w:r>
     </w:p>
     <w:p>
-      <w:pPr>
-        <w:rPr>
-          <w:rFonts w:hint="eastAsia"/>
-        </w:rPr>
-      </w:pPr>
       <w:r>
         <w:rPr>
           <w:rFonts w:hint="eastAsia"/>
@@ -1104,11 +1048,6 @@
       </w:r>
     </w:p>
     <w:p>
-      <w:pPr>
-        <w:rPr>
-          <w:rFonts w:hint="eastAsia"/>
-        </w:rPr>
-      </w:pPr>
       <w:r>
         <w:rPr>
           <w:rFonts w:hint="eastAsia"/>
@@ -1117,11 +1056,6 @@
       </w:r>
     </w:p>
     <w:p>
-      <w:pPr>
-        <w:rPr>
-          <w:rFonts w:hint="eastAsia"/>
-        </w:rPr>
-      </w:pPr>
       <w:r>
         <w:rPr>
           <w:rFonts w:hint="eastAsia"/>
@@ -1130,11 +1064,6 @@
       </w:r>
     </w:p>
     <w:p>
-      <w:pPr>
-        <w:rPr>
-          <w:rFonts w:hint="eastAsia"/>
-        </w:rPr>
-      </w:pPr>
       <w:r>
         <w:rPr>
           <w:rFonts w:hint="eastAsia"/>
@@ -1143,11 +1072,6 @@
       </w:r>
     </w:p>
     <w:p>
-      <w:pPr>
-        <w:rPr>
-          <w:rFonts w:hint="eastAsia"/>
-        </w:rPr>
-      </w:pPr>
       <w:r>
         <w:rPr>
           <w:rFonts w:hint="eastAsia"/>
@@ -1163,11 +1087,6 @@
       </w:r>
     </w:p>
     <w:p>
-      <w:pPr>
-        <w:rPr>
-          <w:rFonts w:hint="eastAsia"/>
-        </w:rPr>
-      </w:pPr>
       <w:r>
         <w:rPr>
           <w:rFonts w:hint="eastAsia"/>
@@ -1183,11 +1102,6 @@
       </w:r>
     </w:p>
     <w:p>
-      <w:pPr>
-        <w:rPr>
-          <w:rFonts w:hint="eastAsia"/>
-        </w:rPr>
-      </w:pPr>
       <w:r>
         <w:rPr>
           <w:rFonts w:hint="eastAsia"/>
@@ -1216,11 +1130,6 @@
       </w:r>
     </w:p>
     <w:p>
-      <w:pPr>
-        <w:rPr>
-          <w:rFonts w:hint="eastAsia"/>
-        </w:rPr>
-      </w:pPr>
       <w:r>
         <w:rPr>
           <w:rFonts w:hint="eastAsia"/>
@@ -1229,11 +1138,6 @@
       </w:r>
     </w:p>
     <w:p>
-      <w:pPr>
-        <w:rPr>
-          <w:rFonts w:hint="eastAsia"/>
-        </w:rPr>
-      </w:pPr>
       <w:r>
         <w:rPr>
           <w:rFonts w:hint="eastAsia"/>
@@ -1242,11 +1146,6 @@
       </w:r>
     </w:p>
     <w:p>
-      <w:pPr>
-        <w:rPr>
-          <w:rFonts w:hint="eastAsia"/>
-        </w:rPr>
-      </w:pPr>
       <w:r>
         <w:rPr>
           <w:rFonts w:hint="eastAsia"/>
@@ -1255,11 +1154,6 @@
       </w:r>
     </w:p>
     <w:p>
-      <w:pPr>
-        <w:rPr>
-          <w:rFonts w:hint="eastAsia"/>
-        </w:rPr>
-      </w:pPr>
       <w:r>
         <w:rPr>
           <w:rFonts w:hint="eastAsia"/>
@@ -1268,11 +1162,6 @@
       </w:r>
     </w:p>
     <w:p>
-      <w:pPr>
-        <w:rPr>
-          <w:rFonts w:hint="eastAsia"/>
-        </w:rPr>
-      </w:pPr>
       <w:r>
         <w:rPr>
           <w:rFonts w:hint="eastAsia"/>
@@ -1281,11 +1170,6 @@
       </w:r>
     </w:p>
     <w:p>
-      <w:pPr>
-        <w:rPr>
-          <w:rFonts w:hint="eastAsia"/>
-        </w:rPr>
-      </w:pPr>
       <w:r>
         <w:rPr>
           <w:rFonts w:hint="eastAsia"/>
@@ -1294,11 +1178,6 @@
       </w:r>
     </w:p>
     <w:p>
-      <w:pPr>
-        <w:rPr>
-          <w:rFonts w:hint="eastAsia"/>
-        </w:rPr>
-      </w:pPr>
       <w:r>
         <w:rPr>
           <w:rFonts w:hint="eastAsia"/>
@@ -1315,23 +1194,10 @@
         <w:rPr>
           <w:rFonts w:hint="eastAsia"/>
         </w:rPr>
-        <w:t xml:space="preserve"> </w:t>
-      </w:r>
-      <w:proofErr w:type="spellStart"/>
-      <w:r>
-        <w:rPr>
-          <w:rFonts w:hint="eastAsia"/>
-        </w:rPr>
-        <w:t>queryAndUpdate</w:t>
-      </w:r>
-      <w:proofErr w:type="spellEnd"/>
-    </w:p>
-    <w:p>
-      <w:pPr>
-        <w:rPr>
-          <w:rFonts w:hint="eastAsia"/>
-        </w:rPr>
-      </w:pPr>
+        <w:t xml:space="preserve"> queryAndUpdate</w:t>
+      </w:r>
+    </w:p>
+    <w:p>
       <w:r>
         <w:rPr>
           <w:rFonts w:hint="eastAsia"/>
@@ -1340,11 +1206,6 @@
       </w:r>
     </w:p>
     <w:p>
-      <w:pPr>
-        <w:rPr>
-          <w:rFonts w:hint="eastAsia"/>
-        </w:rPr>
-      </w:pPr>
       <w:r>
         <w:rPr>
           <w:rFonts w:hint="eastAsia"/>
@@ -1353,11 +1214,6 @@
       </w:r>
     </w:p>
     <w:p>
-      <w:pPr>
-        <w:rPr>
-          <w:rFonts w:hint="eastAsia"/>
-        </w:rPr>
-      </w:pPr>
       <w:r>
         <w:rPr>
           <w:rFonts w:hint="eastAsia"/>
@@ -1366,733 +1222,583 @@
       </w:r>
     </w:p>
     <w:p>
-      <w:pPr>
-        <w:rPr>
-          <w:rFonts w:hint="eastAsia"/>
-        </w:rPr>
-      </w:pPr>
-      <w:r>
-        <w:rPr>
-          <w:rFonts w:hint="eastAsia"/>
-        </w:rPr>
-        <w:t xml:space="preserve">     SQL to </w:t>
-      </w:r>
-      <w:proofErr w:type="spellStart"/>
+      <w:r>
+        <w:rPr>
+          <w:rFonts w:hint="eastAsia"/>
+        </w:rPr>
+        <w:t xml:space="preserve">     SQL to SequoiaDB Mapping Chart</w:t>
+      </w:r>
+    </w:p>
+    <w:p>
+      <w:r>
+        <w:rPr>
+          <w:rFonts w:hint="eastAsia"/>
+        </w:rPr>
+        <w:t>Index</w:t>
+      </w:r>
+    </w:p>
+    <w:p>
+      <w:r>
+        <w:rPr>
+          <w:rFonts w:hint="eastAsia"/>
+        </w:rPr>
+        <w:t xml:space="preserve">    Introduction</w:t>
+      </w:r>
+    </w:p>
+    <w:p>
+      <w:r>
+        <w:rPr>
+          <w:rFonts w:hint="eastAsia"/>
+        </w:rPr>
+        <w:t xml:space="preserve">    Tutorials</w:t>
+      </w:r>
+    </w:p>
+    <w:p>
+      <w:r>
+        <w:rPr>
+          <w:rFonts w:hint="eastAsia"/>
+        </w:rPr>
+        <w:t xml:space="preserve">    Reference</w:t>
+      </w:r>
+    </w:p>
+    <w:p>
+      <w:r>
+        <w:rPr>
+          <w:rFonts w:hint="eastAsia"/>
+        </w:rPr>
+        <w:t>Replication</w:t>
+      </w:r>
+    </w:p>
+    <w:p>
+      <w:r>
+        <w:rPr>
+          <w:rFonts w:hint="eastAsia"/>
+        </w:rPr>
+        <w:t xml:space="preserve">   Introduction</w:t>
+      </w:r>
+    </w:p>
+    <w:p>
+      <w:r>
+        <w:rPr>
+          <w:rFonts w:hint="eastAsia"/>
+        </w:rPr>
+        <w:lastRenderedPageBreak/>
+        <w:t xml:space="preserve">   Tutorials</w:t>
+      </w:r>
+    </w:p>
+    <w:p>
+      <w:r>
+        <w:rPr>
+          <w:rFonts w:hint="eastAsia"/>
+        </w:rPr>
+        <w:t xml:space="preserve">   Reference</w:t>
+      </w:r>
+    </w:p>
+    <w:p>
+      <w:r>
+        <w:rPr>
+          <w:rFonts w:hint="eastAsia"/>
+        </w:rPr>
+        <w:t>Sharding</w:t>
+      </w:r>
+    </w:p>
+    <w:p>
+      <w:r>
+        <w:rPr>
+          <w:rFonts w:hint="eastAsia"/>
+        </w:rPr>
+        <w:t xml:space="preserve">   Introduction</w:t>
+      </w:r>
+    </w:p>
+    <w:p>
+      <w:r>
+        <w:rPr>
+          <w:rFonts w:hint="eastAsia"/>
+        </w:rPr>
+        <w:t xml:space="preserve">   Tutorials</w:t>
+      </w:r>
+    </w:p>
+    <w:p>
+      <w:r>
+        <w:rPr>
+          <w:rFonts w:hint="eastAsia"/>
+        </w:rPr>
+        <w:t xml:space="preserve">   Reference</w:t>
+      </w:r>
+    </w:p>
+    <w:p>
+      <w:r>
+        <w:rPr>
+          <w:rFonts w:hint="eastAsia"/>
+        </w:rPr>
+        <w:t>Domain</w:t>
+      </w:r>
+    </w:p>
+    <w:p>
+      <w:r>
+        <w:rPr>
+          <w:rFonts w:hint="eastAsia"/>
+        </w:rPr>
+        <w:t xml:space="preserve">   Introduction</w:t>
+      </w:r>
+    </w:p>
+    <w:p>
+      <w:r>
+        <w:rPr>
+          <w:rFonts w:hint="eastAsia"/>
+        </w:rPr>
+        <w:t xml:space="preserve">   Tutorials</w:t>
+      </w:r>
+    </w:p>
+    <w:p>
+      <w:r>
+        <w:rPr>
+          <w:rFonts w:hint="eastAsia"/>
+        </w:rPr>
+        <w:t xml:space="preserve">   Reference</w:t>
+      </w:r>
+    </w:p>
+    <w:p>
+      <w:r>
+        <w:rPr>
+          <w:rFonts w:hint="eastAsia"/>
+        </w:rPr>
+        <w:t>Aggregation</w:t>
+      </w:r>
+    </w:p>
+    <w:p>
+      <w:r>
+        <w:rPr>
+          <w:rFonts w:hint="eastAsia"/>
+        </w:rPr>
+        <w:t xml:space="preserve">   Introduction</w:t>
+      </w:r>
+    </w:p>
+    <w:p>
+      <w:r>
+        <w:rPr>
+          <w:rFonts w:hint="eastAsia"/>
+        </w:rPr>
+        <w:t xml:space="preserve">   Tutorials</w:t>
+      </w:r>
+    </w:p>
+    <w:p>
+      <w:r>
+        <w:rPr>
+          <w:rFonts w:hint="eastAsia"/>
+        </w:rPr>
+        <w:t xml:space="preserve">   Reference</w:t>
+      </w:r>
+    </w:p>
+    <w:p>
+      <w:r>
+        <w:rPr>
+          <w:rFonts w:hint="eastAsia"/>
+        </w:rPr>
+        <w:t>SQL</w:t>
+      </w:r>
+    </w:p>
+    <w:p>
+      <w:r>
+        <w:rPr>
+          <w:rFonts w:hint="eastAsia"/>
+        </w:rPr>
+        <w:t xml:space="preserve">   Introduction</w:t>
+      </w:r>
+    </w:p>
+    <w:p>
+      <w:r>
+        <w:rPr>
+          <w:rFonts w:hint="eastAsia"/>
+        </w:rPr>
+        <w:t xml:space="preserve">   Tutorials</w:t>
+      </w:r>
+    </w:p>
+    <w:p>
+      <w:pPr>
+        <w:rPr>
+          <w:rFonts w:hint="eastAsia"/>
+        </w:rPr>
+      </w:pPr>
+      <w:r>
+        <w:rPr>
+          <w:rFonts w:hint="eastAsia"/>
+        </w:rPr>
+        <w:t xml:space="preserve">   Reference</w:t>
+      </w:r>
+    </w:p>
+    <w:p>
+      <w:pPr>
+        <w:rPr>
+          <w:rFonts w:hint="eastAsia"/>
+        </w:rPr>
+      </w:pPr>
+      <w:r>
+        <w:rPr>
+          <w:rFonts w:hint="eastAsia"/>
+        </w:rPr>
+        <w:t>Transaction</w:t>
+      </w:r>
+    </w:p>
+    <w:p>
+      <w:r>
+        <w:rPr>
+          <w:rFonts w:hint="eastAsia"/>
+        </w:rPr>
+        <w:t xml:space="preserve">   Introduction</w:t>
+      </w:r>
+    </w:p>
+    <w:p>
+      <w:r>
+        <w:rPr>
+          <w:rFonts w:hint="eastAsia"/>
+        </w:rPr>
+        <w:t xml:space="preserve">   Tutorials</w:t>
+      </w:r>
+    </w:p>
+    <w:p>
+      <w:pPr>
+        <w:rPr>
+          <w:rFonts w:hint="eastAsia"/>
+        </w:rPr>
+      </w:pPr>
+      <w:r>
+        <w:rPr>
+          <w:rFonts w:hint="eastAsia"/>
+        </w:rPr>
+        <w:t xml:space="preserve">   Reference</w:t>
+      </w:r>
+    </w:p>
+    <w:p>
+      <w:pPr>
+        <w:rPr>
+          <w:rFonts w:hint="eastAsia"/>
+        </w:rPr>
+      </w:pPr>
+      <w:r>
+        <w:rPr>
+          <w:rFonts w:hint="eastAsia"/>
+        </w:rPr>
+        <w:t>LOB</w:t>
+      </w:r>
+    </w:p>
+    <w:p>
+      <w:r>
+        <w:rPr>
+          <w:rFonts w:hint="eastAsia"/>
+        </w:rPr>
+        <w:t xml:space="preserve">   Introduction</w:t>
+      </w:r>
+    </w:p>
+    <w:p>
+      <w:r>
+        <w:rPr>
+          <w:rFonts w:hint="eastAsia"/>
+        </w:rPr>
+        <w:t xml:space="preserve">   Tutorials</w:t>
+      </w:r>
+    </w:p>
+    <w:p>
+      <w:r>
+        <w:rPr>
+          <w:rFonts w:hint="eastAsia"/>
+        </w:rPr>
+        <w:t xml:space="preserve">   Reference</w:t>
+      </w:r>
+    </w:p>
+    <w:p>
+      <w:r>
+        <w:rPr>
+          <w:rFonts w:hint="eastAsia"/>
+        </w:rPr>
+        <w:t>Administration</w:t>
+      </w:r>
+    </w:p>
+    <w:p>
+      <w:pPr>
+        <w:rPr>
+          <w:rFonts w:hint="eastAsia"/>
+        </w:rPr>
+      </w:pPr>
+      <w:r>
+        <w:rPr>
+          <w:rFonts w:hint="eastAsia"/>
+        </w:rPr>
+        <w:t xml:space="preserve">   </w:t>
+      </w:r>
+      <w:r>
+        <w:rPr>
+          <w:rFonts w:hint="eastAsia"/>
+        </w:rPr>
+        <w:t>Backup</w:t>
+      </w:r>
+    </w:p>
+    <w:p>
+      <w:pPr>
+        <w:rPr>
+          <w:rFonts w:hint="eastAsia"/>
+        </w:rPr>
+      </w:pPr>
+      <w:r>
+        <w:rPr>
+          <w:rFonts w:hint="eastAsia"/>
+        </w:rPr>
+        <w:t xml:space="preserve">   Recovery</w:t>
+      </w:r>
+    </w:p>
+    <w:p>
+      <w:r>
+        <w:rPr>
+          <w:rFonts w:hint="eastAsia"/>
+        </w:rPr>
+        <w:t xml:space="preserve">   Cluster Administration</w:t>
+      </w:r>
+    </w:p>
+    <w:p>
+      <w:r>
+        <w:rPr>
+          <w:rFonts w:hint="eastAsia"/>
+        </w:rPr>
+        <w:t>Security</w:t>
+      </w:r>
+    </w:p>
+    <w:p>
+      <w:r>
+        <w:rPr>
+          <w:rFonts w:hint="eastAsia"/>
+        </w:rPr>
+        <w:t xml:space="preserve">   Introduction</w:t>
+      </w:r>
+    </w:p>
+    <w:p>
+      <w:r>
+        <w:rPr>
+          <w:rFonts w:hint="eastAsia"/>
+        </w:rPr>
+        <w:t xml:space="preserve">   Tutorials</w:t>
+      </w:r>
+    </w:p>
+    <w:p>
+      <w:r>
+        <w:rPr>
+          <w:rFonts w:hint="eastAsia"/>
+        </w:rPr>
+        <w:t xml:space="preserve">   Reference</w:t>
+      </w:r>
+    </w:p>
+    <w:p>
+      <w:r>
+        <w:rPr>
+          <w:rFonts w:hint="eastAsia"/>
+        </w:rPr>
+        <w:t>第三方对接</w:t>
+      </w:r>
+      <w:r>
+        <w:rPr>
+          <w:rFonts w:hint="eastAsia"/>
+        </w:rPr>
+        <w:t xml:space="preserve">   </w:t>
+      </w:r>
+    </w:p>
+    <w:p>
+      <w:r>
+        <w:rPr>
+          <w:rFonts w:hint="eastAsia"/>
+        </w:rPr>
+        <w:t>Reference</w:t>
+      </w:r>
+    </w:p>
+    <w:p>
+      <w:r>
+        <w:rPr>
+          <w:rFonts w:hint="eastAsia"/>
+        </w:rPr>
+        <w:t xml:space="preserve">   </w:t>
+      </w:r>
+      <w:r>
+        <w:rPr>
+          <w:rFonts w:hint="eastAsia"/>
+        </w:rPr>
+        <w:t>操作符</w:t>
+      </w:r>
+    </w:p>
+    <w:p>
+      <w:r>
+        <w:rPr>
+          <w:rFonts w:hint="eastAsia"/>
+        </w:rPr>
+        <w:t xml:space="preserve">      </w:t>
+      </w:r>
+      <w:r>
+        <w:rPr>
+          <w:rFonts w:hint="eastAsia"/>
+        </w:rPr>
+        <w:t>匹配符</w:t>
+      </w:r>
+    </w:p>
+    <w:p>
+      <w:r>
+        <w:rPr>
+          <w:rFonts w:hint="eastAsia"/>
+        </w:rPr>
+        <w:t xml:space="preserve">      </w:t>
+      </w:r>
+      <w:r>
+        <w:rPr>
+          <w:rFonts w:hint="eastAsia"/>
+        </w:rPr>
+        <w:t>更新符</w:t>
+      </w:r>
+    </w:p>
+    <w:p>
+      <w:r>
+        <w:rPr>
+          <w:rFonts w:hint="eastAsia"/>
+        </w:rPr>
+        <w:t xml:space="preserve">      </w:t>
+      </w:r>
+      <w:r>
+        <w:rPr>
+          <w:rFonts w:hint="eastAsia"/>
+        </w:rPr>
+        <w:t>选择符</w:t>
+      </w:r>
+    </w:p>
+    <w:p>
+      <w:r>
+        <w:rPr>
+          <w:rFonts w:hint="eastAsia"/>
+        </w:rPr>
+        <w:t xml:space="preserve">      </w:t>
+      </w:r>
+      <w:r>
+        <w:rPr>
+          <w:rFonts w:hint="eastAsia"/>
+        </w:rPr>
+        <w:t>聚集符</w:t>
+      </w:r>
+    </w:p>
+    <w:p>
+      <w:r>
+        <w:rPr>
+          <w:rFonts w:hint="eastAsia"/>
+        </w:rPr>
+        <w:t xml:space="preserve">   sdb shell</w:t>
+      </w:r>
+    </w:p>
+    <w:p>
+      <w:r>
+        <w:rPr>
+          <w:rFonts w:hint="eastAsia"/>
+        </w:rPr>
+        <w:t xml:space="preserve">   c</w:t>
+      </w:r>
+    </w:p>
+    <w:p>
+      <w:r>
+        <w:rPr>
+          <w:rFonts w:hint="eastAsia"/>
+        </w:rPr>
+        <w:t xml:space="preserve">   c++</w:t>
+      </w:r>
+    </w:p>
+    <w:p>
+      <w:r>
+        <w:rPr>
+          <w:rFonts w:hint="eastAsia"/>
+        </w:rPr>
+        <w:lastRenderedPageBreak/>
+        <w:t xml:space="preserve">   java</w:t>
+      </w:r>
+    </w:p>
+    <w:p>
+      <w:r>
+        <w:rPr>
+          <w:rFonts w:hint="eastAsia"/>
+        </w:rPr>
+        <w:t xml:space="preserve">   php</w:t>
+      </w:r>
+    </w:p>
+    <w:p>
+      <w:pPr>
+        <w:rPr>
+          <w:rFonts w:hint="eastAsia"/>
+        </w:rPr>
+      </w:pPr>
+      <w:r>
+        <w:rPr>
+          <w:rFonts w:hint="eastAsia"/>
+        </w:rPr>
+        <w:t xml:space="preserve">   python</w:t>
+      </w:r>
+    </w:p>
+    <w:p>
+      <w:r>
+        <w:rPr>
+          <w:rFonts w:hint="eastAsia"/>
+        </w:rPr>
+        <w:t xml:space="preserve">   rest</w:t>
+      </w:r>
+    </w:p>
+    <w:p>
+      <w:pPr>
+        <w:rPr>
+          <w:rFonts w:hint="eastAsia"/>
+        </w:rPr>
+      </w:pPr>
+      <w:r>
+        <w:rPr>
+          <w:rFonts w:hint="eastAsia"/>
+        </w:rPr>
+        <w:t xml:space="preserve">   c#</w:t>
+      </w:r>
+    </w:p>
+    <w:p>
+      <w:r>
+        <w:rPr>
+          <w:rFonts w:hint="eastAsia"/>
+        </w:rPr>
+        <w:t>案例</w:t>
+      </w:r>
+    </w:p>
+    <w:p>
+      <w:r>
+        <w:rPr>
+          <w:rFonts w:hint="eastAsia"/>
+        </w:rPr>
+        <w:t>FAQ</w:t>
+      </w:r>
+    </w:p>
+    <w:p>
+      <w:pPr>
+        <w:pStyle w:val="Heading2"/>
+      </w:pPr>
+      <w:r>
+        <w:rPr>
+          <w:rFonts w:hint="eastAsia"/>
+        </w:rPr>
+        <w:t>渐进索引</w:t>
+      </w:r>
+    </w:p>
+    <w:p>
+      <w:r>
+        <w:rPr>
+          <w:rFonts w:hint="eastAsia"/>
+        </w:rPr>
+        <w:t xml:space="preserve">    </w:t>
+      </w:r>
+      <w:r>
+        <w:rPr>
+          <w:rFonts w:hint="eastAsia"/>
+        </w:rPr>
+        <w:t>以不熟悉</w:t>
+      </w:r>
       <w:r>
         <w:rPr>
           <w:rFonts w:hint="eastAsia"/>
         </w:rPr>
         <w:t>SequoiaDB</w:t>
       </w:r>
-      <w:proofErr w:type="spellEnd"/>
-      <w:r>
-        <w:rPr>
-          <w:rFonts w:hint="eastAsia"/>
-        </w:rPr>
-        <w:t xml:space="preserve"> Mapping Chart</w:t>
-      </w:r>
-    </w:p>
-    <w:p>
-      <w:pPr>
-        <w:rPr>
-          <w:rFonts w:hint="eastAsia"/>
-        </w:rPr>
-      </w:pPr>
-      <w:r>
-        <w:rPr>
-          <w:rFonts w:hint="eastAsia"/>
-        </w:rPr>
-        <w:t>Index</w:t>
-      </w:r>
-    </w:p>
-    <w:p>
-      <w:pPr>
-        <w:rPr>
-          <w:rFonts w:hint="eastAsia"/>
-        </w:rPr>
-      </w:pPr>
-      <w:r>
-        <w:rPr>
-          <w:rFonts w:hint="eastAsia"/>
-        </w:rPr>
-        <w:t xml:space="preserve">    Introduction</w:t>
-      </w:r>
-    </w:p>
-    <w:p>
-      <w:pPr>
-        <w:rPr>
-          <w:rFonts w:hint="eastAsia"/>
-        </w:rPr>
-      </w:pPr>
-      <w:r>
-        <w:rPr>
-          <w:rFonts w:hint="eastAsia"/>
-        </w:rPr>
-        <w:t xml:space="preserve">    Tutorials</w:t>
-      </w:r>
-    </w:p>
-    <w:p>
-      <w:pPr>
-        <w:rPr>
-          <w:rFonts w:hint="eastAsia"/>
-        </w:rPr>
-      </w:pPr>
-      <w:r>
-        <w:rPr>
-          <w:rFonts w:hint="eastAsia"/>
-        </w:rPr>
-        <w:t xml:space="preserve">    Reference</w:t>
-      </w:r>
-    </w:p>
-    <w:p>
-      <w:pPr>
-        <w:rPr>
-          <w:rFonts w:hint="eastAsia"/>
-        </w:rPr>
-      </w:pPr>
-      <w:r>
-        <w:rPr>
-          <w:rFonts w:hint="eastAsia"/>
-        </w:rPr>
-        <w:t>Replication</w:t>
-      </w:r>
-    </w:p>
-    <w:p>
-      <w:pPr>
-        <w:rPr>
-          <w:rFonts w:hint="eastAsia"/>
-        </w:rPr>
-      </w:pPr>
-      <w:r>
-        <w:rPr>
-          <w:rFonts w:hint="eastAsia"/>
-        </w:rPr>
-        <w:t xml:space="preserve">   Introduction</w:t>
-      </w:r>
-    </w:p>
-    <w:p>
-      <w:pPr>
-        <w:rPr>
-          <w:rFonts w:hint="eastAsia"/>
-        </w:rPr>
-      </w:pPr>
-      <w:r>
-        <w:rPr>
-          <w:rFonts w:hint="eastAsia"/>
-        </w:rPr>
-        <w:t xml:space="preserve">   Tutorials</w:t>
-      </w:r>
-    </w:p>
-    <w:p>
-      <w:pPr>
-        <w:rPr>
-          <w:rFonts w:hint="eastAsia"/>
-        </w:rPr>
-      </w:pPr>
-      <w:r>
-        <w:rPr>
-          <w:rFonts w:hint="eastAsia"/>
-        </w:rPr>
-        <w:t xml:space="preserve">   Reference</w:t>
-      </w:r>
-    </w:p>
-    <w:p>
-      <w:pPr>
-        <w:rPr>
-          <w:rFonts w:hint="eastAsia"/>
-        </w:rPr>
-      </w:pPr>
-      <w:proofErr w:type="spellStart"/>
-      <w:r>
-        <w:rPr>
-          <w:rFonts w:hint="eastAsia"/>
-        </w:rPr>
-        <w:t>Sharding</w:t>
-      </w:r>
-      <w:proofErr w:type="spellEnd"/>
-    </w:p>
-    <w:p>
-      <w:pPr>
-        <w:rPr>
-          <w:rFonts w:hint="eastAsia"/>
-        </w:rPr>
-      </w:pPr>
-      <w:r>
-        <w:rPr>
-          <w:rFonts w:hint="eastAsia"/>
-        </w:rPr>
-        <w:lastRenderedPageBreak/>
-        <w:t xml:space="preserve">   Introduction</w:t>
-      </w:r>
-    </w:p>
-    <w:p>
-      <w:pPr>
-        <w:rPr>
-          <w:rFonts w:hint="eastAsia"/>
-        </w:rPr>
-      </w:pPr>
-      <w:r>
-        <w:rPr>
-          <w:rFonts w:hint="eastAsia"/>
-        </w:rPr>
-        <w:t xml:space="preserve">   Tutorials</w:t>
-      </w:r>
-    </w:p>
-    <w:p>
-      <w:pPr>
-        <w:rPr>
-          <w:rFonts w:hint="eastAsia"/>
-        </w:rPr>
-      </w:pPr>
-      <w:r>
-        <w:rPr>
-          <w:rFonts w:hint="eastAsia"/>
-        </w:rPr>
-        <w:t xml:space="preserve">   Reference</w:t>
-      </w:r>
-    </w:p>
-    <w:p>
-      <w:pPr>
-        <w:rPr>
-          <w:rFonts w:hint="eastAsia"/>
-        </w:rPr>
-      </w:pPr>
-      <w:r>
-        <w:rPr>
-          <w:rFonts w:hint="eastAsia"/>
-        </w:rPr>
-        <w:t>Domain</w:t>
-      </w:r>
-    </w:p>
-    <w:p>
-      <w:pPr>
-        <w:rPr>
-          <w:rFonts w:hint="eastAsia"/>
-        </w:rPr>
-      </w:pPr>
-      <w:r>
-        <w:rPr>
-          <w:rFonts w:hint="eastAsia"/>
-        </w:rPr>
-        <w:t xml:space="preserve">   Introduction</w:t>
-      </w:r>
-    </w:p>
-    <w:p>
-      <w:pPr>
-        <w:rPr>
-          <w:rFonts w:hint="eastAsia"/>
-        </w:rPr>
-      </w:pPr>
-      <w:r>
-        <w:rPr>
-          <w:rFonts w:hint="eastAsia"/>
-        </w:rPr>
-        <w:t xml:space="preserve">   Tutorials</w:t>
-      </w:r>
-    </w:p>
-    <w:p>
-      <w:pPr>
-        <w:rPr>
-          <w:rFonts w:hint="eastAsia"/>
-        </w:rPr>
-      </w:pPr>
-      <w:r>
-        <w:rPr>
-          <w:rFonts w:hint="eastAsia"/>
-        </w:rPr>
-        <w:t xml:space="preserve">   Reference</w:t>
-      </w:r>
-    </w:p>
-    <w:p>
-      <w:pPr>
-        <w:rPr>
-          <w:rFonts w:hint="eastAsia"/>
-        </w:rPr>
-      </w:pPr>
-      <w:r>
-        <w:rPr>
-          <w:rFonts w:hint="eastAsia"/>
-        </w:rPr>
-        <w:t>Aggregation</w:t>
-      </w:r>
-    </w:p>
-    <w:p>
-      <w:pPr>
-        <w:rPr>
-          <w:rFonts w:hint="eastAsia"/>
-        </w:rPr>
-      </w:pPr>
-      <w:r>
-        <w:rPr>
-          <w:rFonts w:hint="eastAsia"/>
-        </w:rPr>
-        <w:t xml:space="preserve">   Introduction</w:t>
-      </w:r>
-    </w:p>
-    <w:p>
-      <w:pPr>
-        <w:rPr>
-          <w:rFonts w:hint="eastAsia"/>
-        </w:rPr>
-      </w:pPr>
-      <w:r>
-        <w:rPr>
-          <w:rFonts w:hint="eastAsia"/>
-        </w:rPr>
-        <w:t xml:space="preserve">   Tutorials</w:t>
-      </w:r>
-    </w:p>
-    <w:p>
-      <w:pPr>
-        <w:rPr>
-          <w:rFonts w:hint="eastAsia"/>
-        </w:rPr>
-      </w:pPr>
-      <w:r>
-        <w:rPr>
-          <w:rFonts w:hint="eastAsia"/>
-        </w:rPr>
-        <w:t xml:space="preserve">   Reference</w:t>
-      </w:r>
-    </w:p>
-    <w:p>
-      <w:pPr>
-        <w:rPr>
-          <w:rFonts w:hint="eastAsia"/>
-        </w:rPr>
-      </w:pPr>
-      <w:r>
-        <w:rPr>
-          <w:rFonts w:hint="eastAsia"/>
-        </w:rPr>
-        <w:t>SQL</w:t>
-      </w:r>
-    </w:p>
-    <w:p>
-      <w:pPr>
-        <w:rPr>
-          <w:rFonts w:hint="eastAsia"/>
-        </w:rPr>
-      </w:pPr>
-      <w:r>
-        <w:rPr>
-          <w:rFonts w:hint="eastAsia"/>
-        </w:rPr>
-        <w:t xml:space="preserve">   Introduction</w:t>
-      </w:r>
-    </w:p>
-    <w:p>
-      <w:pPr>
-        <w:rPr>
-          <w:rFonts w:hint="eastAsia"/>
-        </w:rPr>
-      </w:pPr>
-      <w:r>
-        <w:rPr>
-          <w:rFonts w:hint="eastAsia"/>
-        </w:rPr>
-        <w:t xml:space="preserve">   Tutorials</w:t>
-      </w:r>
-    </w:p>
-    <w:p>
-      <w:pPr>
-        <w:rPr>
-          <w:rFonts w:hint="eastAsia"/>
-        </w:rPr>
-      </w:pPr>
-      <w:r>
-        <w:rPr>
-          <w:rFonts w:hint="eastAsia"/>
-        </w:rPr>
-        <w:t xml:space="preserve">   Reference</w:t>
-      </w:r>
-    </w:p>
-    <w:p>
-      <w:pPr>
-        <w:rPr>
-          <w:rFonts w:hint="eastAsia"/>
-        </w:rPr>
-      </w:pPr>
-      <w:r>
-        <w:rPr>
-          <w:rFonts w:hint="eastAsia"/>
-        </w:rPr>
-        <w:t>Administration</w:t>
-      </w:r>
-    </w:p>
-    <w:p>
-      <w:pPr>
-        <w:rPr>
-          <w:rFonts w:hint="eastAsia"/>
-        </w:rPr>
-      </w:pPr>
-      <w:r>
-        <w:rPr>
-          <w:rFonts w:hint="eastAsia"/>
-        </w:rPr>
-        <w:t xml:space="preserve">   Introduction</w:t>
-      </w:r>
-    </w:p>
-    <w:p>
-      <w:pPr>
-        <w:rPr>
-          <w:rFonts w:hint="eastAsia"/>
-        </w:rPr>
-      </w:pPr>
-      <w:r>
-        <w:rPr>
-          <w:rFonts w:hint="eastAsia"/>
-        </w:rPr>
-        <w:t xml:space="preserve">   Tutorials</w:t>
-      </w:r>
-    </w:p>
-    <w:p>
-      <w:pPr>
-        <w:rPr>
-          <w:rFonts w:hint="eastAsia"/>
-        </w:rPr>
-      </w:pPr>
-      <w:r>
-        <w:rPr>
-          <w:rFonts w:hint="eastAsia"/>
-        </w:rPr>
-        <w:t xml:space="preserve">   Reference</w:t>
-      </w:r>
-    </w:p>
-    <w:p>
-      <w:pPr>
-        <w:rPr>
-          <w:rFonts w:hint="eastAsia"/>
-        </w:rPr>
-      </w:pPr>
-      <w:r>
-        <w:rPr>
-          <w:rFonts w:hint="eastAsia"/>
-        </w:rPr>
-        <w:t>Security</w:t>
-      </w:r>
-    </w:p>
-    <w:p>
-      <w:pPr>
-        <w:rPr>
-          <w:rFonts w:hint="eastAsia"/>
-        </w:rPr>
-      </w:pPr>
-      <w:r>
-        <w:rPr>
-          <w:rFonts w:hint="eastAsia"/>
-        </w:rPr>
-        <w:t xml:space="preserve">   Introduction</w:t>
-      </w:r>
-    </w:p>
-    <w:p>
-      <w:pPr>
-        <w:rPr>
-          <w:rFonts w:hint="eastAsia"/>
-        </w:rPr>
-      </w:pPr>
-      <w:r>
-        <w:rPr>
-          <w:rFonts w:hint="eastAsia"/>
-        </w:rPr>
-        <w:t xml:space="preserve">   Tutorials</w:t>
-      </w:r>
-    </w:p>
-    <w:p>
-      <w:pPr>
-        <w:rPr>
-          <w:rFonts w:hint="eastAsia"/>
-        </w:rPr>
-      </w:pPr>
-      <w:r>
-        <w:rPr>
-          <w:rFonts w:hint="eastAsia"/>
-        </w:rPr>
-        <w:t xml:space="preserve">   Reference</w:t>
-      </w:r>
-    </w:p>
-    <w:p>
-      <w:pPr>
-        <w:rPr>
-          <w:rFonts w:hint="eastAsia"/>
-        </w:rPr>
-      </w:pPr>
-      <w:r>
-        <w:rPr>
-          <w:rFonts w:hint="eastAsia"/>
-        </w:rPr>
-        <w:t>第三方对接</w:t>
-      </w:r>
-    </w:p>
-    <w:p>
-      <w:pPr>
-        <w:rPr>
-          <w:rFonts w:hint="eastAsia"/>
-        </w:rPr>
-      </w:pPr>
-      <w:r>
-        <w:rPr>
-          <w:rFonts w:hint="eastAsia"/>
-        </w:rPr>
-        <w:t>Reference</w:t>
-      </w:r>
-    </w:p>
-    <w:p>
-      <w:pPr>
-        <w:rPr>
-          <w:rFonts w:hint="eastAsia"/>
-        </w:rPr>
-      </w:pPr>
-      <w:r>
-        <w:rPr>
-          <w:rFonts w:hint="eastAsia"/>
-        </w:rPr>
-        <w:t xml:space="preserve">   </w:t>
-      </w:r>
-      <w:r>
-        <w:rPr>
-          <w:rFonts w:hint="eastAsia"/>
-        </w:rPr>
-        <w:t>操作符</w:t>
-      </w:r>
-    </w:p>
-    <w:p>
-      <w:pPr>
-        <w:rPr>
-          <w:rFonts w:hint="eastAsia"/>
-        </w:rPr>
-      </w:pPr>
-      <w:r>
-        <w:rPr>
-          <w:rFonts w:hint="eastAsia"/>
-        </w:rPr>
-        <w:t xml:space="preserve">      </w:t>
-      </w:r>
-      <w:r>
-        <w:rPr>
-          <w:rFonts w:hint="eastAsia"/>
-        </w:rPr>
-        <w:t>匹配符</w:t>
-      </w:r>
-    </w:p>
-    <w:p>
-      <w:pPr>
-        <w:rPr>
-          <w:rFonts w:hint="eastAsia"/>
-        </w:rPr>
-      </w:pPr>
-      <w:r>
-        <w:rPr>
-          <w:rFonts w:hint="eastAsia"/>
-        </w:rPr>
-        <w:t xml:space="preserve">      </w:t>
-      </w:r>
-      <w:r>
-        <w:rPr>
-          <w:rFonts w:hint="eastAsia"/>
-        </w:rPr>
-        <w:t>更新符</w:t>
-      </w:r>
-    </w:p>
-    <w:p>
-      <w:pPr>
-        <w:rPr>
-          <w:rFonts w:hint="eastAsia"/>
-        </w:rPr>
-      </w:pPr>
-      <w:r>
-        <w:rPr>
-          <w:rFonts w:hint="eastAsia"/>
-        </w:rPr>
-        <w:t xml:space="preserve">      </w:t>
-      </w:r>
-      <w:r>
-        <w:rPr>
-          <w:rFonts w:hint="eastAsia"/>
-        </w:rPr>
-        <w:t>选择符</w:t>
-      </w:r>
-    </w:p>
-    <w:p>
-      <w:pPr>
-        <w:rPr>
-          <w:rFonts w:hint="eastAsia"/>
-        </w:rPr>
-      </w:pPr>
-      <w:r>
-        <w:rPr>
-          <w:rFonts w:hint="eastAsia"/>
-        </w:rPr>
-        <w:t xml:space="preserve">      </w:t>
-      </w:r>
-      <w:r>
-        <w:rPr>
-          <w:rFonts w:hint="eastAsia"/>
-        </w:rPr>
-        <w:t>聚集符</w:t>
-      </w:r>
-    </w:p>
-    <w:p>
-      <w:pPr>
-        <w:rPr>
-          <w:rFonts w:hint="eastAsia"/>
-        </w:rPr>
-      </w:pPr>
-      <w:r>
-        <w:rPr>
-          <w:rFonts w:hint="eastAsia"/>
-        </w:rPr>
-        <w:t xml:space="preserve">   </w:t>
-      </w:r>
-      <w:proofErr w:type="spellStart"/>
-      <w:r>
-        <w:rPr>
-          <w:rFonts w:hint="eastAsia"/>
-        </w:rPr>
-        <w:t>sdb</w:t>
-      </w:r>
-      <w:proofErr w:type="spellEnd"/>
-      <w:r>
-        <w:rPr>
-          <w:rFonts w:hint="eastAsia"/>
-        </w:rPr>
-        <w:t xml:space="preserve"> shell</w:t>
-      </w:r>
-    </w:p>
-    <w:p>
-      <w:pPr>
-        <w:rPr>
-          <w:rFonts w:hint="eastAsia"/>
-        </w:rPr>
-      </w:pPr>
-      <w:r>
-        <w:rPr>
-          <w:rFonts w:hint="eastAsia"/>
-        </w:rPr>
-        <w:t xml:space="preserve">   c</w:t>
-      </w:r>
-    </w:p>
-    <w:p>
-      <w:pPr>
-        <w:rPr>
-          <w:rFonts w:hint="eastAsia"/>
-        </w:rPr>
-      </w:pPr>
-      <w:r>
-        <w:rPr>
-          <w:rFonts w:hint="eastAsia"/>
-        </w:rPr>
-        <w:t xml:space="preserve">   </w:t>
-      </w:r>
-      <w:proofErr w:type="spellStart"/>
-      <w:r>
-        <w:rPr>
-          <w:rFonts w:hint="eastAsia"/>
-        </w:rPr>
-        <w:t>c++</w:t>
-      </w:r>
-      <w:proofErr w:type="spellEnd"/>
-    </w:p>
-    <w:p>
-      <w:pPr>
-        <w:rPr>
-          <w:rFonts w:hint="eastAsia"/>
-        </w:rPr>
-      </w:pPr>
-      <w:r>
-        <w:rPr>
-          <w:rFonts w:hint="eastAsia"/>
-        </w:rPr>
-        <w:t xml:space="preserve">   java</w:t>
-      </w:r>
-    </w:p>
-    <w:p>
-      <w:pPr>
-        <w:rPr>
-          <w:rFonts w:hint="eastAsia"/>
-        </w:rPr>
-      </w:pPr>
-      <w:r>
-        <w:rPr>
-          <w:rFonts w:hint="eastAsia"/>
-        </w:rPr>
-        <w:t xml:space="preserve">   </w:t>
-      </w:r>
-      <w:proofErr w:type="spellStart"/>
-      <w:r>
-        <w:rPr>
-          <w:rFonts w:hint="eastAsia"/>
-        </w:rPr>
-        <w:t>php</w:t>
-      </w:r>
-      <w:proofErr w:type="spellEnd"/>
-    </w:p>
-    <w:p>
-      <w:pPr>
-        <w:rPr>
-          <w:rFonts w:hint="eastAsia"/>
-        </w:rPr>
-      </w:pPr>
-      <w:r>
-        <w:rPr>
-          <w:rFonts w:hint="eastAsia"/>
-        </w:rPr>
-        <w:t xml:space="preserve">   python</w:t>
-      </w:r>
-    </w:p>
-    <w:p>
-      <w:pPr>
-        <w:rPr>
-          <w:rFonts w:hint="eastAsia"/>
-        </w:rPr>
-      </w:pPr>
-      <w:r>
-        <w:rPr>
-          <w:rFonts w:hint="eastAsia"/>
-        </w:rPr>
-        <w:t xml:space="preserve">   c#</w:t>
-      </w:r>
-    </w:p>
-    <w:p>
-      <w:r>
-        <w:rPr>
-          <w:rFonts w:hint="eastAsia"/>
-        </w:rPr>
-        <w:t>FAQ</w:t>
-      </w:r>
-    </w:p>
-    <w:p>
-      <w:pPr>
-        <w:pStyle w:val="Heading2"/>
-      </w:pPr>
-      <w:r>
-        <w:rPr>
-          <w:rFonts w:hint="eastAsia"/>
-        </w:rPr>
-        <w:t>渐进索引</w:t>
-      </w:r>
-    </w:p>
-    <w:p>
-      <w:r>
-        <w:rPr>
-          <w:rFonts w:hint="eastAsia"/>
-        </w:rPr>
-        <w:t xml:space="preserve">    </w:t>
-      </w:r>
-      <w:r>
-        <w:rPr>
-          <w:rFonts w:hint="eastAsia"/>
-        </w:rPr>
-        <w:t>以不熟悉</w:t>
-      </w:r>
-      <w:proofErr w:type="spellStart"/>
-      <w:r>
-        <w:rPr>
-          <w:rFonts w:hint="eastAsia"/>
-        </w:rPr>
-        <w:t>SequoiaDB</w:t>
-      </w:r>
-      <w:proofErr w:type="spellEnd"/>
       <w:r>
         <w:rPr>
           <w:rFonts w:hint="eastAsia"/>
@@ -2225,14 +1931,12 @@
         </w:rPr>
         <w:t>统一</w:t>
       </w:r>
-      <w:proofErr w:type="spellStart"/>
       <w:r>
         <w:rPr>
           <w:rFonts w:hint="eastAsia"/>
         </w:rPr>
         <w:t>SequoiaDB</w:t>
       </w:r>
-      <w:proofErr w:type="spellEnd"/>
       <w:r>
         <w:rPr>
           <w:rFonts w:hint="eastAsia"/>
@@ -2522,6 +2226,7 @@
               <w:rPr>
                 <w:rFonts w:hint="eastAsia"/>
               </w:rPr>
+              <w:lastRenderedPageBreak/>
               <w:t>相关</w:t>
             </w:r>
           </w:p>
@@ -2587,14 +2292,12 @@
         </w:rPr>
         <w:t>操作流程统一使用</w:t>
       </w:r>
-      <w:proofErr w:type="spellStart"/>
       <w:r>
         <w:rPr>
           <w:rFonts w:hint="eastAsia"/>
         </w:rPr>
         <w:t>js</w:t>
       </w:r>
-      <w:proofErr w:type="spellEnd"/>
       <w:r>
         <w:rPr>
           <w:rFonts w:hint="eastAsia"/>
@@ -2755,7 +2458,6 @@
               <w:rPr>
                 <w:rFonts w:hint="eastAsia"/>
               </w:rPr>
-              <w:lastRenderedPageBreak/>
               <w:t>参数描述</w:t>
             </w:r>
           </w:p>
@@ -3121,6 +2823,7 @@
         <w:rPr>
           <w:rFonts w:hint="eastAsia"/>
         </w:rPr>
+        <w:lastRenderedPageBreak/>
         <w:t>其他</w:t>
       </w:r>
       <w:r>
@@ -3155,9 +2858,6 @@
     <w:p>
       <w:pPr>
         <w:pStyle w:val="Heading2"/>
-        <w:rPr>
-          <w:rFonts w:hint="eastAsia"/>
-        </w:rPr>
       </w:pPr>
       <w:r>
         <w:rPr>

--- a/internal_doc/09.规范模板/SequoiaDB_Manual_指导书_草稿.docx
+++ b/internal_doc/09.规范模板/SequoiaDB_Manual_指导书_草稿.docx
@@ -177,7 +177,7 @@
           <v:shape id="_x0000_i1025" type="#_x0000_t75" style="width:415pt;height:343.7pt" o:ole="">
             <v:imagedata r:id="rId5" o:title=""/>
           </v:shape>
-          <o:OLEObject Type="Embed" ProgID="Visio.Drawing.11" ShapeID="_x0000_i1025" DrawAspect="Content" ObjectID="_1488974937" r:id="rId6"/>
+          <o:OLEObject Type="Embed" ProgID="Visio.Drawing.11" ShapeID="_x0000_i1025" DrawAspect="Content" ObjectID="_1488975302" r:id="rId6"/>
         </w:object>
       </w:r>
     </w:p>
@@ -793,9 +793,6 @@
         <w:tabs>
           <w:tab w:val="center" w:pos="4153"/>
         </w:tabs>
-        <w:rPr>
-          <w:rFonts w:hint="eastAsia"/>
-        </w:rPr>
       </w:pPr>
       <w:r>
         <w:rPr>
@@ -806,11 +803,6 @@
       </w:r>
     </w:p>
     <w:p>
-      <w:pPr>
-        <w:rPr>
-          <w:rFonts w:hint="eastAsia"/>
-        </w:rPr>
-      </w:pPr>
       <w:r>
         <w:rPr>
           <w:rFonts w:hint="eastAsia"/>
@@ -1415,11 +1407,6 @@
       </w:r>
     </w:p>
     <w:p>
-      <w:pPr>
-        <w:rPr>
-          <w:rFonts w:hint="eastAsia"/>
-        </w:rPr>
-      </w:pPr>
       <w:r>
         <w:rPr>
           <w:rFonts w:hint="eastAsia"/>
@@ -1428,11 +1415,6 @@
       </w:r>
     </w:p>
     <w:p>
-      <w:pPr>
-        <w:rPr>
-          <w:rFonts w:hint="eastAsia"/>
-        </w:rPr>
-      </w:pPr>
       <w:r>
         <w:rPr>
           <w:rFonts w:hint="eastAsia"/>
@@ -1457,11 +1439,6 @@
       </w:r>
     </w:p>
     <w:p>
-      <w:pPr>
-        <w:rPr>
-          <w:rFonts w:hint="eastAsia"/>
-        </w:rPr>
-      </w:pPr>
       <w:r>
         <w:rPr>
           <w:rFonts w:hint="eastAsia"/>
@@ -1470,11 +1447,6 @@
       </w:r>
     </w:p>
     <w:p>
-      <w:pPr>
-        <w:rPr>
-          <w:rFonts w:hint="eastAsia"/>
-        </w:rPr>
-      </w:pPr>
       <w:r>
         <w:rPr>
           <w:rFonts w:hint="eastAsia"/>
@@ -1515,11 +1487,6 @@
       </w:r>
     </w:p>
     <w:p>
-      <w:pPr>
-        <w:rPr>
-          <w:rFonts w:hint="eastAsia"/>
-        </w:rPr>
-      </w:pPr>
       <w:r>
         <w:rPr>
           <w:rFonts w:hint="eastAsia"/>
@@ -1534,11 +1501,6 @@
       </w:r>
     </w:p>
     <w:p>
-      <w:pPr>
-        <w:rPr>
-          <w:rFonts w:hint="eastAsia"/>
-        </w:rPr>
-      </w:pPr>
       <w:r>
         <w:rPr>
           <w:rFonts w:hint="eastAsia"/>
@@ -1720,11 +1682,6 @@
       </w:r>
     </w:p>
     <w:p>
-      <w:pPr>
-        <w:rPr>
-          <w:rFonts w:hint="eastAsia"/>
-        </w:rPr>
-      </w:pPr>
       <w:r>
         <w:rPr>
           <w:rFonts w:hint="eastAsia"/>
@@ -1741,11 +1698,6 @@
       </w:r>
     </w:p>
     <w:p>
-      <w:pPr>
-        <w:rPr>
-          <w:rFonts w:hint="eastAsia"/>
-        </w:rPr>
-      </w:pPr>
       <w:r>
         <w:rPr>
           <w:rFonts w:hint="eastAsia"/>
@@ -1778,6 +1730,18 @@
           <w:rFonts w:hint="eastAsia"/>
         </w:rPr>
         <w:t>渐进索引</w:t>
+      </w:r>
+      <w:r>
+        <w:rPr>
+          <w:rFonts w:hint="eastAsia"/>
+        </w:rPr>
+        <w:t xml:space="preserve"> --- </w:t>
+      </w:r>
+      <w:r>
+        <w:rPr>
+          <w:rFonts w:hint="eastAsia"/>
+        </w:rPr>
+        <w:t>在案例中添加一个系列？</w:t>
       </w:r>
     </w:p>
     <w:p>

--- a/internal_doc/09.规范模板/SequoiaDB_Manual_指导书_草稿.docx
+++ b/internal_doc/09.规范模板/SequoiaDB_Manual_指导书_草稿.docx
@@ -177,7 +177,7 @@
           <v:shape id="_x0000_i1025" type="#_x0000_t75" style="width:415pt;height:343.7pt" o:ole="">
             <v:imagedata r:id="rId5" o:title=""/>
           </v:shape>
-          <o:OLEObject Type="Embed" ProgID="Visio.Drawing.11" ShapeID="_x0000_i1025" DrawAspect="Content" ObjectID="_1488975302" r:id="rId6"/>
+          <o:OLEObject Type="Embed" ProgID="Visio.Drawing.11" ShapeID="_x0000_i1025" DrawAspect="Content" ObjectID="_1488975486" r:id="rId6"/>
         </w:object>
       </w:r>
     </w:p>
@@ -1509,6 +1509,11 @@
       </w:r>
     </w:p>
     <w:p>
+      <w:pPr>
+        <w:rPr>
+          <w:rFonts w:hint="eastAsia"/>
+        </w:rPr>
+      </w:pPr>
       <w:r>
         <w:rPr>
           <w:rFonts w:hint="eastAsia"/>
@@ -1517,6 +1522,40 @@
       </w:r>
     </w:p>
     <w:p>
+      <w:pPr>
+        <w:rPr>
+          <w:rFonts w:hint="eastAsia"/>
+        </w:rPr>
+      </w:pPr>
+      <w:r>
+        <w:rPr>
+          <w:rFonts w:hint="eastAsia"/>
+        </w:rPr>
+        <w:t xml:space="preserve">   snapshot &amp; list</w:t>
+      </w:r>
+    </w:p>
+    <w:p>
+      <w:pPr>
+        <w:rPr>
+          <w:rFonts w:hint="eastAsia"/>
+        </w:rPr>
+      </w:pPr>
+      <w:r>
+        <w:rPr>
+          <w:rFonts w:hint="eastAsia"/>
+        </w:rPr>
+        <w:t xml:space="preserve">   tools</w:t>
+      </w:r>
+    </w:p>
+    <w:p>
+      <w:r>
+        <w:rPr>
+          <w:rFonts w:hint="eastAsia"/>
+        </w:rPr>
+        <w:t xml:space="preserve">   om web</w:t>
+      </w:r>
+    </w:p>
+    <w:p>
       <w:r>
         <w:rPr>
           <w:rFonts w:hint="eastAsia"/>
@@ -1645,6 +1684,7 @@
         <w:rPr>
           <w:rFonts w:hint="eastAsia"/>
         </w:rPr>
+        <w:lastRenderedPageBreak/>
         <w:t xml:space="preserve">   sdb shell</w:t>
       </w:r>
     </w:p>
@@ -1669,7 +1709,6 @@
         <w:rPr>
           <w:rFonts w:hint="eastAsia"/>
         </w:rPr>
-        <w:lastRenderedPageBreak/>
         <w:t xml:space="preserve">   java</w:t>
       </w:r>
     </w:p>
@@ -2190,7 +2229,6 @@
               <w:rPr>
                 <w:rFonts w:hint="eastAsia"/>
               </w:rPr>
-              <w:lastRenderedPageBreak/>
               <w:t>相关</w:t>
             </w:r>
           </w:p>

--- a/internal_doc/09.规范模板/SequoiaDB_Manual_指导书_草稿.docx
+++ b/internal_doc/09.规范模板/SequoiaDB_Manual_指导书_草稿.docx
@@ -6,11 +6,19 @@
       <w:pPr>
         <w:pStyle w:val="Title"/>
       </w:pPr>
-      <w:r>
-        <w:rPr>
-          <w:rFonts w:hint="eastAsia"/>
-        </w:rPr>
-        <w:t xml:space="preserve">SequoiaDB Manual </w:t>
+      <w:proofErr w:type="spellStart"/>
+      <w:r>
+        <w:rPr>
+          <w:rFonts w:hint="eastAsia"/>
+        </w:rPr>
+        <w:t>SequoiaDB</w:t>
+      </w:r>
+      <w:proofErr w:type="spellEnd"/>
+      <w:r>
+        <w:rPr>
+          <w:rFonts w:hint="eastAsia"/>
+        </w:rPr>
+        <w:t xml:space="preserve"> Manual </w:t>
       </w:r>
       <w:r>
         <w:rPr>
@@ -177,7 +185,7 @@
           <v:shape id="_x0000_i1025" type="#_x0000_t75" style="width:415pt;height:343.7pt" o:ole="">
             <v:imagedata r:id="rId5" o:title=""/>
           </v:shape>
-          <o:OLEObject Type="Embed" ProgID="Visio.Drawing.11" ShapeID="_x0000_i1025" DrawAspect="Content" ObjectID="_1488975486" r:id="rId6"/>
+          <o:OLEObject Type="Embed" ProgID="Visio.Drawing.11" ShapeID="_x0000_i1025" DrawAspect="Content" ObjectID="_1489055382" r:id="rId6"/>
         </w:object>
       </w:r>
     </w:p>
@@ -799,244 +807,228 @@
           <w:rFonts w:hint="eastAsia"/>
         </w:rPr>
         <w:lastRenderedPageBreak/>
-        <w:t>功能索引</w:t>
+        <w:t>功能</w:t>
+      </w:r>
+      <w:r>
+        <w:rPr>
+          <w:rFonts w:hint="eastAsia"/>
+        </w:rPr>
+        <w:t>索引</w:t>
       </w:r>
     </w:p>
     <w:p>
-      <w:r>
-        <w:rPr>
-          <w:rFonts w:hint="eastAsia"/>
-        </w:rPr>
-        <w:t>注意</w:t>
-      </w:r>
-      <w:r>
-        <w:rPr>
-          <w:rFonts w:hint="eastAsia"/>
-        </w:rPr>
-        <w:t xml:space="preserve">: </w:t>
-      </w:r>
-      <w:r>
-        <w:rPr>
-          <w:rFonts w:hint="eastAsia"/>
-        </w:rPr>
-        <w:t>一级菜单下如果包含多个子功能。则考虑功能包含“</w:t>
-      </w:r>
-      <w:r>
-        <w:rPr>
-          <w:rFonts w:hint="eastAsia"/>
-        </w:rPr>
-        <w:t>Introduction</w:t>
-      </w:r>
-      <w:r>
-        <w:rPr>
-          <w:rFonts w:hint="eastAsia"/>
-        </w:rPr>
-        <w:t>”等，还是“</w:t>
-      </w:r>
-      <w:r>
-        <w:rPr>
-          <w:rFonts w:hint="eastAsia"/>
-        </w:rPr>
-        <w:t>Introduction</w:t>
-      </w:r>
-      <w:r>
-        <w:rPr>
-          <w:rFonts w:hint="eastAsia"/>
-        </w:rPr>
-        <w:t>”下包含子功能。</w:t>
-      </w:r>
-    </w:p>
-    <w:p/>
-    <w:p>
-      <w:r>
-        <w:rPr>
-          <w:rFonts w:hint="eastAsia"/>
-        </w:rPr>
-        <w:t>SequoiaDB</w:t>
-      </w:r>
-      <w:r>
-        <w:rPr>
-          <w:rFonts w:hint="eastAsia"/>
-        </w:rPr>
-        <w:t>概述</w:t>
+      <w:pPr>
+        <w:pStyle w:val="Heading3"/>
+        <w:rPr>
+          <w:rFonts w:hint="eastAsia"/>
+        </w:rPr>
+      </w:pPr>
+      <w:r>
+        <w:rPr>
+          <w:rFonts w:hint="eastAsia"/>
+        </w:rPr>
+        <w:t>功能</w:t>
+      </w:r>
+      <w:r>
+        <w:rPr>
+          <w:rFonts w:hint="eastAsia"/>
+        </w:rPr>
+        <w:t xml:space="preserve"> </w:t>
+      </w:r>
+      <w:r>
+        <w:rPr>
+          <w:rFonts w:hint="eastAsia"/>
+        </w:rPr>
+        <w:t>一级菜单</w:t>
       </w:r>
     </w:p>
     <w:p>
-      <w:r>
-        <w:rPr>
-          <w:rFonts w:hint="eastAsia"/>
-        </w:rPr>
-        <w:t>ReleaseNotes</w:t>
+      <w:pPr>
+        <w:rPr>
+          <w:rFonts w:hint="eastAsia"/>
+        </w:rPr>
+      </w:pPr>
+      <w:proofErr w:type="spellStart"/>
+      <w:r>
+        <w:rPr>
+          <w:rFonts w:hint="eastAsia"/>
+        </w:rPr>
+        <w:t>SequoiaDB</w:t>
+      </w:r>
+      <w:proofErr w:type="spellEnd"/>
+      <w:r>
+        <w:rPr>
+          <w:rFonts w:hint="eastAsia"/>
+        </w:rPr>
+        <w:t>概述</w:t>
       </w:r>
     </w:p>
     <w:p>
-      <w:r>
-        <w:rPr>
-          <w:rFonts w:hint="eastAsia"/>
-        </w:rPr>
-        <w:t>安装</w:t>
-      </w:r>
+      <w:proofErr w:type="spellStart"/>
+      <w:r>
+        <w:rPr>
+          <w:rFonts w:hint="eastAsia"/>
+        </w:rPr>
+        <w:t>ReleaseNotes</w:t>
+      </w:r>
+      <w:proofErr w:type="spellEnd"/>
     </w:p>
     <w:p>
-      <w:r>
-        <w:rPr>
-          <w:rFonts w:hint="eastAsia"/>
-        </w:rPr>
-        <w:t xml:space="preserve">    </w:t>
-      </w:r>
-      <w:r>
-        <w:rPr>
-          <w:rFonts w:hint="eastAsia"/>
-        </w:rPr>
-        <w:t>安装介质</w:t>
+      <w:pPr>
+        <w:rPr>
+          <w:rFonts w:hint="eastAsia"/>
+        </w:rPr>
+      </w:pPr>
+      <w:r>
+        <w:rPr>
+          <w:rFonts w:hint="eastAsia"/>
+        </w:rPr>
+        <w:t>Installation</w:t>
       </w:r>
     </w:p>
     <w:p>
-      <w:r>
-        <w:rPr>
-          <w:rFonts w:hint="eastAsia"/>
-        </w:rPr>
-        <w:t xml:space="preserve">    </w:t>
-      </w:r>
-      <w:r>
-        <w:rPr>
-          <w:rFonts w:hint="eastAsia"/>
-        </w:rPr>
-        <w:t>安装规划</w:t>
+      <w:pPr>
+        <w:rPr>
+          <w:rFonts w:hint="eastAsia"/>
+        </w:rPr>
+      </w:pPr>
+      <w:r>
+        <w:rPr>
+          <w:rFonts w:hint="eastAsia"/>
+        </w:rPr>
+        <w:t>Collection</w:t>
       </w:r>
     </w:p>
     <w:p>
-      <w:r>
-        <w:rPr>
-          <w:rFonts w:hint="eastAsia"/>
-        </w:rPr>
-        <w:t xml:space="preserve">    </w:t>
-      </w:r>
-      <w:r>
-        <w:rPr>
-          <w:rFonts w:hint="eastAsia"/>
-        </w:rPr>
-        <w:t>安装服务端</w:t>
+      <w:pPr>
+        <w:rPr>
+          <w:rFonts w:hint="eastAsia"/>
+        </w:rPr>
+      </w:pPr>
+      <w:r>
+        <w:rPr>
+          <w:rFonts w:hint="eastAsia"/>
+        </w:rPr>
+        <w:t>Data Model</w:t>
       </w:r>
     </w:p>
     <w:p>
-      <w:r>
-        <w:rPr>
-          <w:rFonts w:hint="eastAsia"/>
-        </w:rPr>
-        <w:t xml:space="preserve">        </w:t>
-      </w:r>
-      <w:r>
-        <w:rPr>
-          <w:rFonts w:hint="eastAsia"/>
-        </w:rPr>
-        <w:t>通过</w:t>
-      </w:r>
-      <w:r>
-        <w:rPr>
-          <w:rFonts w:hint="eastAsia"/>
-        </w:rPr>
-        <w:t>web</w:t>
-      </w:r>
-      <w:r>
-        <w:rPr>
-          <w:rFonts w:hint="eastAsia"/>
-        </w:rPr>
-        <w:t>安装</w:t>
+      <w:pPr>
+        <w:rPr>
+          <w:rFonts w:hint="eastAsia"/>
+        </w:rPr>
+      </w:pPr>
+      <w:r>
+        <w:rPr>
+          <w:rFonts w:hint="eastAsia"/>
+        </w:rPr>
+        <w:t>Basic Operation</w:t>
       </w:r>
     </w:p>
     <w:p>
-      <w:r>
-        <w:rPr>
-          <w:rFonts w:hint="eastAsia"/>
-        </w:rPr>
-        <w:t xml:space="preserve">        </w:t>
-      </w:r>
-      <w:r>
-        <w:rPr>
-          <w:rFonts w:hint="eastAsia"/>
-        </w:rPr>
-        <w:t>通过命令行安装</w:t>
+      <w:pPr>
+        <w:rPr>
+          <w:rFonts w:hint="eastAsia"/>
+        </w:rPr>
+      </w:pPr>
+      <w:r>
+        <w:rPr>
+          <w:rFonts w:hint="eastAsia"/>
+        </w:rPr>
+        <w:t>Index</w:t>
       </w:r>
     </w:p>
     <w:p>
-      <w:r>
-        <w:rPr>
-          <w:rFonts w:hint="eastAsia"/>
-        </w:rPr>
-        <w:t xml:space="preserve">    web</w:t>
-      </w:r>
-      <w:r>
-        <w:rPr>
-          <w:rFonts w:hint="eastAsia"/>
-        </w:rPr>
-        <w:t>监控</w:t>
+      <w:pPr>
+        <w:rPr>
+          <w:rFonts w:hint="eastAsia"/>
+        </w:rPr>
+      </w:pPr>
+      <w:r>
+        <w:rPr>
+          <w:rFonts w:hint="eastAsia"/>
+        </w:rPr>
+        <w:t>Replication</w:t>
       </w:r>
     </w:p>
     <w:p>
-      <w:r>
-        <w:rPr>
-          <w:rFonts w:hint="eastAsia"/>
-        </w:rPr>
-        <w:t xml:space="preserve">    </w:t>
-      </w:r>
-      <w:r>
-        <w:rPr>
-          <w:rFonts w:hint="eastAsia"/>
-        </w:rPr>
-        <w:t>测试</w:t>
-      </w:r>
+      <w:pPr>
+        <w:rPr>
+          <w:rFonts w:hint="eastAsia"/>
+        </w:rPr>
+      </w:pPr>
+      <w:proofErr w:type="spellStart"/>
+      <w:r>
+        <w:rPr>
+          <w:rFonts w:hint="eastAsia"/>
+        </w:rPr>
+        <w:t>Sharding</w:t>
+      </w:r>
+      <w:proofErr w:type="spellEnd"/>
     </w:p>
     <w:p>
-      <w:r>
-        <w:rPr>
-          <w:rFonts w:hint="eastAsia"/>
-        </w:rPr>
-        <w:t xml:space="preserve">    </w:t>
-      </w:r>
-      <w:r>
-        <w:rPr>
-          <w:rFonts w:hint="eastAsia"/>
-        </w:rPr>
-        <w:t>卸载</w:t>
+      <w:pPr>
+        <w:rPr>
+          <w:rFonts w:hint="eastAsia"/>
+        </w:rPr>
+      </w:pPr>
+      <w:r>
+        <w:rPr>
+          <w:rFonts w:hint="eastAsia"/>
+        </w:rPr>
+        <w:t>Domain</w:t>
       </w:r>
     </w:p>
     <w:p>
-      <w:r>
-        <w:rPr>
-          <w:rFonts w:hint="eastAsia"/>
-        </w:rPr>
-        <w:t xml:space="preserve">    </w:t>
-      </w:r>
-      <w:r>
-        <w:rPr>
-          <w:rFonts w:hint="eastAsia"/>
-        </w:rPr>
-        <w:t>升级</w:t>
+      <w:pPr>
+        <w:rPr>
+          <w:rFonts w:hint="eastAsia"/>
+        </w:rPr>
+      </w:pPr>
+      <w:r>
+        <w:rPr>
+          <w:rFonts w:hint="eastAsia"/>
+        </w:rPr>
+        <w:t>Aggregation</w:t>
       </w:r>
     </w:p>
     <w:p>
-      <w:r>
-        <w:rPr>
-          <w:rFonts w:hint="eastAsia"/>
-        </w:rPr>
-        <w:t>Collection</w:t>
+      <w:pPr>
+        <w:rPr>
+          <w:rFonts w:hint="eastAsia"/>
+        </w:rPr>
+      </w:pPr>
+      <w:r>
+        <w:rPr>
+          <w:rFonts w:hint="eastAsia"/>
+        </w:rPr>
+        <w:t>SQL</w:t>
       </w:r>
     </w:p>
     <w:p>
-      <w:r>
-        <w:rPr>
-          <w:rFonts w:hint="eastAsia"/>
-        </w:rPr>
-        <w:t xml:space="preserve">    Introduction</w:t>
+      <w:pPr>
+        <w:rPr>
+          <w:rFonts w:hint="eastAsia"/>
+        </w:rPr>
+      </w:pPr>
+      <w:r>
+        <w:rPr>
+          <w:rFonts w:hint="eastAsia"/>
+        </w:rPr>
+        <w:t>Transaction</w:t>
       </w:r>
     </w:p>
     <w:p>
-      <w:r>
-        <w:rPr>
-          <w:rFonts w:hint="eastAsia"/>
-        </w:rPr>
-        <w:t xml:space="preserve">    Tutorials</w:t>
+      <w:pPr>
+        <w:rPr>
+          <w:rFonts w:hint="eastAsia"/>
+        </w:rPr>
+      </w:pPr>
+      <w:r>
+        <w:rPr>
+          <w:rFonts w:hint="eastAsia"/>
+        </w:rPr>
+        <w:t>LOB</w:t>
       </w:r>
     </w:p>
     <w:p>
@@ -1044,38 +1036,46 @@
         <w:rPr>
           <w:rFonts w:hint="eastAsia"/>
         </w:rPr>
-        <w:t xml:space="preserve">    Reference</w:t>
+        <w:t>Administration</w:t>
       </w:r>
     </w:p>
     <w:p>
-      <w:r>
-        <w:rPr>
-          <w:rFonts w:hint="eastAsia"/>
-        </w:rPr>
-        <w:t>CRUD</w:t>
+      <w:pPr>
+        <w:rPr>
+          <w:rFonts w:hint="eastAsia"/>
+        </w:rPr>
+      </w:pPr>
+      <w:r>
+        <w:rPr>
+          <w:rFonts w:hint="eastAsia"/>
+        </w:rPr>
+        <w:t>Security</w:t>
       </w:r>
     </w:p>
     <w:p>
-      <w:r>
-        <w:rPr>
-          <w:rFonts w:hint="eastAsia"/>
-        </w:rPr>
-        <w:t xml:space="preserve">    Tutorials</w:t>
+      <w:pPr>
+        <w:rPr>
+          <w:rFonts w:hint="eastAsia"/>
+        </w:rPr>
+      </w:pPr>
+      <w:r>
+        <w:rPr>
+          <w:rFonts w:hint="eastAsia"/>
+        </w:rPr>
+        <w:t>多数据中心</w:t>
       </w:r>
     </w:p>
     <w:p>
-      <w:r>
-        <w:rPr>
-          <w:rFonts w:hint="eastAsia"/>
-        </w:rPr>
-        <w:t xml:space="preserve">   </w:t>
-      </w:r>
-      <w:r>
-        <w:rPr>
-          <w:rFonts w:hint="eastAsia"/>
-        </w:rPr>
-        <w:tab/>
-        <w:t xml:space="preserve">    insert</w:t>
+      <w:pPr>
+        <w:rPr>
+          <w:rFonts w:hint="eastAsia"/>
+        </w:rPr>
+      </w:pPr>
+      <w:r>
+        <w:rPr>
+          <w:rFonts w:hint="eastAsia"/>
+        </w:rPr>
+        <w:t>第三方对接</w:t>
       </w:r>
     </w:p>
     <w:p>
@@ -1083,14 +1083,7 @@
         <w:rPr>
           <w:rFonts w:hint="eastAsia"/>
         </w:rPr>
-        <w:t xml:space="preserve">    </w:t>
-      </w:r>
-      <w:r>
-        <w:rPr>
-          <w:rFonts w:hint="eastAsia"/>
-        </w:rPr>
-        <w:tab/>
-        <w:t xml:space="preserve">    insert</w:t>
+        <w:t>Drivers</w:t>
       </w:r>
     </w:p>
     <w:p>
@@ -1098,721 +1091,160 @@
         <w:rPr>
           <w:rFonts w:hint="eastAsia"/>
         </w:rPr>
-        <w:t xml:space="preserve"> </w:t>
-      </w:r>
-      <w:r>
-        <w:rPr>
-          <w:rFonts w:hint="eastAsia"/>
-        </w:rPr>
-        <w:tab/>
-        <w:t xml:space="preserve"> </w:t>
-      </w:r>
-      <w:r>
-        <w:rPr>
-          <w:rFonts w:hint="eastAsia"/>
-        </w:rPr>
-        <w:tab/>
-      </w:r>
-      <w:r>
-        <w:rPr>
-          <w:rFonts w:hint="eastAsia"/>
-        </w:rPr>
-        <w:tab/>
-        <w:t>batch insert</w:t>
+        <w:t>Reference</w:t>
       </w:r>
     </w:p>
     <w:p>
-      <w:r>
-        <w:rPr>
-          <w:rFonts w:hint="eastAsia"/>
-        </w:rPr>
-        <w:t xml:space="preserve">        query</w:t>
+      <w:pPr>
+        <w:rPr>
+          <w:rFonts w:hint="eastAsia"/>
+        </w:rPr>
+      </w:pPr>
+      <w:r>
+        <w:rPr>
+          <w:rFonts w:hint="eastAsia"/>
+        </w:rPr>
+        <w:t>FAQ</w:t>
       </w:r>
     </w:p>
     <w:p>
-      <w:r>
-        <w:rPr>
-          <w:rFonts w:hint="eastAsia"/>
-        </w:rPr>
-        <w:t xml:space="preserve">            query</w:t>
-      </w:r>
+      <w:pPr>
+        <w:rPr>
+          <w:rFonts w:hint="eastAsia"/>
+        </w:rPr>
+      </w:pPr>
     </w:p>
     <w:p>
-      <w:r>
-        <w:rPr>
-          <w:rFonts w:hint="eastAsia"/>
-        </w:rPr>
-        <w:t xml:space="preserve">            limit &amp; skip</w:t>
-      </w:r>
+      <w:pPr>
+        <w:rPr>
+          <w:rFonts w:hint="eastAsia"/>
+        </w:rPr>
+      </w:pPr>
     </w:p>
     <w:p>
-      <w:r>
-        <w:rPr>
-          <w:rFonts w:hint="eastAsia"/>
-        </w:rPr>
-        <w:t xml:space="preserve">            sort</w:t>
+      <w:pPr>
+        <w:rPr>
+          <w:rFonts w:hint="eastAsia"/>
+        </w:rPr>
+      </w:pPr>
+      <w:r>
+        <w:rPr>
+          <w:rFonts w:hint="eastAsia"/>
+        </w:rPr>
+        <w:t>注</w:t>
+      </w:r>
+      <w:r>
+        <w:rPr>
+          <w:rFonts w:hint="eastAsia"/>
+        </w:rPr>
+        <w:t>:</w:t>
       </w:r>
     </w:p>
     <w:p>
-      <w:r>
-        <w:rPr>
-          <w:rFonts w:hint="eastAsia"/>
-        </w:rPr>
-        <w:t xml:space="preserve">        update</w:t>
+      <w:pPr>
+        <w:rPr>
+          <w:rFonts w:hint="eastAsia"/>
+        </w:rPr>
+      </w:pPr>
+      <w:r>
+        <w:rPr>
+          <w:rFonts w:hint="eastAsia"/>
+        </w:rPr>
+        <w:t xml:space="preserve">1. </w:t>
+      </w:r>
+      <w:r>
+        <w:rPr>
+          <w:rFonts w:hint="eastAsia"/>
+        </w:rPr>
+        <w:t>Introduction</w:t>
+      </w:r>
+      <w:r>
+        <w:rPr>
+          <w:rFonts w:hint="eastAsia"/>
+        </w:rPr>
+        <w:t>，</w:t>
+      </w:r>
+      <w:r>
+        <w:rPr>
+          <w:rFonts w:hint="eastAsia"/>
+        </w:rPr>
+        <w:t>Tutorials</w:t>
+      </w:r>
+      <w:r>
+        <w:rPr>
+          <w:rFonts w:hint="eastAsia"/>
+        </w:rPr>
+        <w:t>，</w:t>
+      </w:r>
+      <w:r>
+        <w:rPr>
+          <w:rFonts w:hint="eastAsia"/>
+        </w:rPr>
+        <w:t>Reference</w:t>
+      </w:r>
+      <w:r>
+        <w:rPr>
+          <w:rFonts w:hint="eastAsia"/>
+        </w:rPr>
+        <w:t>可以放到一个文件中。如有需要也可分子菜单。</w:t>
       </w:r>
     </w:p>
     <w:p>
-      <w:r>
-        <w:rPr>
-          <w:rFonts w:hint="eastAsia"/>
-        </w:rPr>
-        <w:t xml:space="preserve">        delete</w:t>
+      <w:pPr>
+        <w:rPr>
+          <w:rFonts w:hint="eastAsia"/>
+        </w:rPr>
+      </w:pPr>
+      <w:r>
+        <w:rPr>
+          <w:rFonts w:hint="eastAsia"/>
+        </w:rPr>
+        <w:t xml:space="preserve">2. </w:t>
+      </w:r>
+      <w:r>
+        <w:rPr>
+          <w:rFonts w:hint="eastAsia"/>
+        </w:rPr>
+        <w:t>下列描述中这三项的内容仅代表当前文档应当包含的内容。具体布局可以自行考虑。</w:t>
       </w:r>
     </w:p>
     <w:p>
-      <w:r>
-        <w:rPr>
-          <w:rFonts w:hint="eastAsia"/>
-        </w:rPr>
-        <w:t xml:space="preserve">    </w:t>
-      </w:r>
-      <w:r>
-        <w:rPr>
-          <w:rFonts w:hint="eastAsia"/>
-        </w:rPr>
-        <w:t xml:space="preserve">   </w:t>
-      </w:r>
-      <w:r>
-        <w:rPr>
-          <w:rFonts w:hint="eastAsia"/>
-        </w:rPr>
-        <w:t xml:space="preserve"> queryAndUpdate</w:t>
+      <w:pPr>
+        <w:rPr>
+          <w:rFonts w:hint="eastAsia"/>
+        </w:rPr>
+      </w:pPr>
+      <w:r>
+        <w:rPr>
+          <w:rFonts w:hint="eastAsia"/>
+        </w:rPr>
+        <w:t xml:space="preserve">3. </w:t>
+      </w:r>
+      <w:r>
+        <w:rPr>
+          <w:rFonts w:hint="eastAsia"/>
+        </w:rPr>
+        <w:t>一些链接</w:t>
+      </w:r>
+      <w:r>
+        <w:rPr>
+          <w:rFonts w:hint="eastAsia"/>
+        </w:rPr>
+        <w:t>文章可能没有出现在菜单上，注意编写时不要漏掉。</w:t>
       </w:r>
     </w:p>
     <w:p>
-      <w:r>
-        <w:rPr>
-          <w:rFonts w:hint="eastAsia"/>
-        </w:rPr>
-        <w:t xml:space="preserve">        explain</w:t>
-      </w:r>
-    </w:p>
-    <w:p>
-      <w:r>
-        <w:rPr>
-          <w:rFonts w:hint="eastAsia"/>
-        </w:rPr>
-        <w:t xml:space="preserve">        hint</w:t>
-      </w:r>
-    </w:p>
-    <w:p>
-      <w:r>
-        <w:rPr>
-          <w:rFonts w:hint="eastAsia"/>
-        </w:rPr>
-        <w:t xml:space="preserve">     Reference</w:t>
-      </w:r>
-    </w:p>
-    <w:p>
-      <w:r>
-        <w:rPr>
-          <w:rFonts w:hint="eastAsia"/>
-        </w:rPr>
-        <w:t xml:space="preserve">     SQL to SequoiaDB Mapping Chart</w:t>
-      </w:r>
-    </w:p>
-    <w:p>
-      <w:r>
-        <w:rPr>
-          <w:rFonts w:hint="eastAsia"/>
-        </w:rPr>
-        <w:t>Index</w:t>
-      </w:r>
-    </w:p>
-    <w:p>
-      <w:r>
-        <w:rPr>
-          <w:rFonts w:hint="eastAsia"/>
-        </w:rPr>
-        <w:t xml:space="preserve">    Introduction</w:t>
-      </w:r>
-    </w:p>
-    <w:p>
-      <w:r>
-        <w:rPr>
-          <w:rFonts w:hint="eastAsia"/>
-        </w:rPr>
-        <w:t xml:space="preserve">    Tutorials</w:t>
-      </w:r>
-    </w:p>
-    <w:p>
-      <w:r>
-        <w:rPr>
-          <w:rFonts w:hint="eastAsia"/>
-        </w:rPr>
-        <w:t xml:space="preserve">    Reference</w:t>
-      </w:r>
-    </w:p>
-    <w:p>
-      <w:r>
-        <w:rPr>
-          <w:rFonts w:hint="eastAsia"/>
-        </w:rPr>
-        <w:t>Replication</w:t>
-      </w:r>
-    </w:p>
-    <w:p>
-      <w:r>
-        <w:rPr>
-          <w:rFonts w:hint="eastAsia"/>
-        </w:rPr>
-        <w:t xml:space="preserve">   Introduction</w:t>
-      </w:r>
-    </w:p>
-    <w:p>
-      <w:r>
-        <w:rPr>
-          <w:rFonts w:hint="eastAsia"/>
-        </w:rPr>
-        <w:lastRenderedPageBreak/>
-        <w:t xml:space="preserve">   Tutorials</w:t>
-      </w:r>
-    </w:p>
-    <w:p>
-      <w:r>
-        <w:rPr>
-          <w:rFonts w:hint="eastAsia"/>
-        </w:rPr>
-        <w:t xml:space="preserve">   Reference</w:t>
-      </w:r>
-    </w:p>
-    <w:p>
-      <w:r>
-        <w:rPr>
-          <w:rFonts w:hint="eastAsia"/>
-        </w:rPr>
-        <w:t>Sharding</w:t>
-      </w:r>
-    </w:p>
-    <w:p>
-      <w:r>
-        <w:rPr>
-          <w:rFonts w:hint="eastAsia"/>
-        </w:rPr>
-        <w:t xml:space="preserve">   Introduction</w:t>
-      </w:r>
-    </w:p>
-    <w:p>
-      <w:r>
-        <w:rPr>
-          <w:rFonts w:hint="eastAsia"/>
-        </w:rPr>
-        <w:t xml:space="preserve">   Tutorials</w:t>
-      </w:r>
-    </w:p>
-    <w:p>
-      <w:r>
-        <w:rPr>
-          <w:rFonts w:hint="eastAsia"/>
-        </w:rPr>
-        <w:t xml:space="preserve">   Reference</w:t>
-      </w:r>
-    </w:p>
-    <w:p>
-      <w:r>
-        <w:rPr>
-          <w:rFonts w:hint="eastAsia"/>
-        </w:rPr>
-        <w:t>Domain</w:t>
-      </w:r>
-    </w:p>
-    <w:p>
-      <w:r>
-        <w:rPr>
-          <w:rFonts w:hint="eastAsia"/>
-        </w:rPr>
-        <w:t xml:space="preserve">   Introduction</w:t>
-      </w:r>
-    </w:p>
-    <w:p>
-      <w:r>
-        <w:rPr>
-          <w:rFonts w:hint="eastAsia"/>
-        </w:rPr>
-        <w:t xml:space="preserve">   Tutorials</w:t>
-      </w:r>
-    </w:p>
-    <w:p>
-      <w:r>
-        <w:rPr>
-          <w:rFonts w:hint="eastAsia"/>
-        </w:rPr>
-        <w:t xml:space="preserve">   Reference</w:t>
-      </w:r>
-    </w:p>
-    <w:p>
-      <w:r>
-        <w:rPr>
-          <w:rFonts w:hint="eastAsia"/>
-        </w:rPr>
-        <w:t>Aggregation</w:t>
-      </w:r>
-    </w:p>
-    <w:p>
-      <w:r>
-        <w:rPr>
-          <w:rFonts w:hint="eastAsia"/>
-        </w:rPr>
-        <w:t xml:space="preserve">   Introduction</w:t>
-      </w:r>
-    </w:p>
-    <w:p>
-      <w:r>
-        <w:rPr>
-          <w:rFonts w:hint="eastAsia"/>
-        </w:rPr>
-        <w:t xml:space="preserve">   Tutorials</w:t>
-      </w:r>
-    </w:p>
-    <w:p>
-      <w:r>
-        <w:rPr>
-          <w:rFonts w:hint="eastAsia"/>
-        </w:rPr>
-        <w:t xml:space="preserve">   Reference</w:t>
-      </w:r>
-    </w:p>
-    <w:p>
-      <w:r>
-        <w:rPr>
-          <w:rFonts w:hint="eastAsia"/>
-        </w:rPr>
-        <w:t>SQL</w:t>
-      </w:r>
-    </w:p>
-    <w:p>
-      <w:r>
-        <w:rPr>
-          <w:rFonts w:hint="eastAsia"/>
-        </w:rPr>
-        <w:t xml:space="preserve">   Introduction</w:t>
-      </w:r>
-    </w:p>
-    <w:p>
-      <w:r>
-        <w:rPr>
-          <w:rFonts w:hint="eastAsia"/>
-        </w:rPr>
-        <w:t xml:space="preserve">   Tutorials</w:t>
-      </w:r>
-    </w:p>
-    <w:p>
-      <w:r>
-        <w:rPr>
-          <w:rFonts w:hint="eastAsia"/>
-        </w:rPr>
-        <w:t xml:space="preserve">   Reference</w:t>
-      </w:r>
-    </w:p>
-    <w:p>
-      <w:r>
-        <w:rPr>
-          <w:rFonts w:hint="eastAsia"/>
-        </w:rPr>
-        <w:t>Transaction</w:t>
-      </w:r>
-    </w:p>
-    <w:p>
-      <w:r>
-        <w:rPr>
-          <w:rFonts w:hint="eastAsia"/>
-        </w:rPr>
-        <w:t xml:space="preserve">   Introduction</w:t>
-      </w:r>
-    </w:p>
-    <w:p>
-      <w:r>
-        <w:rPr>
-          <w:rFonts w:hint="eastAsia"/>
-        </w:rPr>
-        <w:t xml:space="preserve">   Tutorials</w:t>
-      </w:r>
-    </w:p>
-    <w:p>
-      <w:r>
-        <w:rPr>
-          <w:rFonts w:hint="eastAsia"/>
-        </w:rPr>
-        <w:t xml:space="preserve">   Reference</w:t>
-      </w:r>
-    </w:p>
-    <w:p>
-      <w:r>
-        <w:rPr>
-          <w:rFonts w:hint="eastAsia"/>
-        </w:rPr>
-        <w:t>LOB</w:t>
-      </w:r>
-    </w:p>
-    <w:p>
-      <w:r>
-        <w:rPr>
-          <w:rFonts w:hint="eastAsia"/>
-        </w:rPr>
-        <w:t xml:space="preserve">   Introduction</w:t>
-      </w:r>
-    </w:p>
-    <w:p>
-      <w:r>
-        <w:rPr>
-          <w:rFonts w:hint="eastAsia"/>
-        </w:rPr>
-        <w:t xml:space="preserve">   Tutorials</w:t>
-      </w:r>
-    </w:p>
-    <w:p>
-      <w:r>
-        <w:rPr>
-          <w:rFonts w:hint="eastAsia"/>
-        </w:rPr>
-        <w:t xml:space="preserve">   Reference</w:t>
-      </w:r>
-    </w:p>
-    <w:p>
-      <w:r>
-        <w:rPr>
-          <w:rFonts w:hint="eastAsia"/>
-        </w:rPr>
-        <w:t>Administration</w:t>
-      </w:r>
-    </w:p>
-    <w:p>
-      <w:r>
-        <w:rPr>
-          <w:rFonts w:hint="eastAsia"/>
-        </w:rPr>
-        <w:t xml:space="preserve">   </w:t>
-      </w:r>
-      <w:r>
-        <w:rPr>
-          <w:rFonts w:hint="eastAsia"/>
-        </w:rPr>
-        <w:t>Backup</w:t>
-      </w:r>
-    </w:p>
-    <w:p>
-      <w:r>
-        <w:rPr>
-          <w:rFonts w:hint="eastAsia"/>
-        </w:rPr>
-        <w:t xml:space="preserve">   Recovery</w:t>
-      </w:r>
-    </w:p>
-    <w:p>
-      <w:pPr>
-        <w:rPr>
-          <w:rFonts w:hint="eastAsia"/>
-        </w:rPr>
-      </w:pPr>
-      <w:r>
-        <w:rPr>
-          <w:rFonts w:hint="eastAsia"/>
-        </w:rPr>
-        <w:t xml:space="preserve">   Cluster Administration</w:t>
-      </w:r>
-    </w:p>
-    <w:p>
-      <w:pPr>
-        <w:rPr>
-          <w:rFonts w:hint="eastAsia"/>
-        </w:rPr>
-      </w:pPr>
-      <w:r>
-        <w:rPr>
-          <w:rFonts w:hint="eastAsia"/>
-        </w:rPr>
-        <w:t xml:space="preserve">   snapshot &amp; list</w:t>
-      </w:r>
-    </w:p>
-    <w:p>
-      <w:pPr>
-        <w:rPr>
-          <w:rFonts w:hint="eastAsia"/>
-        </w:rPr>
-      </w:pPr>
-      <w:r>
-        <w:rPr>
-          <w:rFonts w:hint="eastAsia"/>
-        </w:rPr>
-        <w:t xml:space="preserve">   tools</w:t>
-      </w:r>
-    </w:p>
-    <w:p>
-      <w:r>
-        <w:rPr>
-          <w:rFonts w:hint="eastAsia"/>
-        </w:rPr>
-        <w:t xml:space="preserve">   om web</w:t>
-      </w:r>
-    </w:p>
-    <w:p>
-      <w:r>
-        <w:rPr>
-          <w:rFonts w:hint="eastAsia"/>
-        </w:rPr>
-        <w:t>Security</w:t>
-      </w:r>
-    </w:p>
-    <w:p>
-      <w:r>
-        <w:rPr>
-          <w:rFonts w:hint="eastAsia"/>
-        </w:rPr>
-        <w:t xml:space="preserve">   Introduction</w:t>
-      </w:r>
-    </w:p>
-    <w:p>
-      <w:r>
-        <w:rPr>
-          <w:rFonts w:hint="eastAsia"/>
-        </w:rPr>
-        <w:t xml:space="preserve">   Tutorials</w:t>
-      </w:r>
-    </w:p>
-    <w:p>
-      <w:r>
-        <w:rPr>
-          <w:rFonts w:hint="eastAsia"/>
-        </w:rPr>
-        <w:t xml:space="preserve">   Reference</w:t>
-      </w:r>
-    </w:p>
-    <w:p>
-      <w:r>
-        <w:rPr>
-          <w:rFonts w:hint="eastAsia"/>
-        </w:rPr>
-        <w:t>第三方对接</w:t>
-      </w:r>
-      <w:r>
-        <w:rPr>
-          <w:rFonts w:hint="eastAsia"/>
-        </w:rPr>
-        <w:t xml:space="preserve">   </w:t>
-      </w:r>
-    </w:p>
-    <w:p>
-      <w:r>
-        <w:rPr>
-          <w:rFonts w:hint="eastAsia"/>
-        </w:rPr>
-        <w:t>Reference</w:t>
-      </w:r>
-    </w:p>
-    <w:p>
-      <w:r>
-        <w:rPr>
-          <w:rFonts w:hint="eastAsia"/>
-        </w:rPr>
-        <w:t xml:space="preserve">   </w:t>
-      </w:r>
-      <w:r>
-        <w:rPr>
-          <w:rFonts w:hint="eastAsia"/>
-        </w:rPr>
-        <w:t>操作符</w:t>
-      </w:r>
-    </w:p>
-    <w:p>
-      <w:r>
-        <w:rPr>
-          <w:rFonts w:hint="eastAsia"/>
-        </w:rPr>
-        <w:t xml:space="preserve">      </w:t>
-      </w:r>
-      <w:r>
-        <w:rPr>
-          <w:rFonts w:hint="eastAsia"/>
-        </w:rPr>
-        <w:t>匹配符</w:t>
-      </w:r>
-    </w:p>
-    <w:p>
-      <w:r>
-        <w:rPr>
-          <w:rFonts w:hint="eastAsia"/>
-        </w:rPr>
-        <w:t xml:space="preserve">      </w:t>
-      </w:r>
-      <w:r>
-        <w:rPr>
-          <w:rFonts w:hint="eastAsia"/>
-        </w:rPr>
-        <w:t>更新符</w:t>
-      </w:r>
-    </w:p>
-    <w:p>
-      <w:r>
-        <w:rPr>
-          <w:rFonts w:hint="eastAsia"/>
-        </w:rPr>
-        <w:t xml:space="preserve">      </w:t>
-      </w:r>
-      <w:r>
-        <w:rPr>
-          <w:rFonts w:hint="eastAsia"/>
-        </w:rPr>
-        <w:t>选择符</w:t>
-      </w:r>
-    </w:p>
-    <w:p>
-      <w:r>
-        <w:rPr>
-          <w:rFonts w:hint="eastAsia"/>
-        </w:rPr>
-        <w:t xml:space="preserve">      </w:t>
-      </w:r>
-      <w:r>
-        <w:rPr>
-          <w:rFonts w:hint="eastAsia"/>
-        </w:rPr>
-        <w:t>聚集符</w:t>
-      </w:r>
-    </w:p>
-    <w:p>
-      <w:r>
-        <w:rPr>
-          <w:rFonts w:hint="eastAsia"/>
-        </w:rPr>
-        <w:lastRenderedPageBreak/>
-        <w:t xml:space="preserve">   sdb shell</w:t>
-      </w:r>
-    </w:p>
-    <w:p>
-      <w:r>
-        <w:rPr>
-          <w:rFonts w:hint="eastAsia"/>
-        </w:rPr>
-        <w:t xml:space="preserve">   c</w:t>
-      </w:r>
-    </w:p>
-    <w:p>
-      <w:r>
-        <w:rPr>
-          <w:rFonts w:hint="eastAsia"/>
-        </w:rPr>
-        <w:t xml:space="preserve">   c++</w:t>
-      </w:r>
-    </w:p>
-    <w:p>
-      <w:r>
-        <w:rPr>
-          <w:rFonts w:hint="eastAsia"/>
-        </w:rPr>
-        <w:t xml:space="preserve">   java</w:t>
-      </w:r>
-    </w:p>
-    <w:p>
-      <w:r>
-        <w:rPr>
-          <w:rFonts w:hint="eastAsia"/>
-        </w:rPr>
-        <w:t xml:space="preserve">   php</w:t>
-      </w:r>
-    </w:p>
-    <w:p>
-      <w:r>
-        <w:rPr>
-          <w:rFonts w:hint="eastAsia"/>
-        </w:rPr>
-        <w:t xml:space="preserve">   python</w:t>
-      </w:r>
-    </w:p>
-    <w:p>
-      <w:r>
-        <w:rPr>
-          <w:rFonts w:hint="eastAsia"/>
-        </w:rPr>
-        <w:t xml:space="preserve">   rest</w:t>
-      </w:r>
-    </w:p>
-    <w:p>
-      <w:r>
-        <w:rPr>
-          <w:rFonts w:hint="eastAsia"/>
-        </w:rPr>
-        <w:t xml:space="preserve">   c#</w:t>
-      </w:r>
-    </w:p>
-    <w:p>
-      <w:r>
-        <w:rPr>
-          <w:rFonts w:hint="eastAsia"/>
-        </w:rPr>
-        <w:t>案例</w:t>
-      </w:r>
-    </w:p>
-    <w:p>
-      <w:r>
-        <w:rPr>
-          <w:rFonts w:hint="eastAsia"/>
-        </w:rPr>
-        <w:t>FAQ</w:t>
-      </w:r>
-    </w:p>
-    <w:p>
-      <w:pPr>
-        <w:pStyle w:val="Heading2"/>
-      </w:pPr>
-      <w:r>
-        <w:rPr>
-          <w:rFonts w:hint="eastAsia"/>
-        </w:rPr>
-        <w:t>渐进索引</w:t>
-      </w:r>
-      <w:r>
-        <w:rPr>
-          <w:rFonts w:hint="eastAsia"/>
-        </w:rPr>
-        <w:t xml:space="preserve"> --- </w:t>
-      </w:r>
-      <w:r>
-        <w:rPr>
-          <w:rFonts w:hint="eastAsia"/>
-        </w:rPr>
-        <w:t>在案例中添加一个系列？</w:t>
-      </w:r>
-    </w:p>
-    <w:p>
-      <w:r>
-        <w:rPr>
-          <w:rFonts w:hint="eastAsia"/>
-        </w:rPr>
-        <w:t xml:space="preserve">    </w:t>
-      </w:r>
-      <w:r>
-        <w:rPr>
-          <w:rFonts w:hint="eastAsia"/>
-        </w:rPr>
-        <w:t>以不熟悉</w:t>
-      </w:r>
-      <w:r>
-        <w:rPr>
-          <w:rFonts w:hint="eastAsia"/>
-        </w:rPr>
-        <w:t>SequoiaDB</w:t>
-      </w:r>
-      <w:r>
-        <w:rPr>
-          <w:rFonts w:hint="eastAsia"/>
-        </w:rPr>
-        <w:t>的用户需求为驱动的手册入口。编写时应当注意对用户</w:t>
-      </w:r>
-      <w:r>
-        <w:rPr>
-          <w:rFonts w:hint="eastAsia"/>
-        </w:rPr>
-        <w:t>需求的把握以及合理的引导。</w:t>
+      <w:pPr>
+        <w:pStyle w:val="Heading3"/>
+        <w:rPr>
+          <w:rFonts w:hint="eastAsia"/>
+        </w:rPr>
+      </w:pPr>
+      <w:r>
+        <w:rPr>
+          <w:rFonts w:hint="eastAsia"/>
+        </w:rPr>
+        <w:t>Collection</w:t>
       </w:r>
     </w:p>
     <w:tbl>
@@ -1831,6 +1263,6292 @@
             <w:tcW w:w="4261" w:type="dxa"/>
           </w:tcPr>
           <w:p>
+            <w:pPr>
+              <w:rPr>
+                <w:rFonts w:hint="eastAsia"/>
+              </w:rPr>
+            </w:pPr>
+            <w:r>
+              <w:rPr>
+                <w:rFonts w:hint="eastAsia"/>
+              </w:rPr>
+              <w:t>子标题</w:t>
+            </w:r>
+          </w:p>
+        </w:tc>
+        <w:tc>
+          <w:tcPr>
+            <w:tcW w:w="4261" w:type="dxa"/>
+          </w:tcPr>
+          <w:p>
+            <w:pPr>
+              <w:rPr>
+                <w:rFonts w:hint="eastAsia"/>
+              </w:rPr>
+            </w:pPr>
+            <w:r>
+              <w:rPr>
+                <w:rFonts w:hint="eastAsia"/>
+              </w:rPr>
+              <w:t>包含内容</w:t>
+            </w:r>
+          </w:p>
+        </w:tc>
+      </w:tr>
+      <w:tr>
+        <w:tc>
+          <w:tcPr>
+            <w:tcW w:w="4261" w:type="dxa"/>
+          </w:tcPr>
+          <w:p>
+            <w:pPr>
+              <w:rPr>
+                <w:rFonts w:hint="eastAsia"/>
+              </w:rPr>
+            </w:pPr>
+            <w:r>
+              <w:rPr>
+                <w:rFonts w:hint="eastAsia"/>
+              </w:rPr>
+              <w:t>Collection Space</w:t>
+            </w:r>
+          </w:p>
+        </w:tc>
+        <w:tc>
+          <w:tcPr>
+            <w:tcW w:w="4261" w:type="dxa"/>
+          </w:tcPr>
+          <w:p>
+            <w:pPr>
+              <w:rPr>
+                <w:rFonts w:hint="eastAsia"/>
+              </w:rPr>
+            </w:pPr>
+            <w:r>
+              <w:rPr>
+                <w:rFonts w:hint="eastAsia"/>
+              </w:rPr>
+              <w:t>Introduction</w:t>
+            </w:r>
+          </w:p>
+          <w:p>
+            <w:pPr>
+              <w:rPr>
+                <w:rFonts w:hint="eastAsia"/>
+              </w:rPr>
+            </w:pPr>
+            <w:r>
+              <w:rPr>
+                <w:rFonts w:hint="eastAsia"/>
+              </w:rPr>
+              <w:t xml:space="preserve">  </w:t>
+            </w:r>
+            <w:r>
+              <w:rPr>
+                <w:rFonts w:hint="eastAsia"/>
+              </w:rPr>
+              <w:t>什么是</w:t>
+            </w:r>
+            <w:proofErr w:type="spellStart"/>
+            <w:r>
+              <w:rPr>
+                <w:rFonts w:hint="eastAsia"/>
+              </w:rPr>
+              <w:t>cs</w:t>
+            </w:r>
+            <w:proofErr w:type="spellEnd"/>
+          </w:p>
+          <w:p>
+            <w:pPr>
+              <w:rPr>
+                <w:rFonts w:hint="eastAsia"/>
+              </w:rPr>
+            </w:pPr>
+            <w:r>
+              <w:rPr>
+                <w:rFonts w:hint="eastAsia"/>
+              </w:rPr>
+              <w:t xml:space="preserve">  </w:t>
+            </w:r>
+            <w:proofErr w:type="spellStart"/>
+            <w:r>
+              <w:rPr>
+                <w:rFonts w:hint="eastAsia"/>
+              </w:rPr>
+              <w:t>cs</w:t>
+            </w:r>
+            <w:proofErr w:type="spellEnd"/>
+            <w:r>
+              <w:rPr>
+                <w:rFonts w:hint="eastAsia"/>
+              </w:rPr>
+              <w:t>的命名规则</w:t>
+            </w:r>
+          </w:p>
+          <w:p>
+            <w:pPr>
+              <w:rPr>
+                <w:rFonts w:hint="eastAsia"/>
+              </w:rPr>
+            </w:pPr>
+            <w:r>
+              <w:rPr>
+                <w:rFonts w:hint="eastAsia"/>
+              </w:rPr>
+              <w:t xml:space="preserve">  </w:t>
+            </w:r>
+            <w:r>
+              <w:rPr>
+                <w:rFonts w:hint="eastAsia"/>
+              </w:rPr>
+              <w:t>数据页与</w:t>
+            </w:r>
+            <w:proofErr w:type="spellStart"/>
+            <w:r>
+              <w:rPr>
+                <w:rFonts w:hint="eastAsia"/>
+              </w:rPr>
+              <w:t>cs</w:t>
+            </w:r>
+            <w:proofErr w:type="spellEnd"/>
+            <w:r>
+              <w:rPr>
+                <w:rFonts w:hint="eastAsia"/>
+              </w:rPr>
+              <w:t>的最大数据量</w:t>
+            </w:r>
+          </w:p>
+          <w:p>
+            <w:pPr>
+              <w:rPr>
+                <w:rFonts w:hint="eastAsia"/>
+              </w:rPr>
+            </w:pPr>
+            <w:r>
+              <w:rPr>
+                <w:rFonts w:hint="eastAsia"/>
+              </w:rPr>
+              <w:t xml:space="preserve">  </w:t>
+            </w:r>
+            <w:r>
+              <w:rPr>
+                <w:rFonts w:hint="eastAsia"/>
+              </w:rPr>
+              <w:t>数据块的布局</w:t>
+            </w:r>
+          </w:p>
+          <w:p>
+            <w:pPr>
+              <w:rPr>
+                <w:rFonts w:hint="eastAsia"/>
+              </w:rPr>
+            </w:pPr>
+            <w:r>
+              <w:rPr>
+                <w:rFonts w:hint="eastAsia"/>
+              </w:rPr>
+              <w:t>Tutorials</w:t>
+            </w:r>
+          </w:p>
+          <w:p>
+            <w:pPr>
+              <w:rPr>
+                <w:rFonts w:hint="eastAsia"/>
+              </w:rPr>
+            </w:pPr>
+            <w:r>
+              <w:rPr>
+                <w:rFonts w:hint="eastAsia"/>
+              </w:rPr>
+              <w:t xml:space="preserve">  </w:t>
+            </w:r>
+            <w:proofErr w:type="spellStart"/>
+            <w:r>
+              <w:rPr>
+                <w:rFonts w:hint="eastAsia"/>
+              </w:rPr>
+              <w:t>cs</w:t>
+            </w:r>
+            <w:proofErr w:type="spellEnd"/>
+            <w:r>
+              <w:rPr>
+                <w:rFonts w:hint="eastAsia"/>
+              </w:rPr>
+              <w:t>的创建删除等</w:t>
+            </w:r>
+          </w:p>
+          <w:p>
+            <w:pPr>
+              <w:rPr>
+                <w:rFonts w:hint="eastAsia"/>
+              </w:rPr>
+            </w:pPr>
+            <w:r>
+              <w:rPr>
+                <w:rFonts w:hint="eastAsia"/>
+              </w:rPr>
+              <w:lastRenderedPageBreak/>
+              <w:t xml:space="preserve">  </w:t>
+            </w:r>
+            <w:r>
+              <w:rPr>
+                <w:rFonts w:hint="eastAsia"/>
+              </w:rPr>
+              <w:t>如何使用</w:t>
+            </w:r>
+            <w:proofErr w:type="spellStart"/>
+            <w:r>
+              <w:rPr>
+                <w:rFonts w:hint="eastAsia"/>
+              </w:rPr>
+              <w:t>cs</w:t>
+            </w:r>
+            <w:proofErr w:type="spellEnd"/>
+            <w:r>
+              <w:rPr>
+                <w:rFonts w:hint="eastAsia"/>
+              </w:rPr>
+              <w:t>的参数</w:t>
+            </w:r>
+          </w:p>
+          <w:p>
+            <w:pPr>
+              <w:rPr>
+                <w:rFonts w:hint="eastAsia"/>
+              </w:rPr>
+            </w:pPr>
+            <w:r>
+              <w:rPr>
+                <w:rFonts w:hint="eastAsia"/>
+              </w:rPr>
+              <w:t>Reference</w:t>
+            </w:r>
+          </w:p>
+          <w:p>
+            <w:pPr>
+              <w:rPr>
+                <w:rFonts w:hint="eastAsia"/>
+              </w:rPr>
+            </w:pPr>
+            <w:r>
+              <w:rPr>
+                <w:rFonts w:hint="eastAsia"/>
+              </w:rPr>
+              <w:t xml:space="preserve">  </w:t>
+            </w:r>
+            <w:proofErr w:type="spellStart"/>
+            <w:r>
+              <w:rPr>
+                <w:rFonts w:hint="eastAsia"/>
+              </w:rPr>
+              <w:t>cs</w:t>
+            </w:r>
+            <w:proofErr w:type="spellEnd"/>
+            <w:r>
+              <w:rPr>
+                <w:rFonts w:hint="eastAsia"/>
+              </w:rPr>
+              <w:t>的参数说明</w:t>
+            </w:r>
+          </w:p>
+          <w:p>
+            <w:pPr>
+              <w:rPr>
+                <w:rFonts w:hint="eastAsia"/>
+              </w:rPr>
+            </w:pPr>
+            <w:r>
+              <w:rPr>
+                <w:rFonts w:hint="eastAsia"/>
+              </w:rPr>
+              <w:t xml:space="preserve">  </w:t>
+            </w:r>
+            <w:proofErr w:type="spellStart"/>
+            <w:r>
+              <w:rPr>
+                <w:rFonts w:hint="eastAsia"/>
+              </w:rPr>
+              <w:t>cs</w:t>
+            </w:r>
+            <w:proofErr w:type="spellEnd"/>
+            <w:r>
+              <w:rPr>
+                <w:rFonts w:hint="eastAsia"/>
+              </w:rPr>
+              <w:t>的</w:t>
+            </w:r>
+            <w:r>
+              <w:rPr>
+                <w:rFonts w:hint="eastAsia"/>
+              </w:rPr>
+              <w:t>创建删除</w:t>
+            </w:r>
+            <w:r>
+              <w:rPr>
+                <w:rFonts w:hint="eastAsia"/>
+              </w:rPr>
+              <w:t>驱动</w:t>
+            </w:r>
+          </w:p>
+          <w:p>
+            <w:pPr>
+              <w:rPr>
+                <w:rFonts w:hint="eastAsia"/>
+              </w:rPr>
+            </w:pPr>
+            <w:r>
+              <w:rPr>
+                <w:rFonts w:hint="eastAsia"/>
+              </w:rPr>
+              <w:t xml:space="preserve">  </w:t>
+            </w:r>
+            <w:proofErr w:type="spellStart"/>
+            <w:r>
+              <w:rPr>
+                <w:rFonts w:hint="eastAsia"/>
+              </w:rPr>
+              <w:t>cs</w:t>
+            </w:r>
+            <w:proofErr w:type="spellEnd"/>
+            <w:r>
+              <w:rPr>
+                <w:rFonts w:hint="eastAsia"/>
+              </w:rPr>
+              <w:t>的</w:t>
+            </w:r>
+            <w:r>
+              <w:rPr>
+                <w:rFonts w:hint="eastAsia"/>
+              </w:rPr>
+              <w:t>创建删除</w:t>
+            </w:r>
+            <w:r>
+              <w:rPr>
+                <w:rFonts w:hint="eastAsia"/>
+              </w:rPr>
+              <w:t>SQL</w:t>
+            </w:r>
+          </w:p>
+        </w:tc>
+      </w:tr>
+      <w:tr>
+        <w:tc>
+          <w:tcPr>
+            <w:tcW w:w="4261" w:type="dxa"/>
+          </w:tcPr>
+          <w:p>
+            <w:pPr>
+              <w:rPr>
+                <w:rFonts w:hint="eastAsia"/>
+              </w:rPr>
+            </w:pPr>
+            <w:r>
+              <w:rPr>
+                <w:rFonts w:hint="eastAsia"/>
+              </w:rPr>
+              <w:lastRenderedPageBreak/>
+              <w:t>Collection</w:t>
+            </w:r>
+          </w:p>
+        </w:tc>
+        <w:tc>
+          <w:tcPr>
+            <w:tcW w:w="4261" w:type="dxa"/>
+          </w:tcPr>
+          <w:p>
+            <w:pPr>
+              <w:rPr>
+                <w:rFonts w:hint="eastAsia"/>
+              </w:rPr>
+            </w:pPr>
+            <w:r>
+              <w:rPr>
+                <w:rFonts w:hint="eastAsia"/>
+              </w:rPr>
+              <w:t>Introduction</w:t>
+            </w:r>
+          </w:p>
+          <w:p>
+            <w:pPr>
+              <w:rPr>
+                <w:rFonts w:hint="eastAsia"/>
+              </w:rPr>
+            </w:pPr>
+            <w:r>
+              <w:rPr>
+                <w:rFonts w:hint="eastAsia"/>
+              </w:rPr>
+              <w:t xml:space="preserve">  </w:t>
+            </w:r>
+            <w:r>
+              <w:rPr>
+                <w:rFonts w:hint="eastAsia"/>
+              </w:rPr>
+              <w:t>什么是</w:t>
+            </w:r>
+            <w:proofErr w:type="spellStart"/>
+            <w:r>
+              <w:rPr>
+                <w:rFonts w:hint="eastAsia"/>
+              </w:rPr>
+              <w:t>cl</w:t>
+            </w:r>
+            <w:proofErr w:type="spellEnd"/>
+          </w:p>
+          <w:p>
+            <w:pPr>
+              <w:rPr>
+                <w:rFonts w:hint="eastAsia"/>
+              </w:rPr>
+            </w:pPr>
+            <w:r>
+              <w:rPr>
+                <w:rFonts w:hint="eastAsia"/>
+              </w:rPr>
+              <w:t xml:space="preserve">  </w:t>
+            </w:r>
+            <w:proofErr w:type="spellStart"/>
+            <w:r>
+              <w:rPr>
+                <w:rFonts w:hint="eastAsia"/>
+              </w:rPr>
+              <w:t>cl</w:t>
+            </w:r>
+            <w:proofErr w:type="spellEnd"/>
+            <w:r>
+              <w:rPr>
+                <w:rFonts w:hint="eastAsia"/>
+              </w:rPr>
+              <w:t>的命名规则</w:t>
+            </w:r>
+          </w:p>
+          <w:p>
+            <w:pPr>
+              <w:rPr>
+                <w:rFonts w:hint="eastAsia"/>
+              </w:rPr>
+            </w:pPr>
+            <w:r>
+              <w:rPr>
+                <w:rFonts w:hint="eastAsia"/>
+              </w:rPr>
+              <w:t xml:space="preserve">  </w:t>
+            </w:r>
+            <w:r>
+              <w:rPr>
+                <w:rFonts w:hint="eastAsia"/>
+              </w:rPr>
+              <w:t>与关系型数据库表的不同</w:t>
+            </w:r>
+          </w:p>
+          <w:p>
+            <w:pPr>
+              <w:rPr>
+                <w:rFonts w:hint="eastAsia"/>
+              </w:rPr>
+            </w:pPr>
+            <w:r>
+              <w:rPr>
+                <w:rFonts w:hint="eastAsia"/>
+              </w:rPr>
+              <w:t>Tutorials</w:t>
+            </w:r>
+          </w:p>
+          <w:p>
+            <w:pPr>
+              <w:rPr>
+                <w:rFonts w:hint="eastAsia"/>
+              </w:rPr>
+            </w:pPr>
+            <w:r>
+              <w:rPr>
+                <w:rFonts w:hint="eastAsia"/>
+              </w:rPr>
+              <w:t xml:space="preserve">  </w:t>
+            </w:r>
+            <w:proofErr w:type="spellStart"/>
+            <w:r>
+              <w:rPr>
+                <w:rFonts w:hint="eastAsia"/>
+              </w:rPr>
+              <w:t>crt</w:t>
+            </w:r>
+            <w:proofErr w:type="spellEnd"/>
+            <w:r>
+              <w:rPr>
+                <w:rFonts w:hint="eastAsia"/>
+              </w:rPr>
+              <w:t>, drop, get</w:t>
+            </w:r>
+          </w:p>
+          <w:p>
+            <w:pPr>
+              <w:rPr>
+                <w:rFonts w:hint="eastAsia"/>
+              </w:rPr>
+            </w:pPr>
+            <w:r>
+              <w:rPr>
+                <w:rFonts w:hint="eastAsia"/>
+              </w:rPr>
+              <w:t xml:space="preserve">  </w:t>
+            </w:r>
+            <w:r>
+              <w:rPr>
+                <w:rFonts w:hint="eastAsia"/>
+              </w:rPr>
+              <w:t>如何使用</w:t>
+            </w:r>
+            <w:proofErr w:type="spellStart"/>
+            <w:r>
+              <w:rPr>
+                <w:rFonts w:hint="eastAsia"/>
+              </w:rPr>
+              <w:t>cl</w:t>
+            </w:r>
+            <w:proofErr w:type="spellEnd"/>
+            <w:r>
+              <w:rPr>
+                <w:rFonts w:hint="eastAsia"/>
+              </w:rPr>
+              <w:t>的参数</w:t>
+            </w:r>
+          </w:p>
+          <w:p>
+            <w:pPr>
+              <w:rPr>
+                <w:rFonts w:hint="eastAsia"/>
+              </w:rPr>
+            </w:pPr>
+            <w:r>
+              <w:rPr>
+                <w:rFonts w:hint="eastAsia"/>
+              </w:rPr>
+              <w:t>Reference</w:t>
+            </w:r>
+          </w:p>
+          <w:p>
+            <w:pPr>
+              <w:rPr>
+                <w:rFonts w:hint="eastAsia"/>
+              </w:rPr>
+            </w:pPr>
+            <w:r>
+              <w:rPr>
+                <w:rFonts w:hint="eastAsia"/>
+              </w:rPr>
+              <w:t xml:space="preserve">  </w:t>
+            </w:r>
+            <w:proofErr w:type="spellStart"/>
+            <w:r>
+              <w:rPr>
+                <w:rFonts w:hint="eastAsia"/>
+              </w:rPr>
+              <w:t>cs</w:t>
+            </w:r>
+            <w:proofErr w:type="spellEnd"/>
+            <w:r>
+              <w:rPr>
+                <w:rFonts w:hint="eastAsia"/>
+              </w:rPr>
+              <w:t>的参数说明</w:t>
+            </w:r>
+          </w:p>
+          <w:p>
+            <w:pPr>
+              <w:rPr>
+                <w:rFonts w:hint="eastAsia"/>
+              </w:rPr>
+            </w:pPr>
+            <w:r>
+              <w:rPr>
+                <w:rFonts w:hint="eastAsia"/>
+              </w:rPr>
+              <w:t xml:space="preserve">  </w:t>
+            </w:r>
+            <w:r>
+              <w:rPr>
+                <w:rFonts w:hint="eastAsia"/>
+              </w:rPr>
+              <w:t>教程中的相关驱动接口</w:t>
+            </w:r>
+          </w:p>
+          <w:p>
+            <w:pPr>
+              <w:rPr>
+                <w:rFonts w:hint="eastAsia"/>
+              </w:rPr>
+            </w:pPr>
+            <w:r>
+              <w:rPr>
+                <w:rFonts w:hint="eastAsia"/>
+              </w:rPr>
+              <w:t xml:space="preserve">  </w:t>
+            </w:r>
+            <w:r>
+              <w:rPr>
+                <w:rFonts w:hint="eastAsia"/>
+              </w:rPr>
+              <w:t>教程中相关</w:t>
+            </w:r>
+            <w:r>
+              <w:rPr>
+                <w:rFonts w:hint="eastAsia"/>
+              </w:rPr>
+              <w:t>SQL</w:t>
+            </w:r>
+          </w:p>
+          <w:p>
+            <w:pPr>
+              <w:rPr>
+                <w:rFonts w:hint="eastAsia"/>
+              </w:rPr>
+            </w:pPr>
+            <w:r>
+              <w:rPr>
+                <w:rFonts w:hint="eastAsia"/>
+              </w:rPr>
+              <w:t xml:space="preserve">  </w:t>
+            </w:r>
+            <w:proofErr w:type="spellStart"/>
+            <w:r>
+              <w:rPr>
+                <w:rFonts w:hint="eastAsia"/>
+              </w:rPr>
+              <w:t>cl</w:t>
+            </w:r>
+            <w:proofErr w:type="spellEnd"/>
+            <w:r>
+              <w:rPr>
+                <w:rFonts w:hint="eastAsia"/>
+              </w:rPr>
+              <w:t>的参数功能性比较强，建议在描述时添加各个功能介绍的链接</w:t>
+            </w:r>
+            <w:r>
+              <w:rPr>
+                <w:rFonts w:hint="eastAsia"/>
+              </w:rPr>
+              <w:t xml:space="preserve">, </w:t>
+            </w:r>
+            <w:r>
+              <w:rPr>
+                <w:rFonts w:hint="eastAsia"/>
+              </w:rPr>
+              <w:t>如</w:t>
+            </w:r>
+            <w:proofErr w:type="spellStart"/>
+            <w:r>
+              <w:rPr>
+                <w:rFonts w:hint="eastAsia"/>
+              </w:rPr>
+              <w:t>ShardingKey</w:t>
+            </w:r>
+            <w:proofErr w:type="spellEnd"/>
+            <w:r>
+              <w:rPr>
+                <w:rFonts w:hint="eastAsia"/>
+              </w:rPr>
+              <w:t>可以连接到</w:t>
+            </w:r>
+            <w:proofErr w:type="spellStart"/>
+            <w:r>
+              <w:rPr>
+                <w:rFonts w:hint="eastAsia"/>
+              </w:rPr>
+              <w:t>Sharding</w:t>
+            </w:r>
+            <w:proofErr w:type="spellEnd"/>
+          </w:p>
+        </w:tc>
+      </w:tr>
+    </w:tbl>
+    <w:p>
+      <w:pPr>
+        <w:rPr>
+          <w:rFonts w:hint="eastAsia"/>
+        </w:rPr>
+      </w:pPr>
+    </w:p>
+    <w:p>
+      <w:pPr>
+        <w:pStyle w:val="Heading3"/>
+        <w:rPr>
+          <w:rFonts w:hint="eastAsia"/>
+        </w:rPr>
+      </w:pPr>
+      <w:r>
+        <w:rPr>
+          <w:rFonts w:hint="eastAsia"/>
+        </w:rPr>
+        <w:t>Data Model</w:t>
+      </w:r>
+    </w:p>
+    <w:tbl>
+      <w:tblPr>
+        <w:tblStyle w:val="TableGrid"/>
+        <w:tblW w:w="0" w:type="auto"/>
+        <w:tblLook w:val="04A0"/>
+      </w:tblPr>
+      <w:tblGrid>
+        <w:gridCol w:w="4261"/>
+        <w:gridCol w:w="4261"/>
+      </w:tblGrid>
+      <w:tr>
+        <w:tc>
+          <w:tcPr>
+            <w:tcW w:w="4261" w:type="dxa"/>
+          </w:tcPr>
+          <w:p>
+            <w:pPr>
+              <w:rPr>
+                <w:rFonts w:hint="eastAsia"/>
+              </w:rPr>
+            </w:pPr>
+            <w:r>
+              <w:rPr>
+                <w:rFonts w:hint="eastAsia"/>
+              </w:rPr>
+              <w:t>子标题</w:t>
+            </w:r>
+          </w:p>
+        </w:tc>
+        <w:tc>
+          <w:tcPr>
+            <w:tcW w:w="4261" w:type="dxa"/>
+          </w:tcPr>
+          <w:p>
+            <w:pPr>
+              <w:rPr>
+                <w:rFonts w:hint="eastAsia"/>
+              </w:rPr>
+            </w:pPr>
+            <w:r>
+              <w:rPr>
+                <w:rFonts w:hint="eastAsia"/>
+              </w:rPr>
+              <w:t>包含内容</w:t>
+            </w:r>
+          </w:p>
+        </w:tc>
+      </w:tr>
+      <w:tr>
+        <w:tc>
+          <w:tcPr>
+            <w:tcW w:w="4261" w:type="dxa"/>
+          </w:tcPr>
+          <w:p>
+            <w:pPr>
+              <w:rPr>
+                <w:rFonts w:hint="eastAsia"/>
+              </w:rPr>
+            </w:pPr>
+          </w:p>
+        </w:tc>
+        <w:tc>
+          <w:tcPr>
+            <w:tcW w:w="4261" w:type="dxa"/>
+          </w:tcPr>
+          <w:p>
+            <w:pPr>
+              <w:rPr>
+                <w:rFonts w:hint="eastAsia"/>
+              </w:rPr>
+            </w:pPr>
+            <w:r>
+              <w:rPr>
+                <w:rFonts w:hint="eastAsia"/>
+              </w:rPr>
+              <w:t>Introduction</w:t>
+            </w:r>
+          </w:p>
+          <w:p>
+            <w:pPr>
+              <w:rPr>
+                <w:rFonts w:hint="eastAsia"/>
+              </w:rPr>
+            </w:pPr>
+            <w:r>
+              <w:rPr>
+                <w:rFonts w:hint="eastAsia"/>
+              </w:rPr>
+              <w:t xml:space="preserve">  </w:t>
+            </w:r>
+            <w:proofErr w:type="spellStart"/>
+            <w:r>
+              <w:rPr>
+                <w:rFonts w:hint="eastAsia"/>
+              </w:rPr>
+              <w:t>bson</w:t>
+            </w:r>
+            <w:proofErr w:type="spellEnd"/>
+            <w:r>
+              <w:rPr>
+                <w:rFonts w:hint="eastAsia"/>
+              </w:rPr>
+              <w:t>的各个字段类型</w:t>
+            </w:r>
+          </w:p>
+          <w:p>
+            <w:pPr>
+              <w:rPr>
+                <w:rFonts w:hint="eastAsia"/>
+              </w:rPr>
+            </w:pPr>
+            <w:r>
+              <w:rPr>
+                <w:rFonts w:hint="eastAsia"/>
+              </w:rPr>
+              <w:t xml:space="preserve">  LOB</w:t>
+            </w:r>
+          </w:p>
+          <w:p>
+            <w:pPr>
+              <w:rPr>
+                <w:rFonts w:hint="eastAsia"/>
+              </w:rPr>
+            </w:pPr>
+            <w:r>
+              <w:rPr>
+                <w:rFonts w:hint="eastAsia"/>
+              </w:rPr>
+              <w:t>Tutorials</w:t>
+            </w:r>
+          </w:p>
+          <w:p>
+            <w:pPr>
+              <w:rPr>
+                <w:rFonts w:hint="eastAsia"/>
+              </w:rPr>
+            </w:pPr>
+            <w:r>
+              <w:rPr>
+                <w:rFonts w:hint="eastAsia"/>
+              </w:rPr>
+              <w:t xml:space="preserve">  </w:t>
+            </w:r>
+            <w:r>
+              <w:rPr>
+                <w:rFonts w:hint="eastAsia"/>
+              </w:rPr>
+              <w:t>如何添加各个类型</w:t>
+            </w:r>
+          </w:p>
+          <w:p>
+            <w:pPr>
+              <w:rPr>
+                <w:rFonts w:hint="eastAsia"/>
+              </w:rPr>
+            </w:pPr>
+            <w:r>
+              <w:rPr>
+                <w:rFonts w:hint="eastAsia"/>
+              </w:rPr>
+              <w:t>Reference</w:t>
+            </w:r>
+          </w:p>
+          <w:p>
+            <w:pPr>
+              <w:rPr>
+                <w:rFonts w:hint="eastAsia"/>
+              </w:rPr>
+            </w:pPr>
+            <w:r>
+              <w:rPr>
+                <w:rFonts w:hint="eastAsia"/>
+              </w:rPr>
+              <w:t xml:space="preserve">  shell </w:t>
+            </w:r>
+            <w:r>
+              <w:rPr>
+                <w:rFonts w:hint="eastAsia"/>
+              </w:rPr>
+              <w:t>方法</w:t>
+            </w:r>
+          </w:p>
+          <w:p>
+            <w:pPr>
+              <w:rPr>
+                <w:rFonts w:hint="eastAsia"/>
+              </w:rPr>
+            </w:pPr>
+            <w:r>
+              <w:rPr>
+                <w:rFonts w:hint="eastAsia"/>
+              </w:rPr>
+              <w:t xml:space="preserve">  </w:t>
+            </w:r>
+            <w:r>
+              <w:rPr>
+                <w:rFonts w:hint="eastAsia"/>
+              </w:rPr>
+              <w:t>驱动接口</w:t>
+            </w:r>
+          </w:p>
+        </w:tc>
+      </w:tr>
+    </w:tbl>
+    <w:p>
+      <w:pPr>
+        <w:rPr>
+          <w:rFonts w:hint="eastAsia"/>
+        </w:rPr>
+      </w:pPr>
+    </w:p>
+    <w:p>
+      <w:pPr>
+        <w:pStyle w:val="Heading3"/>
+        <w:rPr>
+          <w:rFonts w:hint="eastAsia"/>
+        </w:rPr>
+      </w:pPr>
+      <w:r>
+        <w:rPr>
+          <w:rFonts w:hint="eastAsia"/>
+        </w:rPr>
+        <w:t>Basic Operation</w:t>
+      </w:r>
+    </w:p>
+    <w:tbl>
+      <w:tblPr>
+        <w:tblStyle w:val="TableGrid"/>
+        <w:tblW w:w="0" w:type="auto"/>
+        <w:tblLook w:val="04A0"/>
+      </w:tblPr>
+      <w:tblGrid>
+        <w:gridCol w:w="4261"/>
+        <w:gridCol w:w="4261"/>
+      </w:tblGrid>
+      <w:tr>
+        <w:tc>
+          <w:tcPr>
+            <w:tcW w:w="4261" w:type="dxa"/>
+          </w:tcPr>
+          <w:p>
+            <w:pPr>
+              <w:rPr>
+                <w:rFonts w:hint="eastAsia"/>
+              </w:rPr>
+            </w:pPr>
+            <w:r>
+              <w:rPr>
+                <w:rFonts w:hint="eastAsia"/>
+              </w:rPr>
+              <w:t>子标题</w:t>
+            </w:r>
+          </w:p>
+        </w:tc>
+        <w:tc>
+          <w:tcPr>
+            <w:tcW w:w="4261" w:type="dxa"/>
+          </w:tcPr>
+          <w:p>
+            <w:pPr>
+              <w:rPr>
+                <w:rFonts w:hint="eastAsia"/>
+              </w:rPr>
+            </w:pPr>
+            <w:r>
+              <w:rPr>
+                <w:rFonts w:hint="eastAsia"/>
+              </w:rPr>
+              <w:t>包含内容</w:t>
+            </w:r>
+          </w:p>
+        </w:tc>
+      </w:tr>
+      <w:tr>
+        <w:tc>
+          <w:tcPr>
+            <w:tcW w:w="4261" w:type="dxa"/>
+          </w:tcPr>
+          <w:p>
+            <w:pPr>
+              <w:rPr>
+                <w:rFonts w:hint="eastAsia"/>
+              </w:rPr>
+            </w:pPr>
+            <w:r>
+              <w:rPr>
+                <w:rFonts w:hint="eastAsia"/>
+              </w:rPr>
+              <w:t>Insert</w:t>
+            </w:r>
+          </w:p>
+        </w:tc>
+        <w:tc>
+          <w:tcPr>
+            <w:tcW w:w="4261" w:type="dxa"/>
+          </w:tcPr>
+          <w:p>
+            <w:pPr>
+              <w:rPr>
+                <w:rFonts w:hint="eastAsia"/>
+              </w:rPr>
+            </w:pPr>
+            <w:r>
+              <w:rPr>
+                <w:rFonts w:hint="eastAsia"/>
+              </w:rPr>
+              <w:t>Introduction</w:t>
+            </w:r>
+          </w:p>
+          <w:p>
+            <w:pPr>
+              <w:rPr>
+                <w:rFonts w:hint="eastAsia"/>
+              </w:rPr>
+            </w:pPr>
+            <w:r>
+              <w:rPr>
+                <w:rFonts w:hint="eastAsia"/>
+              </w:rPr>
+              <w:t xml:space="preserve">   _id</w:t>
+            </w:r>
+            <w:r>
+              <w:rPr>
+                <w:rFonts w:hint="eastAsia"/>
+              </w:rPr>
+              <w:t>的规则与约束</w:t>
+            </w:r>
+          </w:p>
+          <w:p>
+            <w:pPr>
+              <w:rPr>
+                <w:rFonts w:hint="eastAsia"/>
+              </w:rPr>
+            </w:pPr>
+            <w:r>
+              <w:rPr>
+                <w:rFonts w:hint="eastAsia"/>
+              </w:rPr>
+              <w:t xml:space="preserve">   </w:t>
+            </w:r>
+            <w:r>
+              <w:rPr>
+                <w:rFonts w:hint="eastAsia"/>
+              </w:rPr>
+              <w:t>记录大小的约束</w:t>
+            </w:r>
+          </w:p>
+          <w:p>
+            <w:pPr>
+              <w:rPr>
+                <w:rFonts w:hint="eastAsia"/>
+              </w:rPr>
+            </w:pPr>
+            <w:r>
+              <w:rPr>
+                <w:rFonts w:hint="eastAsia"/>
+              </w:rPr>
+              <w:t xml:space="preserve">   </w:t>
+            </w:r>
+            <w:r>
+              <w:rPr>
+                <w:rFonts w:hint="eastAsia"/>
+              </w:rPr>
+              <w:t>字段名的约束</w:t>
+            </w:r>
+          </w:p>
+          <w:p>
+            <w:pPr>
+              <w:rPr>
+                <w:rFonts w:hint="eastAsia"/>
+              </w:rPr>
+            </w:pPr>
+            <w:r>
+              <w:rPr>
+                <w:rFonts w:hint="eastAsia"/>
+              </w:rPr>
+              <w:t>Tutorials</w:t>
+            </w:r>
+          </w:p>
+          <w:p>
+            <w:pPr>
+              <w:rPr>
+                <w:rFonts w:hint="eastAsia"/>
+              </w:rPr>
+            </w:pPr>
+            <w:r>
+              <w:rPr>
+                <w:rFonts w:hint="eastAsia"/>
+              </w:rPr>
+              <w:t xml:space="preserve">  </w:t>
+            </w:r>
+            <w:r>
+              <w:rPr>
+                <w:rFonts w:hint="eastAsia"/>
+              </w:rPr>
+              <w:t>如何插入数据</w:t>
+            </w:r>
+          </w:p>
+          <w:p>
+            <w:pPr>
+              <w:rPr>
+                <w:rFonts w:hint="eastAsia"/>
+              </w:rPr>
+            </w:pPr>
+            <w:r>
+              <w:rPr>
+                <w:rFonts w:hint="eastAsia"/>
+              </w:rPr>
+              <w:lastRenderedPageBreak/>
+              <w:t xml:space="preserve">  flag</w:t>
+            </w:r>
+            <w:r>
+              <w:rPr>
+                <w:rFonts w:hint="eastAsia"/>
+              </w:rPr>
+              <w:t>的使用</w:t>
+            </w:r>
+          </w:p>
+          <w:p>
+            <w:pPr>
+              <w:rPr>
+                <w:rFonts w:hint="eastAsia"/>
+              </w:rPr>
+            </w:pPr>
+            <w:r>
+              <w:rPr>
+                <w:rFonts w:hint="eastAsia"/>
+              </w:rPr>
+              <w:t xml:space="preserve">  batch insert</w:t>
+            </w:r>
+          </w:p>
+          <w:p>
+            <w:pPr>
+              <w:rPr>
+                <w:rFonts w:hint="eastAsia"/>
+              </w:rPr>
+            </w:pPr>
+            <w:r>
+              <w:rPr>
+                <w:rFonts w:hint="eastAsia"/>
+              </w:rPr>
+              <w:t>Reference</w:t>
+            </w:r>
+          </w:p>
+          <w:p>
+            <w:pPr>
+              <w:rPr>
+                <w:rFonts w:hint="eastAsia"/>
+              </w:rPr>
+            </w:pPr>
+            <w:r>
+              <w:rPr>
+                <w:rFonts w:hint="eastAsia"/>
+              </w:rPr>
+              <w:t xml:space="preserve">  </w:t>
+            </w:r>
+            <w:r>
+              <w:rPr>
+                <w:rFonts w:hint="eastAsia"/>
+              </w:rPr>
+              <w:t>驱动接口</w:t>
+            </w:r>
+          </w:p>
+          <w:p>
+            <w:pPr>
+              <w:rPr>
+                <w:rFonts w:hint="eastAsia"/>
+              </w:rPr>
+            </w:pPr>
+            <w:r>
+              <w:rPr>
+                <w:rFonts w:hint="eastAsia"/>
+              </w:rPr>
+              <w:t xml:space="preserve">  SQL</w:t>
+            </w:r>
+          </w:p>
+        </w:tc>
+      </w:tr>
+      <w:tr>
+        <w:tc>
+          <w:tcPr>
+            <w:tcW w:w="4261" w:type="dxa"/>
+          </w:tcPr>
+          <w:p>
+            <w:pPr>
+              <w:rPr>
+                <w:rFonts w:hint="eastAsia"/>
+              </w:rPr>
+            </w:pPr>
+            <w:r>
+              <w:rPr>
+                <w:rFonts w:hint="eastAsia"/>
+              </w:rPr>
+              <w:lastRenderedPageBreak/>
+              <w:t>Query</w:t>
+            </w:r>
+          </w:p>
+        </w:tc>
+        <w:tc>
+          <w:tcPr>
+            <w:tcW w:w="4261" w:type="dxa"/>
+          </w:tcPr>
+          <w:p>
+            <w:pPr>
+              <w:rPr>
+                <w:rFonts w:hint="eastAsia"/>
+              </w:rPr>
+            </w:pPr>
+            <w:r>
+              <w:rPr>
+                <w:rFonts w:hint="eastAsia"/>
+              </w:rPr>
+              <w:t>Introduction</w:t>
+            </w:r>
+          </w:p>
+          <w:p>
+            <w:pPr>
+              <w:rPr>
+                <w:rFonts w:hint="eastAsia"/>
+              </w:rPr>
+            </w:pPr>
+            <w:r>
+              <w:rPr>
+                <w:rFonts w:hint="eastAsia"/>
+              </w:rPr>
+              <w:t xml:space="preserve">  </w:t>
+            </w:r>
+            <w:r>
+              <w:rPr>
+                <w:rFonts w:hint="eastAsia"/>
+              </w:rPr>
+              <w:t>表扫描和索引扫描</w:t>
+            </w:r>
+          </w:p>
+          <w:p>
+            <w:pPr>
+              <w:rPr>
+                <w:rFonts w:hint="eastAsia"/>
+              </w:rPr>
+            </w:pPr>
+            <w:r>
+              <w:rPr>
+                <w:rFonts w:hint="eastAsia"/>
+              </w:rPr>
+              <w:t xml:space="preserve">  </w:t>
+            </w:r>
+            <w:r>
+              <w:rPr>
+                <w:rFonts w:hint="eastAsia"/>
+              </w:rPr>
+              <w:t>query</w:t>
+            </w:r>
+            <w:r>
+              <w:rPr>
+                <w:rFonts w:hint="eastAsia"/>
+              </w:rPr>
+              <w:t>和</w:t>
+            </w:r>
+            <w:r>
+              <w:rPr>
+                <w:rFonts w:hint="eastAsia"/>
+              </w:rPr>
+              <w:t>cursor</w:t>
+            </w:r>
+            <w:r>
+              <w:rPr>
+                <w:rFonts w:hint="eastAsia"/>
+              </w:rPr>
+              <w:t>的处理流程</w:t>
+            </w:r>
+          </w:p>
+          <w:p>
+            <w:pPr>
+              <w:rPr>
+                <w:rFonts w:hint="eastAsia"/>
+              </w:rPr>
+            </w:pPr>
+            <w:r>
+              <w:rPr>
+                <w:rFonts w:hint="eastAsia"/>
+              </w:rPr>
+              <w:t>Tutorials</w:t>
+            </w:r>
+          </w:p>
+          <w:p>
+            <w:pPr>
+              <w:rPr>
+                <w:rFonts w:hint="eastAsia"/>
+              </w:rPr>
+            </w:pPr>
+            <w:r>
+              <w:rPr>
+                <w:rFonts w:hint="eastAsia"/>
+              </w:rPr>
+              <w:t xml:space="preserve">  condition</w:t>
+            </w:r>
+          </w:p>
+          <w:p>
+            <w:pPr>
+              <w:rPr>
+                <w:rFonts w:hint="eastAsia"/>
+              </w:rPr>
+            </w:pPr>
+            <w:r>
+              <w:rPr>
+                <w:rFonts w:hint="eastAsia"/>
+              </w:rPr>
+              <w:t xml:space="preserve">  selector</w:t>
+            </w:r>
+          </w:p>
+          <w:p>
+            <w:pPr>
+              <w:rPr>
+                <w:rFonts w:hint="eastAsia"/>
+              </w:rPr>
+            </w:pPr>
+            <w:r>
+              <w:rPr>
+                <w:rFonts w:hint="eastAsia"/>
+              </w:rPr>
+              <w:t xml:space="preserve">  skip</w:t>
+            </w:r>
+          </w:p>
+          <w:p>
+            <w:pPr>
+              <w:rPr>
+                <w:rFonts w:hint="eastAsia"/>
+              </w:rPr>
+            </w:pPr>
+            <w:r>
+              <w:rPr>
+                <w:rFonts w:hint="eastAsia"/>
+              </w:rPr>
+              <w:t xml:space="preserve">  limit</w:t>
+            </w:r>
+          </w:p>
+          <w:p>
+            <w:pPr>
+              <w:rPr>
+                <w:rFonts w:hint="eastAsia"/>
+              </w:rPr>
+            </w:pPr>
+            <w:r>
+              <w:rPr>
+                <w:rFonts w:hint="eastAsia"/>
+              </w:rPr>
+              <w:t xml:space="preserve">  sort</w:t>
+            </w:r>
+          </w:p>
+          <w:p>
+            <w:pPr>
+              <w:rPr>
+                <w:rFonts w:hint="eastAsia"/>
+              </w:rPr>
+            </w:pPr>
+            <w:r>
+              <w:rPr>
+                <w:rFonts w:hint="eastAsia"/>
+              </w:rPr>
+              <w:t xml:space="preserve">  </w:t>
+            </w:r>
+            <w:r>
+              <w:rPr>
+                <w:rFonts w:hint="eastAsia"/>
+              </w:rPr>
+              <w:t>query one</w:t>
+            </w:r>
+          </w:p>
+          <w:p>
+            <w:pPr>
+              <w:rPr>
+                <w:rFonts w:hint="eastAsia"/>
+              </w:rPr>
+            </w:pPr>
+            <w:r>
+              <w:rPr>
+                <w:rFonts w:hint="eastAsia"/>
+              </w:rPr>
+              <w:t xml:space="preserve">  flags</w:t>
+            </w:r>
+            <w:r>
+              <w:rPr>
+                <w:rFonts w:hint="eastAsia"/>
+              </w:rPr>
+              <w:t>(</w:t>
+            </w:r>
+            <w:r>
+              <w:rPr>
+                <w:rFonts w:hint="eastAsia"/>
+              </w:rPr>
+              <w:t>如果除</w:t>
+            </w:r>
+            <w:r>
+              <w:rPr>
+                <w:rFonts w:hint="eastAsia"/>
+              </w:rPr>
+              <w:t>query one</w:t>
+            </w:r>
+            <w:r>
+              <w:rPr>
+                <w:rFonts w:hint="eastAsia"/>
+              </w:rPr>
+              <w:t>外没有其他可以不写本内容</w:t>
+            </w:r>
+            <w:r>
+              <w:rPr>
+                <w:rFonts w:hint="eastAsia"/>
+              </w:rPr>
+              <w:t>)</w:t>
+            </w:r>
+          </w:p>
+          <w:p>
+            <w:pPr>
+              <w:rPr>
+                <w:rFonts w:hint="eastAsia"/>
+              </w:rPr>
+            </w:pPr>
+            <w:r>
+              <w:rPr>
+                <w:rFonts w:hint="eastAsia"/>
+              </w:rPr>
+              <w:t xml:space="preserve">  hint</w:t>
+            </w:r>
+          </w:p>
+          <w:p>
+            <w:pPr>
+              <w:rPr>
+                <w:rFonts w:hint="eastAsia"/>
+              </w:rPr>
+            </w:pPr>
+            <w:r>
+              <w:rPr>
+                <w:rFonts w:hint="eastAsia"/>
+              </w:rPr>
+              <w:t>Reference</w:t>
+            </w:r>
+          </w:p>
+          <w:p>
+            <w:pPr>
+              <w:rPr>
+                <w:rFonts w:hint="eastAsia"/>
+              </w:rPr>
+            </w:pPr>
+            <w:r>
+              <w:rPr>
+                <w:rFonts w:hint="eastAsia"/>
+              </w:rPr>
+              <w:t xml:space="preserve">  </w:t>
+            </w:r>
+            <w:r>
+              <w:rPr>
+                <w:rFonts w:hint="eastAsia"/>
+              </w:rPr>
+              <w:t>匹配符</w:t>
+            </w:r>
+          </w:p>
+          <w:p>
+            <w:pPr>
+              <w:rPr>
+                <w:rFonts w:hint="eastAsia"/>
+              </w:rPr>
+            </w:pPr>
+            <w:r>
+              <w:rPr>
+                <w:rFonts w:hint="eastAsia"/>
+              </w:rPr>
+              <w:t xml:space="preserve">  </w:t>
+            </w:r>
+            <w:r>
+              <w:rPr>
+                <w:rFonts w:hint="eastAsia"/>
+              </w:rPr>
+              <w:t>选择符</w:t>
+            </w:r>
+          </w:p>
+          <w:p>
+            <w:pPr>
+              <w:rPr>
+                <w:rFonts w:hint="eastAsia"/>
+              </w:rPr>
+            </w:pPr>
+            <w:r>
+              <w:rPr>
+                <w:rFonts w:hint="eastAsia"/>
+              </w:rPr>
+              <w:t xml:space="preserve">  </w:t>
+            </w:r>
+            <w:r>
+              <w:rPr>
+                <w:rFonts w:hint="eastAsia"/>
+              </w:rPr>
+              <w:t>驱动接口</w:t>
+            </w:r>
+            <w:r>
+              <w:rPr>
+                <w:rFonts w:hint="eastAsia"/>
+              </w:rPr>
+              <w:t>(</w:t>
+            </w:r>
+            <w:r>
+              <w:rPr>
+                <w:rFonts w:hint="eastAsia"/>
+              </w:rPr>
+              <w:t>包括</w:t>
+            </w:r>
+            <w:proofErr w:type="spellStart"/>
+            <w:r>
+              <w:rPr>
+                <w:rFonts w:hint="eastAsia"/>
+              </w:rPr>
+              <w:t>findOne</w:t>
+            </w:r>
+            <w:proofErr w:type="spellEnd"/>
+            <w:r>
+              <w:rPr>
+                <w:rFonts w:hint="eastAsia"/>
+              </w:rPr>
+              <w:t>)</w:t>
+            </w:r>
+          </w:p>
+          <w:p>
+            <w:pPr>
+              <w:rPr>
+                <w:rFonts w:hint="eastAsia"/>
+              </w:rPr>
+            </w:pPr>
+            <w:r>
+              <w:rPr>
+                <w:rFonts w:hint="eastAsia"/>
+              </w:rPr>
+              <w:t xml:space="preserve">  </w:t>
+            </w:r>
+            <w:r>
+              <w:rPr>
+                <w:rFonts w:hint="eastAsia"/>
+              </w:rPr>
+              <w:t>cursor</w:t>
+            </w:r>
+            <w:r>
+              <w:rPr>
+                <w:rFonts w:hint="eastAsia"/>
+              </w:rPr>
+              <w:t>接口</w:t>
+            </w:r>
+          </w:p>
+        </w:tc>
+      </w:tr>
+      <w:tr>
+        <w:tc>
+          <w:tcPr>
+            <w:tcW w:w="4261" w:type="dxa"/>
+          </w:tcPr>
+          <w:p>
+            <w:pPr>
+              <w:rPr>
+                <w:rFonts w:hint="eastAsia"/>
+              </w:rPr>
+            </w:pPr>
+            <w:r>
+              <w:rPr>
+                <w:rFonts w:hint="eastAsia"/>
+              </w:rPr>
+              <w:t>update</w:t>
+            </w:r>
+          </w:p>
+        </w:tc>
+        <w:tc>
+          <w:tcPr>
+            <w:tcW w:w="4261" w:type="dxa"/>
+          </w:tcPr>
+          <w:p>
+            <w:pPr>
+              <w:rPr>
+                <w:rFonts w:hint="eastAsia"/>
+              </w:rPr>
+            </w:pPr>
+            <w:r>
+              <w:rPr>
+                <w:rFonts w:hint="eastAsia"/>
+              </w:rPr>
+              <w:t>Introduction</w:t>
+            </w:r>
+          </w:p>
+          <w:p>
+            <w:pPr>
+              <w:rPr>
+                <w:rFonts w:hint="eastAsia"/>
+              </w:rPr>
+            </w:pPr>
+            <w:r>
+              <w:rPr>
+                <w:rFonts w:hint="eastAsia"/>
+              </w:rPr>
+              <w:t xml:space="preserve">  over flow</w:t>
+            </w:r>
+          </w:p>
+          <w:p>
+            <w:pPr>
+              <w:rPr>
+                <w:rFonts w:hint="eastAsia"/>
+              </w:rPr>
+            </w:pPr>
+            <w:r>
+              <w:rPr>
+                <w:rFonts w:hint="eastAsia"/>
+              </w:rPr>
+              <w:t>Tutorials</w:t>
+            </w:r>
+          </w:p>
+          <w:p>
+            <w:pPr>
+              <w:rPr>
+                <w:rFonts w:hint="eastAsia"/>
+              </w:rPr>
+            </w:pPr>
+            <w:r>
+              <w:rPr>
+                <w:rFonts w:hint="eastAsia"/>
+              </w:rPr>
+              <w:t xml:space="preserve">  </w:t>
+            </w:r>
+            <w:r>
+              <w:rPr>
+                <w:rFonts w:hint="eastAsia"/>
+              </w:rPr>
+              <w:t>修改符</w:t>
+            </w:r>
+          </w:p>
+          <w:p>
+            <w:pPr>
+              <w:rPr>
+                <w:rFonts w:hint="eastAsia"/>
+              </w:rPr>
+            </w:pPr>
+            <w:r>
+              <w:rPr>
+                <w:rFonts w:hint="eastAsia"/>
+              </w:rPr>
+              <w:t xml:space="preserve">  </w:t>
+            </w:r>
+            <w:r>
+              <w:rPr>
+                <w:rFonts w:hint="eastAsia"/>
+              </w:rPr>
+              <w:t>匹配符</w:t>
+            </w:r>
+            <w:r>
+              <w:rPr>
+                <w:rFonts w:hint="eastAsia"/>
+              </w:rPr>
+              <w:t>(</w:t>
+            </w:r>
+            <w:r>
+              <w:rPr>
+                <w:rFonts w:hint="eastAsia"/>
+              </w:rPr>
+              <w:t>可简单说明与</w:t>
+            </w:r>
+            <w:r>
+              <w:rPr>
+                <w:rFonts w:hint="eastAsia"/>
+              </w:rPr>
+              <w:t>query</w:t>
+            </w:r>
+            <w:r>
+              <w:rPr>
+                <w:rFonts w:hint="eastAsia"/>
+              </w:rPr>
+              <w:t>匹配符一致</w:t>
+            </w:r>
+            <w:r>
+              <w:rPr>
+                <w:rFonts w:hint="eastAsia"/>
+              </w:rPr>
+              <w:t>)</w:t>
+            </w:r>
+          </w:p>
+          <w:p>
+            <w:pPr>
+              <w:rPr>
+                <w:rFonts w:hint="eastAsia"/>
+              </w:rPr>
+            </w:pPr>
+            <w:r>
+              <w:rPr>
+                <w:rFonts w:hint="eastAsia"/>
+              </w:rPr>
+              <w:t xml:space="preserve">  hint(</w:t>
+            </w:r>
+            <w:r>
+              <w:rPr>
+                <w:rFonts w:hint="eastAsia"/>
+              </w:rPr>
+              <w:t>可简单说明与</w:t>
+            </w:r>
+            <w:r>
+              <w:rPr>
+                <w:rFonts w:hint="eastAsia"/>
+              </w:rPr>
+              <w:t>query</w:t>
+            </w:r>
+            <w:r>
+              <w:rPr>
+                <w:rFonts w:hint="eastAsia"/>
+              </w:rPr>
+              <w:t>匹配符一致</w:t>
+            </w:r>
+            <w:r>
+              <w:rPr>
+                <w:rFonts w:hint="eastAsia"/>
+              </w:rPr>
+              <w:t>)</w:t>
+            </w:r>
+          </w:p>
+          <w:p>
+            <w:pPr>
+              <w:rPr>
+                <w:rFonts w:hint="eastAsia"/>
+              </w:rPr>
+            </w:pPr>
+            <w:r>
+              <w:rPr>
+                <w:rFonts w:hint="eastAsia"/>
+              </w:rPr>
+              <w:t>Reference</w:t>
+            </w:r>
+          </w:p>
+          <w:p>
+            <w:pPr>
+              <w:rPr>
+                <w:rFonts w:hint="eastAsia"/>
+              </w:rPr>
+            </w:pPr>
+            <w:r>
+              <w:rPr>
+                <w:rFonts w:hint="eastAsia"/>
+              </w:rPr>
+              <w:t xml:space="preserve">  </w:t>
+            </w:r>
+            <w:r>
+              <w:rPr>
+                <w:rFonts w:hint="eastAsia"/>
+              </w:rPr>
+              <w:t>修改符</w:t>
+            </w:r>
+          </w:p>
+          <w:p>
+            <w:pPr>
+              <w:rPr>
+                <w:rFonts w:hint="eastAsia"/>
+              </w:rPr>
+            </w:pPr>
+            <w:r>
+              <w:rPr>
+                <w:rFonts w:hint="eastAsia"/>
+              </w:rPr>
+              <w:t xml:space="preserve">  </w:t>
+            </w:r>
+            <w:r>
+              <w:rPr>
+                <w:rFonts w:hint="eastAsia"/>
+              </w:rPr>
+              <w:t>驱动接口</w:t>
+            </w:r>
+          </w:p>
+          <w:p>
+            <w:pPr>
+              <w:rPr>
+                <w:rFonts w:hint="eastAsia"/>
+              </w:rPr>
+            </w:pPr>
+            <w:r>
+              <w:rPr>
+                <w:rFonts w:hint="eastAsia"/>
+              </w:rPr>
+              <w:t xml:space="preserve">  SQL</w:t>
+            </w:r>
+          </w:p>
+        </w:tc>
+      </w:tr>
+      <w:tr>
+        <w:tc>
+          <w:tcPr>
+            <w:tcW w:w="4261" w:type="dxa"/>
+          </w:tcPr>
+          <w:p>
+            <w:pPr>
+              <w:rPr>
+                <w:rFonts w:hint="eastAsia"/>
+              </w:rPr>
+            </w:pPr>
+            <w:r>
+              <w:rPr>
+                <w:rFonts w:hint="eastAsia"/>
+              </w:rPr>
+              <w:t>delete</w:t>
+            </w:r>
+          </w:p>
+        </w:tc>
+        <w:tc>
+          <w:tcPr>
+            <w:tcW w:w="4261" w:type="dxa"/>
+          </w:tcPr>
+          <w:p>
+            <w:pPr>
+              <w:rPr>
+                <w:rFonts w:hint="eastAsia"/>
+              </w:rPr>
+            </w:pPr>
+            <w:r>
+              <w:rPr>
+                <w:rFonts w:hint="eastAsia"/>
+              </w:rPr>
+              <w:t>Introduction</w:t>
+            </w:r>
+          </w:p>
+          <w:p>
+            <w:pPr>
+              <w:rPr>
+                <w:rFonts w:hint="eastAsia"/>
+              </w:rPr>
+            </w:pPr>
+            <w:r>
+              <w:rPr>
+                <w:rFonts w:hint="eastAsia"/>
+              </w:rPr>
+              <w:t xml:space="preserve">  delete list</w:t>
+            </w:r>
+          </w:p>
+          <w:p>
+            <w:pPr>
+              <w:rPr>
+                <w:rFonts w:hint="eastAsia"/>
+              </w:rPr>
+            </w:pPr>
+            <w:r>
+              <w:rPr>
+                <w:rFonts w:hint="eastAsia"/>
+              </w:rPr>
+              <w:t>Tutorials</w:t>
+            </w:r>
+          </w:p>
+          <w:p>
+            <w:pPr>
+              <w:rPr>
+                <w:rFonts w:hint="eastAsia"/>
+              </w:rPr>
+            </w:pPr>
+            <w:r>
+              <w:rPr>
+                <w:rFonts w:hint="eastAsia"/>
+              </w:rPr>
+              <w:t xml:space="preserve">  </w:t>
+            </w:r>
+            <w:r>
+              <w:rPr>
+                <w:rFonts w:hint="eastAsia"/>
+              </w:rPr>
+              <w:t>匹配符</w:t>
+            </w:r>
+            <w:r>
+              <w:rPr>
+                <w:rFonts w:hint="eastAsia"/>
+              </w:rPr>
+              <w:t>(</w:t>
+            </w:r>
+            <w:r>
+              <w:rPr>
+                <w:rFonts w:hint="eastAsia"/>
+              </w:rPr>
+              <w:t>可简单说明与</w:t>
+            </w:r>
+            <w:r>
+              <w:rPr>
+                <w:rFonts w:hint="eastAsia"/>
+              </w:rPr>
+              <w:t>query</w:t>
+            </w:r>
+            <w:r>
+              <w:rPr>
+                <w:rFonts w:hint="eastAsia"/>
+              </w:rPr>
+              <w:t>匹配符一致</w:t>
+            </w:r>
+            <w:r>
+              <w:rPr>
+                <w:rFonts w:hint="eastAsia"/>
+              </w:rPr>
+              <w:t>)</w:t>
+            </w:r>
+          </w:p>
+          <w:p>
+            <w:pPr>
+              <w:rPr>
+                <w:rFonts w:hint="eastAsia"/>
+              </w:rPr>
+            </w:pPr>
+            <w:r>
+              <w:rPr>
+                <w:rFonts w:hint="eastAsia"/>
+              </w:rPr>
+              <w:t>Reference</w:t>
+            </w:r>
+          </w:p>
+          <w:p>
+            <w:pPr>
+              <w:rPr>
+                <w:rFonts w:hint="eastAsia"/>
+              </w:rPr>
+            </w:pPr>
+            <w:r>
+              <w:rPr>
+                <w:rFonts w:hint="eastAsia"/>
+              </w:rPr>
+              <w:t xml:space="preserve">  </w:t>
+            </w:r>
+            <w:r>
+              <w:rPr>
+                <w:rFonts w:hint="eastAsia"/>
+              </w:rPr>
+              <w:t>驱动接口</w:t>
+            </w:r>
+          </w:p>
+          <w:p>
+            <w:pPr>
+              <w:rPr>
+                <w:rFonts w:hint="eastAsia"/>
+              </w:rPr>
+            </w:pPr>
+            <w:r>
+              <w:rPr>
+                <w:rFonts w:hint="eastAsia"/>
+              </w:rPr>
+              <w:t xml:space="preserve">  SQL</w:t>
+            </w:r>
+          </w:p>
+        </w:tc>
+      </w:tr>
+      <w:tr>
+        <w:tc>
+          <w:tcPr>
+            <w:tcW w:w="4261" w:type="dxa"/>
+          </w:tcPr>
+          <w:p>
+            <w:pPr>
+              <w:rPr>
+                <w:rFonts w:hint="eastAsia"/>
+              </w:rPr>
+            </w:pPr>
+            <w:r>
+              <w:rPr>
+                <w:rFonts w:hint="eastAsia"/>
+              </w:rPr>
+              <w:t>explain</w:t>
+            </w:r>
+          </w:p>
+        </w:tc>
+        <w:tc>
+          <w:tcPr>
+            <w:tcW w:w="4261" w:type="dxa"/>
+          </w:tcPr>
+          <w:p>
+            <w:pPr>
+              <w:rPr>
+                <w:rFonts w:hint="eastAsia"/>
+              </w:rPr>
+            </w:pPr>
+            <w:r>
+              <w:rPr>
+                <w:rFonts w:hint="eastAsia"/>
+              </w:rPr>
+              <w:t>Introduction</w:t>
+            </w:r>
+          </w:p>
+          <w:p>
+            <w:pPr>
+              <w:rPr>
+                <w:rFonts w:hint="eastAsia"/>
+              </w:rPr>
+            </w:pPr>
+            <w:r>
+              <w:rPr>
+                <w:rFonts w:hint="eastAsia"/>
+              </w:rPr>
+              <w:t xml:space="preserve">  </w:t>
+            </w:r>
+            <w:r>
+              <w:rPr>
+                <w:rFonts w:hint="eastAsia"/>
+              </w:rPr>
+              <w:t>返回说明</w:t>
+            </w:r>
+          </w:p>
+          <w:p>
+            <w:pPr>
+              <w:rPr>
+                <w:rFonts w:hint="eastAsia"/>
+              </w:rPr>
+            </w:pPr>
+            <w:r>
+              <w:rPr>
+                <w:rFonts w:hint="eastAsia"/>
+              </w:rPr>
+              <w:t xml:space="preserve">  </w:t>
+            </w:r>
+            <w:r>
+              <w:rPr>
+                <w:rFonts w:hint="eastAsia"/>
+              </w:rPr>
+              <w:t>水平、垂直分区表的说明</w:t>
+            </w:r>
+          </w:p>
+          <w:p>
+            <w:pPr>
+              <w:rPr>
+                <w:rFonts w:hint="eastAsia"/>
+              </w:rPr>
+            </w:pPr>
+            <w:r>
+              <w:rPr>
+                <w:rFonts w:hint="eastAsia"/>
+              </w:rPr>
+              <w:t>Tutorials</w:t>
+            </w:r>
+          </w:p>
+          <w:p>
+            <w:pPr>
+              <w:rPr>
+                <w:rFonts w:hint="eastAsia"/>
+              </w:rPr>
+            </w:pPr>
+            <w:r>
+              <w:rPr>
+                <w:rFonts w:hint="eastAsia"/>
+              </w:rPr>
+              <w:lastRenderedPageBreak/>
+              <w:t xml:space="preserve">  </w:t>
+            </w:r>
+            <w:r>
+              <w:rPr>
+                <w:rFonts w:hint="eastAsia"/>
+              </w:rPr>
+              <w:t>使用</w:t>
+            </w:r>
+          </w:p>
+          <w:p>
+            <w:pPr>
+              <w:rPr>
+                <w:rFonts w:hint="eastAsia"/>
+              </w:rPr>
+            </w:pPr>
+            <w:r>
+              <w:rPr>
+                <w:rFonts w:hint="eastAsia"/>
+              </w:rPr>
+              <w:t>Reference</w:t>
+            </w:r>
+          </w:p>
+          <w:p>
+            <w:pPr>
+              <w:rPr>
+                <w:rFonts w:hint="eastAsia"/>
+              </w:rPr>
+            </w:pPr>
+            <w:r>
+              <w:rPr>
+                <w:rFonts w:hint="eastAsia"/>
+              </w:rPr>
+              <w:t xml:space="preserve">  </w:t>
+            </w:r>
+            <w:r>
+              <w:rPr>
+                <w:rFonts w:hint="eastAsia"/>
+              </w:rPr>
+              <w:t>接口</w:t>
+            </w:r>
+          </w:p>
+        </w:tc>
+      </w:tr>
+      <w:tr>
+        <w:tc>
+          <w:tcPr>
+            <w:tcW w:w="4261" w:type="dxa"/>
+          </w:tcPr>
+          <w:p>
+            <w:pPr>
+              <w:rPr>
+                <w:rFonts w:hint="eastAsia"/>
+              </w:rPr>
+            </w:pPr>
+            <w:r>
+              <w:rPr>
+                <w:rFonts w:hint="eastAsia"/>
+              </w:rPr>
+              <w:lastRenderedPageBreak/>
+              <w:t>并发查询</w:t>
+            </w:r>
+          </w:p>
+        </w:tc>
+        <w:tc>
+          <w:tcPr>
+            <w:tcW w:w="4261" w:type="dxa"/>
+          </w:tcPr>
+          <w:p>
+            <w:pPr>
+              <w:rPr>
+                <w:rFonts w:hint="eastAsia"/>
+              </w:rPr>
+            </w:pPr>
+          </w:p>
+        </w:tc>
+      </w:tr>
+      <w:tr>
+        <w:tc>
+          <w:tcPr>
+            <w:tcW w:w="4261" w:type="dxa"/>
+          </w:tcPr>
+          <w:p>
+            <w:pPr>
+              <w:rPr>
+                <w:rFonts w:hint="eastAsia"/>
+              </w:rPr>
+            </w:pPr>
+            <w:r>
+              <w:rPr>
+                <w:rFonts w:hint="eastAsia"/>
+              </w:rPr>
+              <w:t>与性能直接相关的参数</w:t>
+            </w:r>
+          </w:p>
+        </w:tc>
+        <w:tc>
+          <w:tcPr>
+            <w:tcW w:w="4261" w:type="dxa"/>
+          </w:tcPr>
+          <w:p>
+            <w:pPr>
+              <w:rPr>
+                <w:rFonts w:hint="eastAsia"/>
+              </w:rPr>
+            </w:pPr>
+          </w:p>
+        </w:tc>
+      </w:tr>
+    </w:tbl>
+    <w:p>
+      <w:pPr>
+        <w:rPr>
+          <w:rFonts w:hint="eastAsia"/>
+        </w:rPr>
+      </w:pPr>
+    </w:p>
+    <w:p>
+      <w:pPr>
+        <w:pStyle w:val="Heading3"/>
+        <w:rPr>
+          <w:rFonts w:hint="eastAsia"/>
+        </w:rPr>
+      </w:pPr>
+      <w:r>
+        <w:rPr>
+          <w:rFonts w:hint="eastAsia"/>
+        </w:rPr>
+        <w:t>Index</w:t>
+      </w:r>
+    </w:p>
+    <w:tbl>
+      <w:tblPr>
+        <w:tblStyle w:val="TableGrid"/>
+        <w:tblW w:w="0" w:type="auto"/>
+        <w:tblLook w:val="04A0"/>
+      </w:tblPr>
+      <w:tblGrid>
+        <w:gridCol w:w="4261"/>
+        <w:gridCol w:w="4261"/>
+      </w:tblGrid>
+      <w:tr>
+        <w:tc>
+          <w:tcPr>
+            <w:tcW w:w="4261" w:type="dxa"/>
+          </w:tcPr>
+          <w:p>
+            <w:pPr>
+              <w:rPr>
+                <w:rFonts w:hint="eastAsia"/>
+              </w:rPr>
+            </w:pPr>
+            <w:r>
+              <w:rPr>
+                <w:rFonts w:hint="eastAsia"/>
+              </w:rPr>
+              <w:t>子标题</w:t>
+            </w:r>
+          </w:p>
+        </w:tc>
+        <w:tc>
+          <w:tcPr>
+            <w:tcW w:w="4261" w:type="dxa"/>
+          </w:tcPr>
+          <w:p>
+            <w:pPr>
+              <w:rPr>
+                <w:rFonts w:hint="eastAsia"/>
+              </w:rPr>
+            </w:pPr>
+            <w:r>
+              <w:rPr>
+                <w:rFonts w:hint="eastAsia"/>
+              </w:rPr>
+              <w:t>包含内容</w:t>
+            </w:r>
+          </w:p>
+        </w:tc>
+      </w:tr>
+      <w:tr>
+        <w:tc>
+          <w:tcPr>
+            <w:tcW w:w="4261" w:type="dxa"/>
+          </w:tcPr>
+          <w:p>
+            <w:pPr>
+              <w:rPr>
+                <w:rFonts w:hint="eastAsia"/>
+              </w:rPr>
+            </w:pPr>
+            <w:r>
+              <w:rPr>
+                <w:rFonts w:hint="eastAsia"/>
+              </w:rPr>
+              <w:t>Index</w:t>
+            </w:r>
+          </w:p>
+        </w:tc>
+        <w:tc>
+          <w:tcPr>
+            <w:tcW w:w="4261" w:type="dxa"/>
+          </w:tcPr>
+          <w:p>
+            <w:pPr>
+              <w:rPr>
+                <w:rFonts w:hint="eastAsia"/>
+              </w:rPr>
+            </w:pPr>
+            <w:r>
+              <w:rPr>
+                <w:rFonts w:hint="eastAsia"/>
+              </w:rPr>
+              <w:t>Introduction</w:t>
+            </w:r>
+          </w:p>
+          <w:p>
+            <w:pPr>
+              <w:rPr>
+                <w:rFonts w:hint="eastAsia"/>
+              </w:rPr>
+            </w:pPr>
+            <w:r>
+              <w:rPr>
+                <w:rFonts w:hint="eastAsia"/>
+              </w:rPr>
+              <w:t xml:space="preserve">  </w:t>
+            </w:r>
+            <w:r>
+              <w:rPr>
+                <w:rFonts w:hint="eastAsia"/>
+              </w:rPr>
+              <w:t>索引作用</w:t>
+            </w:r>
+          </w:p>
+          <w:p>
+            <w:pPr>
+              <w:rPr>
+                <w:rFonts w:hint="eastAsia"/>
+              </w:rPr>
+            </w:pPr>
+            <w:r>
+              <w:rPr>
+                <w:rFonts w:hint="eastAsia"/>
+              </w:rPr>
+              <w:t xml:space="preserve">  </w:t>
+            </w:r>
+            <w:r>
+              <w:rPr>
+                <w:rFonts w:hint="eastAsia"/>
+              </w:rPr>
+              <w:t>结构</w:t>
+            </w:r>
+          </w:p>
+          <w:p>
+            <w:pPr>
+              <w:rPr>
+                <w:rFonts w:hint="eastAsia"/>
+              </w:rPr>
+            </w:pPr>
+            <w:r>
+              <w:rPr>
+                <w:rFonts w:hint="eastAsia"/>
+              </w:rPr>
+              <w:t xml:space="preserve">  </w:t>
+            </w:r>
+            <w:r>
+              <w:rPr>
+                <w:rFonts w:hint="eastAsia"/>
+              </w:rPr>
+              <w:t>联合索引</w:t>
+            </w:r>
+          </w:p>
+          <w:p>
+            <w:pPr>
+              <w:rPr>
+                <w:rFonts w:hint="eastAsia"/>
+              </w:rPr>
+            </w:pPr>
+            <w:r>
+              <w:rPr>
+                <w:rFonts w:hint="eastAsia"/>
+              </w:rPr>
+              <w:t xml:space="preserve">  </w:t>
+            </w:r>
+            <w:r>
+              <w:rPr>
+                <w:rFonts w:hint="eastAsia"/>
+              </w:rPr>
+              <w:t>唯一索引</w:t>
+            </w:r>
+          </w:p>
+          <w:p>
+            <w:pPr>
+              <w:rPr>
+                <w:rFonts w:hint="eastAsia"/>
+              </w:rPr>
+            </w:pPr>
+            <w:r>
+              <w:rPr>
+                <w:rFonts w:hint="eastAsia"/>
+              </w:rPr>
+              <w:t xml:space="preserve">  _id &amp; $shard</w:t>
+            </w:r>
+            <w:r>
+              <w:rPr>
+                <w:rFonts w:hint="eastAsia"/>
+              </w:rPr>
+              <w:t>的介绍</w:t>
+            </w:r>
+          </w:p>
+          <w:p>
+            <w:pPr>
+              <w:rPr>
+                <w:rFonts w:hint="eastAsia"/>
+              </w:rPr>
+            </w:pPr>
+            <w:r>
+              <w:rPr>
+                <w:rFonts w:hint="eastAsia"/>
+              </w:rPr>
+              <w:t xml:space="preserve">  </w:t>
+            </w:r>
+            <w:r>
+              <w:rPr>
+                <w:rFonts w:hint="eastAsia"/>
+              </w:rPr>
+              <w:t>二次匹配的问题</w:t>
+            </w:r>
+          </w:p>
+          <w:p>
+            <w:pPr>
+              <w:rPr>
+                <w:rFonts w:hint="eastAsia"/>
+              </w:rPr>
+            </w:pPr>
+            <w:r>
+              <w:rPr>
+                <w:rFonts w:hint="eastAsia"/>
+              </w:rPr>
+              <w:t>Tutorials</w:t>
+            </w:r>
+          </w:p>
+          <w:p>
+            <w:pPr>
+              <w:rPr>
+                <w:rFonts w:hint="eastAsia"/>
+              </w:rPr>
+            </w:pPr>
+            <w:r>
+              <w:rPr>
+                <w:rFonts w:hint="eastAsia"/>
+              </w:rPr>
+              <w:t xml:space="preserve">  </w:t>
+            </w:r>
+            <w:r>
+              <w:rPr>
+                <w:rFonts w:hint="eastAsia"/>
+              </w:rPr>
+              <w:t>索引的创建删除</w:t>
+            </w:r>
+          </w:p>
+          <w:p>
+            <w:pPr>
+              <w:rPr>
+                <w:rFonts w:hint="eastAsia"/>
+              </w:rPr>
+            </w:pPr>
+            <w:r>
+              <w:rPr>
+                <w:rFonts w:hint="eastAsia"/>
+              </w:rPr>
+              <w:t xml:space="preserve">  </w:t>
+            </w:r>
+            <w:r>
+              <w:rPr>
+                <w:rFonts w:hint="eastAsia"/>
+              </w:rPr>
+              <w:t>创建联合索引</w:t>
+            </w:r>
+          </w:p>
+          <w:p>
+            <w:pPr>
+              <w:rPr>
+                <w:rFonts w:hint="eastAsia"/>
+              </w:rPr>
+            </w:pPr>
+            <w:r>
+              <w:rPr>
+                <w:rFonts w:hint="eastAsia"/>
+              </w:rPr>
+              <w:t xml:space="preserve">  </w:t>
+            </w:r>
+            <w:r>
+              <w:rPr>
+                <w:rFonts w:hint="eastAsia"/>
+              </w:rPr>
+              <w:t>索引选项</w:t>
+            </w:r>
+          </w:p>
+          <w:p>
+            <w:pPr>
+              <w:rPr>
+                <w:rFonts w:hint="eastAsia"/>
+              </w:rPr>
+            </w:pPr>
+            <w:r>
+              <w:rPr>
+                <w:rFonts w:hint="eastAsia"/>
+              </w:rPr>
+              <w:t xml:space="preserve">  </w:t>
+            </w:r>
+            <w:r>
+              <w:rPr>
+                <w:rFonts w:hint="eastAsia"/>
+              </w:rPr>
+              <w:t>命名定义的约束</w:t>
+            </w:r>
+          </w:p>
+          <w:p>
+            <w:pPr>
+              <w:rPr>
+                <w:rFonts w:hint="eastAsia"/>
+              </w:rPr>
+            </w:pPr>
+            <w:r>
+              <w:rPr>
+                <w:rFonts w:hint="eastAsia"/>
+              </w:rPr>
+              <w:t>Reference</w:t>
+            </w:r>
+          </w:p>
+          <w:p>
+            <w:pPr>
+              <w:rPr>
+                <w:rFonts w:hint="eastAsia"/>
+              </w:rPr>
+            </w:pPr>
+            <w:r>
+              <w:rPr>
+                <w:rFonts w:hint="eastAsia"/>
+              </w:rPr>
+              <w:t xml:space="preserve">  </w:t>
+            </w:r>
+            <w:r>
+              <w:rPr>
+                <w:rFonts w:hint="eastAsia"/>
+              </w:rPr>
+              <w:t>驱动接口</w:t>
+            </w:r>
+          </w:p>
+          <w:p>
+            <w:pPr>
+              <w:rPr>
+                <w:rFonts w:hint="eastAsia"/>
+              </w:rPr>
+            </w:pPr>
+            <w:r>
+              <w:rPr>
+                <w:rFonts w:hint="eastAsia"/>
+              </w:rPr>
+              <w:t xml:space="preserve">  SQL</w:t>
+            </w:r>
+            <w:r>
+              <w:rPr>
+                <w:rFonts w:hint="eastAsia"/>
+              </w:rPr>
+              <w:t>接口</w:t>
+            </w:r>
+          </w:p>
+        </w:tc>
+      </w:tr>
+    </w:tbl>
+    <w:p>
+      <w:pPr>
+        <w:rPr>
+          <w:rFonts w:hint="eastAsia"/>
+        </w:rPr>
+      </w:pPr>
+    </w:p>
+    <w:p>
+      <w:pPr>
+        <w:rPr>
+          <w:rFonts w:hint="eastAsia"/>
+        </w:rPr>
+      </w:pPr>
+    </w:p>
+    <w:p>
+      <w:pPr>
+        <w:pStyle w:val="Heading3"/>
+        <w:rPr>
+          <w:rFonts w:hint="eastAsia"/>
+        </w:rPr>
+      </w:pPr>
+      <w:r>
+        <w:t>Replication</w:t>
+      </w:r>
+    </w:p>
+    <w:tbl>
+      <w:tblPr>
+        <w:tblStyle w:val="TableGrid"/>
+        <w:tblW w:w="0" w:type="auto"/>
+        <w:tblLook w:val="04A0"/>
+      </w:tblPr>
+      <w:tblGrid>
+        <w:gridCol w:w="4261"/>
+        <w:gridCol w:w="4261"/>
+      </w:tblGrid>
+      <w:tr>
+        <w:tc>
+          <w:tcPr>
+            <w:tcW w:w="4261" w:type="dxa"/>
+          </w:tcPr>
+          <w:p>
+            <w:pPr>
+              <w:rPr>
+                <w:rFonts w:hint="eastAsia"/>
+              </w:rPr>
+            </w:pPr>
+            <w:r>
+              <w:rPr>
+                <w:rFonts w:hint="eastAsia"/>
+              </w:rPr>
+              <w:t>子标题</w:t>
+            </w:r>
+          </w:p>
+        </w:tc>
+        <w:tc>
+          <w:tcPr>
+            <w:tcW w:w="4261" w:type="dxa"/>
+          </w:tcPr>
+          <w:p>
+            <w:pPr>
+              <w:rPr>
+                <w:rFonts w:hint="eastAsia"/>
+              </w:rPr>
+            </w:pPr>
+            <w:r>
+              <w:rPr>
+                <w:rFonts w:hint="eastAsia"/>
+              </w:rPr>
+              <w:t>包含内容</w:t>
+            </w:r>
+          </w:p>
+        </w:tc>
+      </w:tr>
+      <w:tr>
+        <w:tc>
+          <w:tcPr>
+            <w:tcW w:w="4261" w:type="dxa"/>
+          </w:tcPr>
+          <w:p>
+            <w:pPr>
+              <w:rPr>
+                <w:rFonts w:hint="eastAsia"/>
+              </w:rPr>
+            </w:pPr>
+            <w:r>
+              <w:t>Replication</w:t>
+            </w:r>
+          </w:p>
+        </w:tc>
+        <w:tc>
+          <w:tcPr>
+            <w:tcW w:w="4261" w:type="dxa"/>
+          </w:tcPr>
+          <w:p>
+            <w:pPr>
+              <w:rPr>
+                <w:rFonts w:hint="eastAsia"/>
+              </w:rPr>
+            </w:pPr>
+            <w:r>
+              <w:rPr>
+                <w:rFonts w:hint="eastAsia"/>
+              </w:rPr>
+              <w:t>Introduction</w:t>
+            </w:r>
+          </w:p>
+          <w:p>
+            <w:pPr>
+              <w:rPr>
+                <w:rFonts w:hint="eastAsia"/>
+              </w:rPr>
+            </w:pPr>
+            <w:r>
+              <w:rPr>
+                <w:rFonts w:hint="eastAsia"/>
+              </w:rPr>
+              <w:t xml:space="preserve">   </w:t>
+            </w:r>
+            <w:r>
+              <w:rPr>
+                <w:rFonts w:hint="eastAsia"/>
+              </w:rPr>
+              <w:t>架构</w:t>
+            </w:r>
+          </w:p>
+          <w:p>
+            <w:pPr>
+              <w:rPr>
+                <w:rFonts w:hint="eastAsia"/>
+              </w:rPr>
+            </w:pPr>
+            <w:r>
+              <w:rPr>
+                <w:rFonts w:hint="eastAsia"/>
+              </w:rPr>
+              <w:t xml:space="preserve">   </w:t>
+            </w:r>
+            <w:r>
+              <w:rPr>
+                <w:rFonts w:hint="eastAsia"/>
+              </w:rPr>
+              <w:t>角色</w:t>
+            </w:r>
+          </w:p>
+          <w:p>
+            <w:pPr>
+              <w:rPr>
+                <w:rFonts w:hint="eastAsia"/>
+              </w:rPr>
+            </w:pPr>
+            <w:r>
+              <w:rPr>
+                <w:rFonts w:hint="eastAsia"/>
+              </w:rPr>
+              <w:t xml:space="preserve">   </w:t>
+            </w:r>
+            <w:r>
+              <w:rPr>
+                <w:rFonts w:hint="eastAsia"/>
+              </w:rPr>
+              <w:t>读写流程</w:t>
+            </w:r>
+          </w:p>
+          <w:p>
+            <w:pPr>
+              <w:rPr>
+                <w:rFonts w:hint="eastAsia"/>
+              </w:rPr>
+            </w:pPr>
+            <w:r>
+              <w:rPr>
+                <w:rFonts w:hint="eastAsia"/>
+              </w:rPr>
+              <w:t xml:space="preserve">   </w:t>
+            </w:r>
+            <w:r>
+              <w:rPr>
+                <w:rFonts w:hint="eastAsia"/>
+              </w:rPr>
+              <w:t>设置读写目标</w:t>
+            </w:r>
+          </w:p>
+          <w:p>
+            <w:pPr>
+              <w:rPr>
+                <w:rFonts w:hint="eastAsia"/>
+              </w:rPr>
+            </w:pPr>
+            <w:r>
+              <w:rPr>
+                <w:rFonts w:hint="eastAsia"/>
+              </w:rPr>
+              <w:t xml:space="preserve">   </w:t>
+            </w:r>
+            <w:r>
+              <w:rPr>
+                <w:rFonts w:hint="eastAsia"/>
+              </w:rPr>
+              <w:t>选举</w:t>
+            </w:r>
+          </w:p>
+          <w:p>
+            <w:pPr>
+              <w:rPr>
+                <w:rFonts w:hint="eastAsia"/>
+              </w:rPr>
+            </w:pPr>
+            <w:r>
+              <w:rPr>
+                <w:rFonts w:hint="eastAsia"/>
+              </w:rPr>
+              <w:t xml:space="preserve">   </w:t>
+            </w:r>
+            <w:r>
+              <w:rPr>
+                <w:rFonts w:hint="eastAsia"/>
+              </w:rPr>
+              <w:t>一致性</w:t>
+            </w:r>
+          </w:p>
+          <w:p>
+            <w:pPr>
+              <w:rPr>
+                <w:rFonts w:hint="eastAsia"/>
+              </w:rPr>
+            </w:pPr>
+            <w:r>
+              <w:rPr>
+                <w:rFonts w:hint="eastAsia"/>
+              </w:rPr>
+              <w:t xml:space="preserve">   </w:t>
+            </w:r>
+            <w:r>
+              <w:rPr>
+                <w:rFonts w:hint="eastAsia"/>
+              </w:rPr>
+              <w:t>数据同步</w:t>
+            </w:r>
+          </w:p>
+          <w:p>
+            <w:pPr>
+              <w:rPr>
+                <w:rFonts w:hint="eastAsia"/>
+              </w:rPr>
+            </w:pPr>
+            <w:r>
+              <w:rPr>
+                <w:rFonts w:hint="eastAsia"/>
+              </w:rPr>
+              <w:t xml:space="preserve">   </w:t>
+            </w:r>
+            <w:r>
+              <w:rPr>
+                <w:rFonts w:hint="eastAsia"/>
+              </w:rPr>
+              <w:t>数据恢复</w:t>
+            </w:r>
+          </w:p>
+          <w:p>
+            <w:pPr>
+              <w:rPr>
+                <w:rFonts w:hint="eastAsia"/>
+              </w:rPr>
+            </w:pPr>
+            <w:r>
+              <w:rPr>
+                <w:rFonts w:hint="eastAsia"/>
+              </w:rPr>
+              <w:t xml:space="preserve">   </w:t>
+            </w:r>
+            <w:r>
+              <w:rPr>
+                <w:rFonts w:hint="eastAsia"/>
+              </w:rPr>
+              <w:t>同步日志</w:t>
+            </w:r>
+          </w:p>
+          <w:p>
+            <w:pPr>
+              <w:rPr>
+                <w:rFonts w:hint="eastAsia"/>
+              </w:rPr>
+            </w:pPr>
+            <w:r>
+              <w:rPr>
+                <w:rFonts w:hint="eastAsia"/>
+              </w:rPr>
+              <w:t xml:space="preserve">   (</w:t>
+            </w:r>
+            <w:r>
+              <w:rPr>
+                <w:rFonts w:hint="eastAsia"/>
+              </w:rPr>
+              <w:t>内容较多，可以根据需求将部分内容转为链接</w:t>
+            </w:r>
+            <w:r>
+              <w:rPr>
+                <w:rFonts w:hint="eastAsia"/>
+              </w:rPr>
+              <w:t>)</w:t>
+            </w:r>
+          </w:p>
+          <w:p>
+            <w:pPr>
+              <w:rPr>
+                <w:rFonts w:hint="eastAsia"/>
+              </w:rPr>
+            </w:pPr>
+            <w:r>
+              <w:rPr>
+                <w:rFonts w:hint="eastAsia"/>
+              </w:rPr>
+              <w:lastRenderedPageBreak/>
+              <w:t>Tutorials</w:t>
+            </w:r>
+          </w:p>
+          <w:p>
+            <w:pPr>
+              <w:rPr>
+                <w:rFonts w:hint="eastAsia"/>
+              </w:rPr>
+            </w:pPr>
+            <w:r>
+              <w:rPr>
+                <w:rFonts w:hint="eastAsia"/>
+              </w:rPr>
+              <w:t xml:space="preserve">   </w:t>
+            </w:r>
+            <w:r>
+              <w:rPr>
+                <w:rFonts w:hint="eastAsia"/>
+              </w:rPr>
+              <w:t>部署一个</w:t>
+            </w:r>
+            <w:proofErr w:type="spellStart"/>
+            <w:r>
+              <w:rPr>
+                <w:rFonts w:hint="eastAsia"/>
+              </w:rPr>
+              <w:t>repl</w:t>
+            </w:r>
+            <w:proofErr w:type="spellEnd"/>
+          </w:p>
+          <w:p>
+            <w:pPr>
+              <w:rPr>
+                <w:rFonts w:hint="eastAsia"/>
+              </w:rPr>
+            </w:pPr>
+            <w:r>
+              <w:rPr>
+                <w:rFonts w:hint="eastAsia"/>
+              </w:rPr>
+              <w:t xml:space="preserve">   </w:t>
+            </w:r>
+            <w:r>
+              <w:rPr>
+                <w:rFonts w:hint="eastAsia"/>
+              </w:rPr>
+              <w:t>增加节点</w:t>
+            </w:r>
+          </w:p>
+          <w:p>
+            <w:pPr>
+              <w:rPr>
+                <w:rFonts w:hint="eastAsia"/>
+              </w:rPr>
+            </w:pPr>
+            <w:r>
+              <w:rPr>
+                <w:rFonts w:hint="eastAsia"/>
+              </w:rPr>
+              <w:t xml:space="preserve">   </w:t>
+            </w:r>
+            <w:r>
+              <w:rPr>
+                <w:rFonts w:hint="eastAsia"/>
+              </w:rPr>
+              <w:t>删除节点</w:t>
+            </w:r>
+          </w:p>
+          <w:p>
+            <w:pPr>
+              <w:rPr>
+                <w:rFonts w:hint="eastAsia"/>
+              </w:rPr>
+            </w:pPr>
+            <w:r>
+              <w:rPr>
+                <w:rFonts w:hint="eastAsia"/>
+              </w:rPr>
+              <w:t xml:space="preserve">   </w:t>
+            </w:r>
+            <w:r>
+              <w:rPr>
+                <w:rFonts w:hint="eastAsia"/>
+              </w:rPr>
+              <w:t>设置</w:t>
+            </w:r>
+            <w:r>
+              <w:rPr>
+                <w:rFonts w:hint="eastAsia"/>
+              </w:rPr>
+              <w:t>w</w:t>
+            </w:r>
+          </w:p>
+          <w:p>
+            <w:pPr>
+              <w:rPr>
+                <w:rFonts w:hint="eastAsia"/>
+              </w:rPr>
+            </w:pPr>
+            <w:r>
+              <w:rPr>
+                <w:rFonts w:hint="eastAsia"/>
+              </w:rPr>
+              <w:t xml:space="preserve">   </w:t>
+            </w:r>
+            <w:r>
+              <w:rPr>
+                <w:rFonts w:hint="eastAsia"/>
+              </w:rPr>
+              <w:t>选择读写目标</w:t>
+            </w:r>
+          </w:p>
+          <w:p>
+            <w:pPr>
+              <w:rPr>
+                <w:rFonts w:hint="eastAsia"/>
+              </w:rPr>
+            </w:pPr>
+            <w:r>
+              <w:rPr>
+                <w:rFonts w:hint="eastAsia"/>
+              </w:rPr>
+              <w:t xml:space="preserve">   </w:t>
+            </w:r>
+            <w:r>
+              <w:rPr>
+                <w:rFonts w:hint="eastAsia"/>
+              </w:rPr>
+              <w:t>重新选举</w:t>
+            </w:r>
+          </w:p>
+          <w:p>
+            <w:pPr>
+              <w:rPr>
+                <w:rFonts w:hint="eastAsia"/>
+              </w:rPr>
+            </w:pPr>
+            <w:r>
+              <w:rPr>
+                <w:rFonts w:hint="eastAsia"/>
+              </w:rPr>
+              <w:t>Reference</w:t>
+            </w:r>
+          </w:p>
+          <w:p>
+            <w:pPr>
+              <w:rPr>
+                <w:rFonts w:hint="eastAsia"/>
+              </w:rPr>
+            </w:pPr>
+            <w:r>
+              <w:rPr>
+                <w:rFonts w:hint="eastAsia"/>
+              </w:rPr>
+              <w:t xml:space="preserve">   </w:t>
+            </w:r>
+            <w:r>
+              <w:rPr>
+                <w:rFonts w:hint="eastAsia"/>
+              </w:rPr>
+              <w:t>驱动接口</w:t>
+            </w:r>
+          </w:p>
+        </w:tc>
+      </w:tr>
+    </w:tbl>
+    <w:p>
+      <w:pPr>
+        <w:pStyle w:val="Heading3"/>
+        <w:rPr>
+          <w:rFonts w:hint="eastAsia"/>
+        </w:rPr>
+      </w:pPr>
+      <w:proofErr w:type="spellStart"/>
+      <w:r>
+        <w:rPr>
+          <w:rFonts w:hint="eastAsia"/>
+        </w:rPr>
+        <w:lastRenderedPageBreak/>
+        <w:t>Sharding</w:t>
+      </w:r>
+      <w:proofErr w:type="spellEnd"/>
+    </w:p>
+    <w:tbl>
+      <w:tblPr>
+        <w:tblStyle w:val="TableGrid"/>
+        <w:tblW w:w="0" w:type="auto"/>
+        <w:tblLook w:val="04A0"/>
+      </w:tblPr>
+      <w:tblGrid>
+        <w:gridCol w:w="4261"/>
+        <w:gridCol w:w="4261"/>
+      </w:tblGrid>
+      <w:tr>
+        <w:tc>
+          <w:tcPr>
+            <w:tcW w:w="4261" w:type="dxa"/>
+          </w:tcPr>
+          <w:p>
+            <w:pPr>
+              <w:rPr>
+                <w:rFonts w:hint="eastAsia"/>
+              </w:rPr>
+            </w:pPr>
+            <w:r>
+              <w:rPr>
+                <w:rFonts w:hint="eastAsia"/>
+              </w:rPr>
+              <w:t>子标题</w:t>
+            </w:r>
+          </w:p>
+        </w:tc>
+        <w:tc>
+          <w:tcPr>
+            <w:tcW w:w="4261" w:type="dxa"/>
+          </w:tcPr>
+          <w:p>
+            <w:pPr>
+              <w:rPr>
+                <w:rFonts w:hint="eastAsia"/>
+              </w:rPr>
+            </w:pPr>
+            <w:r>
+              <w:rPr>
+                <w:rFonts w:hint="eastAsia"/>
+              </w:rPr>
+              <w:t>包含内容</w:t>
+            </w:r>
+          </w:p>
+        </w:tc>
+      </w:tr>
+      <w:tr>
+        <w:tc>
+          <w:tcPr>
+            <w:tcW w:w="4261" w:type="dxa"/>
+          </w:tcPr>
+          <w:p>
+            <w:pPr>
+              <w:rPr>
+                <w:rFonts w:hint="eastAsia"/>
+              </w:rPr>
+            </w:pPr>
+            <w:proofErr w:type="spellStart"/>
+            <w:r>
+              <w:rPr>
+                <w:rFonts w:hint="eastAsia"/>
+              </w:rPr>
+              <w:t>Sharding</w:t>
+            </w:r>
+            <w:proofErr w:type="spellEnd"/>
+          </w:p>
+        </w:tc>
+        <w:tc>
+          <w:tcPr>
+            <w:tcW w:w="4261" w:type="dxa"/>
+          </w:tcPr>
+          <w:p>
+            <w:pPr>
+              <w:rPr>
+                <w:rFonts w:hint="eastAsia"/>
+              </w:rPr>
+            </w:pPr>
+            <w:r>
+              <w:rPr>
+                <w:rFonts w:hint="eastAsia"/>
+              </w:rPr>
+              <w:t>Introduction</w:t>
+            </w:r>
+          </w:p>
+          <w:p>
+            <w:pPr>
+              <w:rPr>
+                <w:rFonts w:hint="eastAsia"/>
+              </w:rPr>
+            </w:pPr>
+            <w:r>
+              <w:rPr>
+                <w:rFonts w:hint="eastAsia"/>
+              </w:rPr>
+              <w:t xml:space="preserve">   </w:t>
+            </w:r>
+            <w:r>
+              <w:rPr>
+                <w:rFonts w:hint="eastAsia"/>
+              </w:rPr>
+              <w:t>架构</w:t>
+            </w:r>
+          </w:p>
+          <w:p>
+            <w:pPr>
+              <w:rPr>
+                <w:rFonts w:hint="eastAsia"/>
+              </w:rPr>
+            </w:pPr>
+            <w:r>
+              <w:rPr>
+                <w:rFonts w:hint="eastAsia"/>
+              </w:rPr>
+              <w:t xml:space="preserve">   </w:t>
+            </w:r>
+            <w:r>
+              <w:rPr>
+                <w:rFonts w:hint="eastAsia"/>
+              </w:rPr>
+              <w:t>作用</w:t>
+            </w:r>
+          </w:p>
+          <w:p>
+            <w:pPr>
+              <w:rPr>
+                <w:rFonts w:hint="eastAsia"/>
+              </w:rPr>
+            </w:pPr>
+            <w:r>
+              <w:rPr>
+                <w:rFonts w:hint="eastAsia"/>
+              </w:rPr>
+              <w:t xml:space="preserve">   </w:t>
+            </w:r>
+            <w:proofErr w:type="spellStart"/>
+            <w:r>
+              <w:rPr>
+                <w:rFonts w:hint="eastAsia"/>
+              </w:rPr>
+              <w:t>ShardingKey</w:t>
+            </w:r>
+            <w:proofErr w:type="spellEnd"/>
+          </w:p>
+          <w:p>
+            <w:pPr>
+              <w:rPr>
+                <w:rFonts w:hint="eastAsia"/>
+              </w:rPr>
+            </w:pPr>
+            <w:r>
+              <w:rPr>
+                <w:rFonts w:hint="eastAsia"/>
+              </w:rPr>
+              <w:t xml:space="preserve">   </w:t>
+            </w:r>
+            <w:r>
+              <w:rPr>
+                <w:rFonts w:hint="eastAsia"/>
+              </w:rPr>
+              <w:t>唯一索引和</w:t>
+            </w:r>
+            <w:r>
+              <w:rPr>
+                <w:rFonts w:hint="eastAsia"/>
+              </w:rPr>
+              <w:t>update</w:t>
+            </w:r>
+            <w:r>
+              <w:rPr>
+                <w:rFonts w:hint="eastAsia"/>
+              </w:rPr>
+              <w:t>的约束</w:t>
+            </w:r>
+          </w:p>
+          <w:p>
+            <w:pPr>
+              <w:rPr>
+                <w:rFonts w:hint="eastAsia"/>
+              </w:rPr>
+            </w:pPr>
+            <w:r>
+              <w:rPr>
+                <w:rFonts w:hint="eastAsia"/>
+              </w:rPr>
+              <w:t xml:space="preserve">   </w:t>
+            </w:r>
+            <w:r>
+              <w:rPr>
+                <w:rFonts w:hint="eastAsia"/>
+              </w:rPr>
+              <w:t>水平分区</w:t>
+            </w:r>
+          </w:p>
+          <w:p>
+            <w:pPr>
+              <w:rPr>
+                <w:rFonts w:hint="eastAsia"/>
+              </w:rPr>
+            </w:pPr>
+            <w:r>
+              <w:rPr>
+                <w:rFonts w:hint="eastAsia"/>
+              </w:rPr>
+              <w:t xml:space="preserve">   </w:t>
+            </w:r>
+            <w:r>
+              <w:rPr>
+                <w:rFonts w:hint="eastAsia"/>
+              </w:rPr>
+              <w:t>垂直分区</w:t>
+            </w:r>
+          </w:p>
+          <w:p>
+            <w:pPr>
+              <w:rPr>
+                <w:rFonts w:hint="eastAsia"/>
+              </w:rPr>
+            </w:pPr>
+            <w:r>
+              <w:rPr>
+                <w:rFonts w:hint="eastAsia"/>
+              </w:rPr>
+              <w:t>Tutorials</w:t>
+            </w:r>
+          </w:p>
+          <w:p>
+            <w:pPr>
+              <w:rPr>
+                <w:rFonts w:hint="eastAsia"/>
+              </w:rPr>
+            </w:pPr>
+            <w:r>
+              <w:rPr>
+                <w:rFonts w:hint="eastAsia"/>
+              </w:rPr>
+              <w:t xml:space="preserve">   </w:t>
+            </w:r>
+            <w:r>
+              <w:rPr>
+                <w:rFonts w:hint="eastAsia"/>
+              </w:rPr>
+              <w:t>水平分区</w:t>
+            </w:r>
+          </w:p>
+          <w:p>
+            <w:pPr>
+              <w:rPr>
+                <w:rFonts w:hint="eastAsia"/>
+              </w:rPr>
+            </w:pPr>
+            <w:r>
+              <w:rPr>
+                <w:rFonts w:hint="eastAsia"/>
+              </w:rPr>
+              <w:t xml:space="preserve">   split</w:t>
+            </w:r>
+          </w:p>
+          <w:p>
+            <w:pPr>
+              <w:rPr>
+                <w:rFonts w:hint="eastAsia"/>
+              </w:rPr>
+            </w:pPr>
+            <w:r>
+              <w:rPr>
+                <w:rFonts w:hint="eastAsia"/>
+              </w:rPr>
+              <w:t xml:space="preserve">   </w:t>
+            </w:r>
+            <w:r>
+              <w:rPr>
+                <w:rFonts w:hint="eastAsia"/>
+              </w:rPr>
+              <w:t>垂直分区</w:t>
+            </w:r>
+          </w:p>
+          <w:p>
+            <w:pPr>
+              <w:rPr>
+                <w:rFonts w:hint="eastAsia"/>
+              </w:rPr>
+            </w:pPr>
+            <w:r>
+              <w:rPr>
+                <w:rFonts w:hint="eastAsia"/>
+              </w:rPr>
+              <w:t xml:space="preserve">   </w:t>
+            </w:r>
+            <w:r>
+              <w:rPr>
+                <w:rFonts w:hint="eastAsia"/>
+              </w:rPr>
+              <w:t>混合分区</w:t>
+            </w:r>
+          </w:p>
+          <w:p>
+            <w:pPr>
+              <w:rPr>
+                <w:rFonts w:hint="eastAsia"/>
+              </w:rPr>
+            </w:pPr>
+            <w:r>
+              <w:rPr>
+                <w:rFonts w:hint="eastAsia"/>
+              </w:rPr>
+              <w:t xml:space="preserve">   </w:t>
+            </w:r>
+            <w:r>
+              <w:rPr>
+                <w:rFonts w:hint="eastAsia"/>
+              </w:rPr>
+              <w:t>将普通</w:t>
+            </w:r>
+            <w:proofErr w:type="spellStart"/>
+            <w:r>
+              <w:rPr>
+                <w:rFonts w:hint="eastAsia"/>
+              </w:rPr>
+              <w:t>cl</w:t>
+            </w:r>
+            <w:proofErr w:type="spellEnd"/>
+            <w:r>
+              <w:rPr>
+                <w:rFonts w:hint="eastAsia"/>
+              </w:rPr>
+              <w:t>改为</w:t>
+            </w:r>
+            <w:r>
+              <w:rPr>
+                <w:rFonts w:hint="eastAsia"/>
+              </w:rPr>
+              <w:t xml:space="preserve">shard </w:t>
+            </w:r>
+            <w:proofErr w:type="spellStart"/>
+            <w:r>
+              <w:rPr>
+                <w:rFonts w:hint="eastAsia"/>
+              </w:rPr>
+              <w:t>cl</w:t>
+            </w:r>
+            <w:proofErr w:type="spellEnd"/>
+          </w:p>
+          <w:p>
+            <w:pPr>
+              <w:rPr>
+                <w:rFonts w:hint="eastAsia"/>
+              </w:rPr>
+            </w:pPr>
+            <w:r>
+              <w:rPr>
+                <w:rFonts w:hint="eastAsia"/>
+              </w:rPr>
+              <w:t>Reference</w:t>
+            </w:r>
+          </w:p>
+          <w:p>
+            <w:pPr>
+              <w:rPr>
+                <w:rFonts w:hint="eastAsia"/>
+              </w:rPr>
+            </w:pPr>
+            <w:r>
+              <w:rPr>
+                <w:rFonts w:hint="eastAsia"/>
+              </w:rPr>
+              <w:t xml:space="preserve">   </w:t>
+            </w:r>
+            <w:r>
+              <w:rPr>
+                <w:rFonts w:hint="eastAsia"/>
+              </w:rPr>
+              <w:t>驱动</w:t>
+            </w:r>
+          </w:p>
+        </w:tc>
+      </w:tr>
+    </w:tbl>
+    <w:p>
+      <w:pPr>
+        <w:rPr>
+          <w:rFonts w:hint="eastAsia"/>
+        </w:rPr>
+      </w:pPr>
+    </w:p>
+    <w:p>
+      <w:pPr>
+        <w:pStyle w:val="Heading3"/>
+        <w:rPr>
+          <w:rFonts w:hint="eastAsia"/>
+        </w:rPr>
+      </w:pPr>
+      <w:r>
+        <w:rPr>
+          <w:rFonts w:hint="eastAsia"/>
+        </w:rPr>
+        <w:t>Domain</w:t>
+      </w:r>
+    </w:p>
+    <w:tbl>
+      <w:tblPr>
+        <w:tblStyle w:val="TableGrid"/>
+        <w:tblW w:w="0" w:type="auto"/>
+        <w:tblLook w:val="04A0"/>
+      </w:tblPr>
+      <w:tblGrid>
+        <w:gridCol w:w="4261"/>
+        <w:gridCol w:w="4261"/>
+      </w:tblGrid>
+      <w:tr>
+        <w:tc>
+          <w:tcPr>
+            <w:tcW w:w="4261" w:type="dxa"/>
+          </w:tcPr>
+          <w:p>
+            <w:pPr>
+              <w:rPr>
+                <w:rFonts w:hint="eastAsia"/>
+              </w:rPr>
+            </w:pPr>
+            <w:r>
+              <w:rPr>
+                <w:rFonts w:hint="eastAsia"/>
+              </w:rPr>
+              <w:t>子标题</w:t>
+            </w:r>
+          </w:p>
+        </w:tc>
+        <w:tc>
+          <w:tcPr>
+            <w:tcW w:w="4261" w:type="dxa"/>
+          </w:tcPr>
+          <w:p>
+            <w:pPr>
+              <w:rPr>
+                <w:rFonts w:hint="eastAsia"/>
+              </w:rPr>
+            </w:pPr>
+            <w:r>
+              <w:rPr>
+                <w:rFonts w:hint="eastAsia"/>
+              </w:rPr>
+              <w:t>包含内容</w:t>
+            </w:r>
+          </w:p>
+        </w:tc>
+      </w:tr>
+      <w:tr>
+        <w:tc>
+          <w:tcPr>
+            <w:tcW w:w="4261" w:type="dxa"/>
+          </w:tcPr>
+          <w:p>
+            <w:pPr>
+              <w:rPr>
+                <w:rFonts w:hint="eastAsia"/>
+              </w:rPr>
+            </w:pPr>
+            <w:r>
+              <w:t>Domain</w:t>
+            </w:r>
+          </w:p>
+        </w:tc>
+        <w:tc>
+          <w:tcPr>
+            <w:tcW w:w="4261" w:type="dxa"/>
+          </w:tcPr>
+          <w:p>
+            <w:pPr>
+              <w:rPr>
+                <w:rFonts w:hint="eastAsia"/>
+              </w:rPr>
+            </w:pPr>
+            <w:r>
+              <w:rPr>
+                <w:rFonts w:hint="eastAsia"/>
+              </w:rPr>
+              <w:t>Introduction</w:t>
+            </w:r>
+          </w:p>
+          <w:p>
+            <w:pPr>
+              <w:rPr>
+                <w:rFonts w:hint="eastAsia"/>
+              </w:rPr>
+            </w:pPr>
+            <w:r>
+              <w:rPr>
+                <w:rFonts w:hint="eastAsia"/>
+              </w:rPr>
+              <w:t xml:space="preserve">  </w:t>
+            </w:r>
+            <w:r>
+              <w:rPr>
+                <w:rFonts w:hint="eastAsia"/>
+              </w:rPr>
+              <w:t>概念和作用</w:t>
+            </w:r>
+          </w:p>
+          <w:p>
+            <w:pPr>
+              <w:rPr>
+                <w:rFonts w:hint="eastAsia"/>
+              </w:rPr>
+            </w:pPr>
+            <w:r>
+              <w:rPr>
+                <w:rFonts w:hint="eastAsia"/>
+              </w:rPr>
+              <w:t xml:space="preserve">  </w:t>
+            </w:r>
+            <w:r>
+              <w:rPr>
+                <w:rFonts w:hint="eastAsia"/>
+              </w:rPr>
+              <w:t>命名规则</w:t>
+            </w:r>
+          </w:p>
+          <w:p>
+            <w:pPr>
+              <w:rPr>
+                <w:rFonts w:hint="eastAsia"/>
+              </w:rPr>
+            </w:pPr>
+            <w:r>
+              <w:rPr>
+                <w:rFonts w:hint="eastAsia"/>
+              </w:rPr>
+              <w:t>Tutorials</w:t>
+            </w:r>
+          </w:p>
+          <w:p>
+            <w:pPr>
+              <w:rPr>
+                <w:rFonts w:hint="eastAsia"/>
+              </w:rPr>
+            </w:pPr>
+            <w:r>
+              <w:rPr>
+                <w:rFonts w:hint="eastAsia"/>
+              </w:rPr>
+              <w:t xml:space="preserve">  </w:t>
+            </w:r>
+            <w:r>
+              <w:rPr>
+                <w:rFonts w:hint="eastAsia"/>
+              </w:rPr>
+              <w:t>创建删除</w:t>
+            </w:r>
+          </w:p>
+          <w:p>
+            <w:pPr>
+              <w:rPr>
+                <w:rFonts w:hint="eastAsia"/>
+              </w:rPr>
+            </w:pPr>
+            <w:r>
+              <w:rPr>
+                <w:rFonts w:hint="eastAsia"/>
+              </w:rPr>
+              <w:t xml:space="preserve">  </w:t>
+            </w:r>
+            <w:r>
+              <w:rPr>
+                <w:rFonts w:hint="eastAsia"/>
+              </w:rPr>
+              <w:t>增加删除组</w:t>
+            </w:r>
+          </w:p>
+          <w:p>
+            <w:pPr>
+              <w:rPr>
+                <w:rFonts w:hint="eastAsia"/>
+              </w:rPr>
+            </w:pPr>
+            <w:r>
+              <w:rPr>
+                <w:rFonts w:hint="eastAsia"/>
+              </w:rPr>
+              <w:t xml:space="preserve">  domain</w:t>
+            </w:r>
+            <w:r>
+              <w:rPr>
+                <w:rFonts w:hint="eastAsia"/>
+              </w:rPr>
+              <w:t>的选项</w:t>
+            </w:r>
+          </w:p>
+          <w:p>
+            <w:pPr>
+              <w:rPr>
+                <w:rFonts w:hint="eastAsia"/>
+              </w:rPr>
+            </w:pPr>
+            <w:r>
+              <w:rPr>
+                <w:rFonts w:hint="eastAsia"/>
+              </w:rPr>
+              <w:t xml:space="preserve">  </w:t>
+            </w:r>
+            <w:r>
+              <w:rPr>
+                <w:rFonts w:hint="eastAsia"/>
+              </w:rPr>
+              <w:t>挂载</w:t>
+            </w:r>
+            <w:proofErr w:type="spellStart"/>
+            <w:r>
+              <w:rPr>
+                <w:rFonts w:hint="eastAsia"/>
+              </w:rPr>
+              <w:t>cs</w:t>
+            </w:r>
+            <w:proofErr w:type="spellEnd"/>
+          </w:p>
+          <w:p>
+            <w:pPr>
+              <w:rPr>
+                <w:rFonts w:hint="eastAsia"/>
+              </w:rPr>
+            </w:pPr>
+            <w:r>
+              <w:rPr>
+                <w:rFonts w:hint="eastAsia"/>
+              </w:rPr>
+              <w:t>Reference</w:t>
+            </w:r>
+          </w:p>
+          <w:p>
+            <w:pPr>
+              <w:rPr>
+                <w:rFonts w:hint="eastAsia"/>
+              </w:rPr>
+            </w:pPr>
+            <w:r>
+              <w:rPr>
+                <w:rFonts w:hint="eastAsia"/>
+              </w:rPr>
+              <w:t xml:space="preserve">   </w:t>
+            </w:r>
+            <w:r>
+              <w:rPr>
+                <w:rFonts w:hint="eastAsia"/>
+              </w:rPr>
+              <w:t>驱动</w:t>
+            </w:r>
+          </w:p>
+        </w:tc>
+      </w:tr>
+    </w:tbl>
+    <w:p>
+      <w:pPr>
+        <w:rPr>
+          <w:rFonts w:hint="eastAsia"/>
+        </w:rPr>
+      </w:pPr>
+    </w:p>
+    <w:p>
+      <w:pPr>
+        <w:pStyle w:val="Heading3"/>
+        <w:rPr>
+          <w:rFonts w:hint="eastAsia"/>
+        </w:rPr>
+      </w:pPr>
+      <w:r>
+        <w:rPr>
+          <w:rFonts w:hint="eastAsia"/>
+        </w:rPr>
+        <w:t>Aggregation</w:t>
+      </w:r>
+    </w:p>
+    <w:tbl>
+      <w:tblPr>
+        <w:tblStyle w:val="TableGrid"/>
+        <w:tblW w:w="0" w:type="auto"/>
+        <w:tblLook w:val="04A0"/>
+      </w:tblPr>
+      <w:tblGrid>
+        <w:gridCol w:w="4261"/>
+        <w:gridCol w:w="4261"/>
+      </w:tblGrid>
+      <w:tr>
+        <w:tc>
+          <w:tcPr>
+            <w:tcW w:w="4261" w:type="dxa"/>
+          </w:tcPr>
+          <w:p>
+            <w:pPr>
+              <w:rPr>
+                <w:rFonts w:hint="eastAsia"/>
+              </w:rPr>
+            </w:pPr>
+            <w:r>
+              <w:rPr>
+                <w:rFonts w:hint="eastAsia"/>
+              </w:rPr>
+              <w:t>子标题</w:t>
+            </w:r>
+          </w:p>
+        </w:tc>
+        <w:tc>
+          <w:tcPr>
+            <w:tcW w:w="4261" w:type="dxa"/>
+          </w:tcPr>
+          <w:p>
+            <w:pPr>
+              <w:rPr>
+                <w:rFonts w:hint="eastAsia"/>
+              </w:rPr>
+            </w:pPr>
+            <w:r>
+              <w:rPr>
+                <w:rFonts w:hint="eastAsia"/>
+              </w:rPr>
+              <w:t>包含内容</w:t>
+            </w:r>
+          </w:p>
+        </w:tc>
+      </w:tr>
+      <w:tr>
+        <w:tc>
+          <w:tcPr>
+            <w:tcW w:w="4261" w:type="dxa"/>
+          </w:tcPr>
+          <w:p>
+            <w:pPr>
+              <w:rPr>
+                <w:rFonts w:hint="eastAsia"/>
+              </w:rPr>
+            </w:pPr>
+            <w:r>
+              <w:t>Aggregation</w:t>
+            </w:r>
+          </w:p>
+        </w:tc>
+        <w:tc>
+          <w:tcPr>
+            <w:tcW w:w="4261" w:type="dxa"/>
+          </w:tcPr>
+          <w:p>
+            <w:pPr>
+              <w:rPr>
+                <w:rFonts w:hint="eastAsia"/>
+              </w:rPr>
+            </w:pPr>
+            <w:r>
+              <w:rPr>
+                <w:rFonts w:hint="eastAsia"/>
+              </w:rPr>
+              <w:t>Introduction</w:t>
+            </w:r>
+          </w:p>
+          <w:p>
+            <w:pPr>
+              <w:rPr>
+                <w:rFonts w:hint="eastAsia"/>
+              </w:rPr>
+            </w:pPr>
+            <w:r>
+              <w:rPr>
+                <w:rFonts w:hint="eastAsia"/>
+              </w:rPr>
+              <w:t xml:space="preserve">  </w:t>
+            </w:r>
+            <w:r>
+              <w:rPr>
+                <w:rFonts w:hint="eastAsia"/>
+              </w:rPr>
+              <w:t>SQL to Aggregation Mapping Chart</w:t>
+            </w:r>
+          </w:p>
+          <w:p>
+            <w:pPr>
+              <w:rPr>
+                <w:rFonts w:hint="eastAsia"/>
+              </w:rPr>
+            </w:pPr>
+            <w:r>
+              <w:rPr>
+                <w:rFonts w:hint="eastAsia"/>
+              </w:rPr>
+              <w:t>Tutorials</w:t>
+            </w:r>
+          </w:p>
+          <w:p>
+            <w:pPr>
+              <w:rPr>
+                <w:rFonts w:hint="eastAsia"/>
+              </w:rPr>
+            </w:pPr>
+            <w:r>
+              <w:rPr>
+                <w:rFonts w:hint="eastAsia"/>
+              </w:rPr>
+              <w:t xml:space="preserve">  </w:t>
+            </w:r>
+            <w:r>
+              <w:rPr>
+                <w:rFonts w:hint="eastAsia"/>
+              </w:rPr>
+              <w:t>各接口教程</w:t>
+            </w:r>
+          </w:p>
+          <w:p>
+            <w:pPr>
+              <w:rPr>
+                <w:rFonts w:hint="eastAsia"/>
+              </w:rPr>
+            </w:pPr>
+            <w:r>
+              <w:rPr>
+                <w:rFonts w:hint="eastAsia"/>
+              </w:rPr>
+              <w:t>Reference</w:t>
+            </w:r>
+          </w:p>
+          <w:p>
+            <w:pPr>
+              <w:rPr>
+                <w:rFonts w:hint="eastAsia"/>
+              </w:rPr>
+            </w:pPr>
+            <w:r>
+              <w:rPr>
+                <w:rFonts w:hint="eastAsia"/>
+              </w:rPr>
+              <w:t xml:space="preserve">  </w:t>
+            </w:r>
+            <w:r>
+              <w:rPr>
+                <w:rFonts w:hint="eastAsia"/>
+              </w:rPr>
+              <w:t>聚集符</w:t>
+            </w:r>
+          </w:p>
+          <w:p>
+            <w:pPr>
+              <w:rPr>
+                <w:rFonts w:hint="eastAsia"/>
+              </w:rPr>
+            </w:pPr>
+            <w:r>
+              <w:rPr>
+                <w:rFonts w:hint="eastAsia"/>
+              </w:rPr>
+              <w:t xml:space="preserve">  </w:t>
+            </w:r>
+            <w:r>
+              <w:rPr>
+                <w:rFonts w:hint="eastAsia"/>
+              </w:rPr>
+              <w:t>驱动</w:t>
+            </w:r>
+          </w:p>
+        </w:tc>
+      </w:tr>
+    </w:tbl>
+    <w:p>
+      <w:pPr>
+        <w:pStyle w:val="Heading3"/>
+        <w:rPr>
+          <w:rFonts w:hint="eastAsia"/>
+        </w:rPr>
+      </w:pPr>
+      <w:r>
+        <w:rPr>
+          <w:rFonts w:hint="eastAsia"/>
+        </w:rPr>
+        <w:t>SQL</w:t>
+      </w:r>
+    </w:p>
+    <w:tbl>
+      <w:tblPr>
+        <w:tblStyle w:val="TableGrid"/>
+        <w:tblW w:w="0" w:type="auto"/>
+        <w:tblLook w:val="04A0"/>
+      </w:tblPr>
+      <w:tblGrid>
+        <w:gridCol w:w="4261"/>
+        <w:gridCol w:w="4261"/>
+      </w:tblGrid>
+      <w:tr>
+        <w:tc>
+          <w:tcPr>
+            <w:tcW w:w="4261" w:type="dxa"/>
+          </w:tcPr>
+          <w:p>
+            <w:pPr>
+              <w:rPr>
+                <w:rFonts w:hint="eastAsia"/>
+              </w:rPr>
+            </w:pPr>
+            <w:r>
+              <w:rPr>
+                <w:rFonts w:hint="eastAsia"/>
+              </w:rPr>
+              <w:t>子标题</w:t>
+            </w:r>
+          </w:p>
+        </w:tc>
+        <w:tc>
+          <w:tcPr>
+            <w:tcW w:w="4261" w:type="dxa"/>
+          </w:tcPr>
+          <w:p>
+            <w:pPr>
+              <w:rPr>
+                <w:rFonts w:hint="eastAsia"/>
+              </w:rPr>
+            </w:pPr>
+            <w:r>
+              <w:rPr>
+                <w:rFonts w:hint="eastAsia"/>
+              </w:rPr>
+              <w:t>包含内容</w:t>
+            </w:r>
+          </w:p>
+        </w:tc>
+      </w:tr>
+      <w:tr>
+        <w:tc>
+          <w:tcPr>
+            <w:tcW w:w="4261" w:type="dxa"/>
+          </w:tcPr>
+          <w:p>
+            <w:pPr>
+              <w:rPr>
+                <w:rFonts w:hint="eastAsia"/>
+              </w:rPr>
+            </w:pPr>
+          </w:p>
+        </w:tc>
+        <w:tc>
+          <w:tcPr>
+            <w:tcW w:w="4261" w:type="dxa"/>
+          </w:tcPr>
+          <w:p>
+            <w:pPr>
+              <w:rPr>
+                <w:rFonts w:hint="eastAsia"/>
+              </w:rPr>
+            </w:pPr>
+            <w:r>
+              <w:rPr>
+                <w:rFonts w:hint="eastAsia"/>
+              </w:rPr>
+              <w:t>Introduction</w:t>
+            </w:r>
+          </w:p>
+          <w:p>
+            <w:pPr>
+              <w:rPr>
+                <w:rFonts w:hint="eastAsia"/>
+              </w:rPr>
+            </w:pPr>
+            <w:r>
+              <w:rPr>
+                <w:rFonts w:hint="eastAsia"/>
+              </w:rPr>
+              <w:t xml:space="preserve">  </w:t>
+            </w:r>
+            <w:r>
+              <w:rPr>
+                <w:rFonts w:hint="eastAsia"/>
+              </w:rPr>
+              <w:t>介绍与标准</w:t>
+            </w:r>
+            <w:r>
+              <w:rPr>
+                <w:rFonts w:hint="eastAsia"/>
+              </w:rPr>
+              <w:t>SQL</w:t>
+            </w:r>
+            <w:r>
+              <w:rPr>
+                <w:rFonts w:hint="eastAsia"/>
+              </w:rPr>
+              <w:t>的区别</w:t>
+            </w:r>
+          </w:p>
+          <w:p>
+            <w:pPr>
+              <w:rPr>
+                <w:rFonts w:hint="eastAsia"/>
+              </w:rPr>
+            </w:pPr>
+            <w:r>
+              <w:rPr>
+                <w:rFonts w:hint="eastAsia"/>
+              </w:rPr>
+              <w:t xml:space="preserve">  </w:t>
+            </w:r>
+            <w:r>
+              <w:rPr>
+                <w:rFonts w:hint="eastAsia"/>
+              </w:rPr>
+              <w:t>推荐使用</w:t>
+            </w:r>
+            <w:r>
+              <w:rPr>
+                <w:rFonts w:hint="eastAsia"/>
+              </w:rPr>
+              <w:t>pg</w:t>
+            </w:r>
+          </w:p>
+          <w:p>
+            <w:pPr>
+              <w:rPr>
+                <w:rFonts w:hint="eastAsia"/>
+              </w:rPr>
+            </w:pPr>
+            <w:r>
+              <w:rPr>
+                <w:rFonts w:hint="eastAsia"/>
+              </w:rPr>
+              <w:t>Tutorials</w:t>
+            </w:r>
+          </w:p>
+          <w:p>
+            <w:pPr>
+              <w:rPr>
+                <w:rFonts w:hint="eastAsia"/>
+              </w:rPr>
+            </w:pPr>
+            <w:r>
+              <w:rPr>
+                <w:rFonts w:hint="eastAsia"/>
+              </w:rPr>
+              <w:t xml:space="preserve">  </w:t>
+            </w:r>
+            <w:r>
+              <w:rPr>
+                <w:rFonts w:hint="eastAsia"/>
+              </w:rPr>
+              <w:t>语法</w:t>
+            </w:r>
+          </w:p>
+          <w:p>
+            <w:pPr>
+              <w:rPr>
+                <w:rFonts w:hint="eastAsia"/>
+              </w:rPr>
+            </w:pPr>
+            <w:r>
+              <w:rPr>
+                <w:rFonts w:hint="eastAsia"/>
+              </w:rPr>
+              <w:t>Reference</w:t>
+            </w:r>
+          </w:p>
+          <w:p>
+            <w:pPr>
+              <w:rPr>
+                <w:rFonts w:hint="eastAsia"/>
+              </w:rPr>
+            </w:pPr>
+            <w:r>
+              <w:rPr>
+                <w:rFonts w:hint="eastAsia"/>
+              </w:rPr>
+              <w:t xml:space="preserve">  </w:t>
+            </w:r>
+            <w:r>
+              <w:rPr>
+                <w:rFonts w:hint="eastAsia"/>
+              </w:rPr>
+              <w:t>驱动</w:t>
+            </w:r>
+          </w:p>
+        </w:tc>
+      </w:tr>
+    </w:tbl>
+    <w:p>
+      <w:pPr>
+        <w:pStyle w:val="Heading3"/>
+        <w:rPr>
+          <w:rFonts w:hint="eastAsia"/>
+        </w:rPr>
+      </w:pPr>
+      <w:r>
+        <w:t>Transaction</w:t>
+      </w:r>
+    </w:p>
+    <w:tbl>
+      <w:tblPr>
+        <w:tblStyle w:val="TableGrid"/>
+        <w:tblW w:w="0" w:type="auto"/>
+        <w:tblLook w:val="04A0"/>
+      </w:tblPr>
+      <w:tblGrid>
+        <w:gridCol w:w="4261"/>
+        <w:gridCol w:w="4261"/>
+      </w:tblGrid>
+      <w:tr>
+        <w:tc>
+          <w:tcPr>
+            <w:tcW w:w="4261" w:type="dxa"/>
+          </w:tcPr>
+          <w:p>
+            <w:pPr>
+              <w:rPr>
+                <w:rFonts w:hint="eastAsia"/>
+              </w:rPr>
+            </w:pPr>
+            <w:r>
+              <w:rPr>
+                <w:rFonts w:hint="eastAsia"/>
+              </w:rPr>
+              <w:t>子标题</w:t>
+            </w:r>
+          </w:p>
+        </w:tc>
+        <w:tc>
+          <w:tcPr>
+            <w:tcW w:w="4261" w:type="dxa"/>
+          </w:tcPr>
+          <w:p>
+            <w:pPr>
+              <w:rPr>
+                <w:rFonts w:hint="eastAsia"/>
+              </w:rPr>
+            </w:pPr>
+            <w:r>
+              <w:rPr>
+                <w:rFonts w:hint="eastAsia"/>
+              </w:rPr>
+              <w:t>包含内容</w:t>
+            </w:r>
+          </w:p>
+        </w:tc>
+      </w:tr>
+      <w:tr>
+        <w:tc>
+          <w:tcPr>
+            <w:tcW w:w="4261" w:type="dxa"/>
+          </w:tcPr>
+          <w:p>
+            <w:pPr>
+              <w:rPr>
+                <w:rFonts w:hint="eastAsia"/>
+              </w:rPr>
+            </w:pPr>
+          </w:p>
+        </w:tc>
+        <w:tc>
+          <w:tcPr>
+            <w:tcW w:w="4261" w:type="dxa"/>
+          </w:tcPr>
+          <w:p>
+            <w:pPr>
+              <w:rPr>
+                <w:rFonts w:hint="eastAsia"/>
+              </w:rPr>
+            </w:pPr>
+            <w:r>
+              <w:rPr>
+                <w:rFonts w:hint="eastAsia"/>
+              </w:rPr>
+              <w:t>Introduction</w:t>
+            </w:r>
+          </w:p>
+          <w:p>
+            <w:pPr>
+              <w:rPr>
+                <w:rFonts w:hint="eastAsia"/>
+              </w:rPr>
+            </w:pPr>
+            <w:r>
+              <w:rPr>
+                <w:rFonts w:hint="eastAsia"/>
+              </w:rPr>
+              <w:t xml:space="preserve">  </w:t>
+            </w:r>
+            <w:r>
+              <w:rPr>
+                <w:rFonts w:hint="eastAsia"/>
+              </w:rPr>
+              <w:t>事务级别</w:t>
+            </w:r>
+          </w:p>
+          <w:p>
+            <w:pPr>
+              <w:rPr>
+                <w:rFonts w:hint="eastAsia"/>
+              </w:rPr>
+            </w:pPr>
+            <w:r>
+              <w:rPr>
+                <w:rFonts w:hint="eastAsia"/>
+              </w:rPr>
+              <w:t xml:space="preserve">  </w:t>
+            </w:r>
+            <w:r>
+              <w:rPr>
+                <w:rFonts w:hint="eastAsia"/>
+              </w:rPr>
+              <w:t>分布式事务的实现</w:t>
+            </w:r>
+          </w:p>
+          <w:p>
+            <w:pPr>
+              <w:rPr>
+                <w:rFonts w:hint="eastAsia"/>
+              </w:rPr>
+            </w:pPr>
+            <w:r>
+              <w:rPr>
+                <w:rFonts w:hint="eastAsia"/>
+              </w:rPr>
+              <w:t>Tutorials</w:t>
+            </w:r>
+          </w:p>
+          <w:p>
+            <w:pPr>
+              <w:rPr>
+                <w:rFonts w:hint="eastAsia"/>
+              </w:rPr>
+            </w:pPr>
+            <w:r>
+              <w:rPr>
+                <w:rFonts w:hint="eastAsia"/>
+              </w:rPr>
+              <w:t xml:space="preserve">  </w:t>
+            </w:r>
+            <w:r>
+              <w:rPr>
+                <w:rFonts w:hint="eastAsia"/>
+              </w:rPr>
+              <w:t>开启方法</w:t>
+            </w:r>
+          </w:p>
+          <w:p>
+            <w:pPr>
+              <w:rPr>
+                <w:rFonts w:hint="eastAsia"/>
+              </w:rPr>
+            </w:pPr>
+            <w:r>
+              <w:rPr>
+                <w:rFonts w:hint="eastAsia"/>
+              </w:rPr>
+              <w:t xml:space="preserve">  </w:t>
+            </w:r>
+            <w:r>
+              <w:rPr>
+                <w:rFonts w:hint="eastAsia"/>
+              </w:rPr>
+              <w:t>使用方法</w:t>
+            </w:r>
+          </w:p>
+          <w:p>
+            <w:pPr>
+              <w:rPr>
+                <w:rFonts w:hint="eastAsia"/>
+              </w:rPr>
+            </w:pPr>
+            <w:r>
+              <w:rPr>
+                <w:rFonts w:hint="eastAsia"/>
+              </w:rPr>
+              <w:t>Reference</w:t>
+            </w:r>
+          </w:p>
+          <w:p>
+            <w:pPr>
+              <w:rPr>
+                <w:rFonts w:hint="eastAsia"/>
+              </w:rPr>
+            </w:pPr>
+            <w:r>
+              <w:rPr>
+                <w:rFonts w:hint="eastAsia"/>
+              </w:rPr>
+              <w:t xml:space="preserve">  </w:t>
+            </w:r>
+            <w:r>
+              <w:rPr>
+                <w:rFonts w:hint="eastAsia"/>
+              </w:rPr>
+              <w:t>驱动</w:t>
+            </w:r>
+          </w:p>
+        </w:tc>
+      </w:tr>
+    </w:tbl>
+    <w:p>
+      <w:pPr>
+        <w:pStyle w:val="Heading3"/>
+        <w:rPr>
+          <w:rFonts w:hint="eastAsia"/>
+        </w:rPr>
+      </w:pPr>
+      <w:r>
+        <w:t>LOB</w:t>
+      </w:r>
+    </w:p>
+    <w:tbl>
+      <w:tblPr>
+        <w:tblStyle w:val="TableGrid"/>
+        <w:tblW w:w="0" w:type="auto"/>
+        <w:tblLook w:val="04A0"/>
+      </w:tblPr>
+      <w:tblGrid>
+        <w:gridCol w:w="4261"/>
+        <w:gridCol w:w="4261"/>
+      </w:tblGrid>
+      <w:tr>
+        <w:tc>
+          <w:tcPr>
+            <w:tcW w:w="4261" w:type="dxa"/>
+          </w:tcPr>
+          <w:p>
+            <w:pPr>
+              <w:rPr>
+                <w:rFonts w:hint="eastAsia"/>
+              </w:rPr>
+            </w:pPr>
+            <w:r>
+              <w:rPr>
+                <w:rFonts w:hint="eastAsia"/>
+              </w:rPr>
+              <w:t>子标题</w:t>
+            </w:r>
+          </w:p>
+        </w:tc>
+        <w:tc>
+          <w:tcPr>
+            <w:tcW w:w="4261" w:type="dxa"/>
+          </w:tcPr>
+          <w:p>
+            <w:pPr>
+              <w:rPr>
+                <w:rFonts w:hint="eastAsia"/>
+              </w:rPr>
+            </w:pPr>
+            <w:r>
+              <w:rPr>
+                <w:rFonts w:hint="eastAsia"/>
+              </w:rPr>
+              <w:t>包含内容</w:t>
+            </w:r>
+          </w:p>
+        </w:tc>
+      </w:tr>
+      <w:tr>
+        <w:tc>
+          <w:tcPr>
+            <w:tcW w:w="4261" w:type="dxa"/>
+          </w:tcPr>
+          <w:p>
+            <w:pPr>
+              <w:rPr>
+                <w:rFonts w:hint="eastAsia"/>
+              </w:rPr>
+            </w:pPr>
+          </w:p>
+        </w:tc>
+        <w:tc>
+          <w:tcPr>
+            <w:tcW w:w="4261" w:type="dxa"/>
+          </w:tcPr>
+          <w:p>
+            <w:pPr>
+              <w:rPr>
+                <w:rFonts w:hint="eastAsia"/>
+              </w:rPr>
+            </w:pPr>
+            <w:r>
+              <w:rPr>
+                <w:rFonts w:hint="eastAsia"/>
+              </w:rPr>
+              <w:t>Introduction</w:t>
+            </w:r>
+          </w:p>
+          <w:p>
+            <w:pPr>
+              <w:rPr>
+                <w:rFonts w:hint="eastAsia"/>
+              </w:rPr>
+            </w:pPr>
+            <w:r>
+              <w:rPr>
+                <w:rFonts w:hint="eastAsia"/>
+              </w:rPr>
+              <w:t xml:space="preserve">  </w:t>
+            </w:r>
+            <w:r>
+              <w:rPr>
+                <w:rFonts w:hint="eastAsia"/>
+              </w:rPr>
+              <w:t>实现原理</w:t>
+            </w:r>
+          </w:p>
+          <w:p>
+            <w:pPr>
+              <w:rPr>
+                <w:rFonts w:hint="eastAsia"/>
+              </w:rPr>
+            </w:pPr>
+            <w:r>
+              <w:rPr>
+                <w:rFonts w:hint="eastAsia"/>
+              </w:rPr>
+              <w:lastRenderedPageBreak/>
+              <w:t xml:space="preserve">  </w:t>
+            </w:r>
+            <w:proofErr w:type="spellStart"/>
+            <w:r>
+              <w:rPr>
+                <w:rFonts w:hint="eastAsia"/>
+              </w:rPr>
+              <w:t>pagesize</w:t>
+            </w:r>
+            <w:proofErr w:type="spellEnd"/>
+          </w:p>
+          <w:p>
+            <w:pPr>
+              <w:rPr>
+                <w:rFonts w:hint="eastAsia"/>
+              </w:rPr>
+            </w:pPr>
+            <w:r>
+              <w:rPr>
+                <w:rFonts w:hint="eastAsia"/>
+              </w:rPr>
+              <w:t xml:space="preserve">  OID</w:t>
+            </w:r>
+          </w:p>
+          <w:p>
+            <w:pPr>
+              <w:rPr>
+                <w:rFonts w:hint="eastAsia"/>
+              </w:rPr>
+            </w:pPr>
+            <w:r>
+              <w:rPr>
+                <w:rFonts w:hint="eastAsia"/>
+              </w:rPr>
+              <w:t>Tutorials</w:t>
+            </w:r>
+          </w:p>
+          <w:p>
+            <w:pPr>
+              <w:rPr>
+                <w:rFonts w:hint="eastAsia"/>
+              </w:rPr>
+            </w:pPr>
+            <w:r>
+              <w:rPr>
+                <w:rFonts w:hint="eastAsia"/>
+              </w:rPr>
+              <w:t xml:space="preserve">  </w:t>
+            </w:r>
+            <w:r>
+              <w:rPr>
+                <w:rFonts w:hint="eastAsia"/>
+              </w:rPr>
+              <w:t>操作</w:t>
+            </w:r>
+          </w:p>
+          <w:p>
+            <w:pPr>
+              <w:rPr>
+                <w:rFonts w:hint="eastAsia"/>
+              </w:rPr>
+            </w:pPr>
+            <w:r>
+              <w:rPr>
+                <w:rFonts w:hint="eastAsia"/>
+              </w:rPr>
+              <w:t>Reference</w:t>
+            </w:r>
+          </w:p>
+          <w:p>
+            <w:pPr>
+              <w:rPr>
+                <w:rFonts w:hint="eastAsia"/>
+              </w:rPr>
+            </w:pPr>
+            <w:r>
+              <w:rPr>
+                <w:rFonts w:hint="eastAsia"/>
+              </w:rPr>
+              <w:t xml:space="preserve">  </w:t>
+            </w:r>
+            <w:r>
+              <w:rPr>
+                <w:rFonts w:hint="eastAsia"/>
+              </w:rPr>
+              <w:t>驱动</w:t>
+            </w:r>
+          </w:p>
+        </w:tc>
+      </w:tr>
+    </w:tbl>
+    <w:p>
+      <w:pPr>
+        <w:pStyle w:val="Heading3"/>
+        <w:rPr>
+          <w:rFonts w:hint="eastAsia"/>
+        </w:rPr>
+      </w:pPr>
+      <w:r>
+        <w:lastRenderedPageBreak/>
+        <w:t>Administration</w:t>
+      </w:r>
+    </w:p>
+    <w:tbl>
+      <w:tblPr>
+        <w:tblStyle w:val="TableGrid"/>
+        <w:tblW w:w="0" w:type="auto"/>
+        <w:tblLook w:val="04A0"/>
+      </w:tblPr>
+      <w:tblGrid>
+        <w:gridCol w:w="4261"/>
+        <w:gridCol w:w="4261"/>
+      </w:tblGrid>
+      <w:tr>
+        <w:tc>
+          <w:tcPr>
+            <w:tcW w:w="4261" w:type="dxa"/>
+          </w:tcPr>
+          <w:p>
+            <w:pPr>
+              <w:rPr>
+                <w:rFonts w:hint="eastAsia"/>
+              </w:rPr>
+            </w:pPr>
+            <w:r>
+              <w:rPr>
+                <w:rFonts w:hint="eastAsia"/>
+              </w:rPr>
+              <w:t>子标题</w:t>
+            </w:r>
+          </w:p>
+        </w:tc>
+        <w:tc>
+          <w:tcPr>
+            <w:tcW w:w="4261" w:type="dxa"/>
+          </w:tcPr>
+          <w:p>
+            <w:pPr>
+              <w:rPr>
+                <w:rFonts w:hint="eastAsia"/>
+              </w:rPr>
+            </w:pPr>
+            <w:r>
+              <w:rPr>
+                <w:rFonts w:hint="eastAsia"/>
+              </w:rPr>
+              <w:t>包含内容</w:t>
+            </w:r>
+          </w:p>
+        </w:tc>
+      </w:tr>
+      <w:tr>
+        <w:tc>
+          <w:tcPr>
+            <w:tcW w:w="4261" w:type="dxa"/>
+          </w:tcPr>
+          <w:p>
+            <w:pPr>
+              <w:rPr>
+                <w:rFonts w:hint="eastAsia"/>
+              </w:rPr>
+            </w:pPr>
+            <w:r>
+              <w:rPr>
+                <w:rFonts w:hint="eastAsia"/>
+              </w:rPr>
+              <w:t>配置</w:t>
+            </w:r>
+          </w:p>
+        </w:tc>
+        <w:tc>
+          <w:tcPr>
+            <w:tcW w:w="4261" w:type="dxa"/>
+          </w:tcPr>
+          <w:p>
+            <w:pPr>
+              <w:rPr>
+                <w:rFonts w:hint="eastAsia"/>
+              </w:rPr>
+            </w:pPr>
+            <w:r>
+              <w:rPr>
+                <w:rFonts w:hint="eastAsia"/>
+              </w:rPr>
+              <w:t>链接启动参数</w:t>
+            </w:r>
+          </w:p>
+        </w:tc>
+      </w:tr>
+      <w:tr>
+        <w:tc>
+          <w:tcPr>
+            <w:tcW w:w="4261" w:type="dxa"/>
+          </w:tcPr>
+          <w:p>
+            <w:pPr>
+              <w:rPr>
+                <w:rFonts w:hint="eastAsia"/>
+              </w:rPr>
+            </w:pPr>
+            <w:r>
+              <w:rPr>
+                <w:rFonts w:hint="eastAsia"/>
+              </w:rPr>
+              <w:t>snapshot</w:t>
+            </w:r>
+          </w:p>
+        </w:tc>
+        <w:tc>
+          <w:tcPr>
+            <w:tcW w:w="4261" w:type="dxa"/>
+          </w:tcPr>
+          <w:p>
+            <w:pPr>
+              <w:rPr>
+                <w:rFonts w:hint="eastAsia"/>
+              </w:rPr>
+            </w:pPr>
+            <w:r>
+              <w:rPr>
+                <w:rFonts w:hint="eastAsia"/>
+              </w:rPr>
+              <w:t>Introduction</w:t>
+            </w:r>
+          </w:p>
+          <w:p>
+            <w:pPr>
+              <w:rPr>
+                <w:rFonts w:hint="eastAsia"/>
+              </w:rPr>
+            </w:pPr>
+            <w:r>
+              <w:rPr>
+                <w:rFonts w:hint="eastAsia"/>
+              </w:rPr>
+              <w:t xml:space="preserve">  </w:t>
+            </w:r>
+            <w:r>
+              <w:rPr>
+                <w:rFonts w:hint="eastAsia"/>
+              </w:rPr>
+              <w:t>快照类别</w:t>
+            </w:r>
+          </w:p>
+          <w:p>
+            <w:pPr>
+              <w:rPr>
+                <w:rFonts w:hint="eastAsia"/>
+              </w:rPr>
+            </w:pPr>
+            <w:r>
+              <w:rPr>
+                <w:rFonts w:hint="eastAsia"/>
+              </w:rPr>
+              <w:t xml:space="preserve">  </w:t>
+            </w:r>
+            <w:proofErr w:type="spellStart"/>
+            <w:r>
+              <w:rPr>
+                <w:rFonts w:hint="eastAsia"/>
+              </w:rPr>
+              <w:t>coord</w:t>
+            </w:r>
+            <w:proofErr w:type="spellEnd"/>
+            <w:r>
+              <w:rPr>
+                <w:rFonts w:hint="eastAsia"/>
+              </w:rPr>
+              <w:t>的快照和数据节点的快照</w:t>
+            </w:r>
+          </w:p>
+          <w:p>
+            <w:pPr>
+              <w:rPr>
+                <w:rFonts w:hint="eastAsia"/>
+              </w:rPr>
+            </w:pPr>
+            <w:r>
+              <w:rPr>
+                <w:rFonts w:hint="eastAsia"/>
+              </w:rPr>
+              <w:t>Tutorials</w:t>
+            </w:r>
+          </w:p>
+          <w:p>
+            <w:pPr>
+              <w:rPr>
+                <w:rFonts w:hint="eastAsia"/>
+              </w:rPr>
+            </w:pPr>
+            <w:r>
+              <w:rPr>
+                <w:rFonts w:hint="eastAsia"/>
+              </w:rPr>
+              <w:t xml:space="preserve">  </w:t>
+            </w:r>
+            <w:r>
+              <w:rPr>
+                <w:rFonts w:hint="eastAsia"/>
+              </w:rPr>
+              <w:t>可以像查询一样使用</w:t>
+            </w:r>
+          </w:p>
+          <w:p>
+            <w:pPr>
+              <w:rPr>
+                <w:rFonts w:hint="eastAsia"/>
+              </w:rPr>
+            </w:pPr>
+            <w:r>
+              <w:rPr>
+                <w:rFonts w:hint="eastAsia"/>
+              </w:rPr>
+              <w:t>Reference</w:t>
+            </w:r>
+          </w:p>
+          <w:p>
+            <w:pPr>
+              <w:rPr>
+                <w:rFonts w:hint="eastAsia"/>
+              </w:rPr>
+            </w:pPr>
+            <w:r>
+              <w:rPr>
+                <w:rFonts w:hint="eastAsia"/>
+              </w:rPr>
+              <w:t xml:space="preserve">  </w:t>
+            </w:r>
+            <w:r>
+              <w:rPr>
+                <w:rFonts w:hint="eastAsia"/>
+              </w:rPr>
+              <w:t>驱动</w:t>
+            </w:r>
+          </w:p>
+        </w:tc>
+      </w:tr>
+      <w:tr>
+        <w:tc>
+          <w:tcPr>
+            <w:tcW w:w="4261" w:type="dxa"/>
+          </w:tcPr>
+          <w:p>
+            <w:pPr>
+              <w:rPr>
+                <w:rFonts w:hint="eastAsia"/>
+              </w:rPr>
+            </w:pPr>
+            <w:r>
+              <w:rPr>
+                <w:rFonts w:hint="eastAsia"/>
+              </w:rPr>
+              <w:t>list</w:t>
+            </w:r>
+          </w:p>
+        </w:tc>
+        <w:tc>
+          <w:tcPr>
+            <w:tcW w:w="4261" w:type="dxa"/>
+          </w:tcPr>
+          <w:p>
+            <w:pPr>
+              <w:rPr>
+                <w:rFonts w:hint="eastAsia"/>
+              </w:rPr>
+            </w:pPr>
+            <w:r>
+              <w:rPr>
+                <w:rFonts w:hint="eastAsia"/>
+              </w:rPr>
+              <w:t>同上</w:t>
+            </w:r>
+          </w:p>
+        </w:tc>
+      </w:tr>
+      <w:tr>
+        <w:tc>
+          <w:tcPr>
+            <w:tcW w:w="4261" w:type="dxa"/>
+          </w:tcPr>
+          <w:p>
+            <w:pPr>
+              <w:rPr>
+                <w:rFonts w:hint="eastAsia"/>
+              </w:rPr>
+            </w:pPr>
+            <w:r>
+              <w:rPr>
+                <w:rFonts w:hint="eastAsia"/>
+              </w:rPr>
+              <w:t>集群管理</w:t>
+            </w:r>
+          </w:p>
+        </w:tc>
+        <w:tc>
+          <w:tcPr>
+            <w:tcW w:w="4261" w:type="dxa"/>
+          </w:tcPr>
+          <w:p>
+            <w:pPr>
+              <w:rPr>
+                <w:rFonts w:hint="eastAsia"/>
+              </w:rPr>
+            </w:pPr>
+            <w:r>
+              <w:rPr>
+                <w:rFonts w:hint="eastAsia"/>
+              </w:rPr>
+              <w:t>主机</w:t>
+            </w:r>
+          </w:p>
+          <w:p>
+            <w:pPr>
+              <w:rPr>
+                <w:rFonts w:hint="eastAsia"/>
+              </w:rPr>
+            </w:pPr>
+            <w:r>
+              <w:rPr>
+                <w:rFonts w:hint="eastAsia"/>
+              </w:rPr>
+              <w:t>catalog</w:t>
+            </w:r>
+            <w:r>
+              <w:rPr>
+                <w:rFonts w:hint="eastAsia"/>
+              </w:rPr>
+              <w:t>组管理</w:t>
+            </w:r>
+          </w:p>
+          <w:p>
+            <w:pPr>
+              <w:rPr>
+                <w:rFonts w:hint="eastAsia"/>
+              </w:rPr>
+            </w:pPr>
+            <w:r>
+              <w:rPr>
+                <w:rFonts w:hint="eastAsia"/>
+              </w:rPr>
+              <w:t>数据组管理</w:t>
+            </w:r>
+          </w:p>
+          <w:p>
+            <w:pPr>
+              <w:rPr>
+                <w:rFonts w:hint="eastAsia"/>
+              </w:rPr>
+            </w:pPr>
+            <w:proofErr w:type="spellStart"/>
+            <w:r>
+              <w:rPr>
+                <w:rFonts w:hint="eastAsia"/>
+              </w:rPr>
+              <w:t>coord</w:t>
+            </w:r>
+            <w:proofErr w:type="spellEnd"/>
+            <w:r>
+              <w:rPr>
+                <w:rFonts w:hint="eastAsia"/>
+              </w:rPr>
+              <w:t>组管理</w:t>
+            </w:r>
+          </w:p>
+          <w:p>
+            <w:pPr>
+              <w:rPr>
+                <w:rFonts w:hint="eastAsia"/>
+              </w:rPr>
+            </w:pPr>
+            <w:r>
+              <w:rPr>
+                <w:rFonts w:hint="eastAsia"/>
+              </w:rPr>
+              <w:t>集群启停</w:t>
+            </w:r>
+          </w:p>
+        </w:tc>
+      </w:tr>
+      <w:tr>
+        <w:tc>
+          <w:tcPr>
+            <w:tcW w:w="4261" w:type="dxa"/>
+          </w:tcPr>
+          <w:p>
+            <w:pPr>
+              <w:rPr>
+                <w:rFonts w:hint="eastAsia"/>
+              </w:rPr>
+            </w:pPr>
+            <w:r>
+              <w:rPr>
+                <w:rFonts w:hint="eastAsia"/>
+              </w:rPr>
+              <w:t>备份</w:t>
+            </w:r>
+          </w:p>
+        </w:tc>
+        <w:tc>
+          <w:tcPr>
+            <w:tcW w:w="4261" w:type="dxa"/>
+          </w:tcPr>
+          <w:p>
+            <w:pPr>
+              <w:rPr>
+                <w:rFonts w:hint="eastAsia"/>
+              </w:rPr>
+            </w:pPr>
+          </w:p>
+        </w:tc>
+      </w:tr>
+      <w:tr>
+        <w:tc>
+          <w:tcPr>
+            <w:tcW w:w="4261" w:type="dxa"/>
+          </w:tcPr>
+          <w:p>
+            <w:pPr>
+              <w:rPr>
+                <w:rFonts w:hint="eastAsia"/>
+              </w:rPr>
+            </w:pPr>
+            <w:r>
+              <w:rPr>
+                <w:rFonts w:hint="eastAsia"/>
+              </w:rPr>
+              <w:t>备份恢复</w:t>
+            </w:r>
+          </w:p>
+        </w:tc>
+        <w:tc>
+          <w:tcPr>
+            <w:tcW w:w="4261" w:type="dxa"/>
+          </w:tcPr>
+          <w:p>
+            <w:pPr>
+              <w:rPr>
+                <w:rFonts w:hint="eastAsia"/>
+              </w:rPr>
+            </w:pPr>
+          </w:p>
+        </w:tc>
+      </w:tr>
+      <w:tr>
+        <w:tc>
+          <w:tcPr>
+            <w:tcW w:w="4261" w:type="dxa"/>
+          </w:tcPr>
+          <w:p>
+            <w:pPr>
+              <w:rPr>
+                <w:rFonts w:hint="eastAsia"/>
+              </w:rPr>
+            </w:pPr>
+            <w:r>
+              <w:rPr>
+                <w:rFonts w:hint="eastAsia"/>
+              </w:rPr>
+              <w:t>故障恢复</w:t>
+            </w:r>
+          </w:p>
+        </w:tc>
+        <w:tc>
+          <w:tcPr>
+            <w:tcW w:w="4261" w:type="dxa"/>
+          </w:tcPr>
+          <w:p>
+            <w:pPr>
+              <w:rPr>
+                <w:rFonts w:hint="eastAsia"/>
+              </w:rPr>
+            </w:pPr>
+            <w:proofErr w:type="spellStart"/>
+            <w:r>
+              <w:rPr>
+                <w:rFonts w:hint="eastAsia"/>
+              </w:rPr>
+              <w:t>coord</w:t>
+            </w:r>
+            <w:proofErr w:type="spellEnd"/>
+          </w:p>
+          <w:p>
+            <w:pPr>
+              <w:rPr>
+                <w:rFonts w:hint="eastAsia"/>
+              </w:rPr>
+            </w:pPr>
+            <w:r>
+              <w:rPr>
+                <w:rFonts w:hint="eastAsia"/>
+              </w:rPr>
+              <w:t>catalog</w:t>
+            </w:r>
+          </w:p>
+          <w:p>
+            <w:pPr>
+              <w:rPr>
+                <w:rFonts w:hint="eastAsia"/>
+              </w:rPr>
+            </w:pPr>
+            <w:r>
+              <w:rPr>
+                <w:rFonts w:hint="eastAsia"/>
+              </w:rPr>
+              <w:t>data</w:t>
+            </w:r>
+          </w:p>
+          <w:p>
+            <w:pPr>
+              <w:rPr>
+                <w:rFonts w:hint="eastAsia"/>
+              </w:rPr>
+            </w:pPr>
+            <w:r>
+              <w:rPr>
+                <w:rFonts w:hint="eastAsia"/>
+              </w:rPr>
+              <w:t>描述</w:t>
+            </w:r>
+            <w:r>
+              <w:rPr>
+                <w:rFonts w:hint="eastAsia"/>
+              </w:rPr>
+              <w:t>根据快照查看状态</w:t>
+            </w:r>
+          </w:p>
+        </w:tc>
+      </w:tr>
+      <w:tr>
+        <w:tc>
+          <w:tcPr>
+            <w:tcW w:w="4261" w:type="dxa"/>
+          </w:tcPr>
+          <w:p>
+            <w:pPr>
+              <w:rPr>
+                <w:rFonts w:hint="eastAsia"/>
+              </w:rPr>
+            </w:pPr>
+            <w:proofErr w:type="spellStart"/>
+            <w:r>
+              <w:rPr>
+                <w:rFonts w:hint="eastAsia"/>
+              </w:rPr>
+              <w:t>sdbcm</w:t>
+            </w:r>
+            <w:proofErr w:type="spellEnd"/>
+          </w:p>
+        </w:tc>
+        <w:tc>
+          <w:tcPr>
+            <w:tcW w:w="4261" w:type="dxa"/>
+          </w:tcPr>
+          <w:p>
+            <w:pPr>
+              <w:rPr>
+                <w:rFonts w:hint="eastAsia"/>
+              </w:rPr>
+            </w:pPr>
+          </w:p>
+        </w:tc>
+      </w:tr>
+      <w:tr>
+        <w:tc>
+          <w:tcPr>
+            <w:tcW w:w="4261" w:type="dxa"/>
+          </w:tcPr>
+          <w:p>
+            <w:pPr>
+              <w:rPr>
+                <w:rFonts w:hint="eastAsia"/>
+              </w:rPr>
+            </w:pPr>
+            <w:r>
+              <w:rPr>
+                <w:rFonts w:hint="eastAsia"/>
+              </w:rPr>
+              <w:t>工具</w:t>
+            </w:r>
+          </w:p>
+        </w:tc>
+        <w:tc>
+          <w:tcPr>
+            <w:tcW w:w="4261" w:type="dxa"/>
+          </w:tcPr>
+          <w:p>
+            <w:pPr>
+              <w:rPr>
+                <w:rFonts w:hint="eastAsia"/>
+              </w:rPr>
+            </w:pPr>
+          </w:p>
+        </w:tc>
+      </w:tr>
+      <w:tr>
+        <w:tc>
+          <w:tcPr>
+            <w:tcW w:w="4261" w:type="dxa"/>
+          </w:tcPr>
+          <w:p>
+            <w:pPr>
+              <w:rPr>
+                <w:rFonts w:hint="eastAsia"/>
+              </w:rPr>
+            </w:pPr>
+            <w:r>
+              <w:rPr>
+                <w:rFonts w:hint="eastAsia"/>
+              </w:rPr>
+              <w:t>OM WEB</w:t>
+            </w:r>
+          </w:p>
+        </w:tc>
+        <w:tc>
+          <w:tcPr>
+            <w:tcW w:w="4261" w:type="dxa"/>
+          </w:tcPr>
+          <w:p>
+            <w:pPr>
+              <w:rPr>
+                <w:rFonts w:hint="eastAsia"/>
+              </w:rPr>
+            </w:pPr>
+          </w:p>
+        </w:tc>
+      </w:tr>
+    </w:tbl>
+    <w:p>
+      <w:pPr>
+        <w:pStyle w:val="Heading3"/>
+        <w:rPr>
+          <w:rFonts w:hint="eastAsia"/>
+        </w:rPr>
+      </w:pPr>
+      <w:r>
+        <w:t>Security</w:t>
+      </w:r>
+    </w:p>
+    <w:tbl>
+      <w:tblPr>
+        <w:tblStyle w:val="TableGrid"/>
+        <w:tblW w:w="0" w:type="auto"/>
+        <w:tblLook w:val="04A0"/>
+      </w:tblPr>
+      <w:tblGrid>
+        <w:gridCol w:w="4261"/>
+        <w:gridCol w:w="4261"/>
+      </w:tblGrid>
+      <w:tr>
+        <w:tc>
+          <w:tcPr>
+            <w:tcW w:w="4261" w:type="dxa"/>
+          </w:tcPr>
+          <w:p>
+            <w:pPr>
+              <w:rPr>
+                <w:rFonts w:hint="eastAsia"/>
+              </w:rPr>
+            </w:pPr>
+            <w:r>
+              <w:rPr>
+                <w:rFonts w:hint="eastAsia"/>
+              </w:rPr>
+              <w:t>子标题</w:t>
+            </w:r>
+          </w:p>
+        </w:tc>
+        <w:tc>
+          <w:tcPr>
+            <w:tcW w:w="4261" w:type="dxa"/>
+          </w:tcPr>
+          <w:p>
+            <w:pPr>
+              <w:rPr>
+                <w:rFonts w:hint="eastAsia"/>
+              </w:rPr>
+            </w:pPr>
+            <w:r>
+              <w:rPr>
+                <w:rFonts w:hint="eastAsia"/>
+              </w:rPr>
+              <w:t>包含内容</w:t>
+            </w:r>
+          </w:p>
+        </w:tc>
+      </w:tr>
+      <w:tr>
+        <w:tc>
+          <w:tcPr>
+            <w:tcW w:w="4261" w:type="dxa"/>
+          </w:tcPr>
+          <w:p>
+            <w:pPr>
+              <w:rPr>
+                <w:rFonts w:hint="eastAsia"/>
+              </w:rPr>
+            </w:pPr>
+            <w:r>
+              <w:rPr>
+                <w:rFonts w:hint="eastAsia"/>
+              </w:rPr>
+              <w:t>用户</w:t>
+            </w:r>
+          </w:p>
+        </w:tc>
+        <w:tc>
+          <w:tcPr>
+            <w:tcW w:w="4261" w:type="dxa"/>
+          </w:tcPr>
+          <w:p>
+            <w:pPr>
+              <w:rPr>
+                <w:rFonts w:hint="eastAsia"/>
+              </w:rPr>
+            </w:pPr>
+            <w:r>
+              <w:rPr>
+                <w:rFonts w:hint="eastAsia"/>
+              </w:rPr>
+              <w:t>Introduction</w:t>
+            </w:r>
+          </w:p>
+          <w:p>
+            <w:pPr>
+              <w:rPr>
+                <w:rFonts w:hint="eastAsia"/>
+              </w:rPr>
+            </w:pPr>
+            <w:r>
+              <w:rPr>
+                <w:rFonts w:hint="eastAsia"/>
+              </w:rPr>
+              <w:t xml:space="preserve">  </w:t>
+            </w:r>
+            <w:r>
+              <w:rPr>
+                <w:rFonts w:hint="eastAsia"/>
+              </w:rPr>
+              <w:t>介绍开启方法和</w:t>
+            </w:r>
+            <w:r>
+              <w:rPr>
+                <w:rFonts w:hint="eastAsia"/>
+              </w:rPr>
+              <w:t>auth</w:t>
+            </w:r>
+            <w:r>
+              <w:rPr>
+                <w:rFonts w:hint="eastAsia"/>
+              </w:rPr>
+              <w:t>参数</w:t>
+            </w:r>
+          </w:p>
+          <w:p>
+            <w:pPr>
+              <w:rPr>
+                <w:rFonts w:hint="eastAsia"/>
+              </w:rPr>
+            </w:pPr>
+            <w:r>
+              <w:rPr>
+                <w:rFonts w:hint="eastAsia"/>
+              </w:rPr>
+              <w:t>Tutorials</w:t>
+            </w:r>
+          </w:p>
+          <w:p>
+            <w:pPr>
+              <w:rPr>
+                <w:rFonts w:hint="eastAsia"/>
+              </w:rPr>
+            </w:pPr>
+            <w:r>
+              <w:rPr>
+                <w:rFonts w:hint="eastAsia"/>
+              </w:rPr>
+              <w:t>Reference</w:t>
+            </w:r>
+          </w:p>
+          <w:p>
+            <w:pPr>
+              <w:rPr>
+                <w:rFonts w:hint="eastAsia"/>
+              </w:rPr>
+            </w:pPr>
+            <w:r>
+              <w:rPr>
+                <w:rFonts w:hint="eastAsia"/>
+              </w:rPr>
+              <w:t xml:space="preserve">  </w:t>
+            </w:r>
+            <w:r>
+              <w:rPr>
+                <w:rFonts w:hint="eastAsia"/>
+              </w:rPr>
+              <w:t>驱动</w:t>
+            </w:r>
+          </w:p>
+        </w:tc>
+      </w:tr>
+      <w:tr>
+        <w:tc>
+          <w:tcPr>
+            <w:tcW w:w="4261" w:type="dxa"/>
+          </w:tcPr>
+          <w:p>
+            <w:pPr>
+              <w:rPr>
+                <w:rFonts w:hint="eastAsia"/>
+              </w:rPr>
+            </w:pPr>
+            <w:r>
+              <w:rPr>
+                <w:rFonts w:hint="eastAsia"/>
+              </w:rPr>
+              <w:lastRenderedPageBreak/>
+              <w:t>SSL</w:t>
+            </w:r>
+          </w:p>
+        </w:tc>
+        <w:tc>
+          <w:tcPr>
+            <w:tcW w:w="4261" w:type="dxa"/>
+          </w:tcPr>
+          <w:p>
+            <w:pPr>
+              <w:rPr>
+                <w:rFonts w:hint="eastAsia"/>
+              </w:rPr>
+            </w:pPr>
+          </w:p>
+        </w:tc>
+      </w:tr>
+    </w:tbl>
+    <w:p>
+      <w:pPr>
+        <w:pStyle w:val="Heading3"/>
+        <w:rPr>
+          <w:rFonts w:hint="eastAsia"/>
+        </w:rPr>
+      </w:pPr>
+      <w:r>
+        <w:rPr>
+          <w:rFonts w:hint="eastAsia"/>
+        </w:rPr>
+        <w:t>多数据中心</w:t>
+      </w:r>
+    </w:p>
+    <w:tbl>
+      <w:tblPr>
+        <w:tblStyle w:val="TableGrid"/>
+        <w:tblW w:w="0" w:type="auto"/>
+        <w:tblLook w:val="04A0"/>
+      </w:tblPr>
+      <w:tblGrid>
+        <w:gridCol w:w="4261"/>
+        <w:gridCol w:w="4261"/>
+      </w:tblGrid>
+      <w:tr>
+        <w:tc>
+          <w:tcPr>
+            <w:tcW w:w="4261" w:type="dxa"/>
+          </w:tcPr>
+          <w:p>
+            <w:pPr>
+              <w:rPr>
+                <w:rFonts w:hint="eastAsia"/>
+              </w:rPr>
+            </w:pPr>
+            <w:r>
+              <w:rPr>
+                <w:rFonts w:hint="eastAsia"/>
+              </w:rPr>
+              <w:t>子标题</w:t>
+            </w:r>
+          </w:p>
+        </w:tc>
+        <w:tc>
+          <w:tcPr>
+            <w:tcW w:w="4261" w:type="dxa"/>
+          </w:tcPr>
+          <w:p>
+            <w:pPr>
+              <w:rPr>
+                <w:rFonts w:hint="eastAsia"/>
+              </w:rPr>
+            </w:pPr>
+            <w:r>
+              <w:rPr>
+                <w:rFonts w:hint="eastAsia"/>
+              </w:rPr>
+              <w:t>包含内容</w:t>
+            </w:r>
+          </w:p>
+        </w:tc>
+      </w:tr>
+    </w:tbl>
+    <w:p>
+      <w:pPr>
+        <w:pStyle w:val="Heading3"/>
+        <w:rPr>
+          <w:rFonts w:hint="eastAsia"/>
+        </w:rPr>
+      </w:pPr>
+      <w:r>
+        <w:rPr>
+          <w:rFonts w:hint="eastAsia"/>
+        </w:rPr>
+        <w:t>第三方对接</w:t>
+      </w:r>
+    </w:p>
+    <w:tbl>
+      <w:tblPr>
+        <w:tblStyle w:val="TableGrid"/>
+        <w:tblW w:w="0" w:type="auto"/>
+        <w:tblLook w:val="04A0"/>
+      </w:tblPr>
+      <w:tblGrid>
+        <w:gridCol w:w="4261"/>
+        <w:gridCol w:w="4261"/>
+      </w:tblGrid>
+      <w:tr>
+        <w:tc>
+          <w:tcPr>
+            <w:tcW w:w="4261" w:type="dxa"/>
+          </w:tcPr>
+          <w:p>
+            <w:pPr>
+              <w:rPr>
+                <w:rFonts w:hint="eastAsia"/>
+              </w:rPr>
+            </w:pPr>
+            <w:r>
+              <w:rPr>
+                <w:rFonts w:hint="eastAsia"/>
+              </w:rPr>
+              <w:t>子标题</w:t>
+            </w:r>
+          </w:p>
+        </w:tc>
+        <w:tc>
+          <w:tcPr>
+            <w:tcW w:w="4261" w:type="dxa"/>
+          </w:tcPr>
+          <w:p>
+            <w:pPr>
+              <w:rPr>
+                <w:rFonts w:hint="eastAsia"/>
+              </w:rPr>
+            </w:pPr>
+            <w:r>
+              <w:rPr>
+                <w:rFonts w:hint="eastAsia"/>
+              </w:rPr>
+              <w:t>包含内容</w:t>
+            </w:r>
+          </w:p>
+        </w:tc>
+      </w:tr>
+      <w:tr>
+        <w:tc>
+          <w:tcPr>
+            <w:tcW w:w="4261" w:type="dxa"/>
+          </w:tcPr>
+          <w:p>
+            <w:pPr>
+              <w:rPr>
+                <w:rFonts w:hint="eastAsia"/>
+              </w:rPr>
+            </w:pPr>
+            <w:proofErr w:type="spellStart"/>
+            <w:r>
+              <w:rPr>
+                <w:rFonts w:hint="eastAsia"/>
+              </w:rPr>
+              <w:t>Hadoop</w:t>
+            </w:r>
+            <w:proofErr w:type="spellEnd"/>
+          </w:p>
+        </w:tc>
+        <w:tc>
+          <w:tcPr>
+            <w:tcW w:w="4261" w:type="dxa"/>
+          </w:tcPr>
+          <w:p>
+            <w:pPr>
+              <w:rPr>
+                <w:rFonts w:hint="eastAsia"/>
+              </w:rPr>
+            </w:pPr>
+          </w:p>
+        </w:tc>
+      </w:tr>
+      <w:tr>
+        <w:tc>
+          <w:tcPr>
+            <w:tcW w:w="4261" w:type="dxa"/>
+          </w:tcPr>
+          <w:p>
+            <w:pPr>
+              <w:rPr>
+                <w:rFonts w:hint="eastAsia"/>
+              </w:rPr>
+            </w:pPr>
+            <w:proofErr w:type="spellStart"/>
+            <w:r>
+              <w:rPr>
+                <w:rFonts w:hint="eastAsia"/>
+              </w:rPr>
+              <w:t>PostgreSQL</w:t>
+            </w:r>
+            <w:proofErr w:type="spellEnd"/>
+          </w:p>
+        </w:tc>
+        <w:tc>
+          <w:tcPr>
+            <w:tcW w:w="4261" w:type="dxa"/>
+          </w:tcPr>
+          <w:p>
+            <w:pPr>
+              <w:rPr>
+                <w:rFonts w:hint="eastAsia"/>
+              </w:rPr>
+            </w:pPr>
+          </w:p>
+        </w:tc>
+      </w:tr>
+      <w:tr>
+        <w:tc>
+          <w:tcPr>
+            <w:tcW w:w="4261" w:type="dxa"/>
+          </w:tcPr>
+          <w:p>
+            <w:pPr>
+              <w:rPr>
+                <w:rFonts w:hint="eastAsia"/>
+              </w:rPr>
+            </w:pPr>
+            <w:r>
+              <w:rPr>
+                <w:rFonts w:hint="eastAsia"/>
+              </w:rPr>
+              <w:t>Spark</w:t>
+            </w:r>
+          </w:p>
+        </w:tc>
+        <w:tc>
+          <w:tcPr>
+            <w:tcW w:w="4261" w:type="dxa"/>
+          </w:tcPr>
+          <w:p>
+            <w:pPr>
+              <w:rPr>
+                <w:rFonts w:hint="eastAsia"/>
+              </w:rPr>
+            </w:pPr>
+          </w:p>
+        </w:tc>
+      </w:tr>
+    </w:tbl>
+    <w:p>
+      <w:pPr>
+        <w:pStyle w:val="Heading3"/>
+        <w:rPr>
+          <w:rFonts w:hint="eastAsia"/>
+        </w:rPr>
+      </w:pPr>
+      <w:r>
+        <w:rPr>
+          <w:rFonts w:hint="eastAsia"/>
+        </w:rPr>
+        <w:t>Development</w:t>
+      </w:r>
+    </w:p>
+    <w:tbl>
+      <w:tblPr>
+        <w:tblStyle w:val="TableGrid"/>
+        <w:tblW w:w="0" w:type="auto"/>
+        <w:tblLook w:val="04A0"/>
+      </w:tblPr>
+      <w:tblGrid>
+        <w:gridCol w:w="4261"/>
+        <w:gridCol w:w="4261"/>
+      </w:tblGrid>
+      <w:tr>
+        <w:tc>
+          <w:tcPr>
+            <w:tcW w:w="4261" w:type="dxa"/>
+          </w:tcPr>
+          <w:p>
+            <w:pPr>
+              <w:rPr>
+                <w:rFonts w:hint="eastAsia"/>
+              </w:rPr>
+            </w:pPr>
+            <w:r>
+              <w:rPr>
+                <w:rFonts w:hint="eastAsia"/>
+              </w:rPr>
+              <w:t>子标题</w:t>
+            </w:r>
+          </w:p>
+        </w:tc>
+        <w:tc>
+          <w:tcPr>
+            <w:tcW w:w="4261" w:type="dxa"/>
+          </w:tcPr>
+          <w:p>
+            <w:pPr>
+              <w:rPr>
+                <w:rFonts w:hint="eastAsia"/>
+              </w:rPr>
+            </w:pPr>
+            <w:r>
+              <w:rPr>
+                <w:rFonts w:hint="eastAsia"/>
+              </w:rPr>
+              <w:t>包含内容</w:t>
+            </w:r>
+          </w:p>
+        </w:tc>
+      </w:tr>
+      <w:tr>
+        <w:tc>
+          <w:tcPr>
+            <w:tcW w:w="4261" w:type="dxa"/>
+          </w:tcPr>
+          <w:p>
+            <w:pPr>
+              <w:rPr>
+                <w:rFonts w:hint="eastAsia"/>
+              </w:rPr>
+            </w:pPr>
+            <w:r>
+              <w:rPr>
+                <w:rFonts w:hint="eastAsia"/>
+              </w:rPr>
+              <w:t>c</w:t>
+            </w:r>
+          </w:p>
+        </w:tc>
+        <w:tc>
+          <w:tcPr>
+            <w:tcW w:w="4261" w:type="dxa"/>
+          </w:tcPr>
+          <w:p>
+            <w:pPr>
+              <w:rPr>
+                <w:rFonts w:hint="eastAsia"/>
+              </w:rPr>
+            </w:pPr>
+          </w:p>
+        </w:tc>
+      </w:tr>
+      <w:tr>
+        <w:tc>
+          <w:tcPr>
+            <w:tcW w:w="4261" w:type="dxa"/>
+          </w:tcPr>
+          <w:p>
+            <w:pPr>
+              <w:rPr>
+                <w:rFonts w:hint="eastAsia"/>
+              </w:rPr>
+            </w:pPr>
+            <w:proofErr w:type="spellStart"/>
+            <w:r>
+              <w:rPr>
+                <w:rFonts w:hint="eastAsia"/>
+              </w:rPr>
+              <w:t>c++</w:t>
+            </w:r>
+            <w:proofErr w:type="spellEnd"/>
+          </w:p>
+        </w:tc>
+        <w:tc>
+          <w:tcPr>
+            <w:tcW w:w="4261" w:type="dxa"/>
+          </w:tcPr>
+          <w:p>
+            <w:pPr>
+              <w:rPr>
+                <w:rFonts w:hint="eastAsia"/>
+              </w:rPr>
+            </w:pPr>
+          </w:p>
+        </w:tc>
+      </w:tr>
+      <w:tr>
+        <w:tc>
+          <w:tcPr>
+            <w:tcW w:w="4261" w:type="dxa"/>
+          </w:tcPr>
+          <w:p>
+            <w:pPr>
+              <w:rPr>
+                <w:rFonts w:hint="eastAsia"/>
+              </w:rPr>
+            </w:pPr>
+            <w:r>
+              <w:rPr>
+                <w:rFonts w:hint="eastAsia"/>
+              </w:rPr>
+              <w:t>java</w:t>
+            </w:r>
+          </w:p>
+        </w:tc>
+        <w:tc>
+          <w:tcPr>
+            <w:tcW w:w="4261" w:type="dxa"/>
+          </w:tcPr>
+          <w:p>
+            <w:pPr>
+              <w:rPr>
+                <w:rFonts w:hint="eastAsia"/>
+              </w:rPr>
+            </w:pPr>
+          </w:p>
+        </w:tc>
+      </w:tr>
+      <w:tr>
+        <w:tc>
+          <w:tcPr>
+            <w:tcW w:w="4261" w:type="dxa"/>
+          </w:tcPr>
+          <w:p>
+            <w:pPr>
+              <w:rPr>
+                <w:rFonts w:hint="eastAsia"/>
+              </w:rPr>
+            </w:pPr>
+            <w:proofErr w:type="spellStart"/>
+            <w:r>
+              <w:rPr>
+                <w:rFonts w:hint="eastAsia"/>
+              </w:rPr>
+              <w:t>php</w:t>
+            </w:r>
+            <w:proofErr w:type="spellEnd"/>
+          </w:p>
+        </w:tc>
+        <w:tc>
+          <w:tcPr>
+            <w:tcW w:w="4261" w:type="dxa"/>
+          </w:tcPr>
+          <w:p>
+            <w:pPr>
+              <w:rPr>
+                <w:rFonts w:hint="eastAsia"/>
+              </w:rPr>
+            </w:pPr>
+          </w:p>
+        </w:tc>
+      </w:tr>
+      <w:tr>
+        <w:tc>
+          <w:tcPr>
+            <w:tcW w:w="4261" w:type="dxa"/>
+          </w:tcPr>
+          <w:p>
+            <w:pPr>
+              <w:rPr>
+                <w:rFonts w:hint="eastAsia"/>
+              </w:rPr>
+            </w:pPr>
+            <w:r>
+              <w:rPr>
+                <w:rFonts w:hint="eastAsia"/>
+              </w:rPr>
+              <w:t>python</w:t>
+            </w:r>
+          </w:p>
+        </w:tc>
+        <w:tc>
+          <w:tcPr>
+            <w:tcW w:w="4261" w:type="dxa"/>
+          </w:tcPr>
+          <w:p>
+            <w:pPr>
+              <w:rPr>
+                <w:rFonts w:hint="eastAsia"/>
+              </w:rPr>
+            </w:pPr>
+          </w:p>
+        </w:tc>
+      </w:tr>
+      <w:tr>
+        <w:tc>
+          <w:tcPr>
+            <w:tcW w:w="4261" w:type="dxa"/>
+          </w:tcPr>
+          <w:p>
+            <w:pPr>
+              <w:rPr>
+                <w:rFonts w:hint="eastAsia"/>
+              </w:rPr>
+            </w:pPr>
+            <w:r>
+              <w:rPr>
+                <w:rFonts w:hint="eastAsia"/>
+              </w:rPr>
+              <w:t>c#</w:t>
+            </w:r>
+          </w:p>
+        </w:tc>
+        <w:tc>
+          <w:tcPr>
+            <w:tcW w:w="4261" w:type="dxa"/>
+          </w:tcPr>
+          <w:p>
+            <w:pPr>
+              <w:rPr>
+                <w:rFonts w:hint="eastAsia"/>
+              </w:rPr>
+            </w:pPr>
+          </w:p>
+        </w:tc>
+      </w:tr>
+      <w:tr>
+        <w:tc>
+          <w:tcPr>
+            <w:tcW w:w="4261" w:type="dxa"/>
+          </w:tcPr>
+          <w:p>
+            <w:pPr>
+              <w:rPr>
+                <w:rFonts w:hint="eastAsia"/>
+              </w:rPr>
+            </w:pPr>
+            <w:r>
+              <w:rPr>
+                <w:rFonts w:hint="eastAsia"/>
+              </w:rPr>
+              <w:t>rest</w:t>
+            </w:r>
+          </w:p>
+        </w:tc>
+        <w:tc>
+          <w:tcPr>
+            <w:tcW w:w="4261" w:type="dxa"/>
+          </w:tcPr>
+          <w:p>
+            <w:pPr>
+              <w:rPr>
+                <w:rFonts w:hint="eastAsia"/>
+              </w:rPr>
+            </w:pPr>
+          </w:p>
+        </w:tc>
+      </w:tr>
+    </w:tbl>
+    <w:p>
+      <w:pPr>
+        <w:pStyle w:val="Heading3"/>
+        <w:rPr>
+          <w:rFonts w:hint="eastAsia"/>
+        </w:rPr>
+      </w:pPr>
+      <w:r>
+        <w:t>Reference</w:t>
+      </w:r>
+    </w:p>
+    <w:tbl>
+      <w:tblPr>
+        <w:tblStyle w:val="TableGrid"/>
+        <w:tblW w:w="0" w:type="auto"/>
+        <w:tblLook w:val="04A0"/>
+      </w:tblPr>
+      <w:tblGrid>
+        <w:gridCol w:w="4261"/>
+        <w:gridCol w:w="4261"/>
+      </w:tblGrid>
+      <w:tr>
+        <w:tc>
+          <w:tcPr>
+            <w:tcW w:w="4261" w:type="dxa"/>
+          </w:tcPr>
+          <w:p>
+            <w:pPr>
+              <w:rPr>
+                <w:rFonts w:hint="eastAsia"/>
+              </w:rPr>
+            </w:pPr>
+            <w:r>
+              <w:rPr>
+                <w:rFonts w:hint="eastAsia"/>
+              </w:rPr>
+              <w:t>子标题</w:t>
+            </w:r>
+          </w:p>
+        </w:tc>
+        <w:tc>
+          <w:tcPr>
+            <w:tcW w:w="4261" w:type="dxa"/>
+          </w:tcPr>
+          <w:p>
+            <w:pPr>
+              <w:rPr>
+                <w:rFonts w:hint="eastAsia"/>
+              </w:rPr>
+            </w:pPr>
+            <w:r>
+              <w:rPr>
+                <w:rFonts w:hint="eastAsia"/>
+              </w:rPr>
+              <w:t>包含内容</w:t>
+            </w:r>
+          </w:p>
+        </w:tc>
+      </w:tr>
+      <w:tr>
+        <w:tc>
+          <w:tcPr>
+            <w:tcW w:w="4261" w:type="dxa"/>
+          </w:tcPr>
+          <w:p>
+            <w:pPr>
+              <w:rPr>
+                <w:rFonts w:hint="eastAsia"/>
+              </w:rPr>
+            </w:pPr>
+            <w:r>
+              <w:rPr>
+                <w:rFonts w:hint="eastAsia"/>
+              </w:rPr>
+              <w:t>匹配符</w:t>
+            </w:r>
+          </w:p>
+        </w:tc>
+        <w:tc>
+          <w:tcPr>
+            <w:tcW w:w="4261" w:type="dxa"/>
+          </w:tcPr>
+          <w:p>
+            <w:pPr>
+              <w:rPr>
+                <w:rFonts w:hint="eastAsia"/>
+              </w:rPr>
+            </w:pPr>
+          </w:p>
+        </w:tc>
+      </w:tr>
+      <w:tr>
+        <w:tc>
+          <w:tcPr>
+            <w:tcW w:w="4261" w:type="dxa"/>
+          </w:tcPr>
+          <w:p>
+            <w:pPr>
+              <w:rPr>
+                <w:rFonts w:hint="eastAsia"/>
+              </w:rPr>
+            </w:pPr>
+            <w:r>
+              <w:rPr>
+                <w:rFonts w:hint="eastAsia"/>
+              </w:rPr>
+              <w:t>更新符</w:t>
+            </w:r>
+            <w:r>
+              <w:rPr>
+                <w:rFonts w:hint="eastAsia"/>
+              </w:rPr>
+              <w:t xml:space="preserve"> </w:t>
+            </w:r>
+          </w:p>
+        </w:tc>
+        <w:tc>
+          <w:tcPr>
+            <w:tcW w:w="4261" w:type="dxa"/>
+          </w:tcPr>
+          <w:p>
+            <w:pPr>
+              <w:rPr>
+                <w:rFonts w:hint="eastAsia"/>
+              </w:rPr>
+            </w:pPr>
+          </w:p>
+        </w:tc>
+      </w:tr>
+      <w:tr>
+        <w:tc>
+          <w:tcPr>
+            <w:tcW w:w="4261" w:type="dxa"/>
+          </w:tcPr>
+          <w:p>
+            <w:pPr>
+              <w:rPr>
+                <w:rFonts w:hint="eastAsia"/>
+              </w:rPr>
+            </w:pPr>
+            <w:r>
+              <w:rPr>
+                <w:rFonts w:hint="eastAsia"/>
+              </w:rPr>
+              <w:t>选择符</w:t>
+            </w:r>
+          </w:p>
+        </w:tc>
+        <w:tc>
+          <w:tcPr>
+            <w:tcW w:w="4261" w:type="dxa"/>
+          </w:tcPr>
+          <w:p>
+            <w:pPr>
+              <w:rPr>
+                <w:rFonts w:hint="eastAsia"/>
+              </w:rPr>
+            </w:pPr>
+          </w:p>
+        </w:tc>
+      </w:tr>
+      <w:tr>
+        <w:tc>
+          <w:tcPr>
+            <w:tcW w:w="4261" w:type="dxa"/>
+          </w:tcPr>
+          <w:p>
+            <w:pPr>
+              <w:rPr>
+                <w:rFonts w:hint="eastAsia"/>
+              </w:rPr>
+            </w:pPr>
+            <w:r>
+              <w:rPr>
+                <w:rFonts w:hint="eastAsia"/>
+              </w:rPr>
+              <w:t>聚集符</w:t>
+            </w:r>
+          </w:p>
+        </w:tc>
+        <w:tc>
+          <w:tcPr>
+            <w:tcW w:w="4261" w:type="dxa"/>
+          </w:tcPr>
+          <w:p>
+            <w:pPr>
+              <w:rPr>
+                <w:rFonts w:hint="eastAsia"/>
+              </w:rPr>
+            </w:pPr>
+          </w:p>
+        </w:tc>
+      </w:tr>
+      <w:tr>
+        <w:tc>
+          <w:tcPr>
+            <w:tcW w:w="4261" w:type="dxa"/>
+          </w:tcPr>
+          <w:p>
+            <w:pPr>
+              <w:rPr>
+                <w:rFonts w:hint="eastAsia"/>
+              </w:rPr>
+            </w:pPr>
+            <w:proofErr w:type="spellStart"/>
+            <w:r>
+              <w:rPr>
+                <w:rFonts w:hint="eastAsia"/>
+              </w:rPr>
+              <w:t>sdb</w:t>
+            </w:r>
+            <w:proofErr w:type="spellEnd"/>
+            <w:r>
+              <w:rPr>
+                <w:rFonts w:hint="eastAsia"/>
+              </w:rPr>
+              <w:t xml:space="preserve"> shell</w:t>
+            </w:r>
+          </w:p>
+        </w:tc>
+        <w:tc>
+          <w:tcPr>
+            <w:tcW w:w="4261" w:type="dxa"/>
+          </w:tcPr>
+          <w:p>
+            <w:pPr>
+              <w:rPr>
+                <w:rFonts w:hint="eastAsia"/>
+              </w:rPr>
+            </w:pPr>
+          </w:p>
+        </w:tc>
+      </w:tr>
+      <w:tr>
+        <w:tc>
+          <w:tcPr>
+            <w:tcW w:w="4261" w:type="dxa"/>
+          </w:tcPr>
+          <w:p>
+            <w:pPr>
+              <w:rPr>
+                <w:rFonts w:hint="eastAsia"/>
+              </w:rPr>
+            </w:pPr>
+            <w:r>
+              <w:rPr>
+                <w:rFonts w:hint="eastAsia"/>
+              </w:rPr>
+              <w:t>SQL</w:t>
+            </w:r>
+          </w:p>
+        </w:tc>
+        <w:tc>
+          <w:tcPr>
+            <w:tcW w:w="4261" w:type="dxa"/>
+          </w:tcPr>
+          <w:p>
+            <w:pPr>
+              <w:rPr>
+                <w:rFonts w:hint="eastAsia"/>
+              </w:rPr>
+            </w:pPr>
+          </w:p>
+        </w:tc>
+      </w:tr>
+      <w:tr>
+        <w:tc>
+          <w:tcPr>
+            <w:tcW w:w="4261" w:type="dxa"/>
+          </w:tcPr>
+          <w:p>
+            <w:pPr>
+              <w:rPr>
+                <w:rFonts w:hint="eastAsia"/>
+              </w:rPr>
+            </w:pPr>
+            <w:r>
+              <w:rPr>
+                <w:rFonts w:hint="eastAsia"/>
+              </w:rPr>
+              <w:t xml:space="preserve">SQL To </w:t>
+            </w:r>
+            <w:proofErr w:type="spellStart"/>
+            <w:r>
+              <w:rPr>
+                <w:rFonts w:hint="eastAsia"/>
+              </w:rPr>
+              <w:t>SequoiaDB</w:t>
+            </w:r>
+            <w:proofErr w:type="spellEnd"/>
+            <w:r>
+              <w:rPr>
+                <w:rFonts w:hint="eastAsia"/>
+              </w:rPr>
+              <w:t xml:space="preserve"> Mapping Chart</w:t>
+            </w:r>
+          </w:p>
+        </w:tc>
+        <w:tc>
+          <w:tcPr>
+            <w:tcW w:w="4261" w:type="dxa"/>
+          </w:tcPr>
+          <w:p>
+            <w:pPr>
+              <w:rPr>
+                <w:rFonts w:hint="eastAsia"/>
+              </w:rPr>
+            </w:pPr>
+          </w:p>
+        </w:tc>
+      </w:tr>
+    </w:tbl>
+    <w:p>
+      <w:pPr>
+        <w:pStyle w:val="Heading3"/>
+        <w:rPr>
+          <w:rFonts w:hint="eastAsia"/>
+        </w:rPr>
+      </w:pPr>
+      <w:r>
+        <w:t>FAQ</w:t>
+      </w:r>
+    </w:p>
+    <w:tbl>
+      <w:tblPr>
+        <w:tblStyle w:val="TableGrid"/>
+        <w:tblW w:w="0" w:type="auto"/>
+        <w:tblLook w:val="04A0"/>
+      </w:tblPr>
+      <w:tblGrid>
+        <w:gridCol w:w="4261"/>
+        <w:gridCol w:w="4261"/>
+      </w:tblGrid>
+      <w:tr>
+        <w:tc>
+          <w:tcPr>
+            <w:tcW w:w="4261" w:type="dxa"/>
+          </w:tcPr>
+          <w:p>
+            <w:pPr>
+              <w:rPr>
+                <w:rFonts w:hint="eastAsia"/>
+              </w:rPr>
+            </w:pPr>
+            <w:r>
+              <w:rPr>
+                <w:rFonts w:hint="eastAsia"/>
+              </w:rPr>
+              <w:t>子标题</w:t>
+            </w:r>
+          </w:p>
+        </w:tc>
+        <w:tc>
+          <w:tcPr>
+            <w:tcW w:w="4261" w:type="dxa"/>
+          </w:tcPr>
+          <w:p>
+            <w:pPr>
+              <w:rPr>
+                <w:rFonts w:hint="eastAsia"/>
+              </w:rPr>
+            </w:pPr>
+            <w:r>
+              <w:rPr>
+                <w:rFonts w:hint="eastAsia"/>
+              </w:rPr>
+              <w:t>包含内容</w:t>
+            </w:r>
+          </w:p>
+        </w:tc>
+      </w:tr>
+    </w:tbl>
+    <w:p/>
+    <w:p>
+      <w:pPr>
+        <w:pStyle w:val="Heading2"/>
+      </w:pPr>
+      <w:r>
+        <w:rPr>
+          <w:rFonts w:hint="eastAsia"/>
+        </w:rPr>
+        <w:lastRenderedPageBreak/>
+        <w:t>其他</w:t>
+      </w:r>
+      <w:r>
+        <w:rPr>
+          <w:rFonts w:hint="eastAsia"/>
+        </w:rPr>
+        <w:t>索引</w:t>
+      </w:r>
+    </w:p>
+    <w:tbl>
+      <w:tblPr>
+        <w:tblStyle w:val="TableGrid"/>
+        <w:tblW w:w="0" w:type="auto"/>
+        <w:tblLook w:val="04A0"/>
+      </w:tblPr>
+      <w:tblGrid>
+        <w:gridCol w:w="4261"/>
+        <w:gridCol w:w="4261"/>
+      </w:tblGrid>
+      <w:tr>
+        <w:tc>
+          <w:tcPr>
+            <w:tcW w:w="4261" w:type="dxa"/>
+          </w:tcPr>
+          <w:p>
             <w:r>
               <w:rPr>
                 <w:rFonts w:hint="eastAsia"/>
@@ -1850,6 +7568,118 @@
               </w:rPr>
               <w:t>描述</w:t>
             </w:r>
+          </w:p>
+        </w:tc>
+      </w:tr>
+      <w:tr>
+        <w:tc>
+          <w:tcPr>
+            <w:tcW w:w="4261" w:type="dxa"/>
+          </w:tcPr>
+          <w:p>
+            <w:pPr>
+              <w:rPr>
+                <w:rFonts w:hint="eastAsia"/>
+              </w:rPr>
+            </w:pPr>
+            <w:r>
+              <w:rPr>
+                <w:rFonts w:hint="eastAsia"/>
+              </w:rPr>
+              <w:t>初次接触</w:t>
+            </w:r>
+            <w:proofErr w:type="spellStart"/>
+            <w:r>
+              <w:rPr>
+                <w:rFonts w:hint="eastAsia"/>
+              </w:rPr>
+              <w:t>SequoiaDB</w:t>
+            </w:r>
+            <w:proofErr w:type="spellEnd"/>
+          </w:p>
+        </w:tc>
+        <w:tc>
+          <w:tcPr>
+            <w:tcW w:w="4261" w:type="dxa"/>
+          </w:tcPr>
+          <w:p>
+            <w:pPr>
+              <w:rPr>
+                <w:rFonts w:hint="eastAsia"/>
+              </w:rPr>
+            </w:pPr>
+          </w:p>
+        </w:tc>
+      </w:tr>
+      <w:tr>
+        <w:tc>
+          <w:tcPr>
+            <w:tcW w:w="4261" w:type="dxa"/>
+          </w:tcPr>
+          <w:p>
+            <w:pPr>
+              <w:rPr>
+                <w:rFonts w:hint="eastAsia"/>
+              </w:rPr>
+            </w:pPr>
+            <w:r>
+              <w:rPr>
+                <w:rFonts w:hint="eastAsia"/>
+              </w:rPr>
+              <w:t>深入了解</w:t>
+            </w:r>
+            <w:proofErr w:type="spellStart"/>
+            <w:r>
+              <w:rPr>
+                <w:rFonts w:hint="eastAsia"/>
+              </w:rPr>
+              <w:t>SequoiaDB</w:t>
+            </w:r>
+            <w:proofErr w:type="spellEnd"/>
+          </w:p>
+        </w:tc>
+        <w:tc>
+          <w:tcPr>
+            <w:tcW w:w="4261" w:type="dxa"/>
+          </w:tcPr>
+          <w:p>
+            <w:pPr>
+              <w:rPr>
+                <w:rFonts w:hint="eastAsia"/>
+              </w:rPr>
+            </w:pPr>
+          </w:p>
+        </w:tc>
+      </w:tr>
+      <w:tr>
+        <w:tc>
+          <w:tcPr>
+            <w:tcW w:w="4261" w:type="dxa"/>
+          </w:tcPr>
+          <w:p>
+            <w:pPr>
+              <w:rPr>
+                <w:rFonts w:hint="eastAsia"/>
+              </w:rPr>
+            </w:pPr>
+            <w:r>
+              <w:rPr>
+                <w:rFonts w:hint="eastAsia"/>
+              </w:rPr>
+              <w:t>案例入口</w:t>
+            </w:r>
+          </w:p>
+        </w:tc>
+        <w:tc>
+          <w:tcPr>
+            <w:tcW w:w="4261" w:type="dxa"/>
+          </w:tcPr>
+          <w:p>
+            <w:pPr>
+              <w:rPr>
+                <w:rFonts w:hint="eastAsia"/>
+              </w:rPr>
+            </w:pPr>
           </w:p>
         </w:tc>
       </w:tr>
@@ -1934,12 +7764,14 @@
         </w:rPr>
         <w:t>统一</w:t>
       </w:r>
+      <w:proofErr w:type="spellStart"/>
       <w:r>
         <w:rPr>
           <w:rFonts w:hint="eastAsia"/>
         </w:rPr>
         <w:t>SequoiaDB</w:t>
       </w:r>
+      <w:proofErr w:type="spellEnd"/>
       <w:r>
         <w:rPr>
           <w:rFonts w:hint="eastAsia"/>
@@ -2294,12 +8126,14 @@
         </w:rPr>
         <w:t>操作流程统一使用</w:t>
       </w:r>
+      <w:proofErr w:type="spellStart"/>
       <w:r>
         <w:rPr>
           <w:rFonts w:hint="eastAsia"/>
         </w:rPr>
         <w:t>js</w:t>
       </w:r>
+      <w:proofErr w:type="spellEnd"/>
       <w:r>
         <w:rPr>
           <w:rFonts w:hint="eastAsia"/>
@@ -2354,6 +8188,7 @@
         <w:rPr>
           <w:rFonts w:hint="eastAsia"/>
         </w:rPr>
+        <w:lastRenderedPageBreak/>
         <w:t>接口类文档</w:t>
       </w:r>
     </w:p>
@@ -2825,7 +8660,6 @@
         <w:rPr>
           <w:rFonts w:hint="eastAsia"/>
         </w:rPr>
-        <w:lastRenderedPageBreak/>
         <w:t>其他</w:t>
       </w:r>
       <w:r>

--- a/internal_doc/09.规范模板/SequoiaDB_Manual_指导书_草稿.docx
+++ b/internal_doc/09.规范模板/SequoiaDB_Manual_指导书_草稿.docx
@@ -177,7 +177,7 @@
           <v:shape id="_x0000_i1025" type="#_x0000_t75" style="width:415pt;height:343.7pt" o:ole="">
             <v:imagedata r:id="rId5" o:title=""/>
           </v:shape>
-          <o:OLEObject Type="Embed" ProgID="Visio.Drawing.11" ShapeID="_x0000_i1025" DrawAspect="Content" ObjectID="_1489058525" r:id="rId6"/>
+          <o:OLEObject Type="Embed" ProgID="Visio.Drawing.11" ShapeID="_x0000_i1025" DrawAspect="Content" ObjectID="_1489218555" r:id="rId6"/>
         </w:object>
       </w:r>
     </w:p>
@@ -1080,11 +1080,6 @@
       </w:r>
     </w:p>
     <w:p>
-      <w:pPr>
-        <w:rPr>
-          <w:rFonts w:hint="eastAsia"/>
-        </w:rPr>
-      </w:pPr>
       <w:r>
         <w:rPr>
           <w:rFonts w:hint="eastAsia"/>
@@ -1104,19 +1099,10 @@
         <w:t>文章可能没有出现在菜单上，注意编写时不要漏掉。</w:t>
       </w:r>
     </w:p>
-    <w:p>
-      <w:pPr>
-        <w:rPr>
-          <w:rFonts w:hint="eastAsia"/>
-        </w:rPr>
-      </w:pPr>
-    </w:p>
+    <w:p/>
     <w:p>
       <w:pPr>
         <w:pStyle w:val="Heading3"/>
-        <w:rPr>
-          <w:rFonts w:hint="eastAsia"/>
-        </w:rPr>
       </w:pPr>
       <w:r>
         <w:rPr>
@@ -1223,12 +1209,10 @@
         </w:tc>
       </w:tr>
     </w:tbl>
+    <w:p/>
     <w:p>
       <w:pPr>
         <w:pStyle w:val="Heading3"/>
-        <w:rPr>
-          <w:rFonts w:hint="eastAsia"/>
-        </w:rPr>
       </w:pPr>
       <w:r>
         <w:rPr>
@@ -1276,6 +1260,198 @@
           </w:p>
         </w:tc>
       </w:tr>
+      <w:tr>
+        <w:tc>
+          <w:tcPr>
+            <w:tcW w:w="4261" w:type="dxa"/>
+          </w:tcPr>
+          <w:p>
+            <w:pPr>
+              <w:rPr>
+                <w:rFonts w:hint="eastAsia"/>
+              </w:rPr>
+            </w:pPr>
+            <w:r>
+              <w:rPr>
+                <w:rFonts w:hint="eastAsia"/>
+              </w:rPr>
+              <w:t>安装介质</w:t>
+            </w:r>
+          </w:p>
+        </w:tc>
+        <w:tc>
+          <w:tcPr>
+            <w:tcW w:w="4261" w:type="dxa"/>
+          </w:tcPr>
+          <w:p>
+            <w:pPr>
+              <w:rPr>
+                <w:rFonts w:hint="eastAsia"/>
+              </w:rPr>
+            </w:pPr>
+          </w:p>
+        </w:tc>
+      </w:tr>
+      <w:tr>
+        <w:tc>
+          <w:tcPr>
+            <w:tcW w:w="4261" w:type="dxa"/>
+          </w:tcPr>
+          <w:p>
+            <w:pPr>
+              <w:rPr>
+                <w:rFonts w:hint="eastAsia"/>
+              </w:rPr>
+            </w:pPr>
+            <w:r>
+              <w:rPr>
+                <w:rFonts w:hint="eastAsia"/>
+              </w:rPr>
+              <w:t>安装规划</w:t>
+            </w:r>
+          </w:p>
+        </w:tc>
+        <w:tc>
+          <w:tcPr>
+            <w:tcW w:w="4261" w:type="dxa"/>
+          </w:tcPr>
+          <w:p>
+            <w:pPr>
+              <w:rPr>
+                <w:rFonts w:hint="eastAsia"/>
+              </w:rPr>
+            </w:pPr>
+          </w:p>
+        </w:tc>
+      </w:tr>
+      <w:tr>
+        <w:tc>
+          <w:tcPr>
+            <w:tcW w:w="4261" w:type="dxa"/>
+          </w:tcPr>
+          <w:p>
+            <w:pPr>
+              <w:rPr>
+                <w:rFonts w:hint="eastAsia"/>
+              </w:rPr>
+            </w:pPr>
+            <w:r>
+              <w:rPr>
+                <w:rFonts w:hint="eastAsia"/>
+              </w:rPr>
+              <w:t>安装</w:t>
+            </w:r>
+          </w:p>
+        </w:tc>
+        <w:tc>
+          <w:tcPr>
+            <w:tcW w:w="4261" w:type="dxa"/>
+          </w:tcPr>
+          <w:p>
+            <w:pPr>
+              <w:rPr>
+                <w:rFonts w:hint="eastAsia"/>
+              </w:rPr>
+            </w:pPr>
+          </w:p>
+        </w:tc>
+      </w:tr>
+      <w:tr>
+        <w:tc>
+          <w:tcPr>
+            <w:tcW w:w="4261" w:type="dxa"/>
+          </w:tcPr>
+          <w:p>
+            <w:pPr>
+              <w:rPr>
+                <w:rFonts w:hint="eastAsia"/>
+              </w:rPr>
+            </w:pPr>
+            <w:r>
+              <w:rPr>
+                <w:rFonts w:hint="eastAsia"/>
+              </w:rPr>
+              <w:t>安装测试</w:t>
+            </w:r>
+          </w:p>
+        </w:tc>
+        <w:tc>
+          <w:tcPr>
+            <w:tcW w:w="4261" w:type="dxa"/>
+          </w:tcPr>
+          <w:p>
+            <w:pPr>
+              <w:rPr>
+                <w:rFonts w:hint="eastAsia"/>
+              </w:rPr>
+            </w:pPr>
+          </w:p>
+        </w:tc>
+      </w:tr>
+      <w:tr>
+        <w:tc>
+          <w:tcPr>
+            <w:tcW w:w="4261" w:type="dxa"/>
+          </w:tcPr>
+          <w:p>
+            <w:pPr>
+              <w:rPr>
+                <w:rFonts w:hint="eastAsia"/>
+              </w:rPr>
+            </w:pPr>
+            <w:r>
+              <w:rPr>
+                <w:rFonts w:hint="eastAsia"/>
+              </w:rPr>
+              <w:t>升级</w:t>
+            </w:r>
+          </w:p>
+        </w:tc>
+        <w:tc>
+          <w:tcPr>
+            <w:tcW w:w="4261" w:type="dxa"/>
+          </w:tcPr>
+          <w:p>
+            <w:pPr>
+              <w:rPr>
+                <w:rFonts w:hint="eastAsia"/>
+              </w:rPr>
+            </w:pPr>
+          </w:p>
+        </w:tc>
+      </w:tr>
+      <w:tr>
+        <w:tc>
+          <w:tcPr>
+            <w:tcW w:w="4261" w:type="dxa"/>
+          </w:tcPr>
+          <w:p>
+            <w:pPr>
+              <w:rPr>
+                <w:rFonts w:hint="eastAsia"/>
+              </w:rPr>
+            </w:pPr>
+            <w:r>
+              <w:rPr>
+                <w:rFonts w:hint="eastAsia"/>
+              </w:rPr>
+              <w:t>卸载</w:t>
+            </w:r>
+          </w:p>
+        </w:tc>
+        <w:tc>
+          <w:tcPr>
+            <w:tcW w:w="4261" w:type="dxa"/>
+          </w:tcPr>
+          <w:p>
+            <w:pPr>
+              <w:rPr>
+                <w:rFonts w:hint="eastAsia"/>
+              </w:rPr>
+            </w:pPr>
+          </w:p>
+        </w:tc>
+      </w:tr>
     </w:tbl>
     <w:p>
       <w:pPr>
@@ -1796,6 +1972,7 @@
         <w:rPr>
           <w:rFonts w:hint="eastAsia"/>
         </w:rPr>
+        <w:lastRenderedPageBreak/>
         <w:t>Data Model</w:t>
       </w:r>
     </w:p>
@@ -1891,7 +2068,6 @@
               <w:rPr>
                 <w:rFonts w:hint="eastAsia"/>
               </w:rPr>
-              <w:lastRenderedPageBreak/>
               <w:t xml:space="preserve">  </w:t>
             </w:r>
             <w:r>
@@ -1902,11 +2078,30 @@
             </w:r>
           </w:p>
           <w:p>
+            <w:pPr>
+              <w:rPr>
+                <w:rFonts w:hint="eastAsia"/>
+              </w:rPr>
+            </w:pPr>
             <w:r>
               <w:rPr>
                 <w:rFonts w:hint="eastAsia"/>
               </w:rPr>
               <w:t>Reference</w:t>
+            </w:r>
+          </w:p>
+          <w:p>
+            <w:r>
+              <w:rPr>
+                <w:rFonts w:hint="eastAsia"/>
+              </w:rPr>
+              <w:t xml:space="preserve">  bson</w:t>
+            </w:r>
+            <w:r>
+              <w:rPr>
+                <w:rFonts w:hint="eastAsia"/>
+              </w:rPr>
+              <w:t>官网</w:t>
             </w:r>
           </w:p>
           <w:p>
@@ -2275,6 +2470,65 @@
               </w:rPr>
               <w:t xml:space="preserve">  flags</w:t>
             </w:r>
+          </w:p>
+          <w:p>
+            <w:r>
+              <w:rPr>
+                <w:rFonts w:hint="eastAsia"/>
+              </w:rPr>
+              <w:t xml:space="preserve">  hint</w:t>
+            </w:r>
+          </w:p>
+          <w:p>
+            <w:r>
+              <w:rPr>
+                <w:rFonts w:hint="eastAsia"/>
+              </w:rPr>
+              <w:t>Reference</w:t>
+            </w:r>
+          </w:p>
+          <w:p>
+            <w:r>
+              <w:rPr>
+                <w:rFonts w:hint="eastAsia"/>
+              </w:rPr>
+              <w:t xml:space="preserve">  </w:t>
+            </w:r>
+            <w:r>
+              <w:rPr>
+                <w:rFonts w:hint="eastAsia"/>
+              </w:rPr>
+              <w:t>匹配符</w:t>
+            </w:r>
+          </w:p>
+          <w:p>
+            <w:r>
+              <w:rPr>
+                <w:rFonts w:hint="eastAsia"/>
+              </w:rPr>
+              <w:t xml:space="preserve">  </w:t>
+            </w:r>
+            <w:r>
+              <w:rPr>
+                <w:rFonts w:hint="eastAsia"/>
+              </w:rPr>
+              <w:t>选择符</w:t>
+            </w:r>
+          </w:p>
+          <w:p>
+            <w:r>
+              <w:rPr>
+                <w:rFonts w:hint="eastAsia"/>
+              </w:rPr>
+              <w:lastRenderedPageBreak/>
+              <w:t xml:space="preserve">  </w:t>
+            </w:r>
+            <w:r>
+              <w:rPr>
+                <w:rFonts w:hint="eastAsia"/>
+              </w:rPr>
+              <w:t>驱动接口</w:t>
+            </w:r>
             <w:r>
               <w:rPr>
                 <w:rFonts w:hint="eastAsia"/>
@@ -2285,19 +2539,130 @@
               <w:rPr>
                 <w:rFonts w:hint="eastAsia"/>
               </w:rPr>
-              <w:t>如果除</w:t>
-            </w:r>
-            <w:r>
-              <w:rPr>
-                <w:rFonts w:hint="eastAsia"/>
-              </w:rPr>
-              <w:t>query one</w:t>
-            </w:r>
-            <w:r>
-              <w:rPr>
-                <w:rFonts w:hint="eastAsia"/>
-              </w:rPr>
-              <w:t>外没有其他可以不写本内容</w:t>
+              <w:t>包括</w:t>
+            </w:r>
+            <w:r>
+              <w:rPr>
+                <w:rFonts w:hint="eastAsia"/>
+              </w:rPr>
+              <w:t>findOne)</w:t>
+            </w:r>
+          </w:p>
+          <w:p>
+            <w:r>
+              <w:rPr>
+                <w:rFonts w:hint="eastAsia"/>
+              </w:rPr>
+              <w:t xml:space="preserve">  </w:t>
+            </w:r>
+            <w:r>
+              <w:rPr>
+                <w:rFonts w:hint="eastAsia"/>
+              </w:rPr>
+              <w:t>cursor</w:t>
+            </w:r>
+            <w:r>
+              <w:rPr>
+                <w:rFonts w:hint="eastAsia"/>
+              </w:rPr>
+              <w:t>接口</w:t>
+            </w:r>
+          </w:p>
+        </w:tc>
+      </w:tr>
+      <w:tr>
+        <w:tc>
+          <w:tcPr>
+            <w:tcW w:w="4261" w:type="dxa"/>
+          </w:tcPr>
+          <w:p>
+            <w:r>
+              <w:rPr>
+                <w:rFonts w:hint="eastAsia"/>
+              </w:rPr>
+              <w:lastRenderedPageBreak/>
+              <w:t>update</w:t>
+            </w:r>
+          </w:p>
+        </w:tc>
+        <w:tc>
+          <w:tcPr>
+            <w:tcW w:w="4261" w:type="dxa"/>
+          </w:tcPr>
+          <w:p>
+            <w:r>
+              <w:rPr>
+                <w:rFonts w:hint="eastAsia"/>
+              </w:rPr>
+              <w:t>Introduction</w:t>
+            </w:r>
+          </w:p>
+          <w:p>
+            <w:r>
+              <w:rPr>
+                <w:rFonts w:hint="eastAsia"/>
+              </w:rPr>
+              <w:t xml:space="preserve">  over flow</w:t>
+            </w:r>
+          </w:p>
+          <w:p>
+            <w:r>
+              <w:rPr>
+                <w:rFonts w:hint="eastAsia"/>
+              </w:rPr>
+              <w:t>Tutorials</w:t>
+            </w:r>
+          </w:p>
+          <w:p>
+            <w:r>
+              <w:rPr>
+                <w:rFonts w:hint="eastAsia"/>
+              </w:rPr>
+              <w:t xml:space="preserve">  </w:t>
+            </w:r>
+            <w:r>
+              <w:rPr>
+                <w:rFonts w:hint="eastAsia"/>
+              </w:rPr>
+              <w:t>修改符</w:t>
+            </w:r>
+          </w:p>
+          <w:p>
+            <w:r>
+              <w:rPr>
+                <w:rFonts w:hint="eastAsia"/>
+              </w:rPr>
+              <w:t xml:space="preserve">  </w:t>
+            </w:r>
+            <w:r>
+              <w:rPr>
+                <w:rFonts w:hint="eastAsia"/>
+              </w:rPr>
+              <w:t>匹配符</w:t>
+            </w:r>
+            <w:r>
+              <w:rPr>
+                <w:rFonts w:hint="eastAsia"/>
+              </w:rPr>
+              <w:t>(</w:t>
+            </w:r>
+            <w:r>
+              <w:rPr>
+                <w:rFonts w:hint="eastAsia"/>
+              </w:rPr>
+              <w:t>可简单说明与</w:t>
+            </w:r>
+            <w:r>
+              <w:rPr>
+                <w:rFonts w:hint="eastAsia"/>
+              </w:rPr>
+              <w:t>query</w:t>
+            </w:r>
+            <w:r>
+              <w:rPr>
+                <w:rFonts w:hint="eastAsia"/>
+              </w:rPr>
+              <w:t>匹配符一致</w:t>
             </w:r>
             <w:r>
               <w:rPr>
@@ -2311,7 +2676,31 @@
               <w:rPr>
                 <w:rFonts w:hint="eastAsia"/>
               </w:rPr>
-              <w:t xml:space="preserve">  hint</w:t>
+              <w:t xml:space="preserve">  hint(</w:t>
+            </w:r>
+            <w:r>
+              <w:rPr>
+                <w:rFonts w:hint="eastAsia"/>
+              </w:rPr>
+              <w:t>可简单说明与</w:t>
+            </w:r>
+            <w:r>
+              <w:rPr>
+                <w:rFonts w:hint="eastAsia"/>
+              </w:rPr>
+              <w:t>query</w:t>
+            </w:r>
+            <w:r>
+              <w:rPr>
+                <w:rFonts w:hint="eastAsia"/>
+              </w:rPr>
+              <w:t>匹配符一致</w:t>
+            </w:r>
+            <w:r>
+              <w:rPr>
+                <w:rFonts w:hint="eastAsia"/>
+              </w:rPr>
+              <w:t>)</w:t>
             </w:r>
           </w:p>
           <w:p>
@@ -2333,7 +2722,7 @@
               <w:rPr>
                 <w:rFonts w:hint="eastAsia"/>
               </w:rPr>
-              <w:t>匹配符</w:t>
+              <w:t>修改符</w:t>
             </w:r>
           </w:p>
           <w:p>
@@ -2347,231 +2736,8 @@
               <w:rPr>
                 <w:rFonts w:hint="eastAsia"/>
               </w:rPr>
-              <w:t>选择符</w:t>
-            </w:r>
-          </w:p>
-          <w:p>
-            <w:r>
-              <w:rPr>
-                <w:rFonts w:hint="eastAsia"/>
-              </w:rPr>
-              <w:t xml:space="preserve">  </w:t>
-            </w:r>
-            <w:r>
-              <w:rPr>
-                <w:rFonts w:hint="eastAsia"/>
-              </w:rPr>
               <w:t>驱动接口</w:t>
             </w:r>
-            <w:r>
-              <w:rPr>
-                <w:rFonts w:hint="eastAsia"/>
-              </w:rPr>
-              <w:t>(</w:t>
-            </w:r>
-            <w:r>
-              <w:rPr>
-                <w:rFonts w:hint="eastAsia"/>
-              </w:rPr>
-              <w:t>包括</w:t>
-            </w:r>
-            <w:r>
-              <w:rPr>
-                <w:rFonts w:hint="eastAsia"/>
-              </w:rPr>
-              <w:t>findOne)</w:t>
-            </w:r>
-          </w:p>
-          <w:p>
-            <w:r>
-              <w:rPr>
-                <w:rFonts w:hint="eastAsia"/>
-              </w:rPr>
-              <w:t xml:space="preserve">  </w:t>
-            </w:r>
-            <w:r>
-              <w:rPr>
-                <w:rFonts w:hint="eastAsia"/>
-              </w:rPr>
-              <w:t>cursor</w:t>
-            </w:r>
-            <w:r>
-              <w:rPr>
-                <w:rFonts w:hint="eastAsia"/>
-              </w:rPr>
-              <w:t>接口</w:t>
-            </w:r>
-          </w:p>
-        </w:tc>
-      </w:tr>
-      <w:tr>
-        <w:tc>
-          <w:tcPr>
-            <w:tcW w:w="4261" w:type="dxa"/>
-          </w:tcPr>
-          <w:p>
-            <w:r>
-              <w:rPr>
-                <w:rFonts w:hint="eastAsia"/>
-              </w:rPr>
-              <w:t>update</w:t>
-            </w:r>
-          </w:p>
-        </w:tc>
-        <w:tc>
-          <w:tcPr>
-            <w:tcW w:w="4261" w:type="dxa"/>
-          </w:tcPr>
-          <w:p>
-            <w:r>
-              <w:rPr>
-                <w:rFonts w:hint="eastAsia"/>
-              </w:rPr>
-              <w:t>Introduction</w:t>
-            </w:r>
-          </w:p>
-          <w:p>
-            <w:r>
-              <w:rPr>
-                <w:rFonts w:hint="eastAsia"/>
-              </w:rPr>
-              <w:t xml:space="preserve">  over flow</w:t>
-            </w:r>
-          </w:p>
-          <w:p>
-            <w:r>
-              <w:rPr>
-                <w:rFonts w:hint="eastAsia"/>
-              </w:rPr>
-              <w:t>Tutorials</w:t>
-            </w:r>
-          </w:p>
-          <w:p>
-            <w:r>
-              <w:rPr>
-                <w:rFonts w:hint="eastAsia"/>
-              </w:rPr>
-              <w:t xml:space="preserve">  </w:t>
-            </w:r>
-            <w:r>
-              <w:rPr>
-                <w:rFonts w:hint="eastAsia"/>
-              </w:rPr>
-              <w:t>修改符</w:t>
-            </w:r>
-          </w:p>
-          <w:p>
-            <w:r>
-              <w:rPr>
-                <w:rFonts w:hint="eastAsia"/>
-              </w:rPr>
-              <w:t xml:space="preserve">  </w:t>
-            </w:r>
-            <w:r>
-              <w:rPr>
-                <w:rFonts w:hint="eastAsia"/>
-              </w:rPr>
-              <w:t>匹配符</w:t>
-            </w:r>
-            <w:r>
-              <w:rPr>
-                <w:rFonts w:hint="eastAsia"/>
-              </w:rPr>
-              <w:t>(</w:t>
-            </w:r>
-            <w:r>
-              <w:rPr>
-                <w:rFonts w:hint="eastAsia"/>
-              </w:rPr>
-              <w:t>可简单说明与</w:t>
-            </w:r>
-            <w:r>
-              <w:rPr>
-                <w:rFonts w:hint="eastAsia"/>
-              </w:rPr>
-              <w:t>query</w:t>
-            </w:r>
-            <w:r>
-              <w:rPr>
-                <w:rFonts w:hint="eastAsia"/>
-              </w:rPr>
-              <w:t>匹配符一致</w:t>
-            </w:r>
-            <w:r>
-              <w:rPr>
-                <w:rFonts w:hint="eastAsia"/>
-              </w:rPr>
-              <w:t>)</w:t>
-            </w:r>
-          </w:p>
-          <w:p>
-            <w:r>
-              <w:rPr>
-                <w:rFonts w:hint="eastAsia"/>
-              </w:rPr>
-              <w:lastRenderedPageBreak/>
-              <w:t xml:space="preserve">  hint(</w:t>
-            </w:r>
-            <w:r>
-              <w:rPr>
-                <w:rFonts w:hint="eastAsia"/>
-              </w:rPr>
-              <w:t>可简单说明与</w:t>
-            </w:r>
-            <w:r>
-              <w:rPr>
-                <w:rFonts w:hint="eastAsia"/>
-              </w:rPr>
-              <w:t>query</w:t>
-            </w:r>
-            <w:r>
-              <w:rPr>
-                <w:rFonts w:hint="eastAsia"/>
-              </w:rPr>
-              <w:t>匹配符一致</w:t>
-            </w:r>
-            <w:r>
-              <w:rPr>
-                <w:rFonts w:hint="eastAsia"/>
-              </w:rPr>
-              <w:t>)</w:t>
-            </w:r>
-          </w:p>
-          <w:p>
-            <w:r>
-              <w:rPr>
-                <w:rFonts w:hint="eastAsia"/>
-              </w:rPr>
-              <w:t>Reference</w:t>
-            </w:r>
-          </w:p>
-          <w:p>
-            <w:r>
-              <w:rPr>
-                <w:rFonts w:hint="eastAsia"/>
-              </w:rPr>
-              <w:t xml:space="preserve">  </w:t>
-            </w:r>
-            <w:r>
-              <w:rPr>
-                <w:rFonts w:hint="eastAsia"/>
-              </w:rPr>
-              <w:t>修改符</w:t>
-            </w:r>
-          </w:p>
-          <w:p>
-            <w:r>
-              <w:rPr>
-                <w:rFonts w:hint="eastAsia"/>
-              </w:rPr>
-              <w:t xml:space="preserve">  </w:t>
-            </w:r>
-            <w:r>
-              <w:rPr>
-                <w:rFonts w:hint="eastAsia"/>
-              </w:rPr>
-              <w:t>驱动接口</w:t>
-            </w:r>
           </w:p>
           <w:p>
             <w:r>
@@ -2593,7 +2759,6 @@
               <w:rPr>
                 <w:rFonts w:hint="eastAsia"/>
               </w:rPr>
-              <w:lastRenderedPageBreak/>
               <w:t>delete</w:t>
             </w:r>
           </w:p>
@@ -3046,6 +3211,7 @@
               <w:rPr>
                 <w:rFonts w:hint="eastAsia"/>
               </w:rPr>
+              <w:lastRenderedPageBreak/>
               <w:t xml:space="preserve">  </w:t>
             </w:r>
             <w:r>
@@ -3115,7 +3281,6 @@
         <w:pStyle w:val="Heading3"/>
       </w:pPr>
       <w:r>
-        <w:lastRenderedPageBreak/>
         <w:t>Replication</w:t>
       </w:r>
     </w:p>
@@ -3625,6 +3790,7 @@
               <w:rPr>
                 <w:rFonts w:hint="eastAsia"/>
               </w:rPr>
+              <w:lastRenderedPageBreak/>
               <w:t>Tutorials</w:t>
             </w:r>
           </w:p>
@@ -4198,6 +4364,7 @@
               <w:rPr>
                 <w:rFonts w:hint="eastAsia"/>
               </w:rPr>
+              <w:lastRenderedPageBreak/>
               <w:t>Tutorials</w:t>
             </w:r>
           </w:p>
@@ -4770,6 +4937,7 @@
               <w:rPr>
                 <w:rFonts w:hint="eastAsia"/>
               </w:rPr>
+              <w:lastRenderedPageBreak/>
               <w:t>catalog</w:t>
             </w:r>
             <w:r>
@@ -4821,6 +4989,7 @@
               <w:rPr>
                 <w:rFonts w:hint="eastAsia"/>
               </w:rPr>
+              <w:lastRenderedPageBreak/>
               <w:t>备份</w:t>
             </w:r>
           </w:p>
@@ -4842,7 +5011,6 @@
               <w:rPr>
                 <w:rFonts w:hint="eastAsia"/>
               </w:rPr>
-              <w:lastRenderedPageBreak/>
               <w:t>备份恢复</w:t>
             </w:r>
           </w:p>
@@ -4965,6 +5133,32 @@
                 <w:rFonts w:hint="eastAsia"/>
               </w:rPr>
               <w:t>OM WEB</w:t>
+            </w:r>
+          </w:p>
+        </w:tc>
+        <w:tc>
+          <w:tcPr>
+            <w:tcW w:w="4261" w:type="dxa"/>
+          </w:tcPr>
+          <w:p/>
+        </w:tc>
+      </w:tr>
+      <w:tr>
+        <w:tc>
+          <w:tcPr>
+            <w:tcW w:w="4261" w:type="dxa"/>
+          </w:tcPr>
+          <w:p>
+            <w:pPr>
+              <w:rPr>
+                <w:rFonts w:hint="eastAsia"/>
+              </w:rPr>
+            </w:pPr>
+            <w:r>
+              <w:rPr>
+                <w:rFonts w:hint="eastAsia"/>
+              </w:rPr>
+              <w:t>升级</w:t>
             </w:r>
           </w:p>
         </w:tc>
@@ -5392,6 +5586,7 @@
               <w:rPr>
                 <w:rFonts w:hint="eastAsia"/>
               </w:rPr>
+              <w:lastRenderedPageBreak/>
               <w:t>java</w:t>
             </w:r>
           </w:p>
@@ -5493,7 +5688,6 @@
         <w:pStyle w:val="Heading3"/>
       </w:pPr>
       <w:r>
-        <w:lastRenderedPageBreak/>
         <w:t>Reference</w:t>
       </w:r>
     </w:p>
@@ -5903,6 +6097,7 @@
         <w:rPr>
           <w:rFonts w:hint="eastAsia"/>
         </w:rPr>
+        <w:lastRenderedPageBreak/>
         <w:t>编写规范</w:t>
       </w:r>
     </w:p>
@@ -6611,6 +6806,7 @@
               <w:rPr>
                 <w:rFonts w:hint="eastAsia"/>
               </w:rPr>
+              <w:lastRenderedPageBreak/>
               <w:t>大类</w:t>
             </w:r>
           </w:p>

--- a/internal_doc/09.规范模板/SequoiaDB_Manual_指导书_草稿.docx
+++ b/internal_doc/09.规范模板/SequoiaDB_Manual_指导书_草稿.docx
@@ -6,11 +6,19 @@
       <w:pPr>
         <w:pStyle w:val="Title"/>
       </w:pPr>
-      <w:r>
-        <w:rPr>
-          <w:rFonts w:hint="eastAsia"/>
-        </w:rPr>
-        <w:t xml:space="preserve">SequoiaDB Manual </w:t>
+      <w:proofErr w:type="spellStart"/>
+      <w:r>
+        <w:rPr>
+          <w:rFonts w:hint="eastAsia"/>
+        </w:rPr>
+        <w:t>SequoiaDB</w:t>
+      </w:r>
+      <w:proofErr w:type="spellEnd"/>
+      <w:r>
+        <w:rPr>
+          <w:rFonts w:hint="eastAsia"/>
+        </w:rPr>
+        <w:t xml:space="preserve"> Manual </w:t>
       </w:r>
       <w:r>
         <w:rPr>
@@ -174,10 +182,10 @@
             <v:path o:extrusionok="f" gradientshapeok="t" o:connecttype="rect"/>
             <o:lock v:ext="edit" aspectratio="t"/>
           </v:shapetype>
-          <v:shape id="_x0000_i1025" type="#_x0000_t75" style="width:415pt;height:343.7pt" o:ole="">
+          <v:shape id="_x0000_i1025" type="#_x0000_t75" style="width:414.75pt;height:343.5pt" o:ole="">
             <v:imagedata r:id="rId5" o:title=""/>
           </v:shape>
-          <o:OLEObject Type="Embed" ProgID="Visio.Drawing.11" ShapeID="_x0000_i1025" DrawAspect="Content" ObjectID="_1489218555" r:id="rId6"/>
+          <o:OLEObject Type="Embed" ProgID="Visio.Drawing.11" ShapeID="_x0000_i1025" DrawAspect="Content" ObjectID="_1489493997" r:id="rId6"/>
         </w:object>
       </w:r>
     </w:p>
@@ -832,12 +840,14 @@
       </w:r>
     </w:p>
     <w:p>
+      <w:proofErr w:type="spellStart"/>
       <w:r>
         <w:rPr>
           <w:rFonts w:hint="eastAsia"/>
         </w:rPr>
         <w:t>SequoiaDB</w:t>
       </w:r>
+      <w:proofErr w:type="spellEnd"/>
       <w:r>
         <w:rPr>
           <w:rFonts w:hint="eastAsia"/>
@@ -846,12 +856,14 @@
       </w:r>
     </w:p>
     <w:p>
+      <w:proofErr w:type="spellStart"/>
       <w:r>
         <w:rPr>
           <w:rFonts w:hint="eastAsia"/>
         </w:rPr>
         <w:t>ReleaseNotes</w:t>
       </w:r>
+      <w:proofErr w:type="spellEnd"/>
     </w:p>
     <w:p>
       <w:r>
@@ -902,12 +914,14 @@
       </w:r>
     </w:p>
     <w:p>
+      <w:proofErr w:type="spellStart"/>
       <w:r>
         <w:rPr>
           <w:rFonts w:hint="eastAsia"/>
         </w:rPr>
         <w:t>Sharding</w:t>
       </w:r>
+      <w:proofErr w:type="spellEnd"/>
     </w:p>
     <w:p>
       <w:r>
@@ -1104,12 +1118,14 @@
       <w:pPr>
         <w:pStyle w:val="Heading3"/>
       </w:pPr>
+      <w:proofErr w:type="spellStart"/>
       <w:r>
         <w:rPr>
           <w:rFonts w:hint="eastAsia"/>
         </w:rPr>
         <w:t>SequoiaDB</w:t>
       </w:r>
+      <w:proofErr w:type="spellEnd"/>
       <w:r>
         <w:rPr>
           <w:rFonts w:hint="eastAsia"/>
@@ -1159,16 +1175,15 @@
     <w:p>
       <w:pPr>
         <w:pStyle w:val="Heading3"/>
-        <w:rPr>
-          <w:rFonts w:hint="eastAsia"/>
-        </w:rPr>
       </w:pPr>
+      <w:proofErr w:type="spellStart"/>
       <w:r>
         <w:rPr>
           <w:rFonts w:hint="eastAsia"/>
         </w:rPr>
         <w:t>ReleaseNotes</w:t>
       </w:r>
+      <w:proofErr w:type="spellEnd"/>
     </w:p>
     <w:tbl>
       <w:tblPr>
@@ -1266,11 +1281,6 @@
             <w:tcW w:w="4261" w:type="dxa"/>
           </w:tcPr>
           <w:p>
-            <w:pPr>
-              <w:rPr>
-                <w:rFonts w:hint="eastAsia"/>
-              </w:rPr>
-            </w:pPr>
             <w:r>
               <w:rPr>
                 <w:rFonts w:hint="eastAsia"/>
@@ -1283,26 +1293,15 @@
           <w:tcPr>
             <w:tcW w:w="4261" w:type="dxa"/>
           </w:tcPr>
-          <w:p>
-            <w:pPr>
-              <w:rPr>
-                <w:rFonts w:hint="eastAsia"/>
-              </w:rPr>
-            </w:pPr>
-          </w:p>
-        </w:tc>
-      </w:tr>
-      <w:tr>
-        <w:tc>
-          <w:tcPr>
-            <w:tcW w:w="4261" w:type="dxa"/>
-          </w:tcPr>
-          <w:p>
-            <w:pPr>
-              <w:rPr>
-                <w:rFonts w:hint="eastAsia"/>
-              </w:rPr>
-            </w:pPr>
+          <w:p/>
+        </w:tc>
+      </w:tr>
+      <w:tr>
+        <w:tc>
+          <w:tcPr>
+            <w:tcW w:w="4261" w:type="dxa"/>
+          </w:tcPr>
+          <w:p>
             <w:r>
               <w:rPr>
                 <w:rFonts w:hint="eastAsia"/>
@@ -1315,26 +1314,15 @@
           <w:tcPr>
             <w:tcW w:w="4261" w:type="dxa"/>
           </w:tcPr>
-          <w:p>
-            <w:pPr>
-              <w:rPr>
-                <w:rFonts w:hint="eastAsia"/>
-              </w:rPr>
-            </w:pPr>
-          </w:p>
-        </w:tc>
-      </w:tr>
-      <w:tr>
-        <w:tc>
-          <w:tcPr>
-            <w:tcW w:w="4261" w:type="dxa"/>
-          </w:tcPr>
-          <w:p>
-            <w:pPr>
-              <w:rPr>
-                <w:rFonts w:hint="eastAsia"/>
-              </w:rPr>
-            </w:pPr>
+          <w:p/>
+        </w:tc>
+      </w:tr>
+      <w:tr>
+        <w:tc>
+          <w:tcPr>
+            <w:tcW w:w="4261" w:type="dxa"/>
+          </w:tcPr>
+          <w:p>
             <w:r>
               <w:rPr>
                 <w:rFonts w:hint="eastAsia"/>
@@ -1347,26 +1335,15 @@
           <w:tcPr>
             <w:tcW w:w="4261" w:type="dxa"/>
           </w:tcPr>
-          <w:p>
-            <w:pPr>
-              <w:rPr>
-                <w:rFonts w:hint="eastAsia"/>
-              </w:rPr>
-            </w:pPr>
-          </w:p>
-        </w:tc>
-      </w:tr>
-      <w:tr>
-        <w:tc>
-          <w:tcPr>
-            <w:tcW w:w="4261" w:type="dxa"/>
-          </w:tcPr>
-          <w:p>
-            <w:pPr>
-              <w:rPr>
-                <w:rFonts w:hint="eastAsia"/>
-              </w:rPr>
-            </w:pPr>
+          <w:p/>
+        </w:tc>
+      </w:tr>
+      <w:tr>
+        <w:tc>
+          <w:tcPr>
+            <w:tcW w:w="4261" w:type="dxa"/>
+          </w:tcPr>
+          <w:p>
             <w:r>
               <w:rPr>
                 <w:rFonts w:hint="eastAsia"/>
@@ -1379,26 +1356,15 @@
           <w:tcPr>
             <w:tcW w:w="4261" w:type="dxa"/>
           </w:tcPr>
-          <w:p>
-            <w:pPr>
-              <w:rPr>
-                <w:rFonts w:hint="eastAsia"/>
-              </w:rPr>
-            </w:pPr>
-          </w:p>
-        </w:tc>
-      </w:tr>
-      <w:tr>
-        <w:tc>
-          <w:tcPr>
-            <w:tcW w:w="4261" w:type="dxa"/>
-          </w:tcPr>
-          <w:p>
-            <w:pPr>
-              <w:rPr>
-                <w:rFonts w:hint="eastAsia"/>
-              </w:rPr>
-            </w:pPr>
+          <w:p/>
+        </w:tc>
+      </w:tr>
+      <w:tr>
+        <w:tc>
+          <w:tcPr>
+            <w:tcW w:w="4261" w:type="dxa"/>
+          </w:tcPr>
+          <w:p>
             <w:r>
               <w:rPr>
                 <w:rFonts w:hint="eastAsia"/>
@@ -1411,26 +1377,15 @@
           <w:tcPr>
             <w:tcW w:w="4261" w:type="dxa"/>
           </w:tcPr>
-          <w:p>
-            <w:pPr>
-              <w:rPr>
-                <w:rFonts w:hint="eastAsia"/>
-              </w:rPr>
-            </w:pPr>
-          </w:p>
-        </w:tc>
-      </w:tr>
-      <w:tr>
-        <w:tc>
-          <w:tcPr>
-            <w:tcW w:w="4261" w:type="dxa"/>
-          </w:tcPr>
-          <w:p>
-            <w:pPr>
-              <w:rPr>
-                <w:rFonts w:hint="eastAsia"/>
-              </w:rPr>
-            </w:pPr>
+          <w:p/>
+        </w:tc>
+      </w:tr>
+      <w:tr>
+        <w:tc>
+          <w:tcPr>
+            <w:tcW w:w="4261" w:type="dxa"/>
+          </w:tcPr>
+          <w:p>
             <w:r>
               <w:rPr>
                 <w:rFonts w:hint="eastAsia"/>
@@ -1443,13 +1398,7 @@
           <w:tcPr>
             <w:tcW w:w="4261" w:type="dxa"/>
           </w:tcPr>
-          <w:p>
-            <w:pPr>
-              <w:rPr>
-                <w:rFonts w:hint="eastAsia"/>
-              </w:rPr>
-            </w:pPr>
-          </w:p>
+          <w:p/>
         </w:tc>
       </w:tr>
     </w:tbl>
@@ -1541,20 +1490,30 @@
               </w:rPr>
               <w:t>什么是</w:t>
             </w:r>
+            <w:proofErr w:type="spellStart"/>
             <w:r>
               <w:rPr>
                 <w:rFonts w:hint="eastAsia"/>
               </w:rPr>
               <w:t>cs</w:t>
             </w:r>
-          </w:p>
-          <w:p>
-            <w:r>
-              <w:rPr>
-                <w:rFonts w:hint="eastAsia"/>
-              </w:rPr>
-              <w:t xml:space="preserve">  cs</w:t>
-            </w:r>
+            <w:proofErr w:type="spellEnd"/>
+          </w:p>
+          <w:p>
+            <w:r>
+              <w:rPr>
+                <w:rFonts w:hint="eastAsia"/>
+              </w:rPr>
+              <w:t xml:space="preserve">  </w:t>
+            </w:r>
+            <w:proofErr w:type="spellStart"/>
+            <w:r>
+              <w:rPr>
+                <w:rFonts w:hint="eastAsia"/>
+              </w:rPr>
+              <w:t>cs</w:t>
+            </w:r>
+            <w:proofErr w:type="spellEnd"/>
             <w:r>
               <w:rPr>
                 <w:rFonts w:hint="eastAsia"/>
@@ -1575,12 +1534,14 @@
               </w:rPr>
               <w:t>数据页与</w:t>
             </w:r>
+            <w:proofErr w:type="spellStart"/>
             <w:r>
               <w:rPr>
                 <w:rFonts w:hint="eastAsia"/>
               </w:rPr>
               <w:t>cs</w:t>
             </w:r>
+            <w:proofErr w:type="spellEnd"/>
             <w:r>
               <w:rPr>
                 <w:rFonts w:hint="eastAsia"/>
@@ -1617,12 +1578,14 @@
               </w:rPr>
               <w:t xml:space="preserve">  </w:t>
             </w:r>
+            <w:proofErr w:type="spellStart"/>
             <w:r>
               <w:rPr>
                 <w:rFonts w:hint="eastAsia"/>
               </w:rPr>
               <w:t>cs</w:t>
             </w:r>
+            <w:proofErr w:type="spellEnd"/>
             <w:r>
               <w:rPr>
                 <w:rFonts w:hint="eastAsia"/>
@@ -1643,12 +1606,14 @@
               </w:rPr>
               <w:t>如何使用</w:t>
             </w:r>
+            <w:proofErr w:type="spellStart"/>
             <w:r>
               <w:rPr>
                 <w:rFonts w:hint="eastAsia"/>
               </w:rPr>
               <w:t>cs</w:t>
             </w:r>
+            <w:proofErr w:type="spellEnd"/>
             <w:r>
               <w:rPr>
                 <w:rFonts w:hint="eastAsia"/>
@@ -1669,8 +1634,16 @@
               <w:rPr>
                 <w:rFonts w:hint="eastAsia"/>
               </w:rPr>
-              <w:t xml:space="preserve">  cs</w:t>
-            </w:r>
+              <w:t xml:space="preserve">  </w:t>
+            </w:r>
+            <w:proofErr w:type="spellStart"/>
+            <w:r>
+              <w:rPr>
+                <w:rFonts w:hint="eastAsia"/>
+              </w:rPr>
+              <w:t>cs</w:t>
+            </w:r>
+            <w:proofErr w:type="spellEnd"/>
             <w:r>
               <w:rPr>
                 <w:rFonts w:hint="eastAsia"/>
@@ -1683,8 +1656,16 @@
               <w:rPr>
                 <w:rFonts w:hint="eastAsia"/>
               </w:rPr>
-              <w:t xml:space="preserve">  cs</w:t>
-            </w:r>
+              <w:t xml:space="preserve">  </w:t>
+            </w:r>
+            <w:proofErr w:type="spellStart"/>
+            <w:r>
+              <w:rPr>
+                <w:rFonts w:hint="eastAsia"/>
+              </w:rPr>
+              <w:t>cs</w:t>
+            </w:r>
+            <w:proofErr w:type="spellEnd"/>
             <w:r>
               <w:rPr>
                 <w:rFonts w:hint="eastAsia"/>
@@ -1709,8 +1690,16 @@
               <w:rPr>
                 <w:rFonts w:hint="eastAsia"/>
               </w:rPr>
-              <w:t xml:space="preserve">  cs</w:t>
-            </w:r>
+              <w:t xml:space="preserve">  </w:t>
+            </w:r>
+            <w:proofErr w:type="spellStart"/>
+            <w:r>
+              <w:rPr>
+                <w:rFonts w:hint="eastAsia"/>
+              </w:rPr>
+              <w:t>cs</w:t>
+            </w:r>
+            <w:proofErr w:type="spellEnd"/>
             <w:r>
               <w:rPr>
                 <w:rFonts w:hint="eastAsia"/>
@@ -1771,20 +1760,30 @@
               </w:rPr>
               <w:t>什么是</w:t>
             </w:r>
+            <w:proofErr w:type="spellStart"/>
             <w:r>
               <w:rPr>
                 <w:rFonts w:hint="eastAsia"/>
               </w:rPr>
               <w:t>cl</w:t>
             </w:r>
-          </w:p>
-          <w:p>
-            <w:r>
-              <w:rPr>
-                <w:rFonts w:hint="eastAsia"/>
-              </w:rPr>
-              <w:t xml:space="preserve">  cl</w:t>
-            </w:r>
+            <w:proofErr w:type="spellEnd"/>
+          </w:p>
+          <w:p>
+            <w:r>
+              <w:rPr>
+                <w:rFonts w:hint="eastAsia"/>
+              </w:rPr>
+              <w:t xml:space="preserve">  </w:t>
+            </w:r>
+            <w:proofErr w:type="spellStart"/>
+            <w:r>
+              <w:rPr>
+                <w:rFonts w:hint="eastAsia"/>
+              </w:rPr>
+              <w:t>cl</w:t>
+            </w:r>
+            <w:proofErr w:type="spellEnd"/>
             <w:r>
               <w:rPr>
                 <w:rFonts w:hint="eastAsia"/>
@@ -1821,11 +1820,19 @@
               </w:rPr>
               <w:t xml:space="preserve">  </w:t>
             </w:r>
-            <w:r>
-              <w:rPr>
-                <w:rFonts w:hint="eastAsia"/>
-              </w:rPr>
-              <w:t>crt, drop, get</w:t>
+            <w:proofErr w:type="spellStart"/>
+            <w:r>
+              <w:rPr>
+                <w:rFonts w:hint="eastAsia"/>
+              </w:rPr>
+              <w:t>crt</w:t>
+            </w:r>
+            <w:proofErr w:type="spellEnd"/>
+            <w:r>
+              <w:rPr>
+                <w:rFonts w:hint="eastAsia"/>
+              </w:rPr>
+              <w:t>, drop, get</w:t>
             </w:r>
           </w:p>
           <w:p>
@@ -1841,12 +1848,14 @@
               </w:rPr>
               <w:t>如何使用</w:t>
             </w:r>
+            <w:proofErr w:type="spellStart"/>
             <w:r>
               <w:rPr>
                 <w:rFonts w:hint="eastAsia"/>
               </w:rPr>
               <w:t>cl</w:t>
             </w:r>
+            <w:proofErr w:type="spellEnd"/>
             <w:r>
               <w:rPr>
                 <w:rFonts w:hint="eastAsia"/>
@@ -1869,12 +1878,14 @@
               </w:rPr>
               <w:t xml:space="preserve">  </w:t>
             </w:r>
-            <w:r>
-              <w:rPr>
-                <w:rFonts w:hint="eastAsia"/>
-              </w:rPr>
-              <w:t>cs</w:t>
-            </w:r>
+            <w:proofErr w:type="spellStart"/>
+            <w:r>
+              <w:rPr>
+                <w:rFonts w:hint="eastAsia"/>
+              </w:rPr>
+              <w:t>cl</w:t>
+            </w:r>
+            <w:proofErr w:type="spellEnd"/>
             <w:r>
               <w:rPr>
                 <w:rFonts w:hint="eastAsia"/>
@@ -1921,8 +1932,16 @@
               <w:rPr>
                 <w:rFonts w:hint="eastAsia"/>
               </w:rPr>
-              <w:t xml:space="preserve">  cl</w:t>
-            </w:r>
+              <w:t xml:space="preserve">  </w:t>
+            </w:r>
+            <w:proofErr w:type="spellStart"/>
+            <w:r>
+              <w:rPr>
+                <w:rFonts w:hint="eastAsia"/>
+              </w:rPr>
+              <w:t>cl</w:t>
+            </w:r>
+            <w:proofErr w:type="spellEnd"/>
             <w:r>
               <w:rPr>
                 <w:rFonts w:hint="eastAsia"/>
@@ -1941,24 +1960,28 @@
               </w:rPr>
               <w:t>如</w:t>
             </w:r>
+            <w:proofErr w:type="spellStart"/>
             <w:r>
               <w:rPr>
                 <w:rFonts w:hint="eastAsia"/>
               </w:rPr>
               <w:t>ShardingKey</w:t>
             </w:r>
+            <w:proofErr w:type="spellEnd"/>
             <w:r>
               <w:rPr>
                 <w:rFonts w:hint="eastAsia"/>
               </w:rPr>
               <w:t>可以连接到</w:t>
             </w:r>
+            <w:proofErr w:type="spellStart"/>
             <w:r>
               <w:rPr>
                 <w:rFonts w:hint="eastAsia"/>
               </w:rPr>
               <w:t>Sharding</w:t>
             </w:r>
+            <w:proofErr w:type="spellEnd"/>
           </w:p>
         </w:tc>
       </w:tr>
@@ -2038,8 +2061,16 @@
               <w:rPr>
                 <w:rFonts w:hint="eastAsia"/>
               </w:rPr>
-              <w:t xml:space="preserve">  bson</w:t>
-            </w:r>
+              <w:t xml:space="preserve">  </w:t>
+            </w:r>
+            <w:proofErr w:type="spellStart"/>
+            <w:r>
+              <w:rPr>
+                <w:rFonts w:hint="eastAsia"/>
+              </w:rPr>
+              <w:t>bson</w:t>
+            </w:r>
+            <w:proofErr w:type="spellEnd"/>
             <w:r>
               <w:rPr>
                 <w:rFonts w:hint="eastAsia"/>
@@ -2078,11 +2109,6 @@
             </w:r>
           </w:p>
           <w:p>
-            <w:pPr>
-              <w:rPr>
-                <w:rFonts w:hint="eastAsia"/>
-              </w:rPr>
-            </w:pPr>
             <w:r>
               <w:rPr>
                 <w:rFonts w:hint="eastAsia"/>
@@ -2095,8 +2121,16 @@
               <w:rPr>
                 <w:rFonts w:hint="eastAsia"/>
               </w:rPr>
-              <w:t xml:space="preserve">  bson</w:t>
-            </w:r>
+              <w:t xml:space="preserve">  </w:t>
+            </w:r>
+            <w:proofErr w:type="spellStart"/>
+            <w:r>
+              <w:rPr>
+                <w:rFonts w:hint="eastAsia"/>
+              </w:rPr>
+              <w:t>bson</w:t>
+            </w:r>
+            <w:proofErr w:type="spellEnd"/>
             <w:r>
               <w:rPr>
                 <w:rFonts w:hint="eastAsia"/>
@@ -2541,11 +2575,19 @@
               </w:rPr>
               <w:t>包括</w:t>
             </w:r>
-            <w:r>
-              <w:rPr>
-                <w:rFonts w:hint="eastAsia"/>
-              </w:rPr>
-              <w:t>findOne)</w:t>
+            <w:proofErr w:type="spellStart"/>
+            <w:r>
+              <w:rPr>
+                <w:rFonts w:hint="eastAsia"/>
+              </w:rPr>
+              <w:t>findOne</w:t>
+            </w:r>
+            <w:proofErr w:type="spellEnd"/>
+            <w:r>
+              <w:rPr>
+                <w:rFonts w:hint="eastAsia"/>
+              </w:rPr>
+              <w:t>)</w:t>
             </w:r>
           </w:p>
           <w:p>
@@ -3512,12 +3554,14 @@
               </w:rPr>
               <w:t>部署一个</w:t>
             </w:r>
+            <w:proofErr w:type="spellStart"/>
             <w:r>
               <w:rPr>
                 <w:rFonts w:hint="eastAsia"/>
               </w:rPr>
               <w:t>repl</w:t>
             </w:r>
+            <w:proofErr w:type="spellEnd"/>
           </w:p>
           <w:p>
             <w:r>
@@ -3624,12 +3668,14 @@
       <w:pPr>
         <w:pStyle w:val="Heading3"/>
       </w:pPr>
+      <w:proofErr w:type="spellStart"/>
       <w:r>
         <w:rPr>
           <w:rFonts w:hint="eastAsia"/>
         </w:rPr>
         <w:t>Sharding</w:t>
       </w:r>
+      <w:proofErr w:type="spellEnd"/>
     </w:p>
     <w:tbl>
       <w:tblPr>
@@ -3675,12 +3721,14 @@
             <w:tcW w:w="4261" w:type="dxa"/>
           </w:tcPr>
           <w:p>
+            <w:proofErr w:type="spellStart"/>
             <w:r>
               <w:rPr>
                 <w:rFonts w:hint="eastAsia"/>
               </w:rPr>
               <w:t>Sharding</w:t>
             </w:r>
+            <w:proofErr w:type="spellEnd"/>
           </w:p>
         </w:tc>
         <w:tc>
@@ -3728,8 +3776,16 @@
               <w:rPr>
                 <w:rFonts w:hint="eastAsia"/>
               </w:rPr>
-              <w:t xml:space="preserve">   ShardingKey</w:t>
-            </w:r>
+              <w:t xml:space="preserve">   </w:t>
+            </w:r>
+            <w:proofErr w:type="spellStart"/>
+            <w:r>
+              <w:rPr>
+                <w:rFonts w:hint="eastAsia"/>
+              </w:rPr>
+              <w:t>ShardingKey</w:t>
+            </w:r>
+            <w:proofErr w:type="spellEnd"/>
           </w:p>
           <w:p>
             <w:r>
@@ -3857,12 +3913,14 @@
               </w:rPr>
               <w:t>将普通</w:t>
             </w:r>
+            <w:proofErr w:type="spellStart"/>
             <w:r>
               <w:rPr>
                 <w:rFonts w:hint="eastAsia"/>
               </w:rPr>
               <w:t>cl</w:t>
             </w:r>
+            <w:proofErr w:type="spellEnd"/>
             <w:r>
               <w:rPr>
                 <w:rFonts w:hint="eastAsia"/>
@@ -3873,8 +3931,16 @@
               <w:rPr>
                 <w:rFonts w:hint="eastAsia"/>
               </w:rPr>
-              <w:t>shard cl</w:t>
-            </w:r>
+              <w:t xml:space="preserve">shard </w:t>
+            </w:r>
+            <w:proofErr w:type="spellStart"/>
+            <w:r>
+              <w:rPr>
+                <w:rFonts w:hint="eastAsia"/>
+              </w:rPr>
+              <w:t>cl</w:t>
+            </w:r>
+            <w:proofErr w:type="spellEnd"/>
           </w:p>
           <w:p>
             <w:r>
@@ -4065,12 +4131,14 @@
               </w:rPr>
               <w:t>挂载</w:t>
             </w:r>
+            <w:proofErr w:type="spellStart"/>
             <w:r>
               <w:rPr>
                 <w:rFonts w:hint="eastAsia"/>
               </w:rPr>
               <w:t>cs</w:t>
             </w:r>
+            <w:proofErr w:type="spellEnd"/>
           </w:p>
           <w:p>
             <w:r>
@@ -4646,8 +4714,16 @@
               <w:rPr>
                 <w:rFonts w:hint="eastAsia"/>
               </w:rPr>
-              <w:t xml:space="preserve">  pagesize</w:t>
-            </w:r>
+              <w:t xml:space="preserve">  </w:t>
+            </w:r>
+            <w:proofErr w:type="spellStart"/>
+            <w:r>
+              <w:rPr>
+                <w:rFonts w:hint="eastAsia"/>
+              </w:rPr>
+              <w:t>pagesize</w:t>
+            </w:r>
+            <w:proofErr w:type="spellEnd"/>
           </w:p>
           <w:p>
             <w:r>
@@ -4823,8 +4899,16 @@
               <w:rPr>
                 <w:rFonts w:hint="eastAsia"/>
               </w:rPr>
-              <w:t xml:space="preserve">  coord</w:t>
-            </w:r>
+              <w:t xml:space="preserve">  </w:t>
+            </w:r>
+            <w:proofErr w:type="spellStart"/>
+            <w:r>
+              <w:rPr>
+                <w:rFonts w:hint="eastAsia"/>
+              </w:rPr>
+              <w:t>coord</w:t>
+            </w:r>
+            <w:proofErr w:type="spellEnd"/>
             <w:r>
               <w:rPr>
                 <w:rFonts w:hint="eastAsia"/>
@@ -4956,12 +5040,14 @@
             </w:r>
           </w:p>
           <w:p>
+            <w:proofErr w:type="spellStart"/>
             <w:r>
               <w:rPr>
                 <w:rFonts w:hint="eastAsia"/>
               </w:rPr>
               <w:t>coord</w:t>
             </w:r>
+            <w:proofErr w:type="spellEnd"/>
             <w:r>
               <w:rPr>
                 <w:rFonts w:hint="eastAsia"/>
@@ -5041,12 +5127,14 @@
             <w:tcW w:w="4261" w:type="dxa"/>
           </w:tcPr>
           <w:p>
+            <w:proofErr w:type="spellStart"/>
             <w:r>
               <w:rPr>
                 <w:rFonts w:hint="eastAsia"/>
               </w:rPr>
               <w:t>coord</w:t>
             </w:r>
+            <w:proofErr w:type="spellEnd"/>
           </w:p>
           <w:p>
             <w:r>
@@ -5086,12 +5174,14 @@
             <w:tcW w:w="4261" w:type="dxa"/>
           </w:tcPr>
           <w:p>
+            <w:proofErr w:type="spellStart"/>
             <w:r>
               <w:rPr>
                 <w:rFonts w:hint="eastAsia"/>
               </w:rPr>
               <w:t>sdbcm</w:t>
             </w:r>
+            <w:proofErr w:type="spellEnd"/>
           </w:p>
         </w:tc>
         <w:tc>
@@ -5149,11 +5239,6 @@
             <w:tcW w:w="4261" w:type="dxa"/>
           </w:tcPr>
           <w:p>
-            <w:pPr>
-              <w:rPr>
-                <w:rFonts w:hint="eastAsia"/>
-              </w:rPr>
-            </w:pPr>
             <w:r>
               <w:rPr>
                 <w:rFonts w:hint="eastAsia"/>
@@ -5427,12 +5512,14 @@
             <w:tcW w:w="4261" w:type="dxa"/>
           </w:tcPr>
           <w:p>
+            <w:proofErr w:type="spellStart"/>
             <w:r>
               <w:rPr>
                 <w:rFonts w:hint="eastAsia"/>
               </w:rPr>
               <w:t>Hadoop</w:t>
             </w:r>
+            <w:proofErr w:type="spellEnd"/>
           </w:p>
         </w:tc>
         <w:tc>
@@ -5448,12 +5535,14 @@
             <w:tcW w:w="4261" w:type="dxa"/>
           </w:tcPr>
           <w:p>
+            <w:proofErr w:type="spellStart"/>
             <w:r>
               <w:rPr>
                 <w:rFonts w:hint="eastAsia"/>
               </w:rPr>
               <w:t>PostgreSQL</w:t>
             </w:r>
+            <w:proofErr w:type="spellEnd"/>
           </w:p>
         </w:tc>
         <w:tc>
@@ -5561,12 +5650,14 @@
             <w:tcW w:w="4261" w:type="dxa"/>
           </w:tcPr>
           <w:p>
+            <w:proofErr w:type="spellStart"/>
             <w:r>
               <w:rPr>
                 <w:rFonts w:hint="eastAsia"/>
               </w:rPr>
               <w:t>c++</w:t>
             </w:r>
+            <w:proofErr w:type="spellEnd"/>
           </w:p>
         </w:tc>
         <w:tc>
@@ -5604,12 +5695,14 @@
             <w:tcW w:w="4261" w:type="dxa"/>
           </w:tcPr>
           <w:p>
+            <w:proofErr w:type="spellStart"/>
             <w:r>
               <w:rPr>
                 <w:rFonts w:hint="eastAsia"/>
               </w:rPr>
               <w:t>php</w:t>
             </w:r>
+            <w:proofErr w:type="spellEnd"/>
           </w:p>
         </w:tc>
         <w:tc>
@@ -5825,11 +5918,19 @@
             <w:tcW w:w="4261" w:type="dxa"/>
           </w:tcPr>
           <w:p>
-            <w:r>
-              <w:rPr>
-                <w:rFonts w:hint="eastAsia"/>
-              </w:rPr>
-              <w:t>sdb shell</w:t>
+            <w:proofErr w:type="spellStart"/>
+            <w:r>
+              <w:rPr>
+                <w:rFonts w:hint="eastAsia"/>
+              </w:rPr>
+              <w:t>sdb</w:t>
+            </w:r>
+            <w:proofErr w:type="spellEnd"/>
+            <w:r>
+              <w:rPr>
+                <w:rFonts w:hint="eastAsia"/>
+              </w:rPr>
+              <w:t xml:space="preserve"> shell</w:t>
             </w:r>
           </w:p>
         </w:tc>
@@ -5871,7 +5972,21 @@
               <w:rPr>
                 <w:rFonts w:hint="eastAsia"/>
               </w:rPr>
-              <w:t>SQL To SequoiaDB Mapping Chart</w:t>
+              <w:t xml:space="preserve">SQL To </w:t>
+            </w:r>
+            <w:proofErr w:type="spellStart"/>
+            <w:r>
+              <w:rPr>
+                <w:rFonts w:hint="eastAsia"/>
+              </w:rPr>
+              <w:t>SequoiaDB</w:t>
+            </w:r>
+            <w:proofErr w:type="spellEnd"/>
+            <w:r>
+              <w:rPr>
+                <w:rFonts w:hint="eastAsia"/>
+              </w:rPr>
+              <w:t xml:space="preserve"> Mapping Chart</w:t>
             </w:r>
           </w:p>
         </w:tc>
@@ -5998,12 +6113,14 @@
               </w:rPr>
               <w:t>初次接触</w:t>
             </w:r>
+            <w:proofErr w:type="spellStart"/>
             <w:r>
               <w:rPr>
                 <w:rFonts w:hint="eastAsia"/>
               </w:rPr>
               <w:t>SequoiaDB</w:t>
             </w:r>
+            <w:proofErr w:type="spellEnd"/>
           </w:p>
         </w:tc>
         <w:tc>
@@ -6025,12 +6142,14 @@
               </w:rPr>
               <w:t>深入了解</w:t>
             </w:r>
+            <w:proofErr w:type="spellStart"/>
             <w:r>
               <w:rPr>
                 <w:rFonts w:hint="eastAsia"/>
               </w:rPr>
               <w:t>SequoiaDB</w:t>
             </w:r>
+            <w:proofErr w:type="spellEnd"/>
           </w:p>
         </w:tc>
         <w:tc>
@@ -6143,12 +6262,14 @@
         </w:rPr>
         <w:t>统一</w:t>
       </w:r>
+      <w:proofErr w:type="spellStart"/>
       <w:r>
         <w:rPr>
           <w:rFonts w:hint="eastAsia"/>
         </w:rPr>
         <w:t>SequoiaDB</w:t>
       </w:r>
+      <w:proofErr w:type="spellEnd"/>
       <w:r>
         <w:rPr>
           <w:rFonts w:hint="eastAsia"/>
@@ -6503,12 +6624,14 @@
         </w:rPr>
         <w:t>操作流程统一使用</w:t>
       </w:r>
+      <w:proofErr w:type="spellStart"/>
       <w:r>
         <w:rPr>
           <w:rFonts w:hint="eastAsia"/>
         </w:rPr>
         <w:t>js</w:t>
       </w:r>
+      <w:proofErr w:type="spellEnd"/>
       <w:r>
         <w:rPr>
           <w:rFonts w:hint="eastAsia"/>
